--- a/视频/对照文本/04-文本.docx
+++ b/视频/对照文本/04-文本.docx
@@ -61,12 +61,13 @@
         </w:tblBorders>
       </w:tblPr>
       <w:tblGrid>
-        <w:gridCol w:w="10540"/>
+        <w:gridCol w:w="5270"/>
+        <w:gridCol w:w="5270"/>
       </w:tblGrid>
       <w:tr>
         <w:tc>
           <w:tcPr>
-            <w:tcW w:type="dxa" w:w="10540"/>
+            <w:tcW w:type="dxa" w:w="5270"/>
           </w:tcPr>
           <w:p>
             <w:pPr>
@@ -80,7 +81,27 @@
                 <w:color w:val="F0F7F2"/>
                 <w:sz w:val="26"/>
               </w:rPr>
-              <w:t>Name two addresses</w:t>
+              <w:t>Name</w:t>
+            </w:r>
+          </w:p>
+        </w:tc>
+        <w:tc>
+          <w:tcPr>
+            <w:tcW w:type="dxa" w:w="5270"/>
+          </w:tcPr>
+          <w:p>
+            <w:pPr>
+              <w:spacing w:after="0"/>
+              <w:jc w:val="center"/>
+            </w:pPr>
+            <w:r>
+              <w:rPr>
+                <w:rFonts w:ascii="Calibri" w:hAnsi="Calibri" w:eastAsia="微软雅黑"/>
+                <w:b w:val="0"/>
+                <w:color w:val="F0F7F2"/>
+                <w:sz w:val="26"/>
+              </w:rPr>
+              <w:t>two addresses</w:t>
             </w:r>
           </w:p>
         </w:tc>
@@ -88,7 +109,7 @@
       <w:tr>
         <w:tc>
           <w:tcPr>
-            <w:tcW w:type="dxa" w:w="10540"/>
+            <w:tcW w:type="dxa" w:w="5270"/>
           </w:tcPr>
           <w:p>
             <w:pPr>
@@ -102,7 +123,27 @@
                 <w:color w:val="AAC4B6"/>
                 <w:sz w:val="21"/>
               </w:rPr>
-              <w:t>随便说出两个地址，</w:t>
+              <w:t>（随便）报出</w:t>
+            </w:r>
+          </w:p>
+        </w:tc>
+        <w:tc>
+          <w:tcPr>
+            <w:tcW w:type="dxa" w:w="5270"/>
+          </w:tcPr>
+          <w:p>
+            <w:pPr>
+              <w:spacing w:after="0"/>
+              <w:jc w:val="center"/>
+            </w:pPr>
+            <w:r>
+              <w:rPr>
+                <w:rFonts w:ascii="Calibri" w:hAnsi="Calibri" w:eastAsia="微软雅黑"/>
+                <w:b w:val="0"/>
+                <w:color w:val="AAC4B6"/>
+                <w:sz w:val="21"/>
+              </w:rPr>
+              <w:t>两个地址，</w:t>
             </w:r>
           </w:p>
         </w:tc>
@@ -216,7 +257,7 @@
                 <w:color w:val="AAC4B6"/>
                 <w:sz w:val="21"/>
               </w:rPr>
-              <w:t>伦敦的出租车司机就能</w:t>
+              <w:t>伦敦的出租车司机就</w:t>
             </w:r>
           </w:p>
         </w:tc>
@@ -229,6 +270,24 @@
               <w:spacing w:after="0"/>
               <w:jc w:val="center"/>
             </w:pPr>
+            <w:r>
+              <w:rPr>
+                <w:rFonts w:ascii="Calibri" w:hAnsi="Calibri" w:eastAsia="微软雅黑"/>
+                <w:b w:val="0"/>
+                <w:color w:val="AAC4B6"/>
+                <w:sz w:val="21"/>
+              </w:rPr>
+              <w:t>能</w:t>
+            </w:r>
+            <w:r>
+              <w:rPr>
+                <w:rFonts w:ascii="Calibri" w:hAnsi="Calibri" w:eastAsia="微软雅黑"/>
+                <w:b w:val="0"/>
+                <w:color w:val="AAC4B6"/>
+                <w:sz w:val="21"/>
+              </w:rPr>
+              <w:t xml:space="preserve"> </w:t>
+            </w:r>
             <w:r>
               <w:rPr>
                 <w:rFonts w:ascii="Calibri" w:hAnsi="Calibri" w:eastAsia="微软雅黑"/>
@@ -297,13 +356,14 @@
         </w:tblBorders>
       </w:tblPr>
       <w:tblGrid>
-        <w:gridCol w:w="5270"/>
-        <w:gridCol w:w="5270"/>
+        <w:gridCol w:w="3513"/>
+        <w:gridCol w:w="3513"/>
+        <w:gridCol w:w="3513"/>
       </w:tblGrid>
       <w:tr>
         <w:tc>
           <w:tcPr>
-            <w:tcW w:type="dxa" w:w="5270"/>
+            <w:tcW w:type="dxa" w:w="3513"/>
           </w:tcPr>
           <w:p>
             <w:pPr>
@@ -317,22 +377,13 @@
                 <w:color w:val="F0F7F2"/>
                 <w:sz w:val="26"/>
               </w:rPr>
-              <w:t xml:space="preserve">That </w:t>
-            </w:r>
-            <w:r>
-              <w:rPr>
-                <w:rFonts w:ascii="Calibri" w:hAnsi="Calibri" w:eastAsia="微软雅黑"/>
-                <w:b/>
-                <w:color w:val="38BDF8"/>
-                <w:sz w:val="26"/>
-              </w:rPr>
-              <w:t>prowess</w:t>
+              <w:t>That</w:t>
             </w:r>
           </w:p>
         </w:tc>
         <w:tc>
           <w:tcPr>
-            <w:tcW w:type="dxa" w:w="5270"/>
+            <w:tcW w:type="dxa" w:w="3513"/>
           </w:tcPr>
           <w:p>
             <w:pPr>
@@ -342,6 +393,26 @@
             <w:r>
               <w:rPr>
                 <w:rFonts w:ascii="Calibri" w:hAnsi="Calibri" w:eastAsia="微软雅黑"/>
+                <w:b/>
+                <w:color w:val="38BDF8"/>
+                <w:sz w:val="26"/>
+              </w:rPr>
+              <w:t>prowess</w:t>
+            </w:r>
+          </w:p>
+        </w:tc>
+        <w:tc>
+          <w:tcPr>
+            <w:tcW w:type="dxa" w:w="3513"/>
+          </w:tcPr>
+          <w:p>
+            <w:pPr>
+              <w:spacing w:after="0"/>
+              <w:jc w:val="center"/>
+            </w:pPr>
+            <w:r>
+              <w:rPr>
+                <w:rFonts w:ascii="Calibri" w:hAnsi="Calibri" w:eastAsia="微软雅黑"/>
                 <w:b w:val="0"/>
                 <w:color w:val="F0F7F2"/>
                 <w:sz w:val="26"/>
@@ -372,7 +443,7 @@
       <w:tr>
         <w:tc>
           <w:tcPr>
-            <w:tcW w:type="dxa" w:w="5270"/>
+            <w:tcW w:type="dxa" w:w="3513"/>
           </w:tcPr>
           <w:p>
             <w:pPr>
@@ -388,29 +459,31 @@
               </w:rPr>
               <w:t>这份</w:t>
             </w:r>
-            <w:r>
-              <w:rPr>
-                <w:rFonts w:ascii="Calibri" w:hAnsi="Calibri" w:eastAsia="微软雅黑"/>
-                <w:b w:val="0"/>
-                <w:color w:val="AAC4B6"/>
-                <w:sz w:val="21"/>
-              </w:rPr>
-              <w:t xml:space="preserve"> </w:t>
-            </w:r>
-            <w:r>
-              <w:rPr>
-                <w:rFonts w:ascii="Calibri" w:hAnsi="Calibri" w:eastAsia="微软雅黑"/>
-                <w:b/>
-                <w:color w:val="38BDF8"/>
-                <w:sz w:val="21"/>
-              </w:rPr>
-              <w:t>本领</w:t>
-            </w:r>
           </w:p>
         </w:tc>
         <w:tc>
           <w:tcPr>
-            <w:tcW w:type="dxa" w:w="5270"/>
+            <w:tcW w:type="dxa" w:w="3513"/>
+          </w:tcPr>
+          <w:p>
+            <w:pPr>
+              <w:spacing w:after="0"/>
+              <w:jc w:val="center"/>
+            </w:pPr>
+            <w:r>
+              <w:rPr>
+                <w:rFonts w:ascii="Calibri" w:hAnsi="Calibri" w:eastAsia="微软雅黑"/>
+                <w:b/>
+                <w:color w:val="38BDF8"/>
+                <w:sz w:val="21"/>
+              </w:rPr>
+              <w:t>本领</w:t>
+            </w:r>
+          </w:p>
+        </w:tc>
+        <w:tc>
+          <w:tcPr>
+            <w:tcW w:type="dxa" w:w="3513"/>
           </w:tcPr>
           <w:p>
             <w:pPr>
@@ -474,12 +547,13 @@
         </w:tblBorders>
       </w:tblPr>
       <w:tblGrid>
-        <w:gridCol w:w="10540"/>
+        <w:gridCol w:w="5270"/>
+        <w:gridCol w:w="5270"/>
       </w:tblGrid>
       <w:tr>
         <w:tc>
           <w:tcPr>
-            <w:tcW w:type="dxa" w:w="10540"/>
+            <w:tcW w:type="dxa" w:w="5270"/>
           </w:tcPr>
           <w:p>
             <w:pPr>
@@ -493,7 +567,27 @@
                 <w:color w:val="F0F7F2"/>
                 <w:sz w:val="26"/>
               </w:rPr>
-              <w:t xml:space="preserve">To earn a </w:t>
+              <w:t>To earn</w:t>
+            </w:r>
+          </w:p>
+        </w:tc>
+        <w:tc>
+          <w:tcPr>
+            <w:tcW w:type="dxa" w:w="5270"/>
+          </w:tcPr>
+          <w:p>
+            <w:pPr>
+              <w:spacing w:after="0"/>
+              <w:jc w:val="center"/>
+            </w:pPr>
+            <w:r>
+              <w:rPr>
+                <w:rFonts w:ascii="Calibri" w:hAnsi="Calibri" w:eastAsia="微软雅黑"/>
+                <w:b w:val="0"/>
+                <w:color w:val="F0F7F2"/>
+                <w:sz w:val="26"/>
+              </w:rPr>
+              <w:t xml:space="preserve">a </w:t>
             </w:r>
             <w:r>
               <w:rPr>
@@ -519,7 +613,7 @@
       <w:tr>
         <w:tc>
           <w:tcPr>
-            <w:tcW w:type="dxa" w:w="10540"/>
+            <w:tcW w:type="dxa" w:w="5270"/>
           </w:tcPr>
           <w:p>
             <w:pPr>
@@ -535,15 +629,17 @@
               </w:rPr>
               <w:t>要拿到</w:t>
             </w:r>
-            <w:r>
-              <w:rPr>
-                <w:rFonts w:ascii="Calibri" w:hAnsi="Calibri" w:eastAsia="微软雅黑"/>
-                <w:b w:val="0"/>
-                <w:color w:val="AAC4B6"/>
-                <w:sz w:val="21"/>
-              </w:rPr>
-              <w:t xml:space="preserve"> </w:t>
-            </w:r>
+          </w:p>
+        </w:tc>
+        <w:tc>
+          <w:tcPr>
+            <w:tcW w:type="dxa" w:w="5270"/>
+          </w:tcPr>
+          <w:p>
+            <w:pPr>
+              <w:spacing w:after="0"/>
+              <w:jc w:val="center"/>
+            </w:pPr>
             <w:r>
               <w:rPr>
                 <w:rFonts w:ascii="Calibri" w:hAnsi="Calibri" w:eastAsia="微软雅黑"/>
@@ -582,14 +678,15 @@
         </w:tblBorders>
       </w:tblPr>
       <w:tblGrid>
-        <w:gridCol w:w="3513"/>
-        <w:gridCol w:w="3513"/>
-        <w:gridCol w:w="3513"/>
+        <w:gridCol w:w="2635"/>
+        <w:gridCol w:w="2635"/>
+        <w:gridCol w:w="2635"/>
+        <w:gridCol w:w="2635"/>
       </w:tblGrid>
       <w:tr>
         <w:tc>
           <w:tcPr>
-            <w:tcW w:type="dxa" w:w="3513"/>
+            <w:tcW w:type="dxa" w:w="2635"/>
           </w:tcPr>
           <w:p>
             <w:pPr>
@@ -605,20 +702,11 @@
               </w:rPr>
               <w:t>aspiring</w:t>
             </w:r>
-            <w:r>
-              <w:rPr>
-                <w:rFonts w:ascii="Calibri" w:hAnsi="Calibri" w:eastAsia="微软雅黑"/>
-                <w:b w:val="0"/>
-                <w:color w:val="F0F7F2"/>
-                <w:sz w:val="26"/>
-              </w:rPr>
-              <w:t xml:space="preserve"> drivers</w:t>
-            </w:r>
           </w:p>
         </w:tc>
         <w:tc>
           <w:tcPr>
-            <w:tcW w:type="dxa" w:w="3513"/>
+            <w:tcW w:type="dxa" w:w="2635"/>
           </w:tcPr>
           <w:p>
             <w:pPr>
@@ -632,22 +720,13 @@
                 <w:color w:val="F0F7F2"/>
                 <w:sz w:val="26"/>
               </w:rPr>
-              <w:t xml:space="preserve">must </w:t>
-            </w:r>
-            <w:r>
-              <w:rPr>
-                <w:rFonts w:ascii="Calibri" w:hAnsi="Calibri" w:eastAsia="微软雅黑"/>
-                <w:b/>
-                <w:color w:val="FB923C"/>
-                <w:sz w:val="26"/>
-              </w:rPr>
-              <w:t>conquer</w:t>
+              <w:t>drivers</w:t>
             </w:r>
           </w:p>
         </w:tc>
         <w:tc>
           <w:tcPr>
-            <w:tcW w:type="dxa" w:w="3513"/>
+            <w:tcW w:type="dxa" w:w="2635"/>
           </w:tcPr>
           <w:p>
             <w:pPr>
@@ -661,6 +740,35 @@
                 <w:color w:val="F0F7F2"/>
                 <w:sz w:val="26"/>
               </w:rPr>
+              <w:t xml:space="preserve">must </w:t>
+            </w:r>
+            <w:r>
+              <w:rPr>
+                <w:rFonts w:ascii="Calibri" w:hAnsi="Calibri" w:eastAsia="微软雅黑"/>
+                <w:b/>
+                <w:color w:val="FB923C"/>
+                <w:sz w:val="26"/>
+              </w:rPr>
+              <w:t>conquer</w:t>
+            </w:r>
+          </w:p>
+        </w:tc>
+        <w:tc>
+          <w:tcPr>
+            <w:tcW w:type="dxa" w:w="2635"/>
+          </w:tcPr>
+          <w:p>
+            <w:pPr>
+              <w:spacing w:after="0"/>
+              <w:jc w:val="center"/>
+            </w:pPr>
+            <w:r>
+              <w:rPr>
+                <w:rFonts w:ascii="Calibri" w:hAnsi="Calibri" w:eastAsia="微软雅黑"/>
+                <w:b w:val="0"/>
+                <w:color w:val="F0F7F2"/>
+                <w:sz w:val="26"/>
+              </w:rPr>
               <w:t>"the Knowledge",</w:t>
             </w:r>
           </w:p>
@@ -669,7 +777,7 @@
       <w:tr>
         <w:tc>
           <w:tcPr>
-            <w:tcW w:type="dxa" w:w="3513"/>
+            <w:tcW w:type="dxa" w:w="2635"/>
           </w:tcPr>
           <w:p>
             <w:pPr>
@@ -685,29 +793,11 @@
               </w:rPr>
               <w:t>立志入行的</w:t>
             </w:r>
-            <w:r>
-              <w:rPr>
-                <w:rFonts w:ascii="Calibri" w:hAnsi="Calibri" w:eastAsia="微软雅黑"/>
-                <w:b w:val="0"/>
-                <w:color w:val="AAC4B6"/>
-                <w:sz w:val="21"/>
-              </w:rPr>
-              <w:t xml:space="preserve"> </w:t>
-            </w:r>
-            <w:r>
-              <w:rPr>
-                <w:rFonts w:ascii="Calibri" w:hAnsi="Calibri" w:eastAsia="微软雅黑"/>
-                <w:b w:val="0"/>
-                <w:color w:val="AAC4B6"/>
-                <w:sz w:val="21"/>
-              </w:rPr>
-              <w:t>司机</w:t>
-            </w:r>
           </w:p>
         </w:tc>
         <w:tc>
           <w:tcPr>
-            <w:tcW w:type="dxa" w:w="3513"/>
+            <w:tcW w:type="dxa" w:w="2635"/>
           </w:tcPr>
           <w:p>
             <w:pPr>
@@ -721,31 +811,51 @@
                 <w:color w:val="AAC4B6"/>
                 <w:sz w:val="21"/>
               </w:rPr>
-              <w:t>必须</w:t>
-            </w:r>
-            <w:r>
-              <w:rPr>
-                <w:rFonts w:ascii="Calibri" w:hAnsi="Calibri" w:eastAsia="微软雅黑"/>
-                <w:b w:val="0"/>
-                <w:color w:val="AAC4B6"/>
-                <w:sz w:val="21"/>
-              </w:rPr>
-              <w:t xml:space="preserve"> </w:t>
-            </w:r>
-            <w:r>
-              <w:rPr>
-                <w:rFonts w:ascii="Calibri" w:hAnsi="Calibri" w:eastAsia="微软雅黑"/>
-                <w:b/>
-                <w:color w:val="FB923C"/>
-                <w:sz w:val="21"/>
-              </w:rPr>
-              <w:t>攻克</w:t>
+              <w:t>司机</w:t>
             </w:r>
           </w:p>
         </w:tc>
         <w:tc>
           <w:tcPr>
-            <w:tcW w:type="dxa" w:w="3513"/>
+            <w:tcW w:type="dxa" w:w="2635"/>
+          </w:tcPr>
+          <w:p>
+            <w:pPr>
+              <w:spacing w:after="0"/>
+              <w:jc w:val="center"/>
+            </w:pPr>
+            <w:r>
+              <w:rPr>
+                <w:rFonts w:ascii="Calibri" w:hAnsi="Calibri" w:eastAsia="微软雅黑"/>
+                <w:b w:val="0"/>
+                <w:color w:val="AAC4B6"/>
+                <w:sz w:val="21"/>
+              </w:rPr>
+              <w:t>必须</w:t>
+            </w:r>
+            <w:r>
+              <w:rPr>
+                <w:rFonts w:ascii="Calibri" w:hAnsi="Calibri" w:eastAsia="微软雅黑"/>
+                <w:b w:val="0"/>
+                <w:color w:val="AAC4B6"/>
+                <w:sz w:val="21"/>
+              </w:rPr>
+              <w:t xml:space="preserve"> </w:t>
+            </w:r>
+            <w:r>
+              <w:rPr>
+                <w:rFonts w:ascii="Calibri" w:hAnsi="Calibri" w:eastAsia="微软雅黑"/>
+                <w:b/>
+                <w:color w:val="FB923C"/>
+                <w:sz w:val="21"/>
+              </w:rPr>
+              <w:t>攻克</w:t>
+            </w:r>
+          </w:p>
+        </w:tc>
+        <w:tc>
+          <w:tcPr>
+            <w:tcW w:type="dxa" w:w="2635"/>
           </w:tcPr>
           <w:p>
             <w:pPr>
@@ -795,12 +905,14 @@
         </w:tblBorders>
       </w:tblPr>
       <w:tblGrid>
-        <w:gridCol w:w="10540"/>
+        <w:gridCol w:w="3513"/>
+        <w:gridCol w:w="3513"/>
+        <w:gridCol w:w="3513"/>
       </w:tblGrid>
       <w:tr>
         <w:tc>
           <w:tcPr>
-            <w:tcW w:type="dxa" w:w="10540"/>
+            <w:tcW w:type="dxa" w:w="3513"/>
           </w:tcPr>
           <w:p>
             <w:pPr>
@@ -814,8 +926,19 @@
                 <w:color w:val="F0F7F2"/>
                 <w:sz w:val="26"/>
               </w:rPr>
-              <w:t xml:space="preserve">an </w:t>
-            </w:r>
+              <w:t>an</w:t>
+            </w:r>
+          </w:p>
+        </w:tc>
+        <w:tc>
+          <w:tcPr>
+            <w:tcW w:type="dxa" w:w="3513"/>
+          </w:tcPr>
+          <w:p>
+            <w:pPr>
+              <w:spacing w:after="0"/>
+              <w:jc w:val="center"/>
+            </w:pPr>
             <w:r>
               <w:rPr>
                 <w:rFonts w:ascii="Calibri" w:hAnsi="Calibri" w:eastAsia="微软雅黑"/>
@@ -825,15 +948,17 @@
               </w:rPr>
               <w:t>arduous</w:t>
             </w:r>
-            <w:r>
-              <w:rPr>
-                <w:rFonts w:ascii="Calibri" w:hAnsi="Calibri" w:eastAsia="微软雅黑"/>
-                <w:b w:val="0"/>
-                <w:color w:val="F0F7F2"/>
-                <w:sz w:val="26"/>
-              </w:rPr>
-              <w:t xml:space="preserve"> </w:t>
-            </w:r>
+          </w:p>
+        </w:tc>
+        <w:tc>
+          <w:tcPr>
+            <w:tcW w:type="dxa" w:w="3513"/>
+          </w:tcPr>
+          <w:p>
+            <w:pPr>
+              <w:spacing w:after="0"/>
+              <w:jc w:val="center"/>
+            </w:pPr>
             <w:r>
               <w:rPr>
                 <w:rFonts w:ascii="Calibri" w:hAnsi="Calibri" w:eastAsia="微软雅黑"/>
@@ -849,7 +974,7 @@
       <w:tr>
         <w:tc>
           <w:tcPr>
-            <w:tcW w:type="dxa" w:w="10540"/>
+            <w:tcW w:type="dxa" w:w="3513"/>
           </w:tcPr>
           <w:p>
             <w:pPr>
@@ -865,15 +990,17 @@
               </w:rPr>
               <w:t>这是一场</w:t>
             </w:r>
-            <w:r>
-              <w:rPr>
-                <w:rFonts w:ascii="Calibri" w:hAnsi="Calibri" w:eastAsia="微软雅黑"/>
-                <w:b w:val="0"/>
-                <w:color w:val="AAC4B6"/>
-                <w:sz w:val="21"/>
-              </w:rPr>
-              <w:t xml:space="preserve"> </w:t>
-            </w:r>
+          </w:p>
+        </w:tc>
+        <w:tc>
+          <w:tcPr>
+            <w:tcW w:type="dxa" w:w="3513"/>
+          </w:tcPr>
+          <w:p>
+            <w:pPr>
+              <w:spacing w:after="0"/>
+              <w:jc w:val="center"/>
+            </w:pPr>
             <w:r>
               <w:rPr>
                 <w:rFonts w:ascii="Calibri" w:hAnsi="Calibri" w:eastAsia="微软雅黑"/>
@@ -883,15 +1010,17 @@
               </w:rPr>
               <w:t>艰巨的</w:t>
             </w:r>
-            <w:r>
-              <w:rPr>
-                <w:rFonts w:ascii="Calibri" w:hAnsi="Calibri" w:eastAsia="微软雅黑"/>
-                <w:b w:val="0"/>
-                <w:color w:val="AAC4B6"/>
-                <w:sz w:val="21"/>
-              </w:rPr>
-              <w:t xml:space="preserve"> </w:t>
-            </w:r>
+          </w:p>
+        </w:tc>
+        <w:tc>
+          <w:tcPr>
+            <w:tcW w:type="dxa" w:w="3513"/>
+          </w:tcPr>
+          <w:p>
+            <w:pPr>
+              <w:spacing w:after="0"/>
+              <w:jc w:val="center"/>
+            </w:pPr>
             <w:r>
               <w:rPr>
                 <w:rFonts w:ascii="Calibri" w:hAnsi="Calibri" w:eastAsia="微软雅黑"/>
@@ -1034,7 +1163,7 @@
                 <w:color w:val="AAC4B6"/>
                 <w:sz w:val="21"/>
               </w:rPr>
-              <w:t>都在查令十字周边6英里以内。</w:t>
+              <w:t>都在查令十字周边六英里以内。</w:t>
             </w:r>
           </w:p>
         </w:tc>
@@ -1075,14 +1204,15 @@
         </w:tblBorders>
       </w:tblPr>
       <w:tblGrid>
-        <w:gridCol w:w="3513"/>
-        <w:gridCol w:w="3513"/>
-        <w:gridCol w:w="3513"/>
+        <w:gridCol w:w="2635"/>
+        <w:gridCol w:w="2635"/>
+        <w:gridCol w:w="2635"/>
+        <w:gridCol w:w="2635"/>
       </w:tblGrid>
       <w:tr>
         <w:tc>
           <w:tcPr>
-            <w:tcW w:type="dxa" w:w="3513"/>
+            <w:tcW w:type="dxa" w:w="2635"/>
           </w:tcPr>
           <w:p>
             <w:pPr>
@@ -1102,7 +1232,7 @@
         </w:tc>
         <w:tc>
           <w:tcPr>
-            <w:tcW w:type="dxa" w:w="3513"/>
+            <w:tcW w:type="dxa" w:w="2635"/>
           </w:tcPr>
           <w:p>
             <w:pPr>
@@ -1122,7 +1252,7 @@
         </w:tc>
         <w:tc>
           <w:tcPr>
-            <w:tcW w:type="dxa" w:w="3513"/>
+            <w:tcW w:type="dxa" w:w="2635"/>
           </w:tcPr>
           <w:p>
             <w:pPr>
@@ -1136,7 +1266,27 @@
                 <w:color w:val="F0F7F2"/>
                 <w:sz w:val="26"/>
               </w:rPr>
-              <w:t>spend three to four years</w:t>
+              <w:t>spend</w:t>
+            </w:r>
+          </w:p>
+        </w:tc>
+        <w:tc>
+          <w:tcPr>
+            <w:tcW w:type="dxa" w:w="2635"/>
+          </w:tcPr>
+          <w:p>
+            <w:pPr>
+              <w:spacing w:after="0"/>
+              <w:jc w:val="center"/>
+            </w:pPr>
+            <w:r>
+              <w:rPr>
+                <w:rFonts w:ascii="Calibri" w:hAnsi="Calibri" w:eastAsia="微软雅黑"/>
+                <w:b w:val="0"/>
+                <w:color w:val="F0F7F2"/>
+                <w:sz w:val="26"/>
+              </w:rPr>
+              <w:t>three to four years</w:t>
             </w:r>
           </w:p>
         </w:tc>
@@ -1144,7 +1294,7 @@
       <w:tr>
         <w:tc>
           <w:tcPr>
-            <w:tcW w:type="dxa" w:w="3513"/>
+            <w:tcW w:type="dxa" w:w="2635"/>
           </w:tcPr>
           <w:p>
             <w:pPr>
@@ -1158,13 +1308,13 @@
                 <w:color w:val="FBBF24"/>
                 <w:sz w:val="21"/>
               </w:rPr>
-              <w:t>考生们</w:t>
+              <w:t>考生</w:t>
             </w:r>
           </w:p>
         </w:tc>
         <w:tc>
           <w:tcPr>
-            <w:tcW w:type="dxa" w:w="3513"/>
+            <w:tcW w:type="dxa" w:w="2635"/>
           </w:tcPr>
           <w:p>
             <w:pPr>
@@ -1184,7 +1334,7 @@
         </w:tc>
         <w:tc>
           <w:tcPr>
-            <w:tcW w:type="dxa" w:w="3513"/>
+            <w:tcW w:type="dxa" w:w="2635"/>
           </w:tcPr>
           <w:p>
             <w:pPr>
@@ -1198,7 +1348,27 @@
                 <w:color w:val="AAC4B6"/>
                 <w:sz w:val="21"/>
               </w:rPr>
-              <w:t>要花三到四年</w:t>
+              <w:t>要花</w:t>
+            </w:r>
+          </w:p>
+        </w:tc>
+        <w:tc>
+          <w:tcPr>
+            <w:tcW w:type="dxa" w:w="2635"/>
+          </w:tcPr>
+          <w:p>
+            <w:pPr>
+              <w:spacing w:after="0"/>
+              <w:jc w:val="center"/>
+            </w:pPr>
+            <w:r>
+              <w:rPr>
+                <w:rFonts w:ascii="Calibri" w:hAnsi="Calibri" w:eastAsia="微软雅黑"/>
+                <w:b w:val="0"/>
+                <w:color w:val="AAC4B6"/>
+                <w:sz w:val="21"/>
+              </w:rPr>
+              <w:t>三到四年</w:t>
             </w:r>
           </w:p>
         </w:tc>
@@ -1378,12 +1548,14 @@
         </w:tblBorders>
       </w:tblPr>
       <w:tblGrid>
-        <w:gridCol w:w="10540"/>
+        <w:gridCol w:w="3513"/>
+        <w:gridCol w:w="3513"/>
+        <w:gridCol w:w="3513"/>
       </w:tblGrid>
       <w:tr>
         <w:tc>
           <w:tcPr>
-            <w:tcW w:type="dxa" w:w="10540"/>
+            <w:tcW w:type="dxa" w:w="3513"/>
           </w:tcPr>
           <w:p>
             <w:pPr>
@@ -1397,8 +1569,39 @@
                 <w:color w:val="F0F7F2"/>
                 <w:sz w:val="26"/>
               </w:rPr>
-              <w:t xml:space="preserve">and only about half </w:t>
-            </w:r>
+              <w:t>and</w:t>
+            </w:r>
+          </w:p>
+        </w:tc>
+        <w:tc>
+          <w:tcPr>
+            <w:tcW w:type="dxa" w:w="3513"/>
+          </w:tcPr>
+          <w:p>
+            <w:pPr>
+              <w:spacing w:after="0"/>
+              <w:jc w:val="center"/>
+            </w:pPr>
+            <w:r>
+              <w:rPr>
+                <w:rFonts w:ascii="Calibri" w:hAnsi="Calibri" w:eastAsia="微软雅黑"/>
+                <w:b w:val="0"/>
+                <w:color w:val="F0F7F2"/>
+                <w:sz w:val="26"/>
+              </w:rPr>
+              <w:t>only about half</w:t>
+            </w:r>
+          </w:p>
+        </w:tc>
+        <w:tc>
+          <w:tcPr>
+            <w:tcW w:type="dxa" w:w="3513"/>
+          </w:tcPr>
+          <w:p>
+            <w:pPr>
+              <w:spacing w:after="0"/>
+              <w:jc w:val="center"/>
+            </w:pPr>
             <w:r>
               <w:rPr>
                 <w:rFonts w:ascii="Calibri" w:hAnsi="Calibri" w:eastAsia="微软雅黑"/>
@@ -1423,7 +1626,7 @@
       <w:tr>
         <w:tc>
           <w:tcPr>
-            <w:tcW w:type="dxa" w:w="10540"/>
+            <w:tcW w:type="dxa" w:w="3513"/>
           </w:tcPr>
           <w:p>
             <w:pPr>
@@ -1437,8 +1640,19 @@
                 <w:color w:val="AAC4B6"/>
                 <w:sz w:val="21"/>
               </w:rPr>
-              <w:t>而最终</w:t>
-            </w:r>
+              <w:t>而</w:t>
+            </w:r>
+          </w:p>
+        </w:tc>
+        <w:tc>
+          <w:tcPr>
+            <w:tcW w:type="dxa" w:w="3513"/>
+          </w:tcPr>
+          <w:p>
+            <w:pPr>
+              <w:spacing w:after="0"/>
+              <w:jc w:val="center"/>
+            </w:pPr>
             <w:r>
               <w:rPr>
                 <w:rFonts w:ascii="Calibri" w:hAnsi="Calibri" w:eastAsia="微软雅黑"/>
@@ -1446,8 +1660,19 @@
                 <w:color w:val="AAC4B6"/>
                 <w:sz w:val="21"/>
               </w:rPr>
-              <w:t xml:space="preserve"> </w:t>
-            </w:r>
+              <w:t>只有大约一半的人</w:t>
+            </w:r>
+          </w:p>
+        </w:tc>
+        <w:tc>
+          <w:tcPr>
+            <w:tcW w:type="dxa" w:w="3513"/>
+          </w:tcPr>
+          <w:p>
+            <w:pPr>
+              <w:spacing w:after="0"/>
+              <w:jc w:val="center"/>
+            </w:pPr>
             <w:r>
               <w:rPr>
                 <w:rFonts w:ascii="Calibri" w:hAnsi="Calibri" w:eastAsia="微软雅黑"/>
@@ -1464,16 +1689,7 @@
                 <w:color w:val="AAC4B6"/>
                 <w:sz w:val="21"/>
               </w:rPr>
-              <w:t xml:space="preserve"> </w:t>
-            </w:r>
-            <w:r>
-              <w:rPr>
-                <w:rFonts w:ascii="Calibri" w:hAnsi="Calibri" w:eastAsia="微软雅黑"/>
-                <w:b w:val="0"/>
-                <w:color w:val="AAC4B6"/>
-                <w:sz w:val="21"/>
-              </w:rPr>
-              <w:t>的只有大约一半。</w:t>
+              <w:t>。</w:t>
             </w:r>
           </w:p>
         </w:tc>
@@ -1501,14 +1717,12 @@
         </w:tblBorders>
       </w:tblPr>
       <w:tblGrid>
-        <w:gridCol w:w="3513"/>
-        <w:gridCol w:w="3513"/>
-        <w:gridCol w:w="3513"/>
+        <w:gridCol w:w="10540"/>
       </w:tblGrid>
       <w:tr>
         <w:tc>
           <w:tcPr>
-            <w:tcW w:type="dxa" w:w="3513"/>
+            <w:tcW w:type="dxa" w:w="10540"/>
           </w:tcPr>
           <w:p>
             <w:pPr>
@@ -1522,13 +1736,15 @@
                 <w:color w:val="F0F7F2"/>
                 <w:sz w:val="26"/>
               </w:rPr>
-              <w:t>A study</w:t>
+              <w:t>A study published in PNAS in April 2000</w:t>
             </w:r>
           </w:p>
         </w:tc>
+      </w:tr>
+      <w:tr>
         <w:tc>
           <w:tcPr>
-            <w:tcW w:type="dxa" w:w="3513"/>
+            <w:tcW w:type="dxa" w:w="10540"/>
           </w:tcPr>
           <w:p>
             <w:pPr>
@@ -1539,16 +1755,40 @@
               <w:rPr>
                 <w:rFonts w:ascii="Calibri" w:hAnsi="Calibri" w:eastAsia="微软雅黑"/>
                 <w:b w:val="0"/>
-                <w:color w:val="F0F7F2"/>
-                <w:sz w:val="26"/>
-              </w:rPr>
-              <w:t>published in PNAS</w:t>
+                <w:color w:val="AAC4B6"/>
+                <w:sz w:val="21"/>
+              </w:rPr>
+              <w:t>2000年4月发表于《美国国家科学院院刊》的一项研究</w:t>
             </w:r>
           </w:p>
         </w:tc>
+      </w:tr>
+    </w:tbl>
+    <w:tbl>
+      <w:tblPr>
+        <w:tblW w:type="auto" w:w="0"/>
+        <w:jc w:val="center"/>
+        <w:tblLayout w:type="autofit"/>
+        <w:tblLook w:firstColumn="1" w:firstRow="1" w:lastColumn="0" w:lastRow="0" w:noHBand="0" w:noVBand="1" w:val="04A0"/>
+        <w:tblBorders>
+          <w:top w:val="nil"/>
+          <w:left w:val="nil"/>
+          <w:bottom w:val="nil"/>
+          <w:right w:val="nil"/>
+          <w:insideH w:val="nil"/>
+          <w:insideV w:val="nil"/>
+        </w:tblBorders>
+      </w:tblPr>
+      <w:tblGrid>
+        <w:gridCol w:w="2635"/>
+        <w:gridCol w:w="2635"/>
+        <w:gridCol w:w="2635"/>
+        <w:gridCol w:w="2635"/>
+      </w:tblGrid>
+      <w:tr>
         <w:tc>
           <w:tcPr>
-            <w:tcW w:type="dxa" w:w="3513"/>
+            <w:tcW w:type="dxa" w:w="2635"/>
           </w:tcPr>
           <w:p>
             <w:pPr>
@@ -1558,11 +1798,71 @@
             <w:r>
               <w:rPr>
                 <w:rFonts w:ascii="Calibri" w:hAnsi="Calibri" w:eastAsia="微软雅黑"/>
+                <w:b/>
+                <w:color w:val="FB923C"/>
+                <w:sz w:val="26"/>
+              </w:rPr>
+              <w:t>scanned</w:t>
+            </w:r>
+          </w:p>
+        </w:tc>
+        <w:tc>
+          <w:tcPr>
+            <w:tcW w:type="dxa" w:w="2635"/>
+          </w:tcPr>
+          <w:p>
+            <w:pPr>
+              <w:spacing w:after="0"/>
+              <w:jc w:val="center"/>
+            </w:pPr>
+            <w:r>
+              <w:rPr>
+                <w:rFonts w:ascii="Calibri" w:hAnsi="Calibri" w:eastAsia="微软雅黑"/>
                 <w:b w:val="0"/>
                 <w:color w:val="F0F7F2"/>
                 <w:sz w:val="26"/>
               </w:rPr>
-              <w:t>in April 2000</w:t>
+              <w:t>16 male cabbies</w:t>
+            </w:r>
+          </w:p>
+        </w:tc>
+        <w:tc>
+          <w:tcPr>
+            <w:tcW w:type="dxa" w:w="2635"/>
+          </w:tcPr>
+          <w:p>
+            <w:pPr>
+              <w:spacing w:after="0"/>
+              <w:jc w:val="center"/>
+            </w:pPr>
+            <w:r>
+              <w:rPr>
+                <w:rFonts w:ascii="Calibri" w:hAnsi="Calibri" w:eastAsia="微软雅黑"/>
+                <w:b w:val="0"/>
+                <w:color w:val="F0F7F2"/>
+                <w:sz w:val="26"/>
+              </w:rPr>
+              <w:t>and</w:t>
+            </w:r>
+          </w:p>
+        </w:tc>
+        <w:tc>
+          <w:tcPr>
+            <w:tcW w:type="dxa" w:w="2635"/>
+          </w:tcPr>
+          <w:p>
+            <w:pPr>
+              <w:spacing w:after="0"/>
+              <w:jc w:val="center"/>
+            </w:pPr>
+            <w:r>
+              <w:rPr>
+                <w:rFonts w:ascii="Calibri" w:hAnsi="Calibri" w:eastAsia="微软雅黑"/>
+                <w:b w:val="0"/>
+                <w:color w:val="F0F7F2"/>
+                <w:sz w:val="26"/>
+              </w:rPr>
+              <w:t>50 other men.</w:t>
             </w:r>
           </w:p>
         </w:tc>
@@ -1570,7 +1870,7 @@
       <w:tr>
         <w:tc>
           <w:tcPr>
-            <w:tcW w:type="dxa" w:w="3513"/>
+            <w:tcW w:type="dxa" w:w="2635"/>
           </w:tcPr>
           <w:p>
             <w:pPr>
@@ -1580,17 +1880,17 @@
             <w:r>
               <w:rPr>
                 <w:rFonts w:ascii="Calibri" w:hAnsi="Calibri" w:eastAsia="微软雅黑"/>
-                <w:b w:val="0"/>
-                <w:color w:val="AAC4B6"/>
+                <w:b/>
+                <w:color w:val="FB923C"/>
                 <w:sz w:val="21"/>
               </w:rPr>
-              <w:t>一项研究</w:t>
+              <w:t>扫描了</w:t>
             </w:r>
           </w:p>
         </w:tc>
         <w:tc>
           <w:tcPr>
-            <w:tcW w:type="dxa" w:w="3513"/>
+            <w:tcW w:type="dxa" w:w="2635"/>
           </w:tcPr>
           <w:p>
             <w:pPr>
@@ -1604,13 +1904,13 @@
                 <w:color w:val="AAC4B6"/>
                 <w:sz w:val="21"/>
               </w:rPr>
-              <w:t>发表于《美国国家科学院院刊》</w:t>
+              <w:t>16名男性出租车司机</w:t>
             </w:r>
           </w:p>
         </w:tc>
         <w:tc>
           <w:tcPr>
-            <w:tcW w:type="dxa" w:w="3513"/>
+            <w:tcW w:type="dxa" w:w="2635"/>
           </w:tcPr>
           <w:p>
             <w:pPr>
@@ -1624,12 +1924,37 @@
                 <w:color w:val="AAC4B6"/>
                 <w:sz w:val="21"/>
               </w:rPr>
-              <w:t>（2000年4月），</w:t>
+              <w:t>和</w:t>
+            </w:r>
+          </w:p>
+        </w:tc>
+        <w:tc>
+          <w:tcPr>
+            <w:tcW w:type="dxa" w:w="2635"/>
+          </w:tcPr>
+          <w:p>
+            <w:pPr>
+              <w:spacing w:after="0"/>
+              <w:jc w:val="center"/>
+            </w:pPr>
+            <w:r>
+              <w:rPr>
+                <w:rFonts w:ascii="Calibri" w:hAnsi="Calibri" w:eastAsia="微软雅黑"/>
+                <w:b w:val="0"/>
+                <w:color w:val="AAC4B6"/>
+                <w:sz w:val="21"/>
+              </w:rPr>
+              <w:t>50名其他男性（的大脑）。</w:t>
             </w:r>
           </w:p>
         </w:tc>
       </w:tr>
     </w:tbl>
+    <w:p>
+      <w:pPr>
+        <w:spacing w:after="40"/>
+      </w:pPr>
+    </w:p>
     <w:tbl>
       <w:tblPr>
         <w:tblW w:type="auto" w:w="0"/>
@@ -1663,11 +1988,11 @@
             <w:r>
               <w:rPr>
                 <w:rFonts w:ascii="Calibri" w:hAnsi="Calibri" w:eastAsia="微软雅黑"/>
-                <w:b/>
-                <w:color w:val="FB923C"/>
+                <w:b w:val="0"/>
+                <w:color w:val="F0F7F2"/>
                 <w:sz w:val="26"/>
               </w:rPr>
-              <w:t>scanned</w:t>
+              <w:t>The hippocampus</w:t>
             </w:r>
           </w:p>
         </w:tc>
@@ -1687,7 +2012,7 @@
                 <w:color w:val="F0F7F2"/>
                 <w:sz w:val="26"/>
               </w:rPr>
-              <w:t>16 male cabbies</w:t>
+              <w:t>is a</w:t>
             </w:r>
           </w:p>
         </w:tc>
@@ -1707,7 +2032,7 @@
                 <w:color w:val="F0F7F2"/>
                 <w:sz w:val="26"/>
               </w:rPr>
-              <w:t>and 50 other men.</w:t>
+              <w:t>seahorse-shaped structure</w:t>
             </w:r>
           </w:p>
         </w:tc>
@@ -1725,29 +2050,11 @@
             <w:r>
               <w:rPr>
                 <w:rFonts w:ascii="Calibri" w:hAnsi="Calibri" w:eastAsia="微软雅黑"/>
-                <w:b/>
-                <w:color w:val="FB923C"/>
-                <w:sz w:val="21"/>
-              </w:rPr>
-              <w:t>扫描</w:t>
-            </w:r>
-            <w:r>
-              <w:rPr>
-                <w:rFonts w:ascii="Calibri" w:hAnsi="Calibri" w:eastAsia="微软雅黑"/>
                 <w:b w:val="0"/>
                 <w:color w:val="AAC4B6"/>
                 <w:sz w:val="21"/>
               </w:rPr>
-              <w:t xml:space="preserve"> </w:t>
-            </w:r>
-            <w:r>
-              <w:rPr>
-                <w:rFonts w:ascii="Calibri" w:hAnsi="Calibri" w:eastAsia="微软雅黑"/>
-                <w:b w:val="0"/>
-                <w:color w:val="AAC4B6"/>
-                <w:sz w:val="21"/>
-              </w:rPr>
-              <w:t>了</w:t>
+              <w:t>海马体</w:t>
             </w:r>
           </w:p>
         </w:tc>
@@ -1767,7 +2074,7 @@
                 <w:color w:val="AAC4B6"/>
                 <w:sz w:val="21"/>
               </w:rPr>
-              <w:t>16名男性出租车司机</w:t>
+              <w:t>是一个</w:t>
             </w:r>
           </w:p>
         </w:tc>
@@ -1787,116 +2094,7 @@
                 <w:color w:val="AAC4B6"/>
                 <w:sz w:val="21"/>
               </w:rPr>
-              <w:t>和50名其他男性（的大脑）。</w:t>
-            </w:r>
-          </w:p>
-        </w:tc>
-      </w:tr>
-    </w:tbl>
-    <w:p>
-      <w:pPr>
-        <w:spacing w:after="40"/>
-      </w:pPr>
-    </w:p>
-    <w:tbl>
-      <w:tblPr>
-        <w:tblW w:type="auto" w:w="0"/>
-        <w:jc w:val="center"/>
-        <w:tblLayout w:type="autofit"/>
-        <w:tblLook w:firstColumn="1" w:firstRow="1" w:lastColumn="0" w:lastRow="0" w:noHBand="0" w:noVBand="1" w:val="04A0"/>
-        <w:tblBorders>
-          <w:top w:val="nil"/>
-          <w:left w:val="nil"/>
-          <w:bottom w:val="nil"/>
-          <w:right w:val="nil"/>
-          <w:insideH w:val="nil"/>
-          <w:insideV w:val="nil"/>
-        </w:tblBorders>
-      </w:tblPr>
-      <w:tblGrid>
-        <w:gridCol w:w="5270"/>
-        <w:gridCol w:w="5270"/>
-      </w:tblGrid>
-      <w:tr>
-        <w:tc>
-          <w:tcPr>
-            <w:tcW w:type="dxa" w:w="5270"/>
-          </w:tcPr>
-          <w:p>
-            <w:pPr>
-              <w:spacing w:after="0"/>
-              <w:jc w:val="center"/>
-            </w:pPr>
-            <w:r>
-              <w:rPr>
-                <w:rFonts w:ascii="Calibri" w:hAnsi="Calibri" w:eastAsia="微软雅黑"/>
-                <w:b w:val="0"/>
-                <w:color w:val="F0F7F2"/>
-                <w:sz w:val="26"/>
-              </w:rPr>
-              <w:t>The hippocampus</w:t>
-            </w:r>
-          </w:p>
-        </w:tc>
-        <w:tc>
-          <w:tcPr>
-            <w:tcW w:type="dxa" w:w="5270"/>
-          </w:tcPr>
-          <w:p>
-            <w:pPr>
-              <w:spacing w:after="0"/>
-              <w:jc w:val="center"/>
-            </w:pPr>
-            <w:r>
-              <w:rPr>
-                <w:rFonts w:ascii="Calibri" w:hAnsi="Calibri" w:eastAsia="微软雅黑"/>
-                <w:b w:val="0"/>
-                <w:color w:val="F0F7F2"/>
-                <w:sz w:val="26"/>
-              </w:rPr>
-              <w:t>is a seahorse-shaped structure</w:t>
-            </w:r>
-          </w:p>
-        </w:tc>
-      </w:tr>
-      <w:tr>
-        <w:tc>
-          <w:tcPr>
-            <w:tcW w:type="dxa" w:w="5270"/>
-          </w:tcPr>
-          <w:p>
-            <w:pPr>
-              <w:spacing w:after="0"/>
-              <w:jc w:val="center"/>
-            </w:pPr>
-            <w:r>
-              <w:rPr>
-                <w:rFonts w:ascii="Calibri" w:hAnsi="Calibri" w:eastAsia="微软雅黑"/>
-                <w:b w:val="0"/>
-                <w:color w:val="AAC4B6"/>
-                <w:sz w:val="21"/>
-              </w:rPr>
-              <w:t>海马体</w:t>
-            </w:r>
-          </w:p>
-        </w:tc>
-        <w:tc>
-          <w:tcPr>
-            <w:tcW w:type="dxa" w:w="5270"/>
-          </w:tcPr>
-          <w:p>
-            <w:pPr>
-              <w:spacing w:after="0"/>
-              <w:jc w:val="center"/>
-            </w:pPr>
-            <w:r>
-              <w:rPr>
-                <w:rFonts w:ascii="Calibri" w:hAnsi="Calibri" w:eastAsia="微软雅黑"/>
-                <w:b w:val="0"/>
-                <w:color w:val="AAC4B6"/>
-                <w:sz w:val="21"/>
-              </w:rPr>
-              <w:t>是一个形似海马的结构，</w:t>
+              <w:t>形似海马的结构，</w:t>
             </w:r>
           </w:p>
         </w:tc>
@@ -2036,7 +2234,7 @@
                 <w:color w:val="AAC4B6"/>
                 <w:sz w:val="21"/>
               </w:rPr>
-              <w:t>都是</w:t>
+              <w:t>都</w:t>
             </w:r>
             <w:r>
               <w:rPr>
@@ -2054,7 +2252,7 @@
                 <w:color w:val="5EEAD4"/>
                 <w:sz w:val="21"/>
               </w:rPr>
-              <w:t>至关重要的</w:t>
+              <w:t>至关重要</w:t>
             </w:r>
             <w:r>
               <w:rPr>
@@ -2153,12 +2351,15 @@
         </w:tblBorders>
       </w:tblPr>
       <w:tblGrid>
-        <w:gridCol w:w="10540"/>
+        <w:gridCol w:w="2635"/>
+        <w:gridCol w:w="2635"/>
+        <w:gridCol w:w="2635"/>
+        <w:gridCol w:w="2635"/>
       </w:tblGrid>
       <w:tr>
         <w:tc>
           <w:tcPr>
-            <w:tcW w:type="dxa" w:w="10540"/>
+            <w:tcW w:type="dxa" w:w="2635"/>
           </w:tcPr>
           <w:p>
             <w:pPr>
@@ -2172,7 +2373,47 @@
                 <w:color w:val="F0F7F2"/>
                 <w:sz w:val="26"/>
               </w:rPr>
-              <w:t xml:space="preserve">its rear, or </w:t>
+              <w:t>its</w:t>
+            </w:r>
+          </w:p>
+        </w:tc>
+        <w:tc>
+          <w:tcPr>
+            <w:tcW w:type="dxa" w:w="2635"/>
+          </w:tcPr>
+          <w:p>
+            <w:pPr>
+              <w:spacing w:after="0"/>
+              <w:jc w:val="center"/>
+            </w:pPr>
+            <w:r>
+              <w:rPr>
+                <w:rFonts w:ascii="Calibri" w:hAnsi="Calibri" w:eastAsia="微软雅黑"/>
+                <w:b w:val="0"/>
+                <w:color w:val="F0F7F2"/>
+                <w:sz w:val="26"/>
+              </w:rPr>
+              <w:t>rear,</w:t>
+            </w:r>
+          </w:p>
+        </w:tc>
+        <w:tc>
+          <w:tcPr>
+            <w:tcW w:type="dxa" w:w="2635"/>
+          </w:tcPr>
+          <w:p>
+            <w:pPr>
+              <w:spacing w:after="0"/>
+              <w:jc w:val="center"/>
+            </w:pPr>
+            <w:r>
+              <w:rPr>
+                <w:rFonts w:ascii="Calibri" w:hAnsi="Calibri" w:eastAsia="微软雅黑"/>
+                <w:b w:val="0"/>
+                <w:color w:val="F0F7F2"/>
+                <w:sz w:val="26"/>
+              </w:rPr>
+              <w:t xml:space="preserve">or </w:t>
             </w:r>
             <w:r>
               <w:rPr>
@@ -2190,8 +2431,19 @@
                 <w:color w:val="F0F7F2"/>
                 <w:sz w:val="26"/>
               </w:rPr>
-              <w:t xml:space="preserve">, </w:t>
-            </w:r>
+              <w:t>,</w:t>
+            </w:r>
+          </w:p>
+        </w:tc>
+        <w:tc>
+          <w:tcPr>
+            <w:tcW w:type="dxa" w:w="2635"/>
+          </w:tcPr>
+          <w:p>
+            <w:pPr>
+              <w:spacing w:after="0"/>
+              <w:jc w:val="center"/>
+            </w:pPr>
             <w:r>
               <w:rPr>
                 <w:rFonts w:ascii="Calibri" w:hAnsi="Calibri" w:eastAsia="微软雅黑"/>
@@ -2207,7 +2459,7 @@
       <w:tr>
         <w:tc>
           <w:tcPr>
-            <w:tcW w:type="dxa" w:w="10540"/>
+            <w:tcW w:type="dxa" w:w="2635"/>
           </w:tcPr>
           <w:p>
             <w:pPr>
@@ -2221,8 +2473,19 @@
                 <w:color w:val="AAC4B6"/>
                 <w:sz w:val="21"/>
               </w:rPr>
-              <w:t>海马体靠后的（也就是</w:t>
-            </w:r>
+              <w:t>海马体</w:t>
+            </w:r>
+          </w:p>
+        </w:tc>
+        <w:tc>
+          <w:tcPr>
+            <w:tcW w:type="dxa" w:w="2635"/>
+          </w:tcPr>
+          <w:p>
+            <w:pPr>
+              <w:spacing w:after="0"/>
+              <w:jc w:val="center"/>
+            </w:pPr>
             <w:r>
               <w:rPr>
                 <w:rFonts w:ascii="Calibri" w:hAnsi="Calibri" w:eastAsia="微软雅黑"/>
@@ -2230,6 +2493,35 @@
                 <w:color w:val="AAC4B6"/>
                 <w:sz w:val="21"/>
               </w:rPr>
+              <w:t>靠后的，</w:t>
+            </w:r>
+          </w:p>
+        </w:tc>
+        <w:tc>
+          <w:tcPr>
+            <w:tcW w:type="dxa" w:w="2635"/>
+          </w:tcPr>
+          <w:p>
+            <w:pPr>
+              <w:spacing w:after="0"/>
+              <w:jc w:val="center"/>
+            </w:pPr>
+            <w:r>
+              <w:rPr>
+                <w:rFonts w:ascii="Calibri" w:hAnsi="Calibri" w:eastAsia="微软雅黑"/>
+                <w:b w:val="0"/>
+                <w:color w:val="AAC4B6"/>
+                <w:sz w:val="21"/>
+              </w:rPr>
+              <w:t>也就是</w:t>
+            </w:r>
+            <w:r>
+              <w:rPr>
+                <w:rFonts w:ascii="Calibri" w:hAnsi="Calibri" w:eastAsia="微软雅黑"/>
+                <w:b w:val="0"/>
+                <w:color w:val="AAC4B6"/>
+                <w:sz w:val="21"/>
+              </w:rPr>
               <w:t xml:space="preserve"> </w:t>
             </w:r>
             <w:r>
@@ -2241,15 +2533,17 @@
               </w:rPr>
               <w:t>后部的</w:t>
             </w:r>
-            <w:r>
-              <w:rPr>
-                <w:rFonts w:ascii="Calibri" w:hAnsi="Calibri" w:eastAsia="微软雅黑"/>
-                <w:b w:val="0"/>
-                <w:color w:val="AAC4B6"/>
-                <w:sz w:val="21"/>
-              </w:rPr>
-              <w:t>）</w:t>
-            </w:r>
+          </w:p>
+        </w:tc>
+        <w:tc>
+          <w:tcPr>
+            <w:tcW w:type="dxa" w:w="2635"/>
+          </w:tcPr>
+          <w:p>
+            <w:pPr>
+              <w:spacing w:after="0"/>
+              <w:jc w:val="center"/>
+            </w:pPr>
             <w:r>
               <w:rPr>
                 <w:rFonts w:ascii="Calibri" w:hAnsi="Calibri" w:eastAsia="微软雅黑"/>
@@ -2326,6 +2620,288 @@
         </w:tc>
       </w:tr>
     </w:tbl>
+    <w:tbl>
+      <w:tblPr>
+        <w:tblW w:type="auto" w:w="0"/>
+        <w:jc w:val="center"/>
+        <w:tblLayout w:type="autofit"/>
+        <w:tblLook w:firstColumn="1" w:firstRow="1" w:lastColumn="0" w:lastRow="0" w:noHBand="0" w:noVBand="1" w:val="04A0"/>
+        <w:tblBorders>
+          <w:top w:val="nil"/>
+          <w:left w:val="nil"/>
+          <w:bottom w:val="nil"/>
+          <w:right w:val="nil"/>
+          <w:insideH w:val="nil"/>
+          <w:insideV w:val="nil"/>
+        </w:tblBorders>
+      </w:tblPr>
+      <w:tblGrid>
+        <w:gridCol w:w="2108"/>
+        <w:gridCol w:w="2108"/>
+        <w:gridCol w:w="2108"/>
+        <w:gridCol w:w="2108"/>
+        <w:gridCol w:w="2108"/>
+      </w:tblGrid>
+      <w:tr>
+        <w:tc>
+          <w:tcPr>
+            <w:tcW w:type="dxa" w:w="2108"/>
+          </w:tcPr>
+          <w:p>
+            <w:pPr>
+              <w:spacing w:after="0"/>
+              <w:jc w:val="center"/>
+            </w:pPr>
+            <w:r>
+              <w:rPr>
+                <w:rFonts w:ascii="Calibri" w:hAnsi="Calibri" w:eastAsia="微软雅黑"/>
+                <w:b w:val="0"/>
+                <w:color w:val="F0F7F2"/>
+                <w:sz w:val="26"/>
+              </w:rPr>
+              <w:t>and</w:t>
+            </w:r>
+          </w:p>
+        </w:tc>
+        <w:tc>
+          <w:tcPr>
+            <w:tcW w:type="dxa" w:w="2108"/>
+          </w:tcPr>
+          <w:p>
+            <w:pPr>
+              <w:spacing w:after="0"/>
+              <w:jc w:val="center"/>
+            </w:pPr>
+            <w:r>
+              <w:rPr>
+                <w:rFonts w:ascii="Calibri" w:hAnsi="Calibri" w:eastAsia="微软雅黑"/>
+                <w:b w:val="0"/>
+                <w:color w:val="F0F7F2"/>
+                <w:sz w:val="26"/>
+              </w:rPr>
+              <w:t>its front,</w:t>
+            </w:r>
+          </w:p>
+        </w:tc>
+        <w:tc>
+          <w:tcPr>
+            <w:tcW w:type="dxa" w:w="2108"/>
+          </w:tcPr>
+          <w:p>
+            <w:pPr>
+              <w:spacing w:after="0"/>
+              <w:jc w:val="center"/>
+            </w:pPr>
+            <w:r>
+              <w:rPr>
+                <w:rFonts w:ascii="Calibri" w:hAnsi="Calibri" w:eastAsia="微软雅黑"/>
+                <w:b w:val="0"/>
+                <w:color w:val="F0F7F2"/>
+                <w:sz w:val="26"/>
+              </w:rPr>
+              <w:t xml:space="preserve">or </w:t>
+            </w:r>
+            <w:r>
+              <w:rPr>
+                <w:rFonts w:ascii="Calibri" w:hAnsi="Calibri" w:eastAsia="微软雅黑"/>
+                <w:b/>
+                <w:color w:val="F472B6"/>
+                <w:sz w:val="26"/>
+              </w:rPr>
+              <w:t>anterior</w:t>
+            </w:r>
+            <w:r>
+              <w:rPr>
+                <w:rFonts w:ascii="Calibri" w:hAnsi="Calibri" w:eastAsia="微软雅黑"/>
+                <w:b w:val="0"/>
+                <w:color w:val="F0F7F2"/>
+                <w:sz w:val="26"/>
+              </w:rPr>
+              <w:t>,</w:t>
+            </w:r>
+          </w:p>
+        </w:tc>
+        <w:tc>
+          <w:tcPr>
+            <w:tcW w:type="dxa" w:w="2108"/>
+          </w:tcPr>
+          <w:p>
+            <w:pPr>
+              <w:spacing w:after="0"/>
+              <w:jc w:val="center"/>
+            </w:pPr>
+            <w:r>
+              <w:rPr>
+                <w:rFonts w:ascii="Calibri" w:hAnsi="Calibri" w:eastAsia="微软雅黑"/>
+                <w:b w:val="0"/>
+                <w:color w:val="F0F7F2"/>
+                <w:sz w:val="26"/>
+              </w:rPr>
+              <w:t>portion</w:t>
+            </w:r>
+          </w:p>
+        </w:tc>
+        <w:tc>
+          <w:tcPr>
+            <w:tcW w:type="dxa" w:w="2108"/>
+          </w:tcPr>
+          <w:p>
+            <w:pPr>
+              <w:spacing w:after="0"/>
+              <w:jc w:val="center"/>
+            </w:pPr>
+            <w:r>
+              <w:rPr>
+                <w:rFonts w:ascii="Calibri" w:hAnsi="Calibri" w:eastAsia="微软雅黑"/>
+                <w:b w:val="0"/>
+                <w:color w:val="F0F7F2"/>
+                <w:sz w:val="26"/>
+              </w:rPr>
+              <w:t>smaller.</w:t>
+            </w:r>
+          </w:p>
+        </w:tc>
+      </w:tr>
+      <w:tr>
+        <w:tc>
+          <w:tcPr>
+            <w:tcW w:type="dxa" w:w="2108"/>
+          </w:tcPr>
+          <w:p>
+            <w:pPr>
+              <w:spacing w:after="0"/>
+              <w:jc w:val="center"/>
+            </w:pPr>
+            <w:r>
+              <w:rPr>
+                <w:rFonts w:ascii="Calibri" w:hAnsi="Calibri" w:eastAsia="微软雅黑"/>
+                <w:b w:val="0"/>
+                <w:color w:val="AAC4B6"/>
+                <w:sz w:val="21"/>
+              </w:rPr>
+              <w:t>而</w:t>
+            </w:r>
+          </w:p>
+        </w:tc>
+        <w:tc>
+          <w:tcPr>
+            <w:tcW w:type="dxa" w:w="2108"/>
+          </w:tcPr>
+          <w:p>
+            <w:pPr>
+              <w:spacing w:after="0"/>
+              <w:jc w:val="center"/>
+            </w:pPr>
+            <w:r>
+              <w:rPr>
+                <w:rFonts w:ascii="Calibri" w:hAnsi="Calibri" w:eastAsia="微软雅黑"/>
+                <w:b w:val="0"/>
+                <w:color w:val="AAC4B6"/>
+                <w:sz w:val="21"/>
+              </w:rPr>
+              <w:t>靠前的，</w:t>
+            </w:r>
+          </w:p>
+        </w:tc>
+        <w:tc>
+          <w:tcPr>
+            <w:tcW w:type="dxa" w:w="2108"/>
+          </w:tcPr>
+          <w:p>
+            <w:pPr>
+              <w:spacing w:after="0"/>
+              <w:jc w:val="center"/>
+            </w:pPr>
+            <w:r>
+              <w:rPr>
+                <w:rFonts w:ascii="Calibri" w:hAnsi="Calibri" w:eastAsia="微软雅黑"/>
+                <w:b w:val="0"/>
+                <w:color w:val="AAC4B6"/>
+                <w:sz w:val="21"/>
+              </w:rPr>
+              <w:t>也就是</w:t>
+            </w:r>
+            <w:r>
+              <w:rPr>
+                <w:rFonts w:ascii="Calibri" w:hAnsi="Calibri" w:eastAsia="微软雅黑"/>
+                <w:b w:val="0"/>
+                <w:color w:val="AAC4B6"/>
+                <w:sz w:val="21"/>
+              </w:rPr>
+              <w:t xml:space="preserve"> </w:t>
+            </w:r>
+            <w:r>
+              <w:rPr>
+                <w:rFonts w:ascii="Calibri" w:hAnsi="Calibri" w:eastAsia="微软雅黑"/>
+                <w:b/>
+                <w:color w:val="F472B6"/>
+                <w:sz w:val="21"/>
+              </w:rPr>
+              <w:t>前部的</w:t>
+            </w:r>
+          </w:p>
+        </w:tc>
+        <w:tc>
+          <w:tcPr>
+            <w:tcW w:type="dxa" w:w="2108"/>
+          </w:tcPr>
+          <w:p>
+            <w:pPr>
+              <w:spacing w:after="0"/>
+              <w:jc w:val="center"/>
+            </w:pPr>
+            <w:r>
+              <w:rPr>
+                <w:rFonts w:ascii="Calibri" w:hAnsi="Calibri" w:eastAsia="微软雅黑"/>
+                <w:b w:val="0"/>
+                <w:color w:val="AAC4B6"/>
+                <w:sz w:val="21"/>
+              </w:rPr>
+              <w:t>部分</w:t>
+            </w:r>
+          </w:p>
+        </w:tc>
+        <w:tc>
+          <w:tcPr>
+            <w:tcW w:type="dxa" w:w="2108"/>
+          </w:tcPr>
+          <w:p>
+            <w:pPr>
+              <w:spacing w:after="0"/>
+              <w:jc w:val="center"/>
+            </w:pPr>
+            <w:r>
+              <w:rPr>
+                <w:rFonts w:ascii="Calibri" w:hAnsi="Calibri" w:eastAsia="微软雅黑"/>
+                <w:b w:val="0"/>
+                <w:color w:val="AAC4B6"/>
+                <w:sz w:val="21"/>
+              </w:rPr>
+              <w:t>则较小。</w:t>
+            </w:r>
+          </w:p>
+        </w:tc>
+      </w:tr>
+    </w:tbl>
+    <w:p>
+      <w:pPr>
+        <w:jc w:val="center"/>
+      </w:pPr>
+      <w:r>
+        <w:rPr>
+          <w:rFonts w:ascii="Calibri" w:hAnsi="Calibri" w:eastAsia="微软雅黑"/>
+          <w:b w:val="0"/>
+          <w:color w:val="AAC4B6"/>
+          <w:sz w:val="20"/>
+        </w:rPr>
+        <w:t>（portion 后省略了 was；smaller 后省略了 than in the other men）</w:t>
+      </w:r>
+    </w:p>
+    <w:p>
+      <w:pPr>
+        <w:spacing w:after="40"/>
+      </w:pPr>
+    </w:p>
     <w:tbl>
       <w:tblPr>
         <w:tblW w:type="auto" w:w="0"/>
@@ -2362,25 +2938,7 @@
                 <w:color w:val="F0F7F2"/>
                 <w:sz w:val="26"/>
               </w:rPr>
-              <w:t xml:space="preserve">and its front, or </w:t>
-            </w:r>
-            <w:r>
-              <w:rPr>
-                <w:rFonts w:ascii="Calibri" w:hAnsi="Calibri" w:eastAsia="微软雅黑"/>
-                <w:b/>
-                <w:color w:val="F472B6"/>
-                <w:sz w:val="26"/>
-              </w:rPr>
-              <w:t>anterior</w:t>
-            </w:r>
-            <w:r>
-              <w:rPr>
-                <w:rFonts w:ascii="Calibri" w:hAnsi="Calibri" w:eastAsia="微软雅黑"/>
-                <w:b w:val="0"/>
-                <w:color w:val="F0F7F2"/>
-                <w:sz w:val="26"/>
-              </w:rPr>
-              <w:t>, portion</w:t>
+              <w:t>Longer service</w:t>
             </w:r>
           </w:p>
         </w:tc>
@@ -2400,7 +2958,7 @@
                 <w:color w:val="F0F7F2"/>
                 <w:sz w:val="26"/>
               </w:rPr>
-              <w:t>smaller.</w:t>
+              <w:t>went with a larger rear portion.</w:t>
             </w:r>
           </w:p>
         </w:tc>
@@ -2422,34 +2980,7 @@
                 <w:color w:val="AAC4B6"/>
                 <w:sz w:val="21"/>
               </w:rPr>
-              <w:t>而靠前的（也就是</w:t>
-            </w:r>
-            <w:r>
-              <w:rPr>
-                <w:rFonts w:ascii="Calibri" w:hAnsi="Calibri" w:eastAsia="微软雅黑"/>
-                <w:b w:val="0"/>
-                <w:color w:val="AAC4B6"/>
-                <w:sz w:val="21"/>
-              </w:rPr>
-              <w:t xml:space="preserve"> </w:t>
-            </w:r>
-            <w:r>
-              <w:rPr>
-                <w:rFonts w:ascii="Calibri" w:hAnsi="Calibri" w:eastAsia="微软雅黑"/>
-                <w:b/>
-                <w:color w:val="F472B6"/>
-                <w:sz w:val="21"/>
-              </w:rPr>
-              <w:t>前部的</w:t>
-            </w:r>
-            <w:r>
-              <w:rPr>
-                <w:rFonts w:ascii="Calibri" w:hAnsi="Calibri" w:eastAsia="微软雅黑"/>
-                <w:b w:val="0"/>
-                <w:color w:val="AAC4B6"/>
-                <w:sz w:val="21"/>
-              </w:rPr>
-              <w:t>）部分</w:t>
+              <w:t>从业时间越长，</w:t>
             </w:r>
           </w:p>
         </w:tc>
@@ -2469,7 +3000,7 @@
                 <w:color w:val="AAC4B6"/>
                 <w:sz w:val="21"/>
               </w:rPr>
-              <w:t>则较小。</w:t>
+              <w:t>后部也越大。</w:t>
             </w:r>
           </w:p>
         </w:tc>
@@ -2477,9 +3008,582 @@
     </w:tbl>
     <w:p>
       <w:pPr>
+        <w:jc w:val="center"/>
+      </w:pPr>
+      <w:r>
+        <w:rPr>
+          <w:rFonts w:ascii="Calibri" w:hAnsi="Calibri" w:eastAsia="微软雅黑"/>
+          <w:b w:val="0"/>
+          <w:color w:val="AAC4B6"/>
+          <w:sz w:val="20"/>
+        </w:rPr>
+        <w:t>（go with：与……相伴；这里指两者有关联）</w:t>
+      </w:r>
+    </w:p>
+    <w:p>
+      <w:pPr>
         <w:spacing w:after="40"/>
       </w:pPr>
     </w:p>
+    <w:p/>
+    <w:tbl>
+      <w:tblPr>
+        <w:tblW w:type="auto" w:w="0"/>
+        <w:jc w:val="center"/>
+        <w:tblLayout w:type="autofit"/>
+        <w:tblLook w:firstColumn="1" w:firstRow="1" w:lastColumn="0" w:lastRow="0" w:noHBand="0" w:noVBand="1" w:val="04A0"/>
+        <w:tblBorders>
+          <w:top w:val="nil"/>
+          <w:left w:val="nil"/>
+          <w:bottom w:val="nil"/>
+          <w:right w:val="nil"/>
+          <w:insideH w:val="nil"/>
+          <w:insideV w:val="nil"/>
+        </w:tblBorders>
+      </w:tblPr>
+      <w:tblGrid>
+        <w:gridCol w:w="2108"/>
+        <w:gridCol w:w="2108"/>
+        <w:gridCol w:w="2108"/>
+        <w:gridCol w:w="2108"/>
+        <w:gridCol w:w="2108"/>
+      </w:tblGrid>
+      <w:tr>
+        <w:tc>
+          <w:tcPr>
+            <w:tcW w:type="dxa" w:w="2108"/>
+          </w:tcPr>
+          <w:p>
+            <w:pPr>
+              <w:spacing w:after="0"/>
+              <w:jc w:val="center"/>
+            </w:pPr>
+            <w:r>
+              <w:rPr>
+                <w:rFonts w:ascii="Calibri" w:hAnsi="Calibri" w:eastAsia="微软雅黑"/>
+                <w:b w:val="0"/>
+                <w:color w:val="F0F7F2"/>
+                <w:sz w:val="26"/>
+              </w:rPr>
+              <w:t>Yet</w:t>
+            </w:r>
+          </w:p>
+        </w:tc>
+        <w:tc>
+          <w:tcPr>
+            <w:tcW w:type="dxa" w:w="2108"/>
+          </w:tcPr>
+          <w:p>
+            <w:pPr>
+              <w:spacing w:after="0"/>
+              <w:jc w:val="center"/>
+            </w:pPr>
+            <w:r>
+              <w:rPr>
+                <w:rFonts w:ascii="Calibri" w:hAnsi="Calibri" w:eastAsia="微软雅黑"/>
+                <w:b w:val="0"/>
+                <w:color w:val="F0F7F2"/>
+                <w:sz w:val="26"/>
+              </w:rPr>
+              <w:t>the link</w:t>
+            </w:r>
+          </w:p>
+        </w:tc>
+        <w:tc>
+          <w:tcPr>
+            <w:tcW w:type="dxa" w:w="2108"/>
+          </w:tcPr>
+          <w:p>
+            <w:pPr>
+              <w:spacing w:after="0"/>
+              <w:jc w:val="center"/>
+            </w:pPr>
+            <w:r>
+              <w:rPr>
+                <w:rFonts w:ascii="Calibri" w:hAnsi="Calibri" w:eastAsia="微软雅黑"/>
+                <w:b w:val="0"/>
+                <w:color w:val="F0F7F2"/>
+                <w:sz w:val="26"/>
+              </w:rPr>
+              <w:t>left</w:t>
+            </w:r>
+          </w:p>
+        </w:tc>
+        <w:tc>
+          <w:tcPr>
+            <w:tcW w:type="dxa" w:w="2108"/>
+          </w:tcPr>
+          <w:p>
+            <w:pPr>
+              <w:spacing w:after="0"/>
+              <w:jc w:val="center"/>
+            </w:pPr>
+            <w:r>
+              <w:rPr>
+                <w:rFonts w:ascii="Calibri" w:hAnsi="Calibri" w:eastAsia="微软雅黑"/>
+                <w:b w:val="0"/>
+                <w:color w:val="F0F7F2"/>
+                <w:sz w:val="26"/>
+              </w:rPr>
+              <w:t>the cause</w:t>
+            </w:r>
+          </w:p>
+        </w:tc>
+        <w:tc>
+          <w:tcPr>
+            <w:tcW w:type="dxa" w:w="2108"/>
+          </w:tcPr>
+          <w:p>
+            <w:pPr>
+              <w:spacing w:after="0"/>
+              <w:jc w:val="center"/>
+            </w:pPr>
+            <w:r>
+              <w:rPr>
+                <w:rFonts w:ascii="Calibri" w:hAnsi="Calibri" w:eastAsia="微软雅黑"/>
+                <w:b/>
+                <w:color w:val="BEF264"/>
+                <w:sz w:val="26"/>
+              </w:rPr>
+              <w:t>uncertain</w:t>
+            </w:r>
+            <w:r>
+              <w:rPr>
+                <w:rFonts w:ascii="Calibri" w:hAnsi="Calibri" w:eastAsia="微软雅黑"/>
+                <w:b w:val="0"/>
+                <w:color w:val="F0F7F2"/>
+                <w:sz w:val="26"/>
+              </w:rPr>
+              <w:t>.</w:t>
+            </w:r>
+          </w:p>
+        </w:tc>
+      </w:tr>
+      <w:tr>
+        <w:tc>
+          <w:tcPr>
+            <w:tcW w:type="dxa" w:w="2108"/>
+          </w:tcPr>
+          <w:p>
+            <w:pPr>
+              <w:spacing w:after="0"/>
+              <w:jc w:val="center"/>
+            </w:pPr>
+            <w:r>
+              <w:rPr>
+                <w:rFonts w:ascii="Calibri" w:hAnsi="Calibri" w:eastAsia="微软雅黑"/>
+                <w:b w:val="0"/>
+                <w:color w:val="AAC4B6"/>
+                <w:sz w:val="21"/>
+              </w:rPr>
+              <w:t>然而，</w:t>
+            </w:r>
+          </w:p>
+        </w:tc>
+        <w:tc>
+          <w:tcPr>
+            <w:tcW w:type="dxa" w:w="2108"/>
+          </w:tcPr>
+          <w:p>
+            <w:pPr>
+              <w:spacing w:after="0"/>
+              <w:jc w:val="center"/>
+            </w:pPr>
+            <w:r>
+              <w:rPr>
+                <w:rFonts w:ascii="Calibri" w:hAnsi="Calibri" w:eastAsia="微软雅黑"/>
+                <w:b w:val="0"/>
+                <w:color w:val="AAC4B6"/>
+                <w:sz w:val="21"/>
+              </w:rPr>
+              <w:t>这种关联性</w:t>
+            </w:r>
+          </w:p>
+        </w:tc>
+        <w:tc>
+          <w:tcPr>
+            <w:tcW w:type="dxa" w:w="2108"/>
+          </w:tcPr>
+          <w:p>
+            <w:pPr>
+              <w:spacing w:after="0"/>
+              <w:jc w:val="center"/>
+            </w:pPr>
+            <w:r>
+              <w:rPr>
+                <w:rFonts w:ascii="Calibri" w:hAnsi="Calibri" w:eastAsia="微软雅黑"/>
+                <w:b w:val="0"/>
+                <w:color w:val="AAC4B6"/>
+                <w:sz w:val="21"/>
+              </w:rPr>
+              <w:t>让</w:t>
+            </w:r>
+          </w:p>
+        </w:tc>
+        <w:tc>
+          <w:tcPr>
+            <w:tcW w:type="dxa" w:w="2108"/>
+          </w:tcPr>
+          <w:p>
+            <w:pPr>
+              <w:spacing w:after="0"/>
+              <w:jc w:val="center"/>
+            </w:pPr>
+            <w:r>
+              <w:rPr>
+                <w:rFonts w:ascii="Calibri" w:hAnsi="Calibri" w:eastAsia="微软雅黑"/>
+                <w:b w:val="0"/>
+                <w:color w:val="AAC4B6"/>
+                <w:sz w:val="21"/>
+              </w:rPr>
+              <w:t>原因</w:t>
+            </w:r>
+          </w:p>
+        </w:tc>
+        <w:tc>
+          <w:tcPr>
+            <w:tcW w:type="dxa" w:w="2108"/>
+          </w:tcPr>
+          <w:p>
+            <w:pPr>
+              <w:spacing w:after="0"/>
+              <w:jc w:val="center"/>
+            </w:pPr>
+            <w:r>
+              <w:rPr>
+                <w:rFonts w:ascii="Calibri" w:hAnsi="Calibri" w:eastAsia="微软雅黑"/>
+                <w:b w:val="0"/>
+                <w:color w:val="AAC4B6"/>
+                <w:sz w:val="21"/>
+              </w:rPr>
+              <w:t>仍然</w:t>
+            </w:r>
+            <w:r>
+              <w:rPr>
+                <w:rFonts w:ascii="Calibri" w:hAnsi="Calibri" w:eastAsia="微软雅黑"/>
+                <w:b w:val="0"/>
+                <w:color w:val="AAC4B6"/>
+                <w:sz w:val="21"/>
+              </w:rPr>
+              <w:t xml:space="preserve"> </w:t>
+            </w:r>
+            <w:r>
+              <w:rPr>
+                <w:rFonts w:ascii="Calibri" w:hAnsi="Calibri" w:eastAsia="微软雅黑"/>
+                <w:b/>
+                <w:color w:val="BEF264"/>
+                <w:sz w:val="21"/>
+              </w:rPr>
+              <w:t>不确定</w:t>
+            </w:r>
+            <w:r>
+              <w:rPr>
+                <w:rFonts w:ascii="Calibri" w:hAnsi="Calibri" w:eastAsia="微软雅黑"/>
+                <w:b w:val="0"/>
+                <w:color w:val="AAC4B6"/>
+                <w:sz w:val="21"/>
+              </w:rPr>
+              <w:t>。</w:t>
+            </w:r>
+          </w:p>
+        </w:tc>
+      </w:tr>
+    </w:tbl>
+    <w:p>
+      <w:pPr>
+        <w:jc w:val="center"/>
+      </w:pPr>
+      <w:r>
+        <w:rPr>
+          <w:rFonts w:ascii="Calibri" w:hAnsi="Calibri" w:eastAsia="微软雅黑"/>
+          <w:b w:val="0"/>
+          <w:color w:val="AAC4B6"/>
+          <w:sz w:val="20"/>
+        </w:rPr>
+        <w:t>（关联性：【从业时间越长】与【后部越大】之间的关系；leave + 宾语 + 形容词）</w:t>
+      </w:r>
+    </w:p>
+    <w:p>
+      <w:pPr>
+        <w:spacing w:after="40"/>
+      </w:pPr>
+    </w:p>
+    <w:tbl>
+      <w:tblPr>
+        <w:tblW w:type="auto" w:w="0"/>
+        <w:jc w:val="center"/>
+        <w:tblLayout w:type="autofit"/>
+        <w:tblLook w:firstColumn="1" w:firstRow="1" w:lastColumn="0" w:lastRow="0" w:noHBand="0" w:noVBand="1" w:val="04A0"/>
+        <w:tblBorders>
+          <w:top w:val="nil"/>
+          <w:left w:val="nil"/>
+          <w:bottom w:val="nil"/>
+          <w:right w:val="nil"/>
+          <w:insideH w:val="nil"/>
+          <w:insideV w:val="nil"/>
+        </w:tblBorders>
+      </w:tblPr>
+      <w:tblGrid>
+        <w:gridCol w:w="2635"/>
+        <w:gridCol w:w="2635"/>
+        <w:gridCol w:w="2635"/>
+        <w:gridCol w:w="2635"/>
+      </w:tblGrid>
+      <w:tr>
+        <w:tc>
+          <w:tcPr>
+            <w:tcW w:type="dxa" w:w="2635"/>
+          </w:tcPr>
+          <w:p>
+            <w:pPr>
+              <w:spacing w:after="0"/>
+              <w:jc w:val="center"/>
+            </w:pPr>
+            <w:r>
+              <w:rPr>
+                <w:rFonts w:ascii="Calibri" w:hAnsi="Calibri" w:eastAsia="微软雅黑"/>
+                <w:b w:val="0"/>
+                <w:color w:val="F0F7F2"/>
+                <w:sz w:val="26"/>
+              </w:rPr>
+              <w:t>Perhaps</w:t>
+            </w:r>
+          </w:p>
+        </w:tc>
+        <w:tc>
+          <w:tcPr>
+            <w:tcW w:type="dxa" w:w="2635"/>
+          </w:tcPr>
+          <w:p>
+            <w:pPr>
+              <w:spacing w:after="0"/>
+              <w:jc w:val="center"/>
+            </w:pPr>
+            <w:r>
+              <w:rPr>
+                <w:rFonts w:ascii="Calibri" w:hAnsi="Calibri" w:eastAsia="微软雅黑"/>
+                <w:b w:val="0"/>
+                <w:color w:val="F0F7F2"/>
+                <w:sz w:val="26"/>
+              </w:rPr>
+              <w:t>an</w:t>
+            </w:r>
+          </w:p>
+        </w:tc>
+        <w:tc>
+          <w:tcPr>
+            <w:tcW w:type="dxa" w:w="2635"/>
+          </w:tcPr>
+          <w:p>
+            <w:pPr>
+              <w:spacing w:after="0"/>
+              <w:jc w:val="center"/>
+            </w:pPr>
+            <w:r>
+              <w:rPr>
+                <w:rFonts w:ascii="Calibri" w:hAnsi="Calibri" w:eastAsia="微软雅黑"/>
+                <w:b/>
+                <w:color w:val="C4B5FD"/>
+                <w:sz w:val="26"/>
+              </w:rPr>
+              <w:t>innate</w:t>
+            </w:r>
+          </w:p>
+        </w:tc>
+        <w:tc>
+          <w:tcPr>
+            <w:tcW w:type="dxa" w:w="2635"/>
+          </w:tcPr>
+          <w:p>
+            <w:pPr>
+              <w:spacing w:after="0"/>
+              <w:jc w:val="center"/>
+            </w:pPr>
+            <w:r>
+              <w:rPr>
+                <w:rFonts w:ascii="Calibri" w:hAnsi="Calibri" w:eastAsia="微软雅黑"/>
+                <w:b/>
+                <w:color w:val="FB923C"/>
+                <w:sz w:val="26"/>
+              </w:rPr>
+              <w:t>flair</w:t>
+            </w:r>
+            <w:r>
+              <w:rPr>
+                <w:rFonts w:ascii="Calibri" w:hAnsi="Calibri" w:eastAsia="微软雅黑"/>
+                <w:b w:val="0"/>
+                <w:color w:val="F0F7F2"/>
+                <w:sz w:val="26"/>
+              </w:rPr>
+              <w:t xml:space="preserve"> for </w:t>
+            </w:r>
+            <w:r>
+              <w:rPr>
+                <w:rFonts w:ascii="Calibri" w:hAnsi="Calibri" w:eastAsia="微软雅黑"/>
+                <w:b/>
+                <w:color w:val="5EEAD4"/>
+                <w:sz w:val="26"/>
+              </w:rPr>
+              <w:t>spatial</w:t>
+            </w:r>
+            <w:r>
+              <w:rPr>
+                <w:rFonts w:ascii="Calibri" w:hAnsi="Calibri" w:eastAsia="微软雅黑"/>
+                <w:b w:val="0"/>
+                <w:color w:val="F0F7F2"/>
+                <w:sz w:val="26"/>
+              </w:rPr>
+              <w:t xml:space="preserve"> tasks</w:t>
+            </w:r>
+          </w:p>
+        </w:tc>
+      </w:tr>
+      <w:tr>
+        <w:tc>
+          <w:tcPr>
+            <w:tcW w:type="dxa" w:w="2635"/>
+          </w:tcPr>
+          <w:p>
+            <w:pPr>
+              <w:spacing w:after="0"/>
+              <w:jc w:val="center"/>
+            </w:pPr>
+            <w:r>
+              <w:rPr>
+                <w:rFonts w:ascii="Calibri" w:hAnsi="Calibri" w:eastAsia="微软雅黑"/>
+                <w:b w:val="0"/>
+                <w:color w:val="AAC4B6"/>
+                <w:sz w:val="21"/>
+              </w:rPr>
+              <w:t>也许</w:t>
+            </w:r>
+          </w:p>
+        </w:tc>
+        <w:tc>
+          <w:tcPr>
+            <w:tcW w:type="dxa" w:w="2635"/>
+          </w:tcPr>
+          <w:p>
+            <w:pPr>
+              <w:spacing w:after="0"/>
+              <w:jc w:val="center"/>
+            </w:pPr>
+            <w:r>
+              <w:rPr>
+                <w:rFonts w:ascii="Calibri" w:hAnsi="Calibri" w:eastAsia="微软雅黑"/>
+                <w:b w:val="0"/>
+                <w:color w:val="AAC4B6"/>
+                <w:sz w:val="21"/>
+              </w:rPr>
+              <w:t>是一种</w:t>
+            </w:r>
+          </w:p>
+        </w:tc>
+        <w:tc>
+          <w:tcPr>
+            <w:tcW w:type="dxa" w:w="2635"/>
+          </w:tcPr>
+          <w:p>
+            <w:pPr>
+              <w:spacing w:after="0"/>
+              <w:jc w:val="center"/>
+            </w:pPr>
+            <w:r>
+              <w:rPr>
+                <w:rFonts w:ascii="Calibri" w:hAnsi="Calibri" w:eastAsia="微软雅黑"/>
+                <w:b/>
+                <w:color w:val="C4B5FD"/>
+                <w:sz w:val="21"/>
+              </w:rPr>
+              <w:t>天生的</w:t>
+            </w:r>
+            <w:r>
+              <w:rPr>
+                <w:rFonts w:ascii="Calibri" w:hAnsi="Calibri" w:eastAsia="微软雅黑"/>
+                <w:b w:val="0"/>
+                <w:color w:val="AAC4B6"/>
+                <w:sz w:val="21"/>
+              </w:rPr>
+              <w:t>、</w:t>
+            </w:r>
+          </w:p>
+        </w:tc>
+        <w:tc>
+          <w:tcPr>
+            <w:tcW w:type="dxa" w:w="2635"/>
+          </w:tcPr>
+          <w:p>
+            <w:pPr>
+              <w:spacing w:after="0"/>
+              <w:jc w:val="center"/>
+            </w:pPr>
+            <w:r>
+              <w:rPr>
+                <w:rFonts w:ascii="Calibri" w:hAnsi="Calibri" w:eastAsia="微软雅黑"/>
+                <w:b w:val="0"/>
+                <w:color w:val="AAC4B6"/>
+                <w:sz w:val="21"/>
+              </w:rPr>
+              <w:t>擅长</w:t>
+            </w:r>
+            <w:r>
+              <w:rPr>
+                <w:rFonts w:ascii="Calibri" w:hAnsi="Calibri" w:eastAsia="微软雅黑"/>
+                <w:b w:val="0"/>
+                <w:color w:val="AAC4B6"/>
+                <w:sz w:val="21"/>
+              </w:rPr>
+              <w:t xml:space="preserve"> </w:t>
+            </w:r>
+            <w:r>
+              <w:rPr>
+                <w:rFonts w:ascii="Calibri" w:hAnsi="Calibri" w:eastAsia="微软雅黑"/>
+                <w:b/>
+                <w:color w:val="5EEAD4"/>
+                <w:sz w:val="21"/>
+              </w:rPr>
+              <w:t>空间</w:t>
+            </w:r>
+            <w:r>
+              <w:rPr>
+                <w:rFonts w:ascii="Calibri" w:hAnsi="Calibri" w:eastAsia="微软雅黑"/>
+                <w:b w:val="0"/>
+                <w:color w:val="AAC4B6"/>
+                <w:sz w:val="21"/>
+              </w:rPr>
+              <w:t xml:space="preserve"> </w:t>
+            </w:r>
+            <w:r>
+              <w:rPr>
+                <w:rFonts w:ascii="Calibri" w:hAnsi="Calibri" w:eastAsia="微软雅黑"/>
+                <w:b w:val="0"/>
+                <w:color w:val="AAC4B6"/>
+                <w:sz w:val="21"/>
+              </w:rPr>
+              <w:t>任务的</w:t>
+            </w:r>
+            <w:r>
+              <w:rPr>
+                <w:rFonts w:ascii="Calibri" w:hAnsi="Calibri" w:eastAsia="微软雅黑"/>
+                <w:b w:val="0"/>
+                <w:color w:val="AAC4B6"/>
+                <w:sz w:val="21"/>
+              </w:rPr>
+              <w:t xml:space="preserve"> </w:t>
+            </w:r>
+            <w:r>
+              <w:rPr>
+                <w:rFonts w:ascii="Calibri" w:hAnsi="Calibri" w:eastAsia="微软雅黑"/>
+                <w:b/>
+                <w:color w:val="FB923C"/>
+                <w:sz w:val="21"/>
+              </w:rPr>
+              <w:t>天赋</w:t>
+            </w:r>
+          </w:p>
+        </w:tc>
+      </w:tr>
+    </w:tbl>
     <w:tbl>
       <w:tblPr>
         <w:tblW w:type="auto" w:w="0"/>
@@ -2512,11 +3616,20 @@
             <w:r>
               <w:rPr>
                 <w:rFonts w:ascii="Calibri" w:hAnsi="Calibri" w:eastAsia="微软雅黑"/>
+                <w:b/>
+                <w:color w:val="FCA5A5"/>
+                <w:sz w:val="26"/>
+              </w:rPr>
+              <w:t>lured</w:t>
+            </w:r>
+            <w:r>
+              <w:rPr>
+                <w:rFonts w:ascii="Calibri" w:hAnsi="Calibri" w:eastAsia="微软雅黑"/>
                 <w:b w:val="0"/>
                 <w:color w:val="F0F7F2"/>
                 <w:sz w:val="26"/>
               </w:rPr>
-              <w:t>Longer service</w:t>
+              <w:t xml:space="preserve"> people</w:t>
             </w:r>
           </w:p>
         </w:tc>
@@ -2536,7 +3649,25 @@
                 <w:color w:val="F0F7F2"/>
                 <w:sz w:val="26"/>
               </w:rPr>
-              <w:t>went with a larger rear portion.</w:t>
+              <w:t xml:space="preserve">to the </w:t>
+            </w:r>
+            <w:r>
+              <w:rPr>
+                <w:rFonts w:ascii="Calibri" w:hAnsi="Calibri" w:eastAsia="微软雅黑"/>
+                <w:b/>
+                <w:color w:val="FBBF24"/>
+                <w:sz w:val="26"/>
+              </w:rPr>
+              <w:t>occupation</w:t>
+            </w:r>
+            <w:r>
+              <w:rPr>
+                <w:rFonts w:ascii="Calibri" w:hAnsi="Calibri" w:eastAsia="微软雅黑"/>
+                <w:b w:val="0"/>
+                <w:color w:val="F0F7F2"/>
+                <w:sz w:val="26"/>
+              </w:rPr>
+              <w:t>,</w:t>
             </w:r>
           </w:p>
         </w:tc>
@@ -2558,7 +3689,25 @@
                 <w:color w:val="AAC4B6"/>
                 <w:sz w:val="21"/>
               </w:rPr>
-              <w:t>从业时间越长，</w:t>
+              <w:t>把人们</w:t>
+            </w:r>
+            <w:r>
+              <w:rPr>
+                <w:rFonts w:ascii="Calibri" w:hAnsi="Calibri" w:eastAsia="微软雅黑"/>
+                <w:b w:val="0"/>
+                <w:color w:val="AAC4B6"/>
+                <w:sz w:val="21"/>
+              </w:rPr>
+              <w:t xml:space="preserve"> </w:t>
+            </w:r>
+            <w:r>
+              <w:rPr>
+                <w:rFonts w:ascii="Calibri" w:hAnsi="Calibri" w:eastAsia="微软雅黑"/>
+                <w:b/>
+                <w:color w:val="FCA5A5"/>
+                <w:sz w:val="21"/>
+              </w:rPr>
+              <w:t>吸引</w:t>
             </w:r>
           </w:p>
         </w:tc>
@@ -2578,32 +3727,48 @@
                 <w:color w:val="AAC4B6"/>
                 <w:sz w:val="21"/>
               </w:rPr>
-              <w:t>后部也越大。</w:t>
+              <w:t>到了这个</w:t>
+            </w:r>
+            <w:r>
+              <w:rPr>
+                <w:rFonts w:ascii="Calibri" w:hAnsi="Calibri" w:eastAsia="微软雅黑"/>
+                <w:b w:val="0"/>
+                <w:color w:val="AAC4B6"/>
+                <w:sz w:val="21"/>
+              </w:rPr>
+              <w:t xml:space="preserve"> </w:t>
+            </w:r>
+            <w:r>
+              <w:rPr>
+                <w:rFonts w:ascii="Calibri" w:hAnsi="Calibri" w:eastAsia="微软雅黑"/>
+                <w:b/>
+                <w:color w:val="FBBF24"/>
+                <w:sz w:val="21"/>
+              </w:rPr>
+              <w:t>职业</w:t>
+            </w:r>
+            <w:r>
+              <w:rPr>
+                <w:rFonts w:ascii="Calibri" w:hAnsi="Calibri" w:eastAsia="微软雅黑"/>
+                <w:b w:val="0"/>
+                <w:color w:val="AAC4B6"/>
+                <w:sz w:val="21"/>
+              </w:rPr>
+              <w:t xml:space="preserve"> </w:t>
+            </w:r>
+            <w:r>
+              <w:rPr>
+                <w:rFonts w:ascii="Calibri" w:hAnsi="Calibri" w:eastAsia="微软雅黑"/>
+                <w:b w:val="0"/>
+                <w:color w:val="AAC4B6"/>
+                <w:sz w:val="21"/>
+              </w:rPr>
+              <w:t>里，</w:t>
             </w:r>
           </w:p>
         </w:tc>
       </w:tr>
     </w:tbl>
-    <w:p>
-      <w:pPr>
-        <w:jc w:val="center"/>
-      </w:pPr>
-      <w:r>
-        <w:rPr>
-          <w:rFonts w:ascii="Calibri" w:hAnsi="Calibri" w:eastAsia="微软雅黑"/>
-          <w:b w:val="0"/>
-          <w:color w:val="AAC4B6"/>
-          <w:sz w:val="20"/>
-        </w:rPr>
-        <w:t>（go with：与……相伴；此处指两者相关，不是因果）</w:t>
-      </w:r>
-    </w:p>
-    <w:p>
-      <w:pPr>
-        <w:spacing w:after="40"/>
-      </w:pPr>
-    </w:p>
-    <w:p/>
     <w:tbl>
       <w:tblPr>
         <w:tblW w:type="auto" w:w="0"/>
@@ -2641,7 +3806,7 @@
                 <w:color w:val="F0F7F2"/>
                 <w:sz w:val="26"/>
               </w:rPr>
-              <w:t>Yet</w:t>
+              <w:t>or perhaps</w:t>
             </w:r>
           </w:p>
         </w:tc>
@@ -2657,11 +3822,20 @@
             <w:r>
               <w:rPr>
                 <w:rFonts w:ascii="Calibri" w:hAnsi="Calibri" w:eastAsia="微软雅黑"/>
+                <w:b/>
+                <w:color w:val="38BDF8"/>
+                <w:sz w:val="26"/>
+              </w:rPr>
+              <w:t>stressful</w:t>
+            </w:r>
+            <w:r>
+              <w:rPr>
+                <w:rFonts w:ascii="Calibri" w:hAnsi="Calibri" w:eastAsia="微软雅黑"/>
                 <w:b w:val="0"/>
                 <w:color w:val="F0F7F2"/>
                 <w:sz w:val="26"/>
               </w:rPr>
-              <w:t>the link</w:t>
+              <w:t xml:space="preserve"> driving</w:t>
             </w:r>
           </w:p>
         </w:tc>
@@ -2681,16 +3855,16 @@
                 <w:color w:val="F0F7F2"/>
                 <w:sz w:val="26"/>
               </w:rPr>
-              <w:t xml:space="preserve">left the cause </w:t>
+              <w:t xml:space="preserve">was the </w:t>
             </w:r>
             <w:r>
               <w:rPr>
                 <w:rFonts w:ascii="Calibri" w:hAnsi="Calibri" w:eastAsia="微软雅黑"/>
                 <w:b/>
-                <w:color w:val="BEF264"/>
+                <w:color w:val="F472B6"/>
                 <w:sz w:val="26"/>
               </w:rPr>
-              <w:t>uncertain</w:t>
+              <w:t>culprit</w:t>
             </w:r>
             <w:r>
               <w:rPr>
@@ -2721,7 +3895,7 @@
                 <w:color w:val="AAC4B6"/>
                 <w:sz w:val="21"/>
               </w:rPr>
-              <w:t>然而，</w:t>
+              <w:t>又或许</w:t>
             </w:r>
           </w:p>
         </w:tc>
@@ -2737,11 +3911,29 @@
             <w:r>
               <w:rPr>
                 <w:rFonts w:ascii="Calibri" w:hAnsi="Calibri" w:eastAsia="微软雅黑"/>
+                <w:b/>
+                <w:color w:val="38BDF8"/>
+                <w:sz w:val="21"/>
+              </w:rPr>
+              <w:t>压力大的</w:t>
+            </w:r>
+            <w:r>
+              <w:rPr>
+                <w:rFonts w:ascii="Calibri" w:hAnsi="Calibri" w:eastAsia="微软雅黑"/>
                 <w:b w:val="0"/>
                 <w:color w:val="AAC4B6"/>
                 <w:sz w:val="21"/>
               </w:rPr>
-              <w:t>这种关联</w:t>
+              <w:t xml:space="preserve"> </w:t>
+            </w:r>
+            <w:r>
+              <w:rPr>
+                <w:rFonts w:ascii="Calibri" w:hAnsi="Calibri" w:eastAsia="微软雅黑"/>
+                <w:b w:val="0"/>
+                <w:color w:val="AAC4B6"/>
+                <w:sz w:val="21"/>
+              </w:rPr>
+              <w:t>驾驶</w:t>
             </w:r>
           </w:p>
         </w:tc>
@@ -2761,7 +3953,7 @@
                 <w:color w:val="AAC4B6"/>
                 <w:sz w:val="21"/>
               </w:rPr>
-              <w:t>让原因仍然是</w:t>
+              <w:t>才是</w:t>
             </w:r>
             <w:r>
               <w:rPr>
@@ -2776,10 +3968,10 @@
               <w:rPr>
                 <w:rFonts w:ascii="Calibri" w:hAnsi="Calibri" w:eastAsia="微软雅黑"/>
                 <w:b/>
-                <w:color w:val="BEF264"/>
+                <w:color w:val="F472B6"/>
                 <w:sz w:val="21"/>
               </w:rPr>
-              <w:t>不确定的</w:t>
+              <w:t>罪魁祸首</w:t>
             </w:r>
             <w:r>
               <w:rPr>
@@ -2805,7 +3997,7 @@
           <w:color w:val="AAC4B6"/>
           <w:sz w:val="20"/>
         </w:rPr>
-        <w:t>（leave + 宾语 + 形容词：使……处于某种状态；这里指只看出两者相关，看不出谁导致谁）</w:t>
+        <w:t>（culprit 原指罪犯，这里指造成大脑差异的原因）</w:t>
       </w:r>
     </w:p>
     <w:p>
@@ -2813,430 +4005,6 @@
         <w:spacing w:after="40"/>
       </w:pPr>
     </w:p>
-    <w:tbl>
-      <w:tblPr>
-        <w:tblW w:type="auto" w:w="0"/>
-        <w:jc w:val="center"/>
-        <w:tblLayout w:type="autofit"/>
-        <w:tblLook w:firstColumn="1" w:firstRow="1" w:lastColumn="0" w:lastRow="0" w:noHBand="0" w:noVBand="1" w:val="04A0"/>
-        <w:tblBorders>
-          <w:top w:val="nil"/>
-          <w:left w:val="nil"/>
-          <w:bottom w:val="nil"/>
-          <w:right w:val="nil"/>
-          <w:insideH w:val="nil"/>
-          <w:insideV w:val="nil"/>
-        </w:tblBorders>
-      </w:tblPr>
-      <w:tblGrid>
-        <w:gridCol w:w="5270"/>
-        <w:gridCol w:w="5270"/>
-      </w:tblGrid>
-      <w:tr>
-        <w:tc>
-          <w:tcPr>
-            <w:tcW w:type="dxa" w:w="5270"/>
-          </w:tcPr>
-          <w:p>
-            <w:pPr>
-              <w:spacing w:after="0"/>
-              <w:jc w:val="center"/>
-            </w:pPr>
-            <w:r>
-              <w:rPr>
-                <w:rFonts w:ascii="Calibri" w:hAnsi="Calibri" w:eastAsia="微软雅黑"/>
-                <w:b w:val="0"/>
-                <w:color w:val="F0F7F2"/>
-                <w:sz w:val="26"/>
-              </w:rPr>
-              <w:t>Perhaps</w:t>
-            </w:r>
-          </w:p>
-        </w:tc>
-        <w:tc>
-          <w:tcPr>
-            <w:tcW w:type="dxa" w:w="5270"/>
-          </w:tcPr>
-          <w:p>
-            <w:pPr>
-              <w:spacing w:after="0"/>
-              <w:jc w:val="center"/>
-            </w:pPr>
-            <w:r>
-              <w:rPr>
-                <w:rFonts w:ascii="Calibri" w:hAnsi="Calibri" w:eastAsia="微软雅黑"/>
-                <w:b w:val="0"/>
-                <w:color w:val="F0F7F2"/>
-                <w:sz w:val="26"/>
-              </w:rPr>
-              <w:t xml:space="preserve">an </w:t>
-            </w:r>
-            <w:r>
-              <w:rPr>
-                <w:rFonts w:ascii="Calibri" w:hAnsi="Calibri" w:eastAsia="微软雅黑"/>
-                <w:b/>
-                <w:color w:val="C4B5FD"/>
-                <w:sz w:val="26"/>
-              </w:rPr>
-              <w:t>innate</w:t>
-            </w:r>
-            <w:r>
-              <w:rPr>
-                <w:rFonts w:ascii="Calibri" w:hAnsi="Calibri" w:eastAsia="微软雅黑"/>
-                <w:b w:val="0"/>
-                <w:color w:val="F0F7F2"/>
-                <w:sz w:val="26"/>
-              </w:rPr>
-              <w:t xml:space="preserve"> </w:t>
-            </w:r>
-            <w:r>
-              <w:rPr>
-                <w:rFonts w:ascii="Calibri" w:hAnsi="Calibri" w:eastAsia="微软雅黑"/>
-                <w:b/>
-                <w:color w:val="FB923C"/>
-                <w:sz w:val="26"/>
-              </w:rPr>
-              <w:t>flair</w:t>
-            </w:r>
-            <w:r>
-              <w:rPr>
-                <w:rFonts w:ascii="Calibri" w:hAnsi="Calibri" w:eastAsia="微软雅黑"/>
-                <w:b w:val="0"/>
-                <w:color w:val="F0F7F2"/>
-                <w:sz w:val="26"/>
-              </w:rPr>
-              <w:t xml:space="preserve"> for </w:t>
-            </w:r>
-            <w:r>
-              <w:rPr>
-                <w:rFonts w:ascii="Calibri" w:hAnsi="Calibri" w:eastAsia="微软雅黑"/>
-                <w:b/>
-                <w:color w:val="5EEAD4"/>
-                <w:sz w:val="26"/>
-              </w:rPr>
-              <w:t>spatial</w:t>
-            </w:r>
-            <w:r>
-              <w:rPr>
-                <w:rFonts w:ascii="Calibri" w:hAnsi="Calibri" w:eastAsia="微软雅黑"/>
-                <w:b w:val="0"/>
-                <w:color w:val="F0F7F2"/>
-                <w:sz w:val="26"/>
-              </w:rPr>
-              <w:t xml:space="preserve"> tasks</w:t>
-            </w:r>
-          </w:p>
-        </w:tc>
-      </w:tr>
-      <w:tr>
-        <w:tc>
-          <w:tcPr>
-            <w:tcW w:type="dxa" w:w="5270"/>
-          </w:tcPr>
-          <w:p>
-            <w:pPr>
-              <w:spacing w:after="0"/>
-              <w:jc w:val="center"/>
-            </w:pPr>
-            <w:r>
-              <w:rPr>
-                <w:rFonts w:ascii="Calibri" w:hAnsi="Calibri" w:eastAsia="微软雅黑"/>
-                <w:b w:val="0"/>
-                <w:color w:val="AAC4B6"/>
-                <w:sz w:val="21"/>
-              </w:rPr>
-              <w:t>也许</w:t>
-            </w:r>
-          </w:p>
-        </w:tc>
-        <w:tc>
-          <w:tcPr>
-            <w:tcW w:type="dxa" w:w="5270"/>
-          </w:tcPr>
-          <w:p>
-            <w:pPr>
-              <w:spacing w:after="0"/>
-              <w:jc w:val="center"/>
-            </w:pPr>
-            <w:r>
-              <w:rPr>
-                <w:rFonts w:ascii="Calibri" w:hAnsi="Calibri" w:eastAsia="微软雅黑"/>
-                <w:b w:val="0"/>
-                <w:color w:val="AAC4B6"/>
-                <w:sz w:val="21"/>
-              </w:rPr>
-              <w:t>是一种</w:t>
-            </w:r>
-            <w:r>
-              <w:rPr>
-                <w:rFonts w:ascii="Calibri" w:hAnsi="Calibri" w:eastAsia="微软雅黑"/>
-                <w:b w:val="0"/>
-                <w:color w:val="AAC4B6"/>
-                <w:sz w:val="21"/>
-              </w:rPr>
-              <w:t xml:space="preserve"> </w:t>
-            </w:r>
-            <w:r>
-              <w:rPr>
-                <w:rFonts w:ascii="Calibri" w:hAnsi="Calibri" w:eastAsia="微软雅黑"/>
-                <w:b/>
-                <w:color w:val="C4B5FD"/>
-                <w:sz w:val="21"/>
-              </w:rPr>
-              <w:t>天生的</w:t>
-            </w:r>
-            <w:r>
-              <w:rPr>
-                <w:rFonts w:ascii="Calibri" w:hAnsi="Calibri" w:eastAsia="微软雅黑"/>
-                <w:b w:val="0"/>
-                <w:color w:val="AAC4B6"/>
-                <w:sz w:val="21"/>
-              </w:rPr>
-              <w:t>、擅长</w:t>
-            </w:r>
-            <w:r>
-              <w:rPr>
-                <w:rFonts w:ascii="Calibri" w:hAnsi="Calibri" w:eastAsia="微软雅黑"/>
-                <w:b w:val="0"/>
-                <w:color w:val="AAC4B6"/>
-                <w:sz w:val="21"/>
-              </w:rPr>
-              <w:t xml:space="preserve"> </w:t>
-            </w:r>
-            <w:r>
-              <w:rPr>
-                <w:rFonts w:ascii="Calibri" w:hAnsi="Calibri" w:eastAsia="微软雅黑"/>
-                <w:b/>
-                <w:color w:val="5EEAD4"/>
-                <w:sz w:val="21"/>
-              </w:rPr>
-              <w:t>空间</w:t>
-            </w:r>
-            <w:r>
-              <w:rPr>
-                <w:rFonts w:ascii="Calibri" w:hAnsi="Calibri" w:eastAsia="微软雅黑"/>
-                <w:b w:val="0"/>
-                <w:color w:val="AAC4B6"/>
-                <w:sz w:val="21"/>
-              </w:rPr>
-              <w:t xml:space="preserve"> </w:t>
-            </w:r>
-            <w:r>
-              <w:rPr>
-                <w:rFonts w:ascii="Calibri" w:hAnsi="Calibri" w:eastAsia="微软雅黑"/>
-                <w:b w:val="0"/>
-                <w:color w:val="AAC4B6"/>
-                <w:sz w:val="21"/>
-              </w:rPr>
-              <w:t>任务的</w:t>
-            </w:r>
-            <w:r>
-              <w:rPr>
-                <w:rFonts w:ascii="Calibri" w:hAnsi="Calibri" w:eastAsia="微软雅黑"/>
-                <w:b w:val="0"/>
-                <w:color w:val="AAC4B6"/>
-                <w:sz w:val="21"/>
-              </w:rPr>
-              <w:t xml:space="preserve"> </w:t>
-            </w:r>
-            <w:r>
-              <w:rPr>
-                <w:rFonts w:ascii="Calibri" w:hAnsi="Calibri" w:eastAsia="微软雅黑"/>
-                <w:b/>
-                <w:color w:val="FB923C"/>
-                <w:sz w:val="21"/>
-              </w:rPr>
-              <w:t>天赋</w:t>
-            </w:r>
-          </w:p>
-        </w:tc>
-      </w:tr>
-    </w:tbl>
-    <w:tbl>
-      <w:tblPr>
-        <w:tblW w:type="auto" w:w="0"/>
-        <w:jc w:val="center"/>
-        <w:tblLayout w:type="autofit"/>
-        <w:tblLook w:firstColumn="1" w:firstRow="1" w:lastColumn="0" w:lastRow="0" w:noHBand="0" w:noVBand="1" w:val="04A0"/>
-        <w:tblBorders>
-          <w:top w:val="nil"/>
-          <w:left w:val="nil"/>
-          <w:bottom w:val="nil"/>
-          <w:right w:val="nil"/>
-          <w:insideH w:val="nil"/>
-          <w:insideV w:val="nil"/>
-        </w:tblBorders>
-      </w:tblPr>
-      <w:tblGrid>
-        <w:gridCol w:w="5270"/>
-        <w:gridCol w:w="5270"/>
-      </w:tblGrid>
-      <w:tr>
-        <w:tc>
-          <w:tcPr>
-            <w:tcW w:type="dxa" w:w="5270"/>
-          </w:tcPr>
-          <w:p>
-            <w:pPr>
-              <w:spacing w:after="0"/>
-              <w:jc w:val="center"/>
-            </w:pPr>
-            <w:r>
-              <w:rPr>
-                <w:rFonts w:ascii="Calibri" w:hAnsi="Calibri" w:eastAsia="微软雅黑"/>
-                <w:b/>
-                <w:color w:val="FCA5A5"/>
-                <w:sz w:val="26"/>
-              </w:rPr>
-              <w:t>lured</w:t>
-            </w:r>
-            <w:r>
-              <w:rPr>
-                <w:rFonts w:ascii="Calibri" w:hAnsi="Calibri" w:eastAsia="微软雅黑"/>
-                <w:b w:val="0"/>
-                <w:color w:val="F0F7F2"/>
-                <w:sz w:val="26"/>
-              </w:rPr>
-              <w:t xml:space="preserve"> people</w:t>
-            </w:r>
-          </w:p>
-        </w:tc>
-        <w:tc>
-          <w:tcPr>
-            <w:tcW w:type="dxa" w:w="5270"/>
-          </w:tcPr>
-          <w:p>
-            <w:pPr>
-              <w:spacing w:after="0"/>
-              <w:jc w:val="center"/>
-            </w:pPr>
-            <w:r>
-              <w:rPr>
-                <w:rFonts w:ascii="Calibri" w:hAnsi="Calibri" w:eastAsia="微软雅黑"/>
-                <w:b w:val="0"/>
-                <w:color w:val="F0F7F2"/>
-                <w:sz w:val="26"/>
-              </w:rPr>
-              <w:t xml:space="preserve">to the </w:t>
-            </w:r>
-            <w:r>
-              <w:rPr>
-                <w:rFonts w:ascii="Calibri" w:hAnsi="Calibri" w:eastAsia="微软雅黑"/>
-                <w:b/>
-                <w:color w:val="FBBF24"/>
-                <w:sz w:val="26"/>
-              </w:rPr>
-              <w:t>occupation</w:t>
-            </w:r>
-            <w:r>
-              <w:rPr>
-                <w:rFonts w:ascii="Calibri" w:hAnsi="Calibri" w:eastAsia="微软雅黑"/>
-                <w:b w:val="0"/>
-                <w:color w:val="F0F7F2"/>
-                <w:sz w:val="26"/>
-              </w:rPr>
-              <w:t>,</w:t>
-            </w:r>
-          </w:p>
-        </w:tc>
-      </w:tr>
-      <w:tr>
-        <w:tc>
-          <w:tcPr>
-            <w:tcW w:type="dxa" w:w="5270"/>
-          </w:tcPr>
-          <w:p>
-            <w:pPr>
-              <w:spacing w:after="0"/>
-              <w:jc w:val="center"/>
-            </w:pPr>
-            <w:r>
-              <w:rPr>
-                <w:rFonts w:ascii="Calibri" w:hAnsi="Calibri" w:eastAsia="微软雅黑"/>
-                <w:b w:val="0"/>
-                <w:color w:val="AAC4B6"/>
-                <w:sz w:val="21"/>
-              </w:rPr>
-              <w:t>把人们</w:t>
-            </w:r>
-            <w:r>
-              <w:rPr>
-                <w:rFonts w:ascii="Calibri" w:hAnsi="Calibri" w:eastAsia="微软雅黑"/>
-                <w:b w:val="0"/>
-                <w:color w:val="AAC4B6"/>
-                <w:sz w:val="21"/>
-              </w:rPr>
-              <w:t xml:space="preserve"> </w:t>
-            </w:r>
-            <w:r>
-              <w:rPr>
-                <w:rFonts w:ascii="Calibri" w:hAnsi="Calibri" w:eastAsia="微软雅黑"/>
-                <w:b/>
-                <w:color w:val="FCA5A5"/>
-                <w:sz w:val="21"/>
-              </w:rPr>
-              <w:t>吸引</w:t>
-            </w:r>
-          </w:p>
-        </w:tc>
-        <w:tc>
-          <w:tcPr>
-            <w:tcW w:type="dxa" w:w="5270"/>
-          </w:tcPr>
-          <w:p>
-            <w:pPr>
-              <w:spacing w:after="0"/>
-              <w:jc w:val="center"/>
-            </w:pPr>
-            <w:r>
-              <w:rPr>
-                <w:rFonts w:ascii="Calibri" w:hAnsi="Calibri" w:eastAsia="微软雅黑"/>
-                <w:b w:val="0"/>
-                <w:color w:val="AAC4B6"/>
-                <w:sz w:val="21"/>
-              </w:rPr>
-              <w:t>到了这个</w:t>
-            </w:r>
-            <w:r>
-              <w:rPr>
-                <w:rFonts w:ascii="Calibri" w:hAnsi="Calibri" w:eastAsia="微软雅黑"/>
-                <w:b w:val="0"/>
-                <w:color w:val="AAC4B6"/>
-                <w:sz w:val="21"/>
-              </w:rPr>
-              <w:t xml:space="preserve"> </w:t>
-            </w:r>
-            <w:r>
-              <w:rPr>
-                <w:rFonts w:ascii="Calibri" w:hAnsi="Calibri" w:eastAsia="微软雅黑"/>
-                <w:b/>
-                <w:color w:val="FBBF24"/>
-                <w:sz w:val="21"/>
-              </w:rPr>
-              <w:t>职业</w:t>
-            </w:r>
-            <w:r>
-              <w:rPr>
-                <w:rFonts w:ascii="Calibri" w:hAnsi="Calibri" w:eastAsia="微软雅黑"/>
-                <w:b w:val="0"/>
-                <w:color w:val="AAC4B6"/>
-                <w:sz w:val="21"/>
-              </w:rPr>
-              <w:t xml:space="preserve"> </w:t>
-            </w:r>
-            <w:r>
-              <w:rPr>
-                <w:rFonts w:ascii="Calibri" w:hAnsi="Calibri" w:eastAsia="微软雅黑"/>
-                <w:b w:val="0"/>
-                <w:color w:val="AAC4B6"/>
-                <w:sz w:val="21"/>
-              </w:rPr>
-              <w:t>里，</w:t>
-            </w:r>
-          </w:p>
-        </w:tc>
-      </w:tr>
-    </w:tbl>
     <w:tbl>
       <w:tblPr>
         <w:tblW w:type="auto" w:w="0"/>
@@ -3274,7 +4042,7 @@
                 <w:color w:val="F0F7F2"/>
                 <w:sz w:val="26"/>
               </w:rPr>
-              <w:t>or perhaps</w:t>
+              <w:t>A December 2006 study</w:t>
             </w:r>
           </w:p>
         </w:tc>
@@ -3291,19 +4059,10 @@
               <w:rPr>
                 <w:rFonts w:ascii="Calibri" w:hAnsi="Calibri" w:eastAsia="微软雅黑"/>
                 <w:b/>
-                <w:color w:val="38BDF8"/>
+                <w:color w:val="BEF264"/>
                 <w:sz w:val="26"/>
               </w:rPr>
-              <w:t>stressful</w:t>
-            </w:r>
-            <w:r>
-              <w:rPr>
-                <w:rFonts w:ascii="Calibri" w:hAnsi="Calibri" w:eastAsia="微软雅黑"/>
-                <w:b w:val="0"/>
-                <w:color w:val="F0F7F2"/>
-                <w:sz w:val="26"/>
-              </w:rPr>
-              <w:t xml:space="preserve"> driving</w:t>
+              <w:t>dispelled</w:t>
             </w:r>
           </w:p>
         </w:tc>
@@ -3323,16 +4082,16 @@
                 <w:color w:val="F0F7F2"/>
                 <w:sz w:val="26"/>
               </w:rPr>
-              <w:t xml:space="preserve">was the </w:t>
+              <w:t xml:space="preserve">the second </w:t>
             </w:r>
             <w:r>
               <w:rPr>
                 <w:rFonts w:ascii="Calibri" w:hAnsi="Calibri" w:eastAsia="微软雅黑"/>
                 <w:b/>
-                <w:color w:val="F472B6"/>
+                <w:color w:val="C4B5FD"/>
                 <w:sz w:val="26"/>
               </w:rPr>
-              <w:t>culprit</w:t>
+              <w:t>notion</w:t>
             </w:r>
             <w:r>
               <w:rPr>
@@ -3341,7 +4100,7 @@
                 <w:color w:val="F0F7F2"/>
                 <w:sz w:val="26"/>
               </w:rPr>
-              <w:t>.</w:t>
+              <w:t>:</w:t>
             </w:r>
           </w:p>
         </w:tc>
@@ -3363,7 +4122,7 @@
                 <w:color w:val="AAC4B6"/>
                 <w:sz w:val="21"/>
               </w:rPr>
-              <w:t>又或许</w:t>
+              <w:t>2006年12月的一项研究</w:t>
             </w:r>
           </w:p>
         </w:tc>
@@ -3380,28 +4139,10 @@
               <w:rPr>
                 <w:rFonts w:ascii="Calibri" w:hAnsi="Calibri" w:eastAsia="微软雅黑"/>
                 <w:b/>
-                <w:color w:val="38BDF8"/>
+                <w:color w:val="BEF264"/>
                 <w:sz w:val="21"/>
               </w:rPr>
-              <w:t>紧张的</w:t>
-            </w:r>
-            <w:r>
-              <w:rPr>
-                <w:rFonts w:ascii="Calibri" w:hAnsi="Calibri" w:eastAsia="微软雅黑"/>
-                <w:b w:val="0"/>
-                <w:color w:val="AAC4B6"/>
-                <w:sz w:val="21"/>
-              </w:rPr>
-              <w:t xml:space="preserve"> </w:t>
-            </w:r>
-            <w:r>
-              <w:rPr>
-                <w:rFonts w:ascii="Calibri" w:hAnsi="Calibri" w:eastAsia="微软雅黑"/>
-                <w:b w:val="0"/>
-                <w:color w:val="AAC4B6"/>
-                <w:sz w:val="21"/>
-              </w:rPr>
-              <w:t>驾驶</w:t>
+              <w:t>打消了</w:t>
             </w:r>
           </w:p>
         </w:tc>
@@ -3421,7 +4162,7 @@
                 <w:color w:val="AAC4B6"/>
                 <w:sz w:val="21"/>
               </w:rPr>
-              <w:t>才是</w:t>
+              <w:t>第二种</w:t>
             </w:r>
             <w:r>
               <w:rPr>
@@ -3436,10 +4177,10 @@
               <w:rPr>
                 <w:rFonts w:ascii="Calibri" w:hAnsi="Calibri" w:eastAsia="微软雅黑"/>
                 <w:b/>
-                <w:color w:val="F472B6"/>
+                <w:color w:val="C4B5FD"/>
                 <w:sz w:val="21"/>
               </w:rPr>
-              <w:t>罪魁祸首</w:t>
+              <w:t>想法</w:t>
             </w:r>
             <w:r>
               <w:rPr>
@@ -3448,7 +4189,232 @@
                 <w:color w:val="AAC4B6"/>
                 <w:sz w:val="21"/>
               </w:rPr>
-              <w:t>。</w:t>
+              <w:t>：</w:t>
+            </w:r>
+          </w:p>
+        </w:tc>
+      </w:tr>
+    </w:tbl>
+    <w:tbl>
+      <w:tblPr>
+        <w:tblW w:type="auto" w:w="0"/>
+        <w:jc w:val="center"/>
+        <w:tblLayout w:type="autofit"/>
+        <w:tblLook w:firstColumn="1" w:firstRow="1" w:lastColumn="0" w:lastRow="0" w:noHBand="0" w:noVBand="1" w:val="04A0"/>
+        <w:tblBorders>
+          <w:top w:val="nil"/>
+          <w:left w:val="nil"/>
+          <w:bottom w:val="nil"/>
+          <w:right w:val="nil"/>
+          <w:insideH w:val="nil"/>
+          <w:insideV w:val="nil"/>
+        </w:tblBorders>
+      </w:tblPr>
+      <w:tblGrid>
+        <w:gridCol w:w="10540"/>
+      </w:tblGrid>
+      <w:tr>
+        <w:tc>
+          <w:tcPr>
+            <w:tcW w:type="dxa" w:w="10540"/>
+          </w:tcPr>
+          <w:p>
+            <w:pPr>
+              <w:spacing w:after="0"/>
+              <w:jc w:val="center"/>
+            </w:pPr>
+            <w:r>
+              <w:rPr>
+                <w:rFonts w:ascii="Calibri" w:hAnsi="Calibri" w:eastAsia="微软雅黑"/>
+                <w:b w:val="0"/>
+                <w:color w:val="F0F7F2"/>
+                <w:sz w:val="26"/>
+              </w:rPr>
+              <w:t>cabbies had more rear grey matter,</w:t>
+            </w:r>
+          </w:p>
+        </w:tc>
+      </w:tr>
+      <w:tr>
+        <w:tc>
+          <w:tcPr>
+            <w:tcW w:type="dxa" w:w="10540"/>
+          </w:tcPr>
+          <w:p>
+            <w:pPr>
+              <w:spacing w:after="0"/>
+              <w:jc w:val="center"/>
+            </w:pPr>
+            <w:r>
+              <w:rPr>
+                <w:rFonts w:ascii="Calibri" w:hAnsi="Calibri" w:eastAsia="微软雅黑"/>
+                <w:b w:val="0"/>
+                <w:color w:val="AAC4B6"/>
+                <w:sz w:val="21"/>
+              </w:rPr>
+              <w:t>出租车司机的后部灰质更多，</w:t>
+            </w:r>
+          </w:p>
+        </w:tc>
+      </w:tr>
+    </w:tbl>
+    <w:tbl>
+      <w:tblPr>
+        <w:tblW w:type="auto" w:w="0"/>
+        <w:jc w:val="center"/>
+        <w:tblLayout w:type="autofit"/>
+        <w:tblLook w:firstColumn="1" w:firstRow="1" w:lastColumn="0" w:lastRow="0" w:noHBand="0" w:noVBand="1" w:val="04A0"/>
+        <w:tblBorders>
+          <w:top w:val="nil"/>
+          <w:left w:val="nil"/>
+          <w:bottom w:val="nil"/>
+          <w:right w:val="nil"/>
+          <w:insideH w:val="nil"/>
+          <w:insideV w:val="nil"/>
+        </w:tblBorders>
+      </w:tblPr>
+      <w:tblGrid>
+        <w:gridCol w:w="10540"/>
+      </w:tblGrid>
+      <w:tr>
+        <w:tc>
+          <w:tcPr>
+            <w:tcW w:type="dxa" w:w="10540"/>
+          </w:tcPr>
+          <w:p>
+            <w:pPr>
+              <w:spacing w:after="0"/>
+              <w:jc w:val="center"/>
+            </w:pPr>
+            <w:r>
+              <w:rPr>
+                <w:rFonts w:ascii="Calibri" w:hAnsi="Calibri" w:eastAsia="微软雅黑"/>
+                <w:b w:val="0"/>
+                <w:color w:val="F0F7F2"/>
+                <w:sz w:val="26"/>
+              </w:rPr>
+              <w:t xml:space="preserve">the tissue </w:t>
+            </w:r>
+            <w:r>
+              <w:rPr>
+                <w:rFonts w:ascii="Calibri" w:hAnsi="Calibri" w:eastAsia="微软雅黑"/>
+                <w:b/>
+                <w:color w:val="FB923C"/>
+                <w:sz w:val="26"/>
+              </w:rPr>
+              <w:t>dense</w:t>
+            </w:r>
+            <w:r>
+              <w:rPr>
+                <w:rFonts w:ascii="Calibri" w:hAnsi="Calibri" w:eastAsia="微软雅黑"/>
+                <w:b w:val="0"/>
+                <w:color w:val="F0F7F2"/>
+                <w:sz w:val="26"/>
+              </w:rPr>
+              <w:t xml:space="preserve"> with </w:t>
+            </w:r>
+            <w:r>
+              <w:rPr>
+                <w:rFonts w:ascii="Calibri" w:hAnsi="Calibri" w:eastAsia="微软雅黑"/>
+                <w:b/>
+                <w:color w:val="5EEAD4"/>
+                <w:sz w:val="26"/>
+              </w:rPr>
+              <w:t>nerve</w:t>
+            </w:r>
+            <w:r>
+              <w:rPr>
+                <w:rFonts w:ascii="Calibri" w:hAnsi="Calibri" w:eastAsia="微软雅黑"/>
+                <w:b w:val="0"/>
+                <w:color w:val="F0F7F2"/>
+                <w:sz w:val="26"/>
+              </w:rPr>
+              <w:t xml:space="preserve"> cells,</w:t>
+            </w:r>
+          </w:p>
+        </w:tc>
+      </w:tr>
+      <w:tr>
+        <w:tc>
+          <w:tcPr>
+            <w:tcW w:type="dxa" w:w="10540"/>
+          </w:tcPr>
+          <w:p>
+            <w:pPr>
+              <w:spacing w:after="0"/>
+              <w:jc w:val="center"/>
+            </w:pPr>
+            <w:r>
+              <w:rPr>
+                <w:rFonts w:ascii="Calibri" w:hAnsi="Calibri" w:eastAsia="微软雅黑"/>
+                <w:b w:val="0"/>
+                <w:color w:val="AAC4B6"/>
+                <w:sz w:val="21"/>
+              </w:rPr>
+              <w:t>（也就是）</w:t>
+            </w:r>
+            <w:r>
+              <w:rPr>
+                <w:rFonts w:ascii="Calibri" w:hAnsi="Calibri" w:eastAsia="微软雅黑"/>
+                <w:b/>
+                <w:color w:val="5EEAD4"/>
+                <w:sz w:val="21"/>
+              </w:rPr>
+              <w:t>神经</w:t>
+            </w:r>
+            <w:r>
+              <w:rPr>
+                <w:rFonts w:ascii="Calibri" w:hAnsi="Calibri" w:eastAsia="微软雅黑"/>
+                <w:b w:val="0"/>
+                <w:color w:val="AAC4B6"/>
+                <w:sz w:val="21"/>
+              </w:rPr>
+              <w:t xml:space="preserve"> </w:t>
+            </w:r>
+            <w:r>
+              <w:rPr>
+                <w:rFonts w:ascii="Calibri" w:hAnsi="Calibri" w:eastAsia="微软雅黑"/>
+                <w:b w:val="0"/>
+                <w:color w:val="AAC4B6"/>
+                <w:sz w:val="21"/>
+              </w:rPr>
+              <w:t>细胞</w:t>
+            </w:r>
+            <w:r>
+              <w:rPr>
+                <w:rFonts w:ascii="Calibri" w:hAnsi="Calibri" w:eastAsia="微软雅黑"/>
+                <w:b w:val="0"/>
+                <w:color w:val="AAC4B6"/>
+                <w:sz w:val="21"/>
+              </w:rPr>
+              <w:t xml:space="preserve"> </w:t>
+            </w:r>
+            <w:r>
+              <w:rPr>
+                <w:rFonts w:ascii="Calibri" w:hAnsi="Calibri" w:eastAsia="微软雅黑"/>
+                <w:b/>
+                <w:color w:val="FB923C"/>
+                <w:sz w:val="21"/>
+              </w:rPr>
+              <w:t>密集的</w:t>
+            </w:r>
+            <w:r>
+              <w:rPr>
+                <w:rFonts w:ascii="Calibri" w:hAnsi="Calibri" w:eastAsia="微软雅黑"/>
+                <w:b w:val="0"/>
+                <w:color w:val="AAC4B6"/>
+                <w:sz w:val="21"/>
+              </w:rPr>
+              <w:t xml:space="preserve"> </w:t>
+            </w:r>
+            <w:r>
+              <w:rPr>
+                <w:rFonts w:ascii="Calibri" w:hAnsi="Calibri" w:eastAsia="微软雅黑"/>
+                <w:b w:val="0"/>
+                <w:color w:val="AAC4B6"/>
+                <w:sz w:val="21"/>
+              </w:rPr>
+              <w:t>组织，</w:t>
             </w:r>
           </w:p>
         </w:tc>
@@ -3465,13 +4431,8 @@
           <w:color w:val="AAC4B6"/>
           <w:sz w:val="20"/>
         </w:rPr>
-        <w:t>（culprit：本义“罪犯”，这里指造成大脑差异的原因）</w:t>
+        <w:t>（dense with：……密集的、布满……的）</w:t>
       </w:r>
-    </w:p>
-    <w:p>
-      <w:pPr>
-        <w:spacing w:after="40"/>
-      </w:pPr>
     </w:p>
     <w:tbl>
       <w:tblPr>
@@ -3489,13 +4450,14 @@
         </w:tblBorders>
       </w:tblPr>
       <w:tblGrid>
-        <w:gridCol w:w="5270"/>
-        <w:gridCol w:w="5270"/>
+        <w:gridCol w:w="3513"/>
+        <w:gridCol w:w="3513"/>
+        <w:gridCol w:w="3513"/>
       </w:tblGrid>
       <w:tr>
         <w:tc>
           <w:tcPr>
-            <w:tcW w:type="dxa" w:w="5270"/>
+            <w:tcW w:type="dxa" w:w="3513"/>
           </w:tcPr>
           <w:p>
             <w:pPr>
@@ -3509,13 +4471,13 @@
                 <w:color w:val="F0F7F2"/>
                 <w:sz w:val="26"/>
               </w:rPr>
-              <w:t>A December 2006 study</w:t>
+              <w:t>than bus drivers,</w:t>
             </w:r>
           </w:p>
         </w:tc>
         <w:tc>
           <w:tcPr>
-            <w:tcW w:type="dxa" w:w="5270"/>
+            <w:tcW w:type="dxa" w:w="3513"/>
           </w:tcPr>
           <w:p>
             <w:pPr>
@@ -3526,10 +4488,10 @@
               <w:rPr>
                 <w:rFonts w:ascii="Calibri" w:hAnsi="Calibri" w:eastAsia="微软雅黑"/>
                 <w:b/>
-                <w:color w:val="BEF264"/>
+                <w:color w:val="FCA5A5"/>
                 <w:sz w:val="26"/>
               </w:rPr>
-              <w:t>dispelled</w:t>
+              <w:t>confined</w:t>
             </w:r>
             <w:r>
               <w:rPr>
@@ -3538,16 +4500,27 @@
                 <w:color w:val="F0F7F2"/>
                 <w:sz w:val="26"/>
               </w:rPr>
-              <w:t xml:space="preserve"> the second </w:t>
-            </w:r>
+              <w:t xml:space="preserve"> to</w:t>
+            </w:r>
+          </w:p>
+        </w:tc>
+        <w:tc>
+          <w:tcPr>
+            <w:tcW w:type="dxa" w:w="3513"/>
+          </w:tcPr>
+          <w:p>
+            <w:pPr>
+              <w:spacing w:after="0"/>
+              <w:jc w:val="center"/>
+            </w:pPr>
             <w:r>
               <w:rPr>
                 <w:rFonts w:ascii="Calibri" w:hAnsi="Calibri" w:eastAsia="微软雅黑"/>
                 <w:b/>
-                <w:color w:val="C4B5FD"/>
+                <w:color w:val="FBBF24"/>
                 <w:sz w:val="26"/>
               </w:rPr>
-              <w:t>notion</w:t>
+              <w:t>predetermined</w:t>
             </w:r>
             <w:r>
               <w:rPr>
@@ -3556,7 +4529,7 @@
                 <w:color w:val="F0F7F2"/>
                 <w:sz w:val="26"/>
               </w:rPr>
-              <w:t>:</w:t>
+              <w:t xml:space="preserve"> routes,</w:t>
             </w:r>
           </w:p>
         </w:tc>
@@ -3564,7 +4537,7 @@
       <w:tr>
         <w:tc>
           <w:tcPr>
-            <w:tcW w:type="dxa" w:w="5270"/>
+            <w:tcW w:type="dxa" w:w="3513"/>
           </w:tcPr>
           <w:p>
             <w:pPr>
@@ -3578,13 +4551,13 @@
                 <w:color w:val="AAC4B6"/>
                 <w:sz w:val="21"/>
               </w:rPr>
-              <w:t>2006年12月的一项研究</w:t>
+              <w:t>比公交司机的多；</w:t>
             </w:r>
           </w:p>
         </w:tc>
         <w:tc>
           <w:tcPr>
-            <w:tcW w:type="dxa" w:w="5270"/>
+            <w:tcW w:type="dxa" w:w="3513"/>
           </w:tcPr>
           <w:p>
             <w:pPr>
@@ -3594,20 +4567,11 @@
             <w:r>
               <w:rPr>
                 <w:rFonts w:ascii="Calibri" w:hAnsi="Calibri" w:eastAsia="微软雅黑"/>
-                <w:b/>
-                <w:color w:val="BEF264"/>
-                <w:sz w:val="21"/>
-              </w:rPr>
-              <w:t>打消</w:t>
-            </w:r>
-            <w:r>
-              <w:rPr>
-                <w:rFonts w:ascii="Calibri" w:hAnsi="Calibri" w:eastAsia="微软雅黑"/>
                 <w:b w:val="0"/>
                 <w:color w:val="AAC4B6"/>
                 <w:sz w:val="21"/>
               </w:rPr>
-              <w:t xml:space="preserve"> </w:t>
+              <w:t>这些公交司机</w:t>
             </w:r>
             <w:r>
               <w:rPr>
@@ -3616,7 +4580,36 @@
                 <w:color w:val="AAC4B6"/>
                 <w:sz w:val="21"/>
               </w:rPr>
-              <w:t>了第二种</w:t>
+              <w:t xml:space="preserve"> </w:t>
+            </w:r>
+            <w:r>
+              <w:rPr>
+                <w:rFonts w:ascii="Calibri" w:hAnsi="Calibri" w:eastAsia="微软雅黑"/>
+                <w:b/>
+                <w:color w:val="FCA5A5"/>
+                <w:sz w:val="21"/>
+              </w:rPr>
+              <w:t>局限于</w:t>
+            </w:r>
+          </w:p>
+        </w:tc>
+        <w:tc>
+          <w:tcPr>
+            <w:tcW w:type="dxa" w:w="3513"/>
+          </w:tcPr>
+          <w:p>
+            <w:pPr>
+              <w:spacing w:after="0"/>
+              <w:jc w:val="center"/>
+            </w:pPr>
+            <w:r>
+              <w:rPr>
+                <w:rFonts w:ascii="Calibri" w:hAnsi="Calibri" w:eastAsia="微软雅黑"/>
+                <w:b/>
+                <w:color w:val="FBBF24"/>
+                <w:sz w:val="21"/>
+              </w:rPr>
+              <w:t>预先确定的</w:t>
             </w:r>
             <w:r>
               <w:rPr>
@@ -3630,20 +4623,11 @@
             <w:r>
               <w:rPr>
                 <w:rFonts w:ascii="Calibri" w:hAnsi="Calibri" w:eastAsia="微软雅黑"/>
-                <w:b/>
-                <w:color w:val="C4B5FD"/>
-                <w:sz w:val="21"/>
-              </w:rPr>
-              <w:t>想法</w:t>
-            </w:r>
-            <w:r>
-              <w:rPr>
-                <w:rFonts w:ascii="Calibri" w:hAnsi="Calibri" w:eastAsia="微软雅黑"/>
                 <w:b w:val="0"/>
                 <w:color w:val="AAC4B6"/>
                 <w:sz w:val="21"/>
               </w:rPr>
-              <w:t>：</w:t>
+              <w:t>线路，</w:t>
             </w:r>
           </w:p>
         </w:tc>
@@ -3665,12 +4649,14 @@
         </w:tblBorders>
       </w:tblPr>
       <w:tblGrid>
-        <w:gridCol w:w="10540"/>
+        <w:gridCol w:w="3513"/>
+        <w:gridCol w:w="3513"/>
+        <w:gridCol w:w="3513"/>
       </w:tblGrid>
       <w:tr>
         <w:tc>
           <w:tcPr>
-            <w:tcW w:type="dxa" w:w="10540"/>
+            <w:tcW w:type="dxa" w:w="3513"/>
           </w:tcPr>
           <w:p>
             <w:pPr>
@@ -3684,7 +4670,47 @@
                 <w:color w:val="F0F7F2"/>
                 <w:sz w:val="26"/>
               </w:rPr>
-              <w:t>cabbies had more rear grey matter,</w:t>
+              <w:t>of</w:t>
+            </w:r>
+          </w:p>
+        </w:tc>
+        <w:tc>
+          <w:tcPr>
+            <w:tcW w:type="dxa" w:w="3513"/>
+          </w:tcPr>
+          <w:p>
+            <w:pPr>
+              <w:spacing w:after="0"/>
+              <w:jc w:val="center"/>
+            </w:pPr>
+            <w:r>
+              <w:rPr>
+                <w:rFonts w:ascii="Calibri" w:hAnsi="Calibri" w:eastAsia="微软雅黑"/>
+                <w:b/>
+                <w:color w:val="38BDF8"/>
+                <w:sz w:val="26"/>
+              </w:rPr>
+              <w:t>equivalent</w:t>
+            </w:r>
+          </w:p>
+        </w:tc>
+        <w:tc>
+          <w:tcPr>
+            <w:tcW w:type="dxa" w:w="3513"/>
+          </w:tcPr>
+          <w:p>
+            <w:pPr>
+              <w:spacing w:after="0"/>
+              <w:jc w:val="center"/>
+            </w:pPr>
+            <w:r>
+              <w:rPr>
+                <w:rFonts w:ascii="Calibri" w:hAnsi="Calibri" w:eastAsia="微软雅黑"/>
+                <w:b w:val="0"/>
+                <w:color w:val="F0F7F2"/>
+                <w:sz w:val="26"/>
+              </w:rPr>
+              <w:t>experience and stress.</w:t>
             </w:r>
           </w:p>
         </w:tc>
@@ -3692,7 +4718,7 @@
       <w:tr>
         <w:tc>
           <w:tcPr>
-            <w:tcW w:type="dxa" w:w="10540"/>
+            <w:tcW w:type="dxa" w:w="3513"/>
           </w:tcPr>
           <w:p>
             <w:pPr>
@@ -3706,34 +4732,13 @@
                 <w:color w:val="AAC4B6"/>
                 <w:sz w:val="21"/>
               </w:rPr>
-              <w:t>出租车司机后部的灰质更多，</w:t>
+              <w:t>有着</w:t>
             </w:r>
           </w:p>
         </w:tc>
-      </w:tr>
-    </w:tbl>
-    <w:tbl>
-      <w:tblPr>
-        <w:tblW w:type="auto" w:w="0"/>
-        <w:jc w:val="center"/>
-        <w:tblLayout w:type="autofit"/>
-        <w:tblLook w:firstColumn="1" w:firstRow="1" w:lastColumn="0" w:lastRow="0" w:noHBand="0" w:noVBand="1" w:val="04A0"/>
-        <w:tblBorders>
-          <w:top w:val="nil"/>
-          <w:left w:val="nil"/>
-          <w:bottom w:val="nil"/>
-          <w:right w:val="nil"/>
-          <w:insideH w:val="nil"/>
-          <w:insideV w:val="nil"/>
-        </w:tblBorders>
-      </w:tblPr>
-      <w:tblGrid>
-        <w:gridCol w:w="10540"/>
-      </w:tblGrid>
-      <w:tr>
         <w:tc>
           <w:tcPr>
-            <w:tcW w:type="dxa" w:w="10540"/>
+            <w:tcW w:type="dxa" w:w="3513"/>
           </w:tcPr>
           <w:p>
             <w:pPr>
@@ -3744,54 +4749,25 @@
               <w:rPr>
                 <w:rFonts w:ascii="Calibri" w:hAnsi="Calibri" w:eastAsia="微软雅黑"/>
                 <w:b w:val="0"/>
-                <w:color w:val="F0F7F2"/>
-                <w:sz w:val="26"/>
-              </w:rPr>
-              <w:t xml:space="preserve">the tissue </w:t>
+                <w:color w:val="AAC4B6"/>
+                <w:sz w:val="21"/>
+              </w:rPr>
+              <w:t>（与出租车司机）</w:t>
             </w:r>
             <w:r>
               <w:rPr>
                 <w:rFonts w:ascii="Calibri" w:hAnsi="Calibri" w:eastAsia="微软雅黑"/>
                 <w:b/>
-                <w:color w:val="FB923C"/>
-                <w:sz w:val="26"/>
-              </w:rPr>
-              <w:t>dense</w:t>
-            </w:r>
-            <w:r>
-              <w:rPr>
-                <w:rFonts w:ascii="Calibri" w:hAnsi="Calibri" w:eastAsia="微软雅黑"/>
-                <w:b w:val="0"/>
-                <w:color w:val="F0F7F2"/>
-                <w:sz w:val="26"/>
-              </w:rPr>
-              <w:t xml:space="preserve"> with </w:t>
-            </w:r>
-            <w:r>
-              <w:rPr>
-                <w:rFonts w:ascii="Calibri" w:hAnsi="Calibri" w:eastAsia="微软雅黑"/>
-                <w:b/>
-                <w:color w:val="5EEAD4"/>
-                <w:sz w:val="26"/>
-              </w:rPr>
-              <w:t>nerve</w:t>
-            </w:r>
-            <w:r>
-              <w:rPr>
-                <w:rFonts w:ascii="Calibri" w:hAnsi="Calibri" w:eastAsia="微软雅黑"/>
-                <w:b w:val="0"/>
-                <w:color w:val="F0F7F2"/>
-                <w:sz w:val="26"/>
-              </w:rPr>
-              <w:t xml:space="preserve"> cells,</w:t>
+                <w:color w:val="38BDF8"/>
+                <w:sz w:val="21"/>
+              </w:rPr>
+              <w:t>相当的</w:t>
             </w:r>
           </w:p>
         </w:tc>
-      </w:tr>
-      <w:tr>
         <w:tc>
           <w:tcPr>
-            <w:tcW w:type="dxa" w:w="10540"/>
+            <w:tcW w:type="dxa" w:w="3513"/>
           </w:tcPr>
           <w:p>
             <w:pPr>
@@ -3805,61 +4781,7 @@
                 <w:color w:val="AAC4B6"/>
                 <w:sz w:val="21"/>
               </w:rPr>
-              <w:t>灰质即</w:t>
-            </w:r>
-            <w:r>
-              <w:rPr>
-                <w:rFonts w:ascii="Calibri" w:hAnsi="Calibri" w:eastAsia="微软雅黑"/>
-                <w:b w:val="0"/>
-                <w:color w:val="AAC4B6"/>
-                <w:sz w:val="21"/>
-              </w:rPr>
-              <w:t xml:space="preserve"> </w:t>
-            </w:r>
-            <w:r>
-              <w:rPr>
-                <w:rFonts w:ascii="Calibri" w:hAnsi="Calibri" w:eastAsia="微软雅黑"/>
-                <w:b/>
-                <w:color w:val="FB923C"/>
-                <w:sz w:val="21"/>
-              </w:rPr>
-              <w:t>密布</w:t>
-            </w:r>
-            <w:r>
-              <w:rPr>
-                <w:rFonts w:ascii="Calibri" w:hAnsi="Calibri" w:eastAsia="微软雅黑"/>
-                <w:b w:val="0"/>
-                <w:color w:val="AAC4B6"/>
-                <w:sz w:val="21"/>
-              </w:rPr>
-              <w:t xml:space="preserve"> </w:t>
-            </w:r>
-            <w:r>
-              <w:rPr>
-                <w:rFonts w:ascii="Calibri" w:hAnsi="Calibri" w:eastAsia="微软雅黑"/>
-                <w:b/>
-                <w:color w:val="5EEAD4"/>
-                <w:sz w:val="21"/>
-              </w:rPr>
-              <w:t>神经</w:t>
-            </w:r>
-            <w:r>
-              <w:rPr>
-                <w:rFonts w:ascii="Calibri" w:hAnsi="Calibri" w:eastAsia="微软雅黑"/>
-                <w:b w:val="0"/>
-                <w:color w:val="AAC4B6"/>
-                <w:sz w:val="21"/>
-              </w:rPr>
-              <w:t xml:space="preserve"> </w:t>
-            </w:r>
-            <w:r>
-              <w:rPr>
-                <w:rFonts w:ascii="Calibri" w:hAnsi="Calibri" w:eastAsia="微软雅黑"/>
-                <w:b w:val="0"/>
-                <w:color w:val="AAC4B6"/>
-                <w:sz w:val="21"/>
-              </w:rPr>
-              <w:t>细胞的组织，</w:t>
+              <w:t>经验和压力。</w:t>
             </w:r>
           </w:p>
         </w:tc>
@@ -3876,314 +4798,7 @@
           <w:color w:val="AAC4B6"/>
           <w:sz w:val="20"/>
         </w:rPr>
-        <w:t>（dense with：密布着……）</w:t>
-      </w:r>
-    </w:p>
-    <w:tbl>
-      <w:tblPr>
-        <w:tblW w:type="auto" w:w="0"/>
-        <w:jc w:val="center"/>
-        <w:tblLayout w:type="autofit"/>
-        <w:tblLook w:firstColumn="1" w:firstRow="1" w:lastColumn="0" w:lastRow="0" w:noHBand="0" w:noVBand="1" w:val="04A0"/>
-        <w:tblBorders>
-          <w:top w:val="nil"/>
-          <w:left w:val="nil"/>
-          <w:bottom w:val="nil"/>
-          <w:right w:val="nil"/>
-          <w:insideH w:val="nil"/>
-          <w:insideV w:val="nil"/>
-        </w:tblBorders>
-      </w:tblPr>
-      <w:tblGrid>
-        <w:gridCol w:w="5270"/>
-        <w:gridCol w:w="5270"/>
-      </w:tblGrid>
-      <w:tr>
-        <w:tc>
-          <w:tcPr>
-            <w:tcW w:type="dxa" w:w="5270"/>
-          </w:tcPr>
-          <w:p>
-            <w:pPr>
-              <w:spacing w:after="0"/>
-              <w:jc w:val="center"/>
-            </w:pPr>
-            <w:r>
-              <w:rPr>
-                <w:rFonts w:ascii="Calibri" w:hAnsi="Calibri" w:eastAsia="微软雅黑"/>
-                <w:b w:val="0"/>
-                <w:color w:val="F0F7F2"/>
-                <w:sz w:val="26"/>
-              </w:rPr>
-              <w:t>than bus drivers,</w:t>
-            </w:r>
-          </w:p>
-        </w:tc>
-        <w:tc>
-          <w:tcPr>
-            <w:tcW w:type="dxa" w:w="5270"/>
-          </w:tcPr>
-          <w:p>
-            <w:pPr>
-              <w:spacing w:after="0"/>
-              <w:jc w:val="center"/>
-            </w:pPr>
-            <w:r>
-              <w:rPr>
-                <w:rFonts w:ascii="Calibri" w:hAnsi="Calibri" w:eastAsia="微软雅黑"/>
-                <w:b/>
-                <w:color w:val="FCA5A5"/>
-                <w:sz w:val="26"/>
-              </w:rPr>
-              <w:t>confined</w:t>
-            </w:r>
-            <w:r>
-              <w:rPr>
-                <w:rFonts w:ascii="Calibri" w:hAnsi="Calibri" w:eastAsia="微软雅黑"/>
-                <w:b w:val="0"/>
-                <w:color w:val="F0F7F2"/>
-                <w:sz w:val="26"/>
-              </w:rPr>
-              <w:t xml:space="preserve"> to </w:t>
-            </w:r>
-            <w:r>
-              <w:rPr>
-                <w:rFonts w:ascii="Calibri" w:hAnsi="Calibri" w:eastAsia="微软雅黑"/>
-                <w:b/>
-                <w:color w:val="FBBF24"/>
-                <w:sz w:val="26"/>
-              </w:rPr>
-              <w:t>predetermined</w:t>
-            </w:r>
-            <w:r>
-              <w:rPr>
-                <w:rFonts w:ascii="Calibri" w:hAnsi="Calibri" w:eastAsia="微软雅黑"/>
-                <w:b w:val="0"/>
-                <w:color w:val="F0F7F2"/>
-                <w:sz w:val="26"/>
-              </w:rPr>
-              <w:t xml:space="preserve"> routes,</w:t>
-            </w:r>
-          </w:p>
-        </w:tc>
-      </w:tr>
-      <w:tr>
-        <w:tc>
-          <w:tcPr>
-            <w:tcW w:type="dxa" w:w="5270"/>
-          </w:tcPr>
-          <w:p>
-            <w:pPr>
-              <w:spacing w:after="0"/>
-              <w:jc w:val="center"/>
-            </w:pPr>
-            <w:r>
-              <w:rPr>
-                <w:rFonts w:ascii="Calibri" w:hAnsi="Calibri" w:eastAsia="微软雅黑"/>
-                <w:b w:val="0"/>
-                <w:color w:val="AAC4B6"/>
-                <w:sz w:val="21"/>
-              </w:rPr>
-              <w:t>比公交司机的多；</w:t>
-            </w:r>
-          </w:p>
-        </w:tc>
-        <w:tc>
-          <w:tcPr>
-            <w:tcW w:type="dxa" w:w="5270"/>
-          </w:tcPr>
-          <w:p>
-            <w:pPr>
-              <w:spacing w:after="0"/>
-              <w:jc w:val="center"/>
-            </w:pPr>
-            <w:r>
-              <w:rPr>
-                <w:rFonts w:ascii="Calibri" w:hAnsi="Calibri" w:eastAsia="微软雅黑"/>
-                <w:b w:val="0"/>
-                <w:color w:val="AAC4B6"/>
-                <w:sz w:val="21"/>
-              </w:rPr>
-              <w:t>这些公交司机</w:t>
-            </w:r>
-            <w:r>
-              <w:rPr>
-                <w:rFonts w:ascii="Calibri" w:hAnsi="Calibri" w:eastAsia="微软雅黑"/>
-                <w:b w:val="0"/>
-                <w:color w:val="AAC4B6"/>
-                <w:sz w:val="21"/>
-              </w:rPr>
-              <w:t xml:space="preserve"> </w:t>
-            </w:r>
-            <w:r>
-              <w:rPr>
-                <w:rFonts w:ascii="Calibri" w:hAnsi="Calibri" w:eastAsia="微软雅黑"/>
-                <w:b/>
-                <w:color w:val="FCA5A5"/>
-                <w:sz w:val="21"/>
-              </w:rPr>
-              <w:t>局限于</w:t>
-            </w:r>
-            <w:r>
-              <w:rPr>
-                <w:rFonts w:ascii="Calibri" w:hAnsi="Calibri" w:eastAsia="微软雅黑"/>
-                <w:b w:val="0"/>
-                <w:color w:val="AAC4B6"/>
-                <w:sz w:val="21"/>
-              </w:rPr>
-              <w:t xml:space="preserve"> </w:t>
-            </w:r>
-            <w:r>
-              <w:rPr>
-                <w:rFonts w:ascii="Calibri" w:hAnsi="Calibri" w:eastAsia="微软雅黑"/>
-                <w:b/>
-                <w:color w:val="FBBF24"/>
-                <w:sz w:val="21"/>
-              </w:rPr>
-              <w:t>预先确定的</w:t>
-            </w:r>
-            <w:r>
-              <w:rPr>
-                <w:rFonts w:ascii="Calibri" w:hAnsi="Calibri" w:eastAsia="微软雅黑"/>
-                <w:b w:val="0"/>
-                <w:color w:val="AAC4B6"/>
-                <w:sz w:val="21"/>
-              </w:rPr>
-              <w:t xml:space="preserve"> </w:t>
-            </w:r>
-            <w:r>
-              <w:rPr>
-                <w:rFonts w:ascii="Calibri" w:hAnsi="Calibri" w:eastAsia="微软雅黑"/>
-                <w:b w:val="0"/>
-                <w:color w:val="AAC4B6"/>
-                <w:sz w:val="21"/>
-              </w:rPr>
-              <w:t>线路，</w:t>
-            </w:r>
-          </w:p>
-        </w:tc>
-      </w:tr>
-    </w:tbl>
-    <w:tbl>
-      <w:tblPr>
-        <w:tblW w:type="auto" w:w="0"/>
-        <w:jc w:val="center"/>
-        <w:tblLayout w:type="autofit"/>
-        <w:tblLook w:firstColumn="1" w:firstRow="1" w:lastColumn="0" w:lastRow="0" w:noHBand="0" w:noVBand="1" w:val="04A0"/>
-        <w:tblBorders>
-          <w:top w:val="nil"/>
-          <w:left w:val="nil"/>
-          <w:bottom w:val="nil"/>
-          <w:right w:val="nil"/>
-          <w:insideH w:val="nil"/>
-          <w:insideV w:val="nil"/>
-        </w:tblBorders>
-      </w:tblPr>
-      <w:tblGrid>
-        <w:gridCol w:w="10540"/>
-      </w:tblGrid>
-      <w:tr>
-        <w:tc>
-          <w:tcPr>
-            <w:tcW w:type="dxa" w:w="10540"/>
-          </w:tcPr>
-          <w:p>
-            <w:pPr>
-              <w:spacing w:after="0"/>
-              <w:jc w:val="center"/>
-            </w:pPr>
-            <w:r>
-              <w:rPr>
-                <w:rFonts w:ascii="Calibri" w:hAnsi="Calibri" w:eastAsia="微软雅黑"/>
-                <w:b w:val="0"/>
-                <w:color w:val="F0F7F2"/>
-                <w:sz w:val="26"/>
-              </w:rPr>
-              <w:t xml:space="preserve">of </w:t>
-            </w:r>
-            <w:r>
-              <w:rPr>
-                <w:rFonts w:ascii="Calibri" w:hAnsi="Calibri" w:eastAsia="微软雅黑"/>
-                <w:b/>
-                <w:color w:val="38BDF8"/>
-                <w:sz w:val="26"/>
-              </w:rPr>
-              <w:t>equivalent</w:t>
-            </w:r>
-            <w:r>
-              <w:rPr>
-                <w:rFonts w:ascii="Calibri" w:hAnsi="Calibri" w:eastAsia="微软雅黑"/>
-                <w:b w:val="0"/>
-                <w:color w:val="F0F7F2"/>
-                <w:sz w:val="26"/>
-              </w:rPr>
-              <w:t xml:space="preserve"> experience and stress.</w:t>
-            </w:r>
-          </w:p>
-        </w:tc>
-      </w:tr>
-      <w:tr>
-        <w:tc>
-          <w:tcPr>
-            <w:tcW w:type="dxa" w:w="10540"/>
-          </w:tcPr>
-          <w:p>
-            <w:pPr>
-              <w:spacing w:after="0"/>
-              <w:jc w:val="center"/>
-            </w:pPr>
-            <w:r>
-              <w:rPr>
-                <w:rFonts w:ascii="Calibri" w:hAnsi="Calibri" w:eastAsia="微软雅黑"/>
-                <w:b w:val="0"/>
-                <w:color w:val="AAC4B6"/>
-                <w:sz w:val="21"/>
-              </w:rPr>
-              <w:t>经验和压力（与出租车司机）都是</w:t>
-            </w:r>
-            <w:r>
-              <w:rPr>
-                <w:rFonts w:ascii="Calibri" w:hAnsi="Calibri" w:eastAsia="微软雅黑"/>
-                <w:b w:val="0"/>
-                <w:color w:val="AAC4B6"/>
-                <w:sz w:val="21"/>
-              </w:rPr>
-              <w:t xml:space="preserve"> </w:t>
-            </w:r>
-            <w:r>
-              <w:rPr>
-                <w:rFonts w:ascii="Calibri" w:hAnsi="Calibri" w:eastAsia="微软雅黑"/>
-                <w:b/>
-                <w:color w:val="38BDF8"/>
-                <w:sz w:val="21"/>
-              </w:rPr>
-              <w:t>相当的</w:t>
-            </w:r>
-            <w:r>
-              <w:rPr>
-                <w:rFonts w:ascii="Calibri" w:hAnsi="Calibri" w:eastAsia="微软雅黑"/>
-                <w:b w:val="0"/>
-                <w:color w:val="AAC4B6"/>
-                <w:sz w:val="21"/>
-              </w:rPr>
-              <w:t>。</w:t>
-            </w:r>
-          </w:p>
-        </w:tc>
-      </w:tr>
-    </w:tbl>
-    <w:p>
-      <w:pPr>
-        <w:jc w:val="center"/>
-      </w:pPr>
-      <w:r>
-        <w:rPr>
-          <w:rFonts w:ascii="Calibri" w:hAnsi="Calibri" w:eastAsia="微软雅黑"/>
-          <w:b w:val="0"/>
-          <w:color w:val="AAC4B6"/>
-          <w:sz w:val="20"/>
-        </w:rPr>
-        <w:t>（more … than bus drivers 中间插入了对灰质的解释；confined to… 和 of equivalent… 都修饰 bus drivers）</w:t>
+        <w:t>（more … than 被同位语隔开；confined to… 和 of equivalent… 都修饰 bus drivers）</w:t>
       </w:r>
     </w:p>
     <w:p>
@@ -4208,13 +4823,15 @@
         </w:tblBorders>
       </w:tblPr>
       <w:tblGrid>
-        <w:gridCol w:w="5270"/>
-        <w:gridCol w:w="5270"/>
+        <w:gridCol w:w="2635"/>
+        <w:gridCol w:w="2635"/>
+        <w:gridCol w:w="2635"/>
+        <w:gridCol w:w="2635"/>
       </w:tblGrid>
       <w:tr>
         <w:tc>
           <w:tcPr>
-            <w:tcW w:type="dxa" w:w="5270"/>
+            <w:tcW w:type="dxa" w:w="2635"/>
           </w:tcPr>
           <w:p>
             <w:pPr>
@@ -4228,31 +4845,13 @@
                 <w:color w:val="F0F7F2"/>
                 <w:sz w:val="26"/>
               </w:rPr>
-              <w:t xml:space="preserve">A December 2011 </w:t>
-            </w:r>
-            <w:r>
-              <w:rPr>
-                <w:rFonts w:ascii="Calibri" w:hAnsi="Calibri" w:eastAsia="微软雅黑"/>
-                <w:b/>
-                <w:color w:val="F472B6"/>
-                <w:sz w:val="26"/>
-              </w:rPr>
-              <w:t>longitudinal</w:t>
-            </w:r>
-            <w:r>
-              <w:rPr>
-                <w:rFonts w:ascii="Calibri" w:hAnsi="Calibri" w:eastAsia="微软雅黑"/>
-                <w:b w:val="0"/>
-                <w:color w:val="F0F7F2"/>
-                <w:sz w:val="26"/>
-              </w:rPr>
-              <w:t xml:space="preserve"> study</w:t>
+              <w:t>A December 2011</w:t>
             </w:r>
           </w:p>
         </w:tc>
         <w:tc>
           <w:tcPr>
-            <w:tcW w:type="dxa" w:w="5270"/>
+            <w:tcW w:type="dxa" w:w="2635"/>
           </w:tcPr>
           <w:p>
             <w:pPr>
@@ -4263,10 +4862,10 @@
               <w:rPr>
                 <w:rFonts w:ascii="Calibri" w:hAnsi="Calibri" w:eastAsia="微软雅黑"/>
                 <w:b/>
-                <w:color w:val="BEF264"/>
+                <w:color w:val="F472B6"/>
                 <w:sz w:val="26"/>
               </w:rPr>
-              <w:t>tackled</w:t>
+              <w:t>longitudinal</w:t>
             </w:r>
             <w:r>
               <w:rPr>
@@ -4275,7 +4874,47 @@
                 <w:color w:val="F0F7F2"/>
                 <w:sz w:val="26"/>
               </w:rPr>
-              <w:t xml:space="preserve"> the first,</w:t>
+              <w:t xml:space="preserve"> study</w:t>
+            </w:r>
+          </w:p>
+        </w:tc>
+        <w:tc>
+          <w:tcPr>
+            <w:tcW w:type="dxa" w:w="2635"/>
+          </w:tcPr>
+          <w:p>
+            <w:pPr>
+              <w:spacing w:after="0"/>
+              <w:jc w:val="center"/>
+            </w:pPr>
+            <w:r>
+              <w:rPr>
+                <w:rFonts w:ascii="Calibri" w:hAnsi="Calibri" w:eastAsia="微软雅黑"/>
+                <w:b/>
+                <w:color w:val="BEF264"/>
+                <w:sz w:val="26"/>
+              </w:rPr>
+              <w:t>tackled</w:t>
+            </w:r>
+          </w:p>
+        </w:tc>
+        <w:tc>
+          <w:tcPr>
+            <w:tcW w:type="dxa" w:w="2635"/>
+          </w:tcPr>
+          <w:p>
+            <w:pPr>
+              <w:spacing w:after="0"/>
+              <w:jc w:val="center"/>
+            </w:pPr>
+            <w:r>
+              <w:rPr>
+                <w:rFonts w:ascii="Calibri" w:hAnsi="Calibri" w:eastAsia="微软雅黑"/>
+                <w:b w:val="0"/>
+                <w:color w:val="F0F7F2"/>
+                <w:sz w:val="26"/>
+              </w:rPr>
+              <w:t>the first,</w:t>
             </w:r>
           </w:p>
         </w:tc>
@@ -4283,7 +4922,7 @@
       <w:tr>
         <w:tc>
           <w:tcPr>
-            <w:tcW w:type="dxa" w:w="5270"/>
+            <w:tcW w:type="dxa" w:w="2635"/>
           </w:tcPr>
           <w:p>
             <w:pPr>
@@ -4299,47 +4938,11 @@
               </w:rPr>
               <w:t>2011年12月的一项</w:t>
             </w:r>
-            <w:r>
-              <w:rPr>
-                <w:rFonts w:ascii="Calibri" w:hAnsi="Calibri" w:eastAsia="微软雅黑"/>
-                <w:b w:val="0"/>
-                <w:color w:val="AAC4B6"/>
-                <w:sz w:val="21"/>
-              </w:rPr>
-              <w:t xml:space="preserve"> </w:t>
-            </w:r>
-            <w:r>
-              <w:rPr>
-                <w:rFonts w:ascii="Calibri" w:hAnsi="Calibri" w:eastAsia="微软雅黑"/>
-                <w:b/>
-                <w:color w:val="F472B6"/>
-                <w:sz w:val="21"/>
-              </w:rPr>
-              <w:t>纵向的</w:t>
-            </w:r>
-            <w:r>
-              <w:rPr>
-                <w:rFonts w:ascii="Calibri" w:hAnsi="Calibri" w:eastAsia="微软雅黑"/>
-                <w:b w:val="0"/>
-                <w:color w:val="AAC4B6"/>
-                <w:sz w:val="21"/>
-              </w:rPr>
-              <w:t xml:space="preserve"> </w:t>
-            </w:r>
-            <w:r>
-              <w:rPr>
-                <w:rFonts w:ascii="Calibri" w:hAnsi="Calibri" w:eastAsia="微软雅黑"/>
-                <w:b w:val="0"/>
-                <w:color w:val="AAC4B6"/>
-                <w:sz w:val="21"/>
-              </w:rPr>
-              <w:t>研究</w:t>
-            </w:r>
           </w:p>
         </w:tc>
         <w:tc>
           <w:tcPr>
-            <w:tcW w:type="dxa" w:w="5270"/>
+            <w:tcW w:type="dxa" w:w="2635"/>
           </w:tcPr>
           <w:p>
             <w:pPr>
@@ -4350,10 +4953,10 @@
               <w:rPr>
                 <w:rFonts w:ascii="Calibri" w:hAnsi="Calibri" w:eastAsia="微软雅黑"/>
                 <w:b/>
-                <w:color w:val="BEF264"/>
+                <w:color w:val="F472B6"/>
                 <w:sz w:val="21"/>
               </w:rPr>
-              <w:t>着手检验</w:t>
+              <w:t>纵向</w:t>
             </w:r>
             <w:r>
               <w:rPr>
@@ -4364,6 +4967,46 @@
               </w:rPr>
               <w:t xml:space="preserve"> </w:t>
             </w:r>
+            <w:r>
+              <w:rPr>
+                <w:rFonts w:ascii="Calibri" w:hAnsi="Calibri" w:eastAsia="微软雅黑"/>
+                <w:b w:val="0"/>
+                <w:color w:val="AAC4B6"/>
+                <w:sz w:val="21"/>
+              </w:rPr>
+              <w:t>研究</w:t>
+            </w:r>
+          </w:p>
+        </w:tc>
+        <w:tc>
+          <w:tcPr>
+            <w:tcW w:type="dxa" w:w="2635"/>
+          </w:tcPr>
+          <w:p>
+            <w:pPr>
+              <w:spacing w:after="0"/>
+              <w:jc w:val="center"/>
+            </w:pPr>
+            <w:r>
+              <w:rPr>
+                <w:rFonts w:ascii="Calibri" w:hAnsi="Calibri" w:eastAsia="微软雅黑"/>
+                <w:b/>
+                <w:color w:val="BEF264"/>
+                <w:sz w:val="21"/>
+              </w:rPr>
+              <w:t>着手检验</w:t>
+            </w:r>
+          </w:p>
+        </w:tc>
+        <w:tc>
+          <w:tcPr>
+            <w:tcW w:type="dxa" w:w="2635"/>
+          </w:tcPr>
+          <w:p>
+            <w:pPr>
+              <w:spacing w:after="0"/>
+              <w:jc w:val="center"/>
+            </w:pPr>
             <w:r>
               <w:rPr>
                 <w:rFonts w:ascii="Calibri" w:hAnsi="Calibri" w:eastAsia="微软雅黑"/>
@@ -4407,12 +5050,15 @@
         </w:tblBorders>
       </w:tblPr>
       <w:tblGrid>
-        <w:gridCol w:w="10540"/>
+        <w:gridCol w:w="2635"/>
+        <w:gridCol w:w="2635"/>
+        <w:gridCol w:w="2635"/>
+        <w:gridCol w:w="2635"/>
       </w:tblGrid>
       <w:tr>
         <w:tc>
           <w:tcPr>
-            <w:tcW w:type="dxa" w:w="10540"/>
+            <w:tcW w:type="dxa" w:w="2635"/>
           </w:tcPr>
           <w:p>
             <w:pPr>
@@ -4426,7 +5072,27 @@
                 <w:color w:val="F0F7F2"/>
                 <w:sz w:val="26"/>
               </w:rPr>
-              <w:t xml:space="preserve">scanning 79 </w:t>
+              <w:t>scanning</w:t>
+            </w:r>
+          </w:p>
+        </w:tc>
+        <w:tc>
+          <w:tcPr>
+            <w:tcW w:type="dxa" w:w="2635"/>
+          </w:tcPr>
+          <w:p>
+            <w:pPr>
+              <w:spacing w:after="0"/>
+              <w:jc w:val="center"/>
+            </w:pPr>
+            <w:r>
+              <w:rPr>
+                <w:rFonts w:ascii="Calibri" w:hAnsi="Calibri" w:eastAsia="微软雅黑"/>
+                <w:b w:val="0"/>
+                <w:color w:val="F0F7F2"/>
+                <w:sz w:val="26"/>
+              </w:rPr>
+              <w:t xml:space="preserve">79 </w:t>
             </w:r>
             <w:r>
               <w:rPr>
@@ -4437,6 +5103,17 @@
               </w:rPr>
               <w:t>trainees</w:t>
             </w:r>
+          </w:p>
+        </w:tc>
+        <w:tc>
+          <w:tcPr>
+            <w:tcW w:type="dxa" w:w="2635"/>
+          </w:tcPr>
+          <w:p>
+            <w:pPr>
+              <w:spacing w:after="0"/>
+              <w:jc w:val="center"/>
+            </w:pPr>
             <w:r>
               <w:rPr>
                 <w:rFonts w:ascii="Calibri" w:hAnsi="Calibri" w:eastAsia="微软雅黑"/>
@@ -4444,7 +5121,27 @@
                 <w:color w:val="F0F7F2"/>
                 <w:sz w:val="26"/>
               </w:rPr>
-              <w:t xml:space="preserve"> and 31 non-trainees</w:t>
+              <w:t>and</w:t>
+            </w:r>
+          </w:p>
+        </w:tc>
+        <w:tc>
+          <w:tcPr>
+            <w:tcW w:type="dxa" w:w="2635"/>
+          </w:tcPr>
+          <w:p>
+            <w:pPr>
+              <w:spacing w:after="0"/>
+              <w:jc w:val="center"/>
+            </w:pPr>
+            <w:r>
+              <w:rPr>
+                <w:rFonts w:ascii="Calibri" w:hAnsi="Calibri" w:eastAsia="微软雅黑"/>
+                <w:b w:val="0"/>
+                <w:color w:val="F0F7F2"/>
+                <w:sz w:val="26"/>
+              </w:rPr>
+              <w:t>31 non-trainees</w:t>
             </w:r>
           </w:p>
         </w:tc>
@@ -4452,7 +5149,7 @@
       <w:tr>
         <w:tc>
           <w:tcPr>
-            <w:tcW w:type="dxa" w:w="10540"/>
+            <w:tcW w:type="dxa" w:w="2635"/>
           </w:tcPr>
           <w:p>
             <w:pPr>
@@ -4466,8 +5163,19 @@
                 <w:color w:val="AAC4B6"/>
                 <w:sz w:val="21"/>
               </w:rPr>
-              <w:t>扫描了79名</w:t>
-            </w:r>
+              <w:t>扫描了</w:t>
+            </w:r>
+          </w:p>
+        </w:tc>
+        <w:tc>
+          <w:tcPr>
+            <w:tcW w:type="dxa" w:w="2635"/>
+          </w:tcPr>
+          <w:p>
+            <w:pPr>
+              <w:spacing w:after="0"/>
+              <w:jc w:val="center"/>
+            </w:pPr>
             <w:r>
               <w:rPr>
                 <w:rFonts w:ascii="Calibri" w:hAnsi="Calibri" w:eastAsia="微软雅黑"/>
@@ -4475,6 +5183,15 @@
                 <w:color w:val="AAC4B6"/>
                 <w:sz w:val="21"/>
               </w:rPr>
+              <w:t>79名</w:t>
+            </w:r>
+            <w:r>
+              <w:rPr>
+                <w:rFonts w:ascii="Calibri" w:hAnsi="Calibri" w:eastAsia="微软雅黑"/>
+                <w:b w:val="0"/>
+                <w:color w:val="AAC4B6"/>
+                <w:sz w:val="21"/>
+              </w:rPr>
               <w:t xml:space="preserve"> </w:t>
             </w:r>
             <w:r>
@@ -4486,6 +5203,17 @@
               </w:rPr>
               <w:t>学员</w:t>
             </w:r>
+          </w:p>
+        </w:tc>
+        <w:tc>
+          <w:tcPr>
+            <w:tcW w:type="dxa" w:w="2635"/>
+          </w:tcPr>
+          <w:p>
+            <w:pPr>
+              <w:spacing w:after="0"/>
+              <w:jc w:val="center"/>
+            </w:pPr>
             <w:r>
               <w:rPr>
                 <w:rFonts w:ascii="Calibri" w:hAnsi="Calibri" w:eastAsia="微软雅黑"/>
@@ -4493,8 +5221,19 @@
                 <w:color w:val="AAC4B6"/>
                 <w:sz w:val="21"/>
               </w:rPr>
-              <w:t xml:space="preserve"> </w:t>
-            </w:r>
+              <w:t>和</w:t>
+            </w:r>
+          </w:p>
+        </w:tc>
+        <w:tc>
+          <w:tcPr>
+            <w:tcW w:type="dxa" w:w="2635"/>
+          </w:tcPr>
+          <w:p>
+            <w:pPr>
+              <w:spacing w:after="0"/>
+              <w:jc w:val="center"/>
+            </w:pPr>
             <w:r>
               <w:rPr>
                 <w:rFonts w:ascii="Calibri" w:hAnsi="Calibri" w:eastAsia="微软雅黑"/>
@@ -4502,7 +5241,7 @@
                 <w:color w:val="AAC4B6"/>
                 <w:sz w:val="21"/>
               </w:rPr>
-              <w:t>和31名非学员，</w:t>
+              <w:t>31名非学员，</w:t>
             </w:r>
           </w:p>
         </w:tc>
@@ -4595,7 +5334,7 @@
                 <w:color w:val="AAC4B6"/>
                 <w:sz w:val="21"/>
               </w:rPr>
-              <w:t>分别在</w:t>
+              <w:t>时间是</w:t>
             </w:r>
             <w:r>
               <w:rPr>
@@ -4651,7 +5390,7 @@
                 <w:color w:val="AAC4B6"/>
                 <w:sz w:val="21"/>
               </w:rPr>
-              <w:t>和三到四年后（各扫描一次）。</w:t>
+              <w:t>和三到四年后。</w:t>
             </w:r>
           </w:p>
         </w:tc>
@@ -4787,6 +5526,237 @@
         </w:tblBorders>
       </w:tblPr>
       <w:tblGrid>
+        <w:gridCol w:w="2635"/>
+        <w:gridCol w:w="2635"/>
+        <w:gridCol w:w="2635"/>
+        <w:gridCol w:w="2635"/>
+      </w:tblGrid>
+      <w:tr>
+        <w:tc>
+          <w:tcPr>
+            <w:tcW w:type="dxa" w:w="2635"/>
+          </w:tcPr>
+          <w:p>
+            <w:pPr>
+              <w:spacing w:after="0"/>
+              <w:jc w:val="center"/>
+            </w:pPr>
+            <w:r>
+              <w:rPr>
+                <w:rFonts w:ascii="Calibri" w:hAnsi="Calibri" w:eastAsia="微软雅黑"/>
+                <w:b w:val="0"/>
+                <w:color w:val="F0F7F2"/>
+                <w:sz w:val="26"/>
+              </w:rPr>
+              <w:t>Only</w:t>
+            </w:r>
+          </w:p>
+        </w:tc>
+        <w:tc>
+          <w:tcPr>
+            <w:tcW w:type="dxa" w:w="2635"/>
+          </w:tcPr>
+          <w:p>
+            <w:pPr>
+              <w:spacing w:after="0"/>
+              <w:jc w:val="center"/>
+            </w:pPr>
+            <w:r>
+              <w:rPr>
+                <w:rFonts w:ascii="Calibri" w:hAnsi="Calibri" w:eastAsia="微软雅黑"/>
+                <w:b w:val="0"/>
+                <w:color w:val="F0F7F2"/>
+                <w:sz w:val="26"/>
+              </w:rPr>
+              <w:t>the 39 who qualified</w:t>
+            </w:r>
+          </w:p>
+        </w:tc>
+        <w:tc>
+          <w:tcPr>
+            <w:tcW w:type="dxa" w:w="2635"/>
+          </w:tcPr>
+          <w:p>
+            <w:pPr>
+              <w:spacing w:after="0"/>
+              <w:jc w:val="center"/>
+            </w:pPr>
+            <w:r>
+              <w:rPr>
+                <w:rFonts w:ascii="Calibri" w:hAnsi="Calibri" w:eastAsia="微软雅黑"/>
+                <w:b/>
+                <w:color w:val="5EEAD4"/>
+                <w:sz w:val="26"/>
+              </w:rPr>
+              <w:t>exhibited</w:t>
+            </w:r>
+          </w:p>
+        </w:tc>
+        <w:tc>
+          <w:tcPr>
+            <w:tcW w:type="dxa" w:w="2635"/>
+          </w:tcPr>
+          <w:p>
+            <w:pPr>
+              <w:spacing w:after="0"/>
+              <w:jc w:val="center"/>
+            </w:pPr>
+            <w:r>
+              <w:rPr>
+                <w:rFonts w:ascii="Calibri" w:hAnsi="Calibri" w:eastAsia="微软雅黑"/>
+                <w:b w:val="0"/>
+                <w:color w:val="F0F7F2"/>
+                <w:sz w:val="26"/>
+              </w:rPr>
+              <w:t xml:space="preserve">an </w:t>
+            </w:r>
+            <w:r>
+              <w:rPr>
+                <w:rFonts w:ascii="Calibri" w:hAnsi="Calibri" w:eastAsia="微软雅黑"/>
+                <w:b/>
+                <w:color w:val="FCA5A5"/>
+                <w:sz w:val="26"/>
+              </w:rPr>
+              <w:t>expansion</w:t>
+            </w:r>
+            <w:r>
+              <w:rPr>
+                <w:rFonts w:ascii="Calibri" w:hAnsi="Calibri" w:eastAsia="微软雅黑"/>
+                <w:b w:val="0"/>
+                <w:color w:val="F0F7F2"/>
+                <w:sz w:val="26"/>
+              </w:rPr>
+              <w:t xml:space="preserve"> of rear grey matter,</w:t>
+            </w:r>
+          </w:p>
+        </w:tc>
+      </w:tr>
+      <w:tr>
+        <w:tc>
+          <w:tcPr>
+            <w:tcW w:type="dxa" w:w="2635"/>
+          </w:tcPr>
+          <w:p>
+            <w:pPr>
+              <w:spacing w:after="0"/>
+              <w:jc w:val="center"/>
+            </w:pPr>
+            <w:r>
+              <w:rPr>
+                <w:rFonts w:ascii="Calibri" w:hAnsi="Calibri" w:eastAsia="微软雅黑"/>
+                <w:b w:val="0"/>
+                <w:color w:val="AAC4B6"/>
+                <w:sz w:val="21"/>
+              </w:rPr>
+              <w:t>只有</w:t>
+            </w:r>
+          </w:p>
+        </w:tc>
+        <w:tc>
+          <w:tcPr>
+            <w:tcW w:type="dxa" w:w="2635"/>
+          </w:tcPr>
+          <w:p>
+            <w:pPr>
+              <w:spacing w:after="0"/>
+              <w:jc w:val="center"/>
+            </w:pPr>
+            <w:r>
+              <w:rPr>
+                <w:rFonts w:ascii="Calibri" w:hAnsi="Calibri" w:eastAsia="微软雅黑"/>
+                <w:b w:val="0"/>
+                <w:color w:val="AAC4B6"/>
+                <w:sz w:val="21"/>
+              </w:rPr>
+              <w:t>合格的39人</w:t>
+            </w:r>
+          </w:p>
+        </w:tc>
+        <w:tc>
+          <w:tcPr>
+            <w:tcW w:type="dxa" w:w="2635"/>
+          </w:tcPr>
+          <w:p>
+            <w:pPr>
+              <w:spacing w:after="0"/>
+              <w:jc w:val="center"/>
+            </w:pPr>
+            <w:r>
+              <w:rPr>
+                <w:rFonts w:ascii="Calibri" w:hAnsi="Calibri" w:eastAsia="微软雅黑"/>
+                <w:b/>
+                <w:color w:val="5EEAD4"/>
+                <w:sz w:val="21"/>
+              </w:rPr>
+              <w:t>表现出</w:t>
+            </w:r>
+          </w:p>
+        </w:tc>
+        <w:tc>
+          <w:tcPr>
+            <w:tcW w:type="dxa" w:w="2635"/>
+          </w:tcPr>
+          <w:p>
+            <w:pPr>
+              <w:spacing w:after="0"/>
+              <w:jc w:val="center"/>
+            </w:pPr>
+            <w:r>
+              <w:rPr>
+                <w:rFonts w:ascii="Calibri" w:hAnsi="Calibri" w:eastAsia="微软雅黑"/>
+                <w:b w:val="0"/>
+                <w:color w:val="AAC4B6"/>
+                <w:sz w:val="21"/>
+              </w:rPr>
+              <w:t>后部灰质的</w:t>
+            </w:r>
+            <w:r>
+              <w:rPr>
+                <w:rFonts w:ascii="Calibri" w:hAnsi="Calibri" w:eastAsia="微软雅黑"/>
+                <w:b w:val="0"/>
+                <w:color w:val="AAC4B6"/>
+                <w:sz w:val="21"/>
+              </w:rPr>
+              <w:t xml:space="preserve"> </w:t>
+            </w:r>
+            <w:r>
+              <w:rPr>
+                <w:rFonts w:ascii="Calibri" w:hAnsi="Calibri" w:eastAsia="微软雅黑"/>
+                <w:b/>
+                <w:color w:val="FCA5A5"/>
+                <w:sz w:val="21"/>
+              </w:rPr>
+              <w:t>扩大</w:t>
+            </w:r>
+            <w:r>
+              <w:rPr>
+                <w:rFonts w:ascii="Calibri" w:hAnsi="Calibri" w:eastAsia="微软雅黑"/>
+                <w:b w:val="0"/>
+                <w:color w:val="AAC4B6"/>
+                <w:sz w:val="21"/>
+              </w:rPr>
+              <w:t>，</w:t>
+            </w:r>
+          </w:p>
+        </w:tc>
+      </w:tr>
+    </w:tbl>
+    <w:tbl>
+      <w:tblPr>
+        <w:tblW w:type="auto" w:w="0"/>
+        <w:jc w:val="center"/>
+        <w:tblLayout w:type="autofit"/>
+        <w:tblLook w:firstColumn="1" w:firstRow="1" w:lastColumn="0" w:lastRow="0" w:noHBand="0" w:noVBand="1" w:val="04A0"/>
+        <w:tblBorders>
+          <w:top w:val="nil"/>
+          <w:left w:val="nil"/>
+          <w:bottom w:val="nil"/>
+          <w:right w:val="nil"/>
+          <w:insideH w:val="nil"/>
+          <w:insideV w:val="nil"/>
+        </w:tblBorders>
+      </w:tblPr>
+      <w:tblGrid>
         <w:gridCol w:w="3513"/>
         <w:gridCol w:w="3513"/>
         <w:gridCol w:w="3513"/>
@@ -4808,7 +5778,7 @@
                 <w:color w:val="F0F7F2"/>
                 <w:sz w:val="26"/>
               </w:rPr>
-              <w:t>Only the 39 who qualified</w:t>
+              <w:t>so</w:t>
             </w:r>
           </w:p>
         </w:tc>
@@ -4824,11 +5794,20 @@
             <w:r>
               <w:rPr>
                 <w:rFonts w:ascii="Calibri" w:hAnsi="Calibri" w:eastAsia="微软雅黑"/>
+                <w:b w:val="0"/>
+                <w:color w:val="F0F7F2"/>
+                <w:sz w:val="26"/>
+              </w:rPr>
+              <w:t xml:space="preserve">the </w:t>
+            </w:r>
+            <w:r>
+              <w:rPr>
+                <w:rFonts w:ascii="Calibri" w:hAnsi="Calibri" w:eastAsia="微软雅黑"/>
                 <w:b/>
-                <w:color w:val="5EEAD4"/>
+                <w:color w:val="FBBF24"/>
                 <w:sz w:val="26"/>
               </w:rPr>
-              <w:t>exhibited</w:t>
+              <w:t>sequence</w:t>
             </w:r>
           </w:p>
         </w:tc>
@@ -4848,25 +5827,7 @@
                 <w:color w:val="F0F7F2"/>
                 <w:sz w:val="26"/>
               </w:rPr>
-              <w:t xml:space="preserve">an </w:t>
-            </w:r>
-            <w:r>
-              <w:rPr>
-                <w:rFonts w:ascii="Calibri" w:hAnsi="Calibri" w:eastAsia="微软雅黑"/>
-                <w:b/>
-                <w:color w:val="FCA5A5"/>
-                <w:sz w:val="26"/>
-              </w:rPr>
-              <w:t>expansion</w:t>
-            </w:r>
-            <w:r>
-              <w:rPr>
-                <w:rFonts w:ascii="Calibri" w:hAnsi="Calibri" w:eastAsia="微软雅黑"/>
-                <w:b w:val="0"/>
-                <w:color w:val="F0F7F2"/>
-                <w:sz w:val="26"/>
-              </w:rPr>
-              <w:t xml:space="preserve"> of rear grey matter,</w:t>
+              <w:t>suggests</w:t>
             </w:r>
           </w:p>
         </w:tc>
@@ -4888,7 +5849,7 @@
                 <w:color w:val="AAC4B6"/>
                 <w:sz w:val="21"/>
               </w:rPr>
-              <w:t>只有最终合格的39人</w:t>
+              <w:t>因此</w:t>
             </w:r>
           </w:p>
         </w:tc>
@@ -4904,11 +5865,29 @@
             <w:r>
               <w:rPr>
                 <w:rFonts w:ascii="Calibri" w:hAnsi="Calibri" w:eastAsia="微软雅黑"/>
+                <w:b w:val="0"/>
+                <w:color w:val="AAC4B6"/>
+                <w:sz w:val="21"/>
+              </w:rPr>
+              <w:t>这个</w:t>
+            </w:r>
+            <w:r>
+              <w:rPr>
+                <w:rFonts w:ascii="Calibri" w:hAnsi="Calibri" w:eastAsia="微软雅黑"/>
+                <w:b w:val="0"/>
+                <w:color w:val="AAC4B6"/>
+                <w:sz w:val="21"/>
+              </w:rPr>
+              <w:t xml:space="preserve"> </w:t>
+            </w:r>
+            <w:r>
+              <w:rPr>
+                <w:rFonts w:ascii="Calibri" w:hAnsi="Calibri" w:eastAsia="微软雅黑"/>
                 <w:b/>
-                <w:color w:val="5EEAD4"/>
+                <w:color w:val="FBBF24"/>
                 <w:sz w:val="21"/>
               </w:rPr>
-              <w:t>表现出</w:t>
+              <w:t>先后顺序</w:t>
             </w:r>
           </w:p>
         </w:tc>
@@ -4921,150 +5900,6 @@
               <w:spacing w:after="0"/>
               <w:jc w:val="center"/>
             </w:pPr>
-            <w:r>
-              <w:rPr>
-                <w:rFonts w:ascii="Calibri" w:hAnsi="Calibri" w:eastAsia="微软雅黑"/>
-                <w:b w:val="0"/>
-                <w:color w:val="AAC4B6"/>
-                <w:sz w:val="21"/>
-              </w:rPr>
-              <w:t>后部灰质的</w:t>
-            </w:r>
-            <w:r>
-              <w:rPr>
-                <w:rFonts w:ascii="Calibri" w:hAnsi="Calibri" w:eastAsia="微软雅黑"/>
-                <w:b w:val="0"/>
-                <w:color w:val="AAC4B6"/>
-                <w:sz w:val="21"/>
-              </w:rPr>
-              <w:t xml:space="preserve"> </w:t>
-            </w:r>
-            <w:r>
-              <w:rPr>
-                <w:rFonts w:ascii="Calibri" w:hAnsi="Calibri" w:eastAsia="微软雅黑"/>
-                <w:b/>
-                <w:color w:val="FCA5A5"/>
-                <w:sz w:val="21"/>
-              </w:rPr>
-              <w:t>扩大</w:t>
-            </w:r>
-            <w:r>
-              <w:rPr>
-                <w:rFonts w:ascii="Calibri" w:hAnsi="Calibri" w:eastAsia="微软雅黑"/>
-                <w:b w:val="0"/>
-                <w:color w:val="AAC4B6"/>
-                <w:sz w:val="21"/>
-              </w:rPr>
-              <w:t>，</w:t>
-            </w:r>
-          </w:p>
-        </w:tc>
-      </w:tr>
-    </w:tbl>
-    <w:tbl>
-      <w:tblPr>
-        <w:tblW w:type="auto" w:w="0"/>
-        <w:jc w:val="center"/>
-        <w:tblLayout w:type="autofit"/>
-        <w:tblLook w:firstColumn="1" w:firstRow="1" w:lastColumn="0" w:lastRow="0" w:noHBand="0" w:noVBand="1" w:val="04A0"/>
-        <w:tblBorders>
-          <w:top w:val="nil"/>
-          <w:left w:val="nil"/>
-          <w:bottom w:val="nil"/>
-          <w:right w:val="nil"/>
-          <w:insideH w:val="nil"/>
-          <w:insideV w:val="nil"/>
-        </w:tblBorders>
-      </w:tblPr>
-      <w:tblGrid>
-        <w:gridCol w:w="10540"/>
-      </w:tblGrid>
-      <w:tr>
-        <w:tc>
-          <w:tcPr>
-            <w:tcW w:type="dxa" w:w="10540"/>
-          </w:tcPr>
-          <w:p>
-            <w:pPr>
-              <w:spacing w:after="0"/>
-              <w:jc w:val="center"/>
-            </w:pPr>
-            <w:r>
-              <w:rPr>
-                <w:rFonts w:ascii="Calibri" w:hAnsi="Calibri" w:eastAsia="微软雅黑"/>
-                <w:b w:val="0"/>
-                <w:color w:val="F0F7F2"/>
-                <w:sz w:val="26"/>
-              </w:rPr>
-              <w:t xml:space="preserve">so the </w:t>
-            </w:r>
-            <w:r>
-              <w:rPr>
-                <w:rFonts w:ascii="Calibri" w:hAnsi="Calibri" w:eastAsia="微软雅黑"/>
-                <w:b/>
-                <w:color w:val="FBBF24"/>
-                <w:sz w:val="26"/>
-              </w:rPr>
-              <w:t>sequence</w:t>
-            </w:r>
-            <w:r>
-              <w:rPr>
-                <w:rFonts w:ascii="Calibri" w:hAnsi="Calibri" w:eastAsia="微软雅黑"/>
-                <w:b w:val="0"/>
-                <w:color w:val="F0F7F2"/>
-                <w:sz w:val="26"/>
-              </w:rPr>
-              <w:t xml:space="preserve"> suggests</w:t>
-            </w:r>
-          </w:p>
-        </w:tc>
-      </w:tr>
-      <w:tr>
-        <w:tc>
-          <w:tcPr>
-            <w:tcW w:type="dxa" w:w="10540"/>
-          </w:tcPr>
-          <w:p>
-            <w:pPr>
-              <w:spacing w:after="0"/>
-              <w:jc w:val="center"/>
-            </w:pPr>
-            <w:r>
-              <w:rPr>
-                <w:rFonts w:ascii="Calibri" w:hAnsi="Calibri" w:eastAsia="微软雅黑"/>
-                <w:b w:val="0"/>
-                <w:color w:val="AAC4B6"/>
-                <w:sz w:val="21"/>
-              </w:rPr>
-              <w:t>因此这一</w:t>
-            </w:r>
-            <w:r>
-              <w:rPr>
-                <w:rFonts w:ascii="Calibri" w:hAnsi="Calibri" w:eastAsia="微软雅黑"/>
-                <w:b w:val="0"/>
-                <w:color w:val="AAC4B6"/>
-                <w:sz w:val="21"/>
-              </w:rPr>
-              <w:t xml:space="preserve"> </w:t>
-            </w:r>
-            <w:r>
-              <w:rPr>
-                <w:rFonts w:ascii="Calibri" w:hAnsi="Calibri" w:eastAsia="微软雅黑"/>
-                <w:b/>
-                <w:color w:val="FBBF24"/>
-                <w:sz w:val="21"/>
-              </w:rPr>
-              <w:t>先后顺序</w:t>
-            </w:r>
-            <w:r>
-              <w:rPr>
-                <w:rFonts w:ascii="Calibri" w:hAnsi="Calibri" w:eastAsia="微软雅黑"/>
-                <w:b w:val="0"/>
-                <w:color w:val="AAC4B6"/>
-                <w:sz w:val="21"/>
-              </w:rPr>
-              <w:t xml:space="preserve"> </w:t>
-            </w:r>
             <w:r>
               <w:rPr>
                 <w:rFonts w:ascii="Calibri" w:hAnsi="Calibri" w:eastAsia="微软雅黑"/>
@@ -5290,14 +6125,15 @@
         </w:tblBorders>
       </w:tblPr>
       <w:tblGrid>
-        <w:gridCol w:w="3513"/>
-        <w:gridCol w:w="3513"/>
-        <w:gridCol w:w="3513"/>
+        <w:gridCol w:w="2635"/>
+        <w:gridCol w:w="2635"/>
+        <w:gridCol w:w="2635"/>
+        <w:gridCol w:w="2635"/>
       </w:tblGrid>
       <w:tr>
         <w:tc>
           <w:tcPr>
-            <w:tcW w:type="dxa" w:w="3513"/>
+            <w:tcW w:type="dxa" w:w="2635"/>
           </w:tcPr>
           <w:p>
             <w:pPr>
@@ -5317,7 +6153,7 @@
         </w:tc>
         <w:tc>
           <w:tcPr>
-            <w:tcW w:type="dxa" w:w="3513"/>
+            <w:tcW w:type="dxa" w:w="2635"/>
           </w:tcPr>
           <w:p>
             <w:pPr>
@@ -5331,22 +6167,13 @@
                 <w:color w:val="F0F7F2"/>
                 <w:sz w:val="26"/>
               </w:rPr>
-              <w:t xml:space="preserve">appeared to </w:t>
-            </w:r>
-            <w:r>
-              <w:rPr>
-                <w:rFonts w:ascii="Calibri" w:hAnsi="Calibri" w:eastAsia="微软雅黑"/>
-                <w:b/>
-                <w:color w:val="BEF264"/>
-                <w:sz w:val="26"/>
-              </w:rPr>
-              <w:t>entail</w:t>
+              <w:t>appeared to</w:t>
             </w:r>
           </w:p>
         </w:tc>
         <w:tc>
           <w:tcPr>
-            <w:tcW w:type="dxa" w:w="3513"/>
+            <w:tcW w:type="dxa" w:w="2635"/>
           </w:tcPr>
           <w:p>
             <w:pPr>
@@ -5356,6 +6183,26 @@
             <w:r>
               <w:rPr>
                 <w:rFonts w:ascii="Calibri" w:hAnsi="Calibri" w:eastAsia="微软雅黑"/>
+                <w:b/>
+                <w:color w:val="BEF264"/>
+                <w:sz w:val="26"/>
+              </w:rPr>
+              <w:t>entail</w:t>
+            </w:r>
+          </w:p>
+        </w:tc>
+        <w:tc>
+          <w:tcPr>
+            <w:tcW w:type="dxa" w:w="2635"/>
+          </w:tcPr>
+          <w:p>
+            <w:pPr>
+              <w:spacing w:after="0"/>
+              <w:jc w:val="center"/>
+            </w:pPr>
+            <w:r>
+              <w:rPr>
+                <w:rFonts w:ascii="Calibri" w:hAnsi="Calibri" w:eastAsia="微软雅黑"/>
                 <w:b w:val="0"/>
                 <w:color w:val="F0F7F2"/>
                 <w:sz w:val="26"/>
@@ -5386,7 +6233,7 @@
       <w:tr>
         <w:tc>
           <w:tcPr>
-            <w:tcW w:type="dxa" w:w="3513"/>
+            <w:tcW w:type="dxa" w:w="2635"/>
           </w:tcPr>
           <w:p>
             <w:pPr>
@@ -5406,7 +6253,7 @@
         </w:tc>
         <w:tc>
           <w:tcPr>
-            <w:tcW w:type="dxa" w:w="3513"/>
+            <w:tcW w:type="dxa" w:w="2635"/>
           </w:tcPr>
           <w:p>
             <w:pPr>
@@ -5422,29 +6269,31 @@
               </w:rPr>
               <w:t>似乎</w:t>
             </w:r>
-            <w:r>
-              <w:rPr>
-                <w:rFonts w:ascii="Calibri" w:hAnsi="Calibri" w:eastAsia="微软雅黑"/>
-                <w:b w:val="0"/>
-                <w:color w:val="AAC4B6"/>
-                <w:sz w:val="21"/>
-              </w:rPr>
-              <w:t xml:space="preserve"> </w:t>
-            </w:r>
-            <w:r>
-              <w:rPr>
-                <w:rFonts w:ascii="Calibri" w:hAnsi="Calibri" w:eastAsia="微软雅黑"/>
-                <w:b/>
-                <w:color w:val="BEF264"/>
-                <w:sz w:val="21"/>
-              </w:rPr>
-              <w:t>必然带来</w:t>
-            </w:r>
           </w:p>
         </w:tc>
         <w:tc>
           <w:tcPr>
-            <w:tcW w:type="dxa" w:w="3513"/>
+            <w:tcW w:type="dxa" w:w="2635"/>
+          </w:tcPr>
+          <w:p>
+            <w:pPr>
+              <w:spacing w:after="0"/>
+              <w:jc w:val="center"/>
+            </w:pPr>
+            <w:r>
+              <w:rPr>
+                <w:rFonts w:ascii="Calibri" w:hAnsi="Calibri" w:eastAsia="微软雅黑"/>
+                <w:b/>
+                <w:color w:val="BEF264"/>
+                <w:sz w:val="21"/>
+              </w:rPr>
+              <w:t>必然带来</w:t>
+            </w:r>
+          </w:p>
+        </w:tc>
+        <w:tc>
+          <w:tcPr>
+            <w:tcW w:type="dxa" w:w="2635"/>
           </w:tcPr>
           <w:p>
             <w:pPr>
@@ -5521,13 +6370,14 @@
         </w:tblBorders>
       </w:tblPr>
       <w:tblGrid>
-        <w:gridCol w:w="5270"/>
-        <w:gridCol w:w="5270"/>
+        <w:gridCol w:w="3513"/>
+        <w:gridCol w:w="3513"/>
+        <w:gridCol w:w="3513"/>
       </w:tblGrid>
       <w:tr>
         <w:tc>
           <w:tcPr>
-            <w:tcW w:type="dxa" w:w="5270"/>
+            <w:tcW w:type="dxa" w:w="3513"/>
           </w:tcPr>
           <w:p>
             <w:pPr>
@@ -5547,7 +6397,7 @@
         </w:tc>
         <w:tc>
           <w:tcPr>
-            <w:tcW w:type="dxa" w:w="5270"/>
+            <w:tcW w:type="dxa" w:w="3513"/>
           </w:tcPr>
           <w:p>
             <w:pPr>
@@ -5563,6 +6413,17 @@
               </w:rPr>
               <w:t>trailed</w:t>
             </w:r>
+          </w:p>
+        </w:tc>
+        <w:tc>
+          <w:tcPr>
+            <w:tcW w:type="dxa" w:w="3513"/>
+          </w:tcPr>
+          <w:p>
+            <w:pPr>
+              <w:spacing w:after="0"/>
+              <w:jc w:val="center"/>
+            </w:pPr>
             <w:r>
               <w:rPr>
                 <w:rFonts w:ascii="Calibri" w:hAnsi="Calibri" w:eastAsia="微软雅黑"/>
@@ -5570,7 +6431,7 @@
                 <w:color w:val="F0F7F2"/>
                 <w:sz w:val="26"/>
               </w:rPr>
-              <w:t xml:space="preserve"> the non-trainees</w:t>
+              <w:t>the non-trainees</w:t>
             </w:r>
           </w:p>
         </w:tc>
@@ -5578,7 +6439,7 @@
       <w:tr>
         <w:tc>
           <w:tcPr>
-            <w:tcW w:type="dxa" w:w="5270"/>
+            <w:tcW w:type="dxa" w:w="3513"/>
           </w:tcPr>
           <w:p>
             <w:pPr>
@@ -5598,7 +6459,7 @@
         </w:tc>
         <w:tc>
           <w:tcPr>
-            <w:tcW w:type="dxa" w:w="5270"/>
+            <w:tcW w:type="dxa" w:w="3513"/>
           </w:tcPr>
           <w:p>
             <w:pPr>
@@ -5614,15 +6475,17 @@
               </w:rPr>
               <w:t>落后于</w:t>
             </w:r>
-            <w:r>
-              <w:rPr>
-                <w:rFonts w:ascii="Calibri" w:hAnsi="Calibri" w:eastAsia="微软雅黑"/>
-                <w:b w:val="0"/>
-                <w:color w:val="AAC4B6"/>
-                <w:sz w:val="21"/>
-              </w:rPr>
-              <w:t xml:space="preserve"> </w:t>
-            </w:r>
+          </w:p>
+        </w:tc>
+        <w:tc>
+          <w:tcPr>
+            <w:tcW w:type="dxa" w:w="3513"/>
+          </w:tcPr>
+          <w:p>
+            <w:pPr>
+              <w:spacing w:after="0"/>
+              <w:jc w:val="center"/>
+            </w:pPr>
             <w:r>
               <w:rPr>
                 <w:rFonts w:ascii="Calibri" w:hAnsi="Calibri" w:eastAsia="微软雅黑"/>
@@ -5711,7 +6574,7 @@
                 <w:color w:val="AAC4B6"/>
                 <w:sz w:val="21"/>
               </w:rPr>
-              <w:t>是在“回忆一幅</w:t>
+              <w:t>是在一项回忆</w:t>
             </w:r>
             <w:r>
               <w:rPr>
@@ -5729,7 +6592,7 @@
                 <w:color w:val="5EEAD4"/>
                 <w:sz w:val="21"/>
               </w:rPr>
-              <w:t>复杂的</w:t>
+              <w:t>复杂</w:t>
             </w:r>
             <w:r>
               <w:rPr>
@@ -5747,7 +6610,7 @@
                 <w:color w:val="AAC4B6"/>
                 <w:sz w:val="21"/>
               </w:rPr>
-              <w:t>图形”这项测试上。</w:t>
+              <w:t>图形的测试上。</w:t>
             </w:r>
           </w:p>
         </w:tc>
@@ -5884,7 +6747,7 @@
                 <w:color w:val="AAC4B6"/>
                 <w:sz w:val="21"/>
               </w:rPr>
-              <w:t>这些研究的</w:t>
+              <w:t>这些</w:t>
             </w:r>
             <w:r>
               <w:rPr>
@@ -5995,7 +6858,7 @@
           <w:color w:val="AAC4B6"/>
           <w:sz w:val="20"/>
         </w:rPr>
-        <w:t>（cohort：被一起追踪研究的一组人）</w:t>
+        <w:t>（cohort：研究中的一组受试者）</w:t>
       </w:r>
     </w:p>
     <w:tbl>
@@ -6014,12 +6877,14 @@
         </w:tblBorders>
       </w:tblPr>
       <w:tblGrid>
-        <w:gridCol w:w="10540"/>
+        <w:gridCol w:w="3513"/>
+        <w:gridCol w:w="3513"/>
+        <w:gridCol w:w="3513"/>
       </w:tblGrid>
       <w:tr>
         <w:tc>
           <w:tcPr>
-            <w:tcW w:type="dxa" w:w="10540"/>
+            <w:tcW w:type="dxa" w:w="3513"/>
           </w:tcPr>
           <w:p>
             <w:pPr>
@@ -6033,8 +6898,39 @@
                 <w:color w:val="F0F7F2"/>
                 <w:sz w:val="26"/>
               </w:rPr>
-              <w:t xml:space="preserve">yet the studies </w:t>
-            </w:r>
+              <w:t>yet</w:t>
+            </w:r>
+          </w:p>
+        </w:tc>
+        <w:tc>
+          <w:tcPr>
+            <w:tcW w:type="dxa" w:w="3513"/>
+          </w:tcPr>
+          <w:p>
+            <w:pPr>
+              <w:spacing w:after="0"/>
+              <w:jc w:val="center"/>
+            </w:pPr>
+            <w:r>
+              <w:rPr>
+                <w:rFonts w:ascii="Calibri" w:hAnsi="Calibri" w:eastAsia="微软雅黑"/>
+                <w:b w:val="0"/>
+                <w:color w:val="F0F7F2"/>
+                <w:sz w:val="26"/>
+              </w:rPr>
+              <w:t>the studies</w:t>
+            </w:r>
+          </w:p>
+        </w:tc>
+        <w:tc>
+          <w:tcPr>
+            <w:tcW w:type="dxa" w:w="3513"/>
+          </w:tcPr>
+          <w:p>
+            <w:pPr>
+              <w:spacing w:after="0"/>
+              <w:jc w:val="center"/>
+            </w:pPr>
             <w:r>
               <w:rPr>
                 <w:rFonts w:ascii="Calibri" w:hAnsi="Calibri" w:eastAsia="微软雅黑"/>
@@ -6050,7 +6946,7 @@
       <w:tr>
         <w:tc>
           <w:tcPr>
-            <w:tcW w:type="dxa" w:w="10540"/>
+            <w:tcW w:type="dxa" w:w="3513"/>
           </w:tcPr>
           <w:p>
             <w:pPr>
@@ -6064,8 +6960,19 @@
                 <w:color w:val="AAC4B6"/>
                 <w:sz w:val="21"/>
               </w:rPr>
-              <w:t>但这些研究</w:t>
-            </w:r>
+              <w:t>但</w:t>
+            </w:r>
+          </w:p>
+        </w:tc>
+        <w:tc>
+          <w:tcPr>
+            <w:tcW w:type="dxa" w:w="3513"/>
+          </w:tcPr>
+          <w:p>
+            <w:pPr>
+              <w:spacing w:after="0"/>
+              <w:jc w:val="center"/>
+            </w:pPr>
             <w:r>
               <w:rPr>
                 <w:rFonts w:ascii="Calibri" w:hAnsi="Calibri" w:eastAsia="微软雅黑"/>
@@ -6073,8 +6980,19 @@
                 <w:color w:val="AAC4B6"/>
                 <w:sz w:val="21"/>
               </w:rPr>
-              <w:t xml:space="preserve"> </w:t>
-            </w:r>
+              <w:t>这些研究</w:t>
+            </w:r>
+          </w:p>
+        </w:tc>
+        <w:tc>
+          <w:tcPr>
+            <w:tcW w:type="dxa" w:w="3513"/>
+          </w:tcPr>
+          <w:p>
+            <w:pPr>
+              <w:spacing w:after="0"/>
+              <w:jc w:val="center"/>
+            </w:pPr>
             <w:r>
               <w:rPr>
                 <w:rFonts w:ascii="Calibri" w:hAnsi="Calibri" w:eastAsia="微软雅黑"/>
@@ -6113,13 +7031,15 @@
         </w:tblBorders>
       </w:tblPr>
       <w:tblGrid>
-        <w:gridCol w:w="5270"/>
-        <w:gridCol w:w="5270"/>
+        <w:gridCol w:w="2635"/>
+        <w:gridCol w:w="2635"/>
+        <w:gridCol w:w="2635"/>
+        <w:gridCol w:w="2635"/>
       </w:tblGrid>
       <w:tr>
         <w:tc>
           <w:tcPr>
-            <w:tcW w:type="dxa" w:w="5270"/>
+            <w:tcW w:type="dxa" w:w="2635"/>
           </w:tcPr>
           <w:p>
             <w:pPr>
@@ -6139,7 +7059,7 @@
         </w:tc>
         <w:tc>
           <w:tcPr>
-            <w:tcW w:type="dxa" w:w="5270"/>
+            <w:tcW w:type="dxa" w:w="2635"/>
           </w:tcPr>
           <w:p>
             <w:pPr>
@@ -6153,8 +7073,19 @@
                 <w:color w:val="F0F7F2"/>
                 <w:sz w:val="26"/>
               </w:rPr>
-              <w:t xml:space="preserve">can </w:t>
-            </w:r>
+              <w:t>can</w:t>
+            </w:r>
+          </w:p>
+        </w:tc>
+        <w:tc>
+          <w:tcPr>
+            <w:tcW w:type="dxa" w:w="2635"/>
+          </w:tcPr>
+          <w:p>
+            <w:pPr>
+              <w:spacing w:after="0"/>
+              <w:jc w:val="center"/>
+            </w:pPr>
             <w:r>
               <w:rPr>
                 <w:rFonts w:ascii="Calibri" w:hAnsi="Calibri" w:eastAsia="微软雅黑"/>
@@ -6164,6 +7095,17 @@
               </w:rPr>
               <w:t>remodel</w:t>
             </w:r>
+          </w:p>
+        </w:tc>
+        <w:tc>
+          <w:tcPr>
+            <w:tcW w:type="dxa" w:w="2635"/>
+          </w:tcPr>
+          <w:p>
+            <w:pPr>
+              <w:spacing w:after="0"/>
+              <w:jc w:val="center"/>
+            </w:pPr>
             <w:r>
               <w:rPr>
                 <w:rFonts w:ascii="Calibri" w:hAnsi="Calibri" w:eastAsia="微软雅黑"/>
@@ -6171,7 +7113,7 @@
                 <w:color w:val="F0F7F2"/>
                 <w:sz w:val="26"/>
               </w:rPr>
-              <w:t xml:space="preserve"> itself</w:t>
+              <w:t>itself</w:t>
             </w:r>
           </w:p>
         </w:tc>
@@ -6179,7 +7121,7 @@
       <w:tr>
         <w:tc>
           <w:tcPr>
-            <w:tcW w:type="dxa" w:w="5270"/>
+            <w:tcW w:type="dxa" w:w="2635"/>
           </w:tcPr>
           <w:p>
             <w:pPr>
@@ -6199,7 +7141,7 @@
         </w:tc>
         <w:tc>
           <w:tcPr>
-            <w:tcW w:type="dxa" w:w="5270"/>
+            <w:tcW w:type="dxa" w:w="2635"/>
           </w:tcPr>
           <w:p>
             <w:pPr>
@@ -6215,6 +7157,37 @@
               </w:rPr>
               <w:t>可以</w:t>
             </w:r>
+          </w:p>
+        </w:tc>
+        <w:tc>
+          <w:tcPr>
+            <w:tcW w:type="dxa" w:w="2635"/>
+          </w:tcPr>
+          <w:p>
+            <w:pPr>
+              <w:spacing w:after="0"/>
+              <w:jc w:val="center"/>
+            </w:pPr>
+            <w:r>
+              <w:rPr>
+                <w:rFonts w:ascii="Calibri" w:hAnsi="Calibri" w:eastAsia="微软雅黑"/>
+                <w:b/>
+                <w:color w:val="F472B6"/>
+                <w:sz w:val="21"/>
+              </w:rPr>
+              <w:t>重塑</w:t>
+            </w:r>
+          </w:p>
+        </w:tc>
+        <w:tc>
+          <w:tcPr>
+            <w:tcW w:type="dxa" w:w="2635"/>
+          </w:tcPr>
+          <w:p>
+            <w:pPr>
+              <w:spacing w:after="0"/>
+              <w:jc w:val="center"/>
+            </w:pPr>
             <w:r>
               <w:rPr>
                 <w:rFonts w:ascii="Calibri" w:hAnsi="Calibri" w:eastAsia="微软雅黑"/>
@@ -6222,34 +7195,7 @@
                 <w:color w:val="AAC4B6"/>
                 <w:sz w:val="21"/>
               </w:rPr>
-              <w:t xml:space="preserve"> </w:t>
-            </w:r>
-            <w:r>
-              <w:rPr>
-                <w:rFonts w:ascii="Calibri" w:hAnsi="Calibri" w:eastAsia="微软雅黑"/>
-                <w:b/>
-                <w:color w:val="F472B6"/>
-                <w:sz w:val="21"/>
-              </w:rPr>
-              <w:t>重塑</w:t>
-            </w:r>
-            <w:r>
-              <w:rPr>
-                <w:rFonts w:ascii="Calibri" w:hAnsi="Calibri" w:eastAsia="微软雅黑"/>
-                <w:b w:val="0"/>
-                <w:color w:val="AAC4B6"/>
-                <w:sz w:val="21"/>
-              </w:rPr>
-              <w:t xml:space="preserve"> </w:t>
-            </w:r>
-            <w:r>
-              <w:rPr>
-                <w:rFonts w:ascii="Calibri" w:hAnsi="Calibri" w:eastAsia="微软雅黑"/>
-                <w:b w:val="0"/>
-                <w:color w:val="AAC4B6"/>
-                <w:sz w:val="21"/>
-              </w:rPr>
-              <w:t>自身，</w:t>
+              <w:t>它自己，</w:t>
             </w:r>
           </w:p>
         </w:tc>
@@ -6271,12 +7217,14 @@
         </w:tblBorders>
       </w:tblPr>
       <w:tblGrid>
-        <w:gridCol w:w="10540"/>
+        <w:gridCol w:w="3513"/>
+        <w:gridCol w:w="3513"/>
+        <w:gridCol w:w="3513"/>
       </w:tblGrid>
       <w:tr>
         <w:tc>
           <w:tcPr>
-            <w:tcW w:type="dxa" w:w="10540"/>
+            <w:tcW w:type="dxa" w:w="3513"/>
           </w:tcPr>
           <w:p>
             <w:pPr>
@@ -6290,8 +7238,19 @@
                 <w:color w:val="F0F7F2"/>
                 <w:sz w:val="26"/>
               </w:rPr>
-              <w:t xml:space="preserve">through </w:t>
-            </w:r>
+              <w:t>through</w:t>
+            </w:r>
+          </w:p>
+        </w:tc>
+        <w:tc>
+          <w:tcPr>
+            <w:tcW w:type="dxa" w:w="3513"/>
+          </w:tcPr>
+          <w:p>
+            <w:pPr>
+              <w:spacing w:after="0"/>
+              <w:jc w:val="center"/>
+            </w:pPr>
             <w:r>
               <w:rPr>
                 <w:rFonts w:ascii="Calibri" w:hAnsi="Calibri" w:eastAsia="微软雅黑"/>
@@ -6301,6 +7260,17 @@
               </w:rPr>
               <w:t>intensive</w:t>
             </w:r>
+          </w:p>
+        </w:tc>
+        <w:tc>
+          <w:tcPr>
+            <w:tcW w:type="dxa" w:w="3513"/>
+          </w:tcPr>
+          <w:p>
+            <w:pPr>
+              <w:spacing w:after="0"/>
+              <w:jc w:val="center"/>
+            </w:pPr>
             <w:r>
               <w:rPr>
                 <w:rFonts w:ascii="Calibri" w:hAnsi="Calibri" w:eastAsia="微软雅黑"/>
@@ -6308,7 +7278,7 @@
                 <w:color w:val="F0F7F2"/>
                 <w:sz w:val="26"/>
               </w:rPr>
-              <w:t xml:space="preserve"> learning.</w:t>
+              <w:t>learning.</w:t>
             </w:r>
           </w:p>
         </w:tc>
@@ -6316,7 +7286,7 @@
       <w:tr>
         <w:tc>
           <w:tcPr>
-            <w:tcW w:type="dxa" w:w="10540"/>
+            <w:tcW w:type="dxa" w:w="3513"/>
           </w:tcPr>
           <w:p>
             <w:pPr>
@@ -6332,15 +7302,17 @@
               </w:rPr>
               <w:t>靠的是</w:t>
             </w:r>
-            <w:r>
-              <w:rPr>
-                <w:rFonts w:ascii="Calibri" w:hAnsi="Calibri" w:eastAsia="微软雅黑"/>
-                <w:b w:val="0"/>
-                <w:color w:val="AAC4B6"/>
-                <w:sz w:val="21"/>
-              </w:rPr>
-              <w:t xml:space="preserve"> </w:t>
-            </w:r>
+          </w:p>
+        </w:tc>
+        <w:tc>
+          <w:tcPr>
+            <w:tcW w:type="dxa" w:w="3513"/>
+          </w:tcPr>
+          <w:p>
+            <w:pPr>
+              <w:spacing w:after="0"/>
+              <w:jc w:val="center"/>
+            </w:pPr>
             <w:r>
               <w:rPr>
                 <w:rFonts w:ascii="Calibri" w:hAnsi="Calibri" w:eastAsia="微软雅黑"/>
@@ -6350,15 +7322,17 @@
               </w:rPr>
               <w:t>高强度的</w:t>
             </w:r>
-            <w:r>
-              <w:rPr>
-                <w:rFonts w:ascii="Calibri" w:hAnsi="Calibri" w:eastAsia="微软雅黑"/>
-                <w:b w:val="0"/>
-                <w:color w:val="AAC4B6"/>
-                <w:sz w:val="21"/>
-              </w:rPr>
-              <w:t xml:space="preserve"> </w:t>
-            </w:r>
+          </w:p>
+        </w:tc>
+        <w:tc>
+          <w:tcPr>
+            <w:tcW w:type="dxa" w:w="3513"/>
+          </w:tcPr>
+          <w:p>
+            <w:pPr>
+              <w:spacing w:after="0"/>
+              <w:jc w:val="center"/>
+            </w:pPr>
             <w:r>
               <w:rPr>
                 <w:rFonts w:ascii="Calibri" w:hAnsi="Calibri" w:eastAsia="微软雅黑"/>
@@ -6393,12 +7367,13 @@
         </w:tblBorders>
       </w:tblPr>
       <w:tblGrid>
-        <w:gridCol w:w="10540"/>
+        <w:gridCol w:w="5270"/>
+        <w:gridCol w:w="5270"/>
       </w:tblGrid>
       <w:tr>
         <w:tc>
           <w:tcPr>
-            <w:tcW w:type="dxa" w:w="10540"/>
+            <w:tcW w:type="dxa" w:w="5270"/>
           </w:tcPr>
           <w:p>
             <w:pPr>
@@ -6412,7 +7387,27 @@
                 <w:color w:val="F0F7F2"/>
                 <w:sz w:val="26"/>
               </w:rPr>
-              <w:t>Every street learned, it seems,</w:t>
+              <w:t>Every street learned,</w:t>
+            </w:r>
+          </w:p>
+        </w:tc>
+        <w:tc>
+          <w:tcPr>
+            <w:tcW w:type="dxa" w:w="5270"/>
+          </w:tcPr>
+          <w:p>
+            <w:pPr>
+              <w:spacing w:after="0"/>
+              <w:jc w:val="center"/>
+            </w:pPr>
+            <w:r>
+              <w:rPr>
+                <w:rFonts w:ascii="Calibri" w:hAnsi="Calibri" w:eastAsia="微软雅黑"/>
+                <w:b w:val="0"/>
+                <w:color w:val="F0F7F2"/>
+                <w:sz w:val="26"/>
+              </w:rPr>
+              <w:t>it seems,</w:t>
             </w:r>
           </w:p>
         </w:tc>
@@ -6420,7 +7415,7 @@
       <w:tr>
         <w:tc>
           <w:tcPr>
-            <w:tcW w:type="dxa" w:w="10540"/>
+            <w:tcW w:type="dxa" w:w="5270"/>
           </w:tcPr>
           <w:p>
             <w:pPr>
@@ -6434,12 +7429,46 @@
                 <w:color w:val="AAC4B6"/>
                 <w:sz w:val="21"/>
               </w:rPr>
-              <w:t>看来，每记住一条街道，</w:t>
+              <w:t>每记住一条街道，</w:t>
+            </w:r>
+          </w:p>
+        </w:tc>
+        <w:tc>
+          <w:tcPr>
+            <w:tcW w:type="dxa" w:w="5270"/>
+          </w:tcPr>
+          <w:p>
+            <w:pPr>
+              <w:spacing w:after="0"/>
+              <w:jc w:val="center"/>
+            </w:pPr>
+            <w:r>
+              <w:rPr>
+                <w:rFonts w:ascii="Calibri" w:hAnsi="Calibri" w:eastAsia="微软雅黑"/>
+                <w:b w:val="0"/>
+                <w:color w:val="AAC4B6"/>
+                <w:sz w:val="21"/>
+              </w:rPr>
+              <w:t>似乎</w:t>
             </w:r>
           </w:p>
         </w:tc>
       </w:tr>
     </w:tbl>
+    <w:p>
+      <w:pPr>
+        <w:jc w:val="center"/>
+      </w:pPr>
+      <w:r>
+        <w:rPr>
+          <w:rFonts w:ascii="Calibri" w:hAnsi="Calibri" w:eastAsia="微软雅黑"/>
+          <w:b w:val="0"/>
+          <w:color w:val="AAC4B6"/>
+          <w:sz w:val="20"/>
+        </w:rPr>
+        <w:t>（learned 作后置定语，修饰 street；it seems 是插入语）</w:t>
+      </w:r>
+    </w:p>
     <w:tbl>
       <w:tblPr>
         <w:tblW w:type="auto" w:w="0"/>
@@ -6456,12 +7485,13 @@
         </w:tblBorders>
       </w:tblPr>
       <w:tblGrid>
-        <w:gridCol w:w="10540"/>
+        <w:gridCol w:w="5270"/>
+        <w:gridCol w:w="5270"/>
       </w:tblGrid>
       <w:tr>
         <w:tc>
           <w:tcPr>
-            <w:tcW w:type="dxa" w:w="10540"/>
+            <w:tcW w:type="dxa" w:w="5270"/>
           </w:tcPr>
           <w:p>
             <w:pPr>
@@ -6477,6 +7507,17 @@
               </w:rPr>
               <w:t>occupied</w:t>
             </w:r>
+          </w:p>
+        </w:tc>
+        <w:tc>
+          <w:tcPr>
+            <w:tcW w:type="dxa" w:w="5270"/>
+          </w:tcPr>
+          <w:p>
+            <w:pPr>
+              <w:spacing w:after="0"/>
+              <w:jc w:val="center"/>
+            </w:pPr>
             <w:r>
               <w:rPr>
                 <w:rFonts w:ascii="Calibri" w:hAnsi="Calibri" w:eastAsia="微软雅黑"/>
@@ -6484,7 +7525,7 @@
                 <w:color w:val="F0F7F2"/>
                 <w:sz w:val="26"/>
               </w:rPr>
-              <w:t xml:space="preserve"> room</w:t>
+              <w:t>room</w:t>
             </w:r>
           </w:p>
         </w:tc>
@@ -6492,7 +7533,7 @@
       <w:tr>
         <w:tc>
           <w:tcPr>
-            <w:tcW w:type="dxa" w:w="10540"/>
+            <w:tcW w:type="dxa" w:w="5270"/>
           </w:tcPr>
           <w:p>
             <w:pPr>
@@ -6524,8 +7565,19 @@
                 <w:color w:val="C4B5FD"/>
                 <w:sz w:val="21"/>
               </w:rPr>
-              <w:t>占据</w:t>
-            </w:r>
+              <w:t>占据了</w:t>
+            </w:r>
+          </w:p>
+        </w:tc>
+        <w:tc>
+          <w:tcPr>
+            <w:tcW w:type="dxa" w:w="5270"/>
+          </w:tcPr>
+          <w:p>
+            <w:pPr>
+              <w:spacing w:after="0"/>
+              <w:jc w:val="center"/>
+            </w:pPr>
             <w:r>
               <w:rPr>
                 <w:rFonts w:ascii="Calibri" w:hAnsi="Calibri" w:eastAsia="微软雅黑"/>
@@ -6533,16 +7585,7 @@
                 <w:color w:val="AAC4B6"/>
                 <w:sz w:val="21"/>
               </w:rPr>
-              <w:t xml:space="preserve"> </w:t>
-            </w:r>
-            <w:r>
-              <w:rPr>
-                <w:rFonts w:ascii="Calibri" w:hAnsi="Calibri" w:eastAsia="微软雅黑"/>
-                <w:b w:val="0"/>
-                <w:color w:val="AAC4B6"/>
-                <w:sz w:val="21"/>
-              </w:rPr>
-              <w:t>了一块空间，</w:t>
+              <w:t>一块空间，</w:t>
             </w:r>
           </w:p>
         </w:tc>

--- a/视频/对照文本/04-文本.docx
+++ b/视频/对照文本/04-文本.docx
@@ -61,13 +61,12 @@
         </w:tblBorders>
       </w:tblPr>
       <w:tblGrid>
-        <w:gridCol w:w="5270"/>
-        <w:gridCol w:w="5270"/>
+        <w:gridCol w:w="10540"/>
       </w:tblGrid>
       <w:tr>
         <w:tc>
           <w:tcPr>
-            <w:tcW w:type="dxa" w:w="5270"/>
+            <w:tcW w:type="dxa" w:w="10540"/>
           </w:tcPr>
           <w:p>
             <w:pPr>
@@ -81,13 +80,15 @@
                 <w:color w:val="F0F7F2"/>
                 <w:sz w:val="26"/>
               </w:rPr>
-              <w:t>Name</w:t>
+              <w:t>Name two addresses</w:t>
             </w:r>
           </w:p>
         </w:tc>
+      </w:tr>
+      <w:tr>
         <w:tc>
           <w:tcPr>
-            <w:tcW w:type="dxa" w:w="5270"/>
+            <w:tcW w:type="dxa" w:w="10540"/>
           </w:tcPr>
           <w:p>
             <w:pPr>
@@ -98,52 +99,10 @@
               <w:rPr>
                 <w:rFonts w:ascii="Calibri" w:hAnsi="Calibri" w:eastAsia="微软雅黑"/>
                 <w:b w:val="0"/>
-                <w:color w:val="F0F7F2"/>
-                <w:sz w:val="26"/>
-              </w:rPr>
-              <w:t>two addresses</w:t>
-            </w:r>
-          </w:p>
-        </w:tc>
-      </w:tr>
-      <w:tr>
-        <w:tc>
-          <w:tcPr>
-            <w:tcW w:type="dxa" w:w="5270"/>
-          </w:tcPr>
-          <w:p>
-            <w:pPr>
-              <w:spacing w:after="0"/>
-              <w:jc w:val="center"/>
-            </w:pPr>
-            <w:r>
-              <w:rPr>
-                <w:rFonts w:ascii="Calibri" w:hAnsi="Calibri" w:eastAsia="微软雅黑"/>
-                <w:b w:val="0"/>
                 <w:color w:val="AAC4B6"/>
                 <w:sz w:val="21"/>
               </w:rPr>
-              <w:t>（随便）报出</w:t>
-            </w:r>
-          </w:p>
-        </w:tc>
-        <w:tc>
-          <w:tcPr>
-            <w:tcW w:type="dxa" w:w="5270"/>
-          </w:tcPr>
-          <w:p>
-            <w:pPr>
-              <w:spacing w:after="0"/>
-              <w:jc w:val="center"/>
-            </w:pPr>
-            <w:r>
-              <w:rPr>
-                <w:rFonts w:ascii="Calibri" w:hAnsi="Calibri" w:eastAsia="微软雅黑"/>
-                <w:b w:val="0"/>
-                <w:color w:val="AAC4B6"/>
-                <w:sz w:val="21"/>
-              </w:rPr>
-              <w:t>两个地址，</w:t>
+              <w:t>随便说出两个地址，</w:t>
             </w:r>
           </w:p>
         </w:tc>
@@ -257,7 +216,7 @@
                 <w:color w:val="AAC4B6"/>
                 <w:sz w:val="21"/>
               </w:rPr>
-              <w:t>伦敦的出租车司机就</w:t>
+              <w:t>伦敦的出租车司机就能</w:t>
             </w:r>
           </w:p>
         </w:tc>
@@ -270,24 +229,6 @@
               <w:spacing w:after="0"/>
               <w:jc w:val="center"/>
             </w:pPr>
-            <w:r>
-              <w:rPr>
-                <w:rFonts w:ascii="Calibri" w:hAnsi="Calibri" w:eastAsia="微软雅黑"/>
-                <w:b w:val="0"/>
-                <w:color w:val="AAC4B6"/>
-                <w:sz w:val="21"/>
-              </w:rPr>
-              <w:t>能</w:t>
-            </w:r>
-            <w:r>
-              <w:rPr>
-                <w:rFonts w:ascii="Calibri" w:hAnsi="Calibri" w:eastAsia="微软雅黑"/>
-                <w:b w:val="0"/>
-                <w:color w:val="AAC4B6"/>
-                <w:sz w:val="21"/>
-              </w:rPr>
-              <w:t xml:space="preserve"> </w:t>
-            </w:r>
             <w:r>
               <w:rPr>
                 <w:rFonts w:ascii="Calibri" w:hAnsi="Calibri" w:eastAsia="微软雅黑"/>
@@ -356,14 +297,13 @@
         </w:tblBorders>
       </w:tblPr>
       <w:tblGrid>
-        <w:gridCol w:w="3513"/>
-        <w:gridCol w:w="3513"/>
-        <w:gridCol w:w="3513"/>
+        <w:gridCol w:w="5270"/>
+        <w:gridCol w:w="5270"/>
       </w:tblGrid>
       <w:tr>
         <w:tc>
           <w:tcPr>
-            <w:tcW w:type="dxa" w:w="3513"/>
+            <w:tcW w:type="dxa" w:w="5270"/>
           </w:tcPr>
           <w:p>
             <w:pPr>
@@ -377,13 +317,22 @@
                 <w:color w:val="F0F7F2"/>
                 <w:sz w:val="26"/>
               </w:rPr>
-              <w:t>That</w:t>
+              <w:t xml:space="preserve">That </w:t>
+            </w:r>
+            <w:r>
+              <w:rPr>
+                <w:rFonts w:ascii="Calibri" w:hAnsi="Calibri" w:eastAsia="微软雅黑"/>
+                <w:b/>
+                <w:color w:val="38BDF8"/>
+                <w:sz w:val="26"/>
+              </w:rPr>
+              <w:t>prowess</w:t>
             </w:r>
           </w:p>
         </w:tc>
         <w:tc>
           <w:tcPr>
-            <w:tcW w:type="dxa" w:w="3513"/>
+            <w:tcW w:type="dxa" w:w="5270"/>
           </w:tcPr>
           <w:p>
             <w:pPr>
@@ -393,17 +342,37 @@
             <w:r>
               <w:rPr>
                 <w:rFonts w:ascii="Calibri" w:hAnsi="Calibri" w:eastAsia="微软雅黑"/>
+                <w:b w:val="0"/>
+                <w:color w:val="F0F7F2"/>
+                <w:sz w:val="26"/>
+              </w:rPr>
+              <w:t xml:space="preserve">is </w:t>
+            </w:r>
+            <w:r>
+              <w:rPr>
+                <w:rFonts w:ascii="Calibri" w:hAnsi="Calibri" w:eastAsia="微软雅黑"/>
                 <w:b/>
-                <w:color w:val="38BDF8"/>
+                <w:color w:val="F472B6"/>
                 <w:sz w:val="26"/>
               </w:rPr>
-              <w:t>prowess</w:t>
+              <w:t>hard-won</w:t>
+            </w:r>
+            <w:r>
+              <w:rPr>
+                <w:rFonts w:ascii="Calibri" w:hAnsi="Calibri" w:eastAsia="微软雅黑"/>
+                <w:b w:val="0"/>
+                <w:color w:val="F0F7F2"/>
+                <w:sz w:val="26"/>
+              </w:rPr>
+              <w:t>.</w:t>
             </w:r>
           </w:p>
         </w:tc>
+      </w:tr>
+      <w:tr>
         <w:tc>
           <w:tcPr>
-            <w:tcW w:type="dxa" w:w="3513"/>
+            <w:tcW w:type="dxa" w:w="5270"/>
           </w:tcPr>
           <w:p>
             <w:pPr>
@@ -414,42 +383,11 @@
               <w:rPr>
                 <w:rFonts w:ascii="Calibri" w:hAnsi="Calibri" w:eastAsia="微软雅黑"/>
                 <w:b w:val="0"/>
-                <w:color w:val="F0F7F2"/>
-                <w:sz w:val="26"/>
-              </w:rPr>
-              <w:t xml:space="preserve">is </w:t>
-            </w:r>
-            <w:r>
-              <w:rPr>
-                <w:rFonts w:ascii="Calibri" w:hAnsi="Calibri" w:eastAsia="微软雅黑"/>
-                <w:b/>
-                <w:color w:val="F472B6"/>
-                <w:sz w:val="26"/>
-              </w:rPr>
-              <w:t>hard-won</w:t>
-            </w:r>
-            <w:r>
-              <w:rPr>
-                <w:rFonts w:ascii="Calibri" w:hAnsi="Calibri" w:eastAsia="微软雅黑"/>
-                <w:b w:val="0"/>
-                <w:color w:val="F0F7F2"/>
-                <w:sz w:val="26"/>
-              </w:rPr>
-              <w:t>.</w:t>
-            </w:r>
-          </w:p>
-        </w:tc>
-      </w:tr>
-      <w:tr>
-        <w:tc>
-          <w:tcPr>
-            <w:tcW w:type="dxa" w:w="3513"/>
-          </w:tcPr>
-          <w:p>
-            <w:pPr>
-              <w:spacing w:after="0"/>
-              <w:jc w:val="center"/>
-            </w:pPr>
+                <w:color w:val="AAC4B6"/>
+                <w:sz w:val="21"/>
+              </w:rPr>
+              <w:t>这份</w:t>
+            </w:r>
             <w:r>
               <w:rPr>
                 <w:rFonts w:ascii="Calibri" w:hAnsi="Calibri" w:eastAsia="微软雅黑"/>
@@ -457,33 +395,22 @@
                 <w:color w:val="AAC4B6"/>
                 <w:sz w:val="21"/>
               </w:rPr>
-              <w:t>这份</w:t>
+              <w:t xml:space="preserve"> </w:t>
+            </w:r>
+            <w:r>
+              <w:rPr>
+                <w:rFonts w:ascii="Calibri" w:hAnsi="Calibri" w:eastAsia="微软雅黑"/>
+                <w:b/>
+                <w:color w:val="38BDF8"/>
+                <w:sz w:val="21"/>
+              </w:rPr>
+              <w:t>本领</w:t>
             </w:r>
           </w:p>
         </w:tc>
         <w:tc>
           <w:tcPr>
-            <w:tcW w:type="dxa" w:w="3513"/>
-          </w:tcPr>
-          <w:p>
-            <w:pPr>
-              <w:spacing w:after="0"/>
-              <w:jc w:val="center"/>
-            </w:pPr>
-            <w:r>
-              <w:rPr>
-                <w:rFonts w:ascii="Calibri" w:hAnsi="Calibri" w:eastAsia="微软雅黑"/>
-                <w:b/>
-                <w:color w:val="38BDF8"/>
-                <w:sz w:val="21"/>
-              </w:rPr>
-              <w:t>本领</w:t>
-            </w:r>
-          </w:p>
-        </w:tc>
-        <w:tc>
-          <w:tcPr>
-            <w:tcW w:type="dxa" w:w="3513"/>
+            <w:tcW w:type="dxa" w:w="5270"/>
           </w:tcPr>
           <w:p>
             <w:pPr>
@@ -547,13 +474,12 @@
         </w:tblBorders>
       </w:tblPr>
       <w:tblGrid>
-        <w:gridCol w:w="5270"/>
-        <w:gridCol w:w="5270"/>
+        <w:gridCol w:w="10540"/>
       </w:tblGrid>
       <w:tr>
         <w:tc>
           <w:tcPr>
-            <w:tcW w:type="dxa" w:w="5270"/>
+            <w:tcW w:type="dxa" w:w="10540"/>
           </w:tcPr>
           <w:p>
             <w:pPr>
@@ -567,13 +493,33 @@
                 <w:color w:val="F0F7F2"/>
                 <w:sz w:val="26"/>
               </w:rPr>
-              <w:t>To earn</w:t>
+              <w:t xml:space="preserve">To earn a </w:t>
+            </w:r>
+            <w:r>
+              <w:rPr>
+                <w:rFonts w:ascii="Calibri" w:hAnsi="Calibri" w:eastAsia="微软雅黑"/>
+                <w:b/>
+                <w:color w:val="BEF264"/>
+                <w:sz w:val="26"/>
+              </w:rPr>
+              <w:t>licence</w:t>
+            </w:r>
+            <w:r>
+              <w:rPr>
+                <w:rFonts w:ascii="Calibri" w:hAnsi="Calibri" w:eastAsia="微软雅黑"/>
+                <w:b w:val="0"/>
+                <w:color w:val="F0F7F2"/>
+                <w:sz w:val="26"/>
+              </w:rPr>
+              <w:t>,</w:t>
             </w:r>
           </w:p>
         </w:tc>
+      </w:tr>
+      <w:tr>
         <w:tc>
           <w:tcPr>
-            <w:tcW w:type="dxa" w:w="5270"/>
+            <w:tcW w:type="dxa" w:w="10540"/>
           </w:tcPr>
           <w:p>
             <w:pPr>
@@ -584,42 +530,11 @@
               <w:rPr>
                 <w:rFonts w:ascii="Calibri" w:hAnsi="Calibri" w:eastAsia="微软雅黑"/>
                 <w:b w:val="0"/>
-                <w:color w:val="F0F7F2"/>
-                <w:sz w:val="26"/>
-              </w:rPr>
-              <w:t xml:space="preserve">a </w:t>
-            </w:r>
-            <w:r>
-              <w:rPr>
-                <w:rFonts w:ascii="Calibri" w:hAnsi="Calibri" w:eastAsia="微软雅黑"/>
-                <w:b/>
-                <w:color w:val="BEF264"/>
-                <w:sz w:val="26"/>
-              </w:rPr>
-              <w:t>licence</w:t>
-            </w:r>
-            <w:r>
-              <w:rPr>
-                <w:rFonts w:ascii="Calibri" w:hAnsi="Calibri" w:eastAsia="微软雅黑"/>
-                <w:b w:val="0"/>
-                <w:color w:val="F0F7F2"/>
-                <w:sz w:val="26"/>
-              </w:rPr>
-              <w:t>,</w:t>
-            </w:r>
-          </w:p>
-        </w:tc>
-      </w:tr>
-      <w:tr>
-        <w:tc>
-          <w:tcPr>
-            <w:tcW w:type="dxa" w:w="5270"/>
-          </w:tcPr>
-          <w:p>
-            <w:pPr>
-              <w:spacing w:after="0"/>
-              <w:jc w:val="center"/>
-            </w:pPr>
+                <w:color w:val="AAC4B6"/>
+                <w:sz w:val="21"/>
+              </w:rPr>
+              <w:t>要拿到</w:t>
+            </w:r>
             <w:r>
               <w:rPr>
                 <w:rFonts w:ascii="Calibri" w:hAnsi="Calibri" w:eastAsia="微软雅黑"/>
@@ -627,19 +542,8 @@
                 <w:color w:val="AAC4B6"/>
                 <w:sz w:val="21"/>
               </w:rPr>
-              <w:t>要拿到</w:t>
-            </w:r>
-          </w:p>
-        </w:tc>
-        <w:tc>
-          <w:tcPr>
-            <w:tcW w:type="dxa" w:w="5270"/>
-          </w:tcPr>
-          <w:p>
-            <w:pPr>
-              <w:spacing w:after="0"/>
-              <w:jc w:val="center"/>
-            </w:pPr>
+              <w:t xml:space="preserve"> </w:t>
+            </w:r>
             <w:r>
               <w:rPr>
                 <w:rFonts w:ascii="Calibri" w:hAnsi="Calibri" w:eastAsia="微软雅黑"/>
@@ -678,15 +582,14 @@
         </w:tblBorders>
       </w:tblPr>
       <w:tblGrid>
-        <w:gridCol w:w="2635"/>
-        <w:gridCol w:w="2635"/>
-        <w:gridCol w:w="2635"/>
-        <w:gridCol w:w="2635"/>
+        <w:gridCol w:w="3513"/>
+        <w:gridCol w:w="3513"/>
+        <w:gridCol w:w="3513"/>
       </w:tblGrid>
       <w:tr>
         <w:tc>
           <w:tcPr>
-            <w:tcW w:type="dxa" w:w="2635"/>
+            <w:tcW w:type="dxa" w:w="3513"/>
           </w:tcPr>
           <w:p>
             <w:pPr>
@@ -702,11 +605,20 @@
               </w:rPr>
               <w:t>aspiring</w:t>
             </w:r>
+            <w:r>
+              <w:rPr>
+                <w:rFonts w:ascii="Calibri" w:hAnsi="Calibri" w:eastAsia="微软雅黑"/>
+                <w:b w:val="0"/>
+                <w:color w:val="F0F7F2"/>
+                <w:sz w:val="26"/>
+              </w:rPr>
+              <w:t xml:space="preserve"> drivers</w:t>
+            </w:r>
           </w:p>
         </w:tc>
         <w:tc>
           <w:tcPr>
-            <w:tcW w:type="dxa" w:w="2635"/>
+            <w:tcW w:type="dxa" w:w="3513"/>
           </w:tcPr>
           <w:p>
             <w:pPr>
@@ -720,13 +632,22 @@
                 <w:color w:val="F0F7F2"/>
                 <w:sz w:val="26"/>
               </w:rPr>
-              <w:t>drivers</w:t>
+              <w:t xml:space="preserve">must </w:t>
+            </w:r>
+            <w:r>
+              <w:rPr>
+                <w:rFonts w:ascii="Calibri" w:hAnsi="Calibri" w:eastAsia="微软雅黑"/>
+                <w:b/>
+                <w:color w:val="FB923C"/>
+                <w:sz w:val="26"/>
+              </w:rPr>
+              <w:t>conquer</w:t>
             </w:r>
           </w:p>
         </w:tc>
         <w:tc>
           <w:tcPr>
-            <w:tcW w:type="dxa" w:w="2635"/>
+            <w:tcW w:type="dxa" w:w="3513"/>
           </w:tcPr>
           <w:p>
             <w:pPr>
@@ -740,22 +661,15 @@
                 <w:color w:val="F0F7F2"/>
                 <w:sz w:val="26"/>
               </w:rPr>
-              <w:t xml:space="preserve">must </w:t>
-            </w:r>
-            <w:r>
-              <w:rPr>
-                <w:rFonts w:ascii="Calibri" w:hAnsi="Calibri" w:eastAsia="微软雅黑"/>
-                <w:b/>
-                <w:color w:val="FB923C"/>
-                <w:sz w:val="26"/>
-              </w:rPr>
-              <w:t>conquer</w:t>
+              <w:t>"the Knowledge",</w:t>
             </w:r>
           </w:p>
         </w:tc>
+      </w:tr>
+      <w:tr>
         <w:tc>
           <w:tcPr>
-            <w:tcW w:type="dxa" w:w="2635"/>
+            <w:tcW w:type="dxa" w:w="3513"/>
           </w:tcPr>
           <w:p>
             <w:pPr>
@@ -765,19 +679,35 @@
             <w:r>
               <w:rPr>
                 <w:rFonts w:ascii="Calibri" w:hAnsi="Calibri" w:eastAsia="微软雅黑"/>
+                <w:b/>
+                <w:color w:val="C4B5FD"/>
+                <w:sz w:val="21"/>
+              </w:rPr>
+              <w:t>有志向的</w:t>
+            </w:r>
+            <w:r>
+              <w:rPr>
+                <w:rFonts w:ascii="Calibri" w:hAnsi="Calibri" w:eastAsia="微软雅黑"/>
                 <w:b w:val="0"/>
-                <w:color w:val="F0F7F2"/>
-                <w:sz w:val="26"/>
-              </w:rPr>
-              <w:t>"the Knowledge",</w:t>
+                <w:color w:val="AAC4B6"/>
+                <w:sz w:val="21"/>
+              </w:rPr>
+              <w:t xml:space="preserve"> </w:t>
+            </w:r>
+            <w:r>
+              <w:rPr>
+                <w:rFonts w:ascii="Calibri" w:hAnsi="Calibri" w:eastAsia="微软雅黑"/>
+                <w:b w:val="0"/>
+                <w:color w:val="AAC4B6"/>
+                <w:sz w:val="21"/>
+              </w:rPr>
+              <w:t>司机</w:t>
             </w:r>
           </w:p>
         </w:tc>
-      </w:tr>
-      <w:tr>
         <w:tc>
           <w:tcPr>
-            <w:tcW w:type="dxa" w:w="2635"/>
+            <w:tcW w:type="dxa" w:w="3513"/>
           </w:tcPr>
           <w:p>
             <w:pPr>
@@ -787,75 +717,35 @@
             <w:r>
               <w:rPr>
                 <w:rFonts w:ascii="Calibri" w:hAnsi="Calibri" w:eastAsia="微软雅黑"/>
+                <w:b w:val="0"/>
+                <w:color w:val="AAC4B6"/>
+                <w:sz w:val="21"/>
+              </w:rPr>
+              <w:t>必须</w:t>
+            </w:r>
+            <w:r>
+              <w:rPr>
+                <w:rFonts w:ascii="Calibri" w:hAnsi="Calibri" w:eastAsia="微软雅黑"/>
+                <w:b w:val="0"/>
+                <w:color w:val="AAC4B6"/>
+                <w:sz w:val="21"/>
+              </w:rPr>
+              <w:t xml:space="preserve"> </w:t>
+            </w:r>
+            <w:r>
+              <w:rPr>
+                <w:rFonts w:ascii="Calibri" w:hAnsi="Calibri" w:eastAsia="微软雅黑"/>
                 <w:b/>
-                <w:color w:val="C4B5FD"/>
+                <w:color w:val="FB923C"/>
                 <w:sz w:val="21"/>
               </w:rPr>
-              <w:t>立志入行的</w:t>
+              <w:t>攻克</w:t>
             </w:r>
           </w:p>
         </w:tc>
         <w:tc>
           <w:tcPr>
-            <w:tcW w:type="dxa" w:w="2635"/>
-          </w:tcPr>
-          <w:p>
-            <w:pPr>
-              <w:spacing w:after="0"/>
-              <w:jc w:val="center"/>
-            </w:pPr>
-            <w:r>
-              <w:rPr>
-                <w:rFonts w:ascii="Calibri" w:hAnsi="Calibri" w:eastAsia="微软雅黑"/>
-                <w:b w:val="0"/>
-                <w:color w:val="AAC4B6"/>
-                <w:sz w:val="21"/>
-              </w:rPr>
-              <w:t>司机</w:t>
-            </w:r>
-          </w:p>
-        </w:tc>
-        <w:tc>
-          <w:tcPr>
-            <w:tcW w:type="dxa" w:w="2635"/>
-          </w:tcPr>
-          <w:p>
-            <w:pPr>
-              <w:spacing w:after="0"/>
-              <w:jc w:val="center"/>
-            </w:pPr>
-            <w:r>
-              <w:rPr>
-                <w:rFonts w:ascii="Calibri" w:hAnsi="Calibri" w:eastAsia="微软雅黑"/>
-                <w:b w:val="0"/>
-                <w:color w:val="AAC4B6"/>
-                <w:sz w:val="21"/>
-              </w:rPr>
-              <w:t>必须</w:t>
-            </w:r>
-            <w:r>
-              <w:rPr>
-                <w:rFonts w:ascii="Calibri" w:hAnsi="Calibri" w:eastAsia="微软雅黑"/>
-                <w:b w:val="0"/>
-                <w:color w:val="AAC4B6"/>
-                <w:sz w:val="21"/>
-              </w:rPr>
-              <w:t xml:space="preserve"> </w:t>
-            </w:r>
-            <w:r>
-              <w:rPr>
-                <w:rFonts w:ascii="Calibri" w:hAnsi="Calibri" w:eastAsia="微软雅黑"/>
-                <w:b/>
-                <w:color w:val="FB923C"/>
-                <w:sz w:val="21"/>
-              </w:rPr>
-              <w:t>攻克</w:t>
-            </w:r>
-          </w:p>
-        </w:tc>
-        <w:tc>
-          <w:tcPr>
-            <w:tcW w:type="dxa" w:w="2635"/>
+            <w:tcW w:type="dxa" w:w="3513"/>
           </w:tcPr>
           <w:p>
             <w:pPr>
@@ -905,14 +795,12 @@
         </w:tblBorders>
       </w:tblPr>
       <w:tblGrid>
-        <w:gridCol w:w="3513"/>
-        <w:gridCol w:w="3513"/>
-        <w:gridCol w:w="3513"/>
+        <w:gridCol w:w="10540"/>
       </w:tblGrid>
       <w:tr>
         <w:tc>
           <w:tcPr>
-            <w:tcW w:type="dxa" w:w="3513"/>
+            <w:tcW w:type="dxa" w:w="10540"/>
           </w:tcPr>
           <w:p>
             <w:pPr>
@@ -926,13 +814,42 @@
                 <w:color w:val="F0F7F2"/>
                 <w:sz w:val="26"/>
               </w:rPr>
-              <w:t>an</w:t>
+              <w:t xml:space="preserve">an </w:t>
+            </w:r>
+            <w:r>
+              <w:rPr>
+                <w:rFonts w:ascii="Calibri" w:hAnsi="Calibri" w:eastAsia="微软雅黑"/>
+                <w:b/>
+                <w:color w:val="5EEAD4"/>
+                <w:sz w:val="26"/>
+              </w:rPr>
+              <w:t>arduous</w:t>
+            </w:r>
+            <w:r>
+              <w:rPr>
+                <w:rFonts w:ascii="Calibri" w:hAnsi="Calibri" w:eastAsia="微软雅黑"/>
+                <w:b w:val="0"/>
+                <w:color w:val="F0F7F2"/>
+                <w:sz w:val="26"/>
+              </w:rPr>
+              <w:t xml:space="preserve"> </w:t>
+            </w:r>
+            <w:r>
+              <w:rPr>
+                <w:rFonts w:ascii="Calibri" w:hAnsi="Calibri" w:eastAsia="微软雅黑"/>
+                <w:b/>
+                <w:color w:val="FCA5A5"/>
+                <w:sz w:val="26"/>
+              </w:rPr>
+              <w:t>examination</w:t>
             </w:r>
           </w:p>
         </w:tc>
+      </w:tr>
+      <w:tr>
         <w:tc>
           <w:tcPr>
-            <w:tcW w:type="dxa" w:w="3513"/>
+            <w:tcW w:type="dxa" w:w="10540"/>
           </w:tcPr>
           <w:p>
             <w:pPr>
@@ -942,65 +859,21 @@
             <w:r>
               <w:rPr>
                 <w:rFonts w:ascii="Calibri" w:hAnsi="Calibri" w:eastAsia="微软雅黑"/>
-                <w:b/>
-                <w:color w:val="5EEAD4"/>
-                <w:sz w:val="26"/>
-              </w:rPr>
-              <w:t>arduous</w:t>
-            </w:r>
-          </w:p>
-        </w:tc>
-        <w:tc>
-          <w:tcPr>
-            <w:tcW w:type="dxa" w:w="3513"/>
-          </w:tcPr>
-          <w:p>
-            <w:pPr>
-              <w:spacing w:after="0"/>
-              <w:jc w:val="center"/>
-            </w:pPr>
-            <w:r>
-              <w:rPr>
-                <w:rFonts w:ascii="Calibri" w:hAnsi="Calibri" w:eastAsia="微软雅黑"/>
-                <w:b/>
-                <w:color w:val="FCA5A5"/>
-                <w:sz w:val="26"/>
-              </w:rPr>
-              <w:t>examination</w:t>
-            </w:r>
-          </w:p>
-        </w:tc>
-      </w:tr>
-      <w:tr>
-        <w:tc>
-          <w:tcPr>
-            <w:tcW w:type="dxa" w:w="3513"/>
-          </w:tcPr>
-          <w:p>
-            <w:pPr>
-              <w:spacing w:after="0"/>
-              <w:jc w:val="center"/>
-            </w:pPr>
-            <w:r>
-              <w:rPr>
-                <w:rFonts w:ascii="Calibri" w:hAnsi="Calibri" w:eastAsia="微软雅黑"/>
                 <w:b w:val="0"/>
                 <w:color w:val="AAC4B6"/>
                 <w:sz w:val="21"/>
               </w:rPr>
               <w:t>这是一场</w:t>
             </w:r>
-          </w:p>
-        </w:tc>
-        <w:tc>
-          <w:tcPr>
-            <w:tcW w:type="dxa" w:w="3513"/>
-          </w:tcPr>
-          <w:p>
-            <w:pPr>
-              <w:spacing w:after="0"/>
-              <w:jc w:val="center"/>
-            </w:pPr>
+            <w:r>
+              <w:rPr>
+                <w:rFonts w:ascii="Calibri" w:hAnsi="Calibri" w:eastAsia="微软雅黑"/>
+                <w:b w:val="0"/>
+                <w:color w:val="AAC4B6"/>
+                <w:sz w:val="21"/>
+              </w:rPr>
+              <w:t xml:space="preserve"> </w:t>
+            </w:r>
             <w:r>
               <w:rPr>
                 <w:rFonts w:ascii="Calibri" w:hAnsi="Calibri" w:eastAsia="微软雅黑"/>
@@ -1010,17 +883,15 @@
               </w:rPr>
               <w:t>艰巨的</w:t>
             </w:r>
-          </w:p>
-        </w:tc>
-        <w:tc>
-          <w:tcPr>
-            <w:tcW w:type="dxa" w:w="3513"/>
-          </w:tcPr>
-          <w:p>
-            <w:pPr>
-              <w:spacing w:after="0"/>
-              <w:jc w:val="center"/>
-            </w:pPr>
+            <w:r>
+              <w:rPr>
+                <w:rFonts w:ascii="Calibri" w:hAnsi="Calibri" w:eastAsia="微软雅黑"/>
+                <w:b w:val="0"/>
+                <w:color w:val="AAC4B6"/>
+                <w:sz w:val="21"/>
+              </w:rPr>
+              <w:t xml:space="preserve"> </w:t>
+            </w:r>
             <w:r>
               <w:rPr>
                 <w:rFonts w:ascii="Calibri" w:hAnsi="Calibri" w:eastAsia="微软雅黑"/>
@@ -1163,7 +1034,7 @@
                 <w:color w:val="AAC4B6"/>
                 <w:sz w:val="21"/>
               </w:rPr>
-              <w:t>都在查令十字周边六英里以内。</w:t>
+              <w:t>都在查令十字周边6英里以内。</w:t>
             </w:r>
           </w:p>
         </w:tc>
@@ -1204,15 +1075,14 @@
         </w:tblBorders>
       </w:tblPr>
       <w:tblGrid>
-        <w:gridCol w:w="2635"/>
-        <w:gridCol w:w="2635"/>
-        <w:gridCol w:w="2635"/>
-        <w:gridCol w:w="2635"/>
+        <w:gridCol w:w="3513"/>
+        <w:gridCol w:w="3513"/>
+        <w:gridCol w:w="3513"/>
       </w:tblGrid>
       <w:tr>
         <w:tc>
           <w:tcPr>
-            <w:tcW w:type="dxa" w:w="2635"/>
+            <w:tcW w:type="dxa" w:w="3513"/>
           </w:tcPr>
           <w:p>
             <w:pPr>
@@ -1232,7 +1102,7 @@
         </w:tc>
         <w:tc>
           <w:tcPr>
-            <w:tcW w:type="dxa" w:w="2635"/>
+            <w:tcW w:type="dxa" w:w="3513"/>
           </w:tcPr>
           <w:p>
             <w:pPr>
@@ -1252,7 +1122,7 @@
         </w:tc>
         <w:tc>
           <w:tcPr>
-            <w:tcW w:type="dxa" w:w="2635"/>
+            <w:tcW w:type="dxa" w:w="3513"/>
           </w:tcPr>
           <w:p>
             <w:pPr>
@@ -1266,13 +1136,15 @@
                 <w:color w:val="F0F7F2"/>
                 <w:sz w:val="26"/>
               </w:rPr>
-              <w:t>spend</w:t>
+              <w:t>spend three to four years</w:t>
             </w:r>
           </w:p>
         </w:tc>
+      </w:tr>
+      <w:tr>
         <w:tc>
           <w:tcPr>
-            <w:tcW w:type="dxa" w:w="2635"/>
+            <w:tcW w:type="dxa" w:w="3513"/>
           </w:tcPr>
           <w:p>
             <w:pPr>
@@ -1282,19 +1154,26 @@
             <w:r>
               <w:rPr>
                 <w:rFonts w:ascii="Calibri" w:hAnsi="Calibri" w:eastAsia="微软雅黑"/>
-                <w:b w:val="0"/>
-                <w:color w:val="F0F7F2"/>
-                <w:sz w:val="26"/>
-              </w:rPr>
-              <w:t>three to four years</w:t>
+                <w:b/>
+                <w:color w:val="FBBF24"/>
+                <w:sz w:val="21"/>
+              </w:rPr>
+              <w:t>考生们</w:t>
+            </w:r>
+            <w:r>
+              <w:rPr>
+                <w:rFonts w:ascii="Calibri" w:hAnsi="Calibri" w:eastAsia="微软雅黑"/>
+                <w:b/>
+                <w:color w:val="FBBF24"/>
+                <w:sz w:val="21"/>
+              </w:rPr>
+              <w:t>（种子选手/有望成功的人）</w:t>
             </w:r>
           </w:p>
         </w:tc>
-      </w:tr>
-      <w:tr>
         <w:tc>
           <w:tcPr>
-            <w:tcW w:type="dxa" w:w="2635"/>
+            <w:tcW w:type="dxa" w:w="3513"/>
           </w:tcPr>
           <w:p>
             <w:pPr>
@@ -1305,16 +1184,16 @@
               <w:rPr>
                 <w:rFonts w:ascii="Calibri" w:hAnsi="Calibri" w:eastAsia="微软雅黑"/>
                 <w:b/>
-                <w:color w:val="FBBF24"/>
+                <w:color w:val="38BDF8"/>
                 <w:sz w:val="21"/>
               </w:rPr>
-              <w:t>考生</w:t>
+              <w:t>通常</w:t>
             </w:r>
           </w:p>
         </w:tc>
         <w:tc>
           <w:tcPr>
-            <w:tcW w:type="dxa" w:w="2635"/>
+            <w:tcW w:type="dxa" w:w="3513"/>
           </w:tcPr>
           <w:p>
             <w:pPr>
@@ -1324,51 +1203,11 @@
             <w:r>
               <w:rPr>
                 <w:rFonts w:ascii="Calibri" w:hAnsi="Calibri" w:eastAsia="微软雅黑"/>
-                <w:b/>
-                <w:color w:val="38BDF8"/>
-                <w:sz w:val="21"/>
-              </w:rPr>
-              <w:t>通常</w:t>
-            </w:r>
-          </w:p>
-        </w:tc>
-        <w:tc>
-          <w:tcPr>
-            <w:tcW w:type="dxa" w:w="2635"/>
-          </w:tcPr>
-          <w:p>
-            <w:pPr>
-              <w:spacing w:after="0"/>
-              <w:jc w:val="center"/>
-            </w:pPr>
-            <w:r>
-              <w:rPr>
-                <w:rFonts w:ascii="Calibri" w:hAnsi="Calibri" w:eastAsia="微软雅黑"/>
                 <w:b w:val="0"/>
                 <w:color w:val="AAC4B6"/>
                 <w:sz w:val="21"/>
               </w:rPr>
-              <w:t>要花</w:t>
-            </w:r>
-          </w:p>
-        </w:tc>
-        <w:tc>
-          <w:tcPr>
-            <w:tcW w:type="dxa" w:w="2635"/>
-          </w:tcPr>
-          <w:p>
-            <w:pPr>
-              <w:spacing w:after="0"/>
-              <w:jc w:val="center"/>
-            </w:pPr>
-            <w:r>
-              <w:rPr>
-                <w:rFonts w:ascii="Calibri" w:hAnsi="Calibri" w:eastAsia="微软雅黑"/>
-                <w:b w:val="0"/>
-                <w:color w:val="AAC4B6"/>
-                <w:sz w:val="21"/>
-              </w:rPr>
-              <w:t>三到四年</w:t>
+              <w:t>要花三到四年</w:t>
             </w:r>
           </w:p>
         </w:tc>
@@ -1548,14 +1387,12 @@
         </w:tblBorders>
       </w:tblPr>
       <w:tblGrid>
-        <w:gridCol w:w="3513"/>
-        <w:gridCol w:w="3513"/>
-        <w:gridCol w:w="3513"/>
+        <w:gridCol w:w="10540"/>
       </w:tblGrid>
       <w:tr>
         <w:tc>
           <w:tcPr>
-            <w:tcW w:type="dxa" w:w="3513"/>
+            <w:tcW w:type="dxa" w:w="10540"/>
           </w:tcPr>
           <w:p>
             <w:pPr>
@@ -1569,13 +1406,33 @@
                 <w:color w:val="F0F7F2"/>
                 <w:sz w:val="26"/>
               </w:rPr>
-              <w:t>and</w:t>
+              <w:t xml:space="preserve">and only about half </w:t>
+            </w:r>
+            <w:r>
+              <w:rPr>
+                <w:rFonts w:ascii="Calibri" w:hAnsi="Calibri" w:eastAsia="微软雅黑"/>
+                <w:b/>
+                <w:color w:val="C4B5FD"/>
+                <w:sz w:val="26"/>
+              </w:rPr>
+              <w:t>qualify</w:t>
+            </w:r>
+            <w:r>
+              <w:rPr>
+                <w:rFonts w:ascii="Calibri" w:hAnsi="Calibri" w:eastAsia="微软雅黑"/>
+                <w:b w:val="0"/>
+                <w:color w:val="F0F7F2"/>
+                <w:sz w:val="26"/>
+              </w:rPr>
+              <w:t>.</w:t>
             </w:r>
           </w:p>
         </w:tc>
+      </w:tr>
+      <w:tr>
         <w:tc>
           <w:tcPr>
-            <w:tcW w:type="dxa" w:w="3513"/>
+            <w:tcW w:type="dxa" w:w="10540"/>
           </w:tcPr>
           <w:p>
             <w:pPr>
@@ -1586,53 +1443,11 @@
               <w:rPr>
                 <w:rFonts w:ascii="Calibri" w:hAnsi="Calibri" w:eastAsia="微软雅黑"/>
                 <w:b w:val="0"/>
-                <w:color w:val="F0F7F2"/>
-                <w:sz w:val="26"/>
-              </w:rPr>
-              <w:t>only about half</w:t>
-            </w:r>
-          </w:p>
-        </w:tc>
-        <w:tc>
-          <w:tcPr>
-            <w:tcW w:type="dxa" w:w="3513"/>
-          </w:tcPr>
-          <w:p>
-            <w:pPr>
-              <w:spacing w:after="0"/>
-              <w:jc w:val="center"/>
-            </w:pPr>
-            <w:r>
-              <w:rPr>
-                <w:rFonts w:ascii="Calibri" w:hAnsi="Calibri" w:eastAsia="微软雅黑"/>
-                <w:b/>
-                <w:color w:val="C4B5FD"/>
-                <w:sz w:val="26"/>
-              </w:rPr>
-              <w:t>qualify</w:t>
-            </w:r>
-            <w:r>
-              <w:rPr>
-                <w:rFonts w:ascii="Calibri" w:hAnsi="Calibri" w:eastAsia="微软雅黑"/>
-                <w:b w:val="0"/>
-                <w:color w:val="F0F7F2"/>
-                <w:sz w:val="26"/>
-              </w:rPr>
-              <w:t>.</w:t>
-            </w:r>
-          </w:p>
-        </w:tc>
-      </w:tr>
-      <w:tr>
-        <w:tc>
-          <w:tcPr>
-            <w:tcW w:type="dxa" w:w="3513"/>
-          </w:tcPr>
-          <w:p>
-            <w:pPr>
-              <w:spacing w:after="0"/>
-              <w:jc w:val="center"/>
-            </w:pPr>
+                <w:color w:val="AAC4B6"/>
+                <w:sz w:val="21"/>
+              </w:rPr>
+              <w:t>而最终</w:t>
+            </w:r>
             <w:r>
               <w:rPr>
                 <w:rFonts w:ascii="Calibri" w:hAnsi="Calibri" w:eastAsia="微软雅黑"/>
@@ -1640,19 +1455,17 @@
                 <w:color w:val="AAC4B6"/>
                 <w:sz w:val="21"/>
               </w:rPr>
-              <w:t>而</w:t>
-            </w:r>
-          </w:p>
-        </w:tc>
-        <w:tc>
-          <w:tcPr>
-            <w:tcW w:type="dxa" w:w="3513"/>
-          </w:tcPr>
-          <w:p>
-            <w:pPr>
-              <w:spacing w:after="0"/>
-              <w:jc w:val="center"/>
-            </w:pPr>
+              <w:t xml:space="preserve"> </w:t>
+            </w:r>
+            <w:r>
+              <w:rPr>
+                <w:rFonts w:ascii="Calibri" w:hAnsi="Calibri" w:eastAsia="微软雅黑"/>
+                <w:b/>
+                <w:color w:val="C4B5FD"/>
+                <w:sz w:val="21"/>
+              </w:rPr>
+              <w:t>合格</w:t>
+            </w:r>
             <w:r>
               <w:rPr>
                 <w:rFonts w:ascii="Calibri" w:hAnsi="Calibri" w:eastAsia="微软雅黑"/>
@@ -1660,27 +1473,7 @@
                 <w:color w:val="AAC4B6"/>
                 <w:sz w:val="21"/>
               </w:rPr>
-              <w:t>只有大约一半的人</w:t>
-            </w:r>
-          </w:p>
-        </w:tc>
-        <w:tc>
-          <w:tcPr>
-            <w:tcW w:type="dxa" w:w="3513"/>
-          </w:tcPr>
-          <w:p>
-            <w:pPr>
-              <w:spacing w:after="0"/>
-              <w:jc w:val="center"/>
-            </w:pPr>
-            <w:r>
-              <w:rPr>
-                <w:rFonts w:ascii="Calibri" w:hAnsi="Calibri" w:eastAsia="微软雅黑"/>
-                <w:b/>
-                <w:color w:val="C4B5FD"/>
-                <w:sz w:val="21"/>
-              </w:rPr>
-              <w:t>合格</w:t>
+              <w:t xml:space="preserve"> </w:t>
             </w:r>
             <w:r>
               <w:rPr>
@@ -1689,7 +1482,7 @@
                 <w:color w:val="AAC4B6"/>
                 <w:sz w:val="21"/>
               </w:rPr>
-              <w:t>。</w:t>
+              <w:t>的只有大约一半。</w:t>
             </w:r>
           </w:p>
         </w:tc>
@@ -1717,12 +1510,14 @@
         </w:tblBorders>
       </w:tblPr>
       <w:tblGrid>
-        <w:gridCol w:w="10540"/>
+        <w:gridCol w:w="3513"/>
+        <w:gridCol w:w="3513"/>
+        <w:gridCol w:w="3513"/>
       </w:tblGrid>
       <w:tr>
         <w:tc>
           <w:tcPr>
-            <w:tcW w:type="dxa" w:w="10540"/>
+            <w:tcW w:type="dxa" w:w="3513"/>
           </w:tcPr>
           <w:p>
             <w:pPr>
@@ -1736,7 +1531,47 @@
                 <w:color w:val="F0F7F2"/>
                 <w:sz w:val="26"/>
               </w:rPr>
-              <w:t>A study published in PNAS in April 2000</w:t>
+              <w:t>A study</w:t>
+            </w:r>
+          </w:p>
+        </w:tc>
+        <w:tc>
+          <w:tcPr>
+            <w:tcW w:type="dxa" w:w="3513"/>
+          </w:tcPr>
+          <w:p>
+            <w:pPr>
+              <w:spacing w:after="0"/>
+              <w:jc w:val="center"/>
+            </w:pPr>
+            <w:r>
+              <w:rPr>
+                <w:rFonts w:ascii="Calibri" w:hAnsi="Calibri" w:eastAsia="微软雅黑"/>
+                <w:b w:val="0"/>
+                <w:color w:val="F0F7F2"/>
+                <w:sz w:val="26"/>
+              </w:rPr>
+              <w:t>published in PNAS</w:t>
+            </w:r>
+          </w:p>
+        </w:tc>
+        <w:tc>
+          <w:tcPr>
+            <w:tcW w:type="dxa" w:w="3513"/>
+          </w:tcPr>
+          <w:p>
+            <w:pPr>
+              <w:spacing w:after="0"/>
+              <w:jc w:val="center"/>
+            </w:pPr>
+            <w:r>
+              <w:rPr>
+                <w:rFonts w:ascii="Calibri" w:hAnsi="Calibri" w:eastAsia="微软雅黑"/>
+                <w:b w:val="0"/>
+                <w:color w:val="F0F7F2"/>
+                <w:sz w:val="26"/>
+              </w:rPr>
+              <w:t>in April 2000</w:t>
             </w:r>
           </w:p>
         </w:tc>
@@ -1744,7 +1579,7 @@
       <w:tr>
         <w:tc>
           <w:tcPr>
-            <w:tcW w:type="dxa" w:w="10540"/>
+            <w:tcW w:type="dxa" w:w="3513"/>
           </w:tcPr>
           <w:p>
             <w:pPr>
@@ -1758,37 +1593,13 @@
                 <w:color w:val="AAC4B6"/>
                 <w:sz w:val="21"/>
               </w:rPr>
-              <w:t>2000年4月发表于《美国国家科学院院刊》的一项研究</w:t>
+              <w:t>一项研究</w:t>
             </w:r>
           </w:p>
         </w:tc>
-      </w:tr>
-    </w:tbl>
-    <w:tbl>
-      <w:tblPr>
-        <w:tblW w:type="auto" w:w="0"/>
-        <w:jc w:val="center"/>
-        <w:tblLayout w:type="autofit"/>
-        <w:tblLook w:firstColumn="1" w:firstRow="1" w:lastColumn="0" w:lastRow="0" w:noHBand="0" w:noVBand="1" w:val="04A0"/>
-        <w:tblBorders>
-          <w:top w:val="nil"/>
-          <w:left w:val="nil"/>
-          <w:bottom w:val="nil"/>
-          <w:right w:val="nil"/>
-          <w:insideH w:val="nil"/>
-          <w:insideV w:val="nil"/>
-        </w:tblBorders>
-      </w:tblPr>
-      <w:tblGrid>
-        <w:gridCol w:w="2635"/>
-        <w:gridCol w:w="2635"/>
-        <w:gridCol w:w="2635"/>
-        <w:gridCol w:w="2635"/>
-      </w:tblGrid>
-      <w:tr>
         <w:tc>
           <w:tcPr>
-            <w:tcW w:type="dxa" w:w="2635"/>
+            <w:tcW w:type="dxa" w:w="3513"/>
           </w:tcPr>
           <w:p>
             <w:pPr>
@@ -1798,17 +1609,17 @@
             <w:r>
               <w:rPr>
                 <w:rFonts w:ascii="Calibri" w:hAnsi="Calibri" w:eastAsia="微软雅黑"/>
-                <w:b/>
-                <w:color w:val="FB923C"/>
-                <w:sz w:val="26"/>
-              </w:rPr>
-              <w:t>scanned</w:t>
+                <w:b w:val="0"/>
+                <w:color w:val="AAC4B6"/>
+                <w:sz w:val="21"/>
+              </w:rPr>
+              <w:t>发表于《美国国家科学院院刊》</w:t>
             </w:r>
           </w:p>
         </w:tc>
         <w:tc>
           <w:tcPr>
-            <w:tcW w:type="dxa" w:w="2635"/>
+            <w:tcW w:type="dxa" w:w="3513"/>
           </w:tcPr>
           <w:p>
             <w:pPr>
@@ -1819,142 +1630,15 @@
               <w:rPr>
                 <w:rFonts w:ascii="Calibri" w:hAnsi="Calibri" w:eastAsia="微软雅黑"/>
                 <w:b w:val="0"/>
-                <w:color w:val="F0F7F2"/>
-                <w:sz w:val="26"/>
-              </w:rPr>
-              <w:t>16 male cabbies</w:t>
-            </w:r>
-          </w:p>
-        </w:tc>
-        <w:tc>
-          <w:tcPr>
-            <w:tcW w:type="dxa" w:w="2635"/>
-          </w:tcPr>
-          <w:p>
-            <w:pPr>
-              <w:spacing w:after="0"/>
-              <w:jc w:val="center"/>
-            </w:pPr>
-            <w:r>
-              <w:rPr>
-                <w:rFonts w:ascii="Calibri" w:hAnsi="Calibri" w:eastAsia="微软雅黑"/>
-                <w:b w:val="0"/>
-                <w:color w:val="F0F7F2"/>
-                <w:sz w:val="26"/>
-              </w:rPr>
-              <w:t>and</w:t>
-            </w:r>
-          </w:p>
-        </w:tc>
-        <w:tc>
-          <w:tcPr>
-            <w:tcW w:type="dxa" w:w="2635"/>
-          </w:tcPr>
-          <w:p>
-            <w:pPr>
-              <w:spacing w:after="0"/>
-              <w:jc w:val="center"/>
-            </w:pPr>
-            <w:r>
-              <w:rPr>
-                <w:rFonts w:ascii="Calibri" w:hAnsi="Calibri" w:eastAsia="微软雅黑"/>
-                <w:b w:val="0"/>
-                <w:color w:val="F0F7F2"/>
-                <w:sz w:val="26"/>
-              </w:rPr>
-              <w:t>50 other men.</w:t>
-            </w:r>
-          </w:p>
-        </w:tc>
-      </w:tr>
-      <w:tr>
-        <w:tc>
-          <w:tcPr>
-            <w:tcW w:type="dxa" w:w="2635"/>
-          </w:tcPr>
-          <w:p>
-            <w:pPr>
-              <w:spacing w:after="0"/>
-              <w:jc w:val="center"/>
-            </w:pPr>
-            <w:r>
-              <w:rPr>
-                <w:rFonts w:ascii="Calibri" w:hAnsi="Calibri" w:eastAsia="微软雅黑"/>
-                <w:b/>
-                <w:color w:val="FB923C"/>
-                <w:sz w:val="21"/>
-              </w:rPr>
-              <w:t>扫描了</w:t>
-            </w:r>
-          </w:p>
-        </w:tc>
-        <w:tc>
-          <w:tcPr>
-            <w:tcW w:type="dxa" w:w="2635"/>
-          </w:tcPr>
-          <w:p>
-            <w:pPr>
-              <w:spacing w:after="0"/>
-              <w:jc w:val="center"/>
-            </w:pPr>
-            <w:r>
-              <w:rPr>
-                <w:rFonts w:ascii="Calibri" w:hAnsi="Calibri" w:eastAsia="微软雅黑"/>
-                <w:b w:val="0"/>
                 <w:color w:val="AAC4B6"/>
                 <w:sz w:val="21"/>
               </w:rPr>
-              <w:t>16名男性出租车司机</w:t>
-            </w:r>
-          </w:p>
-        </w:tc>
-        <w:tc>
-          <w:tcPr>
-            <w:tcW w:type="dxa" w:w="2635"/>
-          </w:tcPr>
-          <w:p>
-            <w:pPr>
-              <w:spacing w:after="0"/>
-              <w:jc w:val="center"/>
-            </w:pPr>
-            <w:r>
-              <w:rPr>
-                <w:rFonts w:ascii="Calibri" w:hAnsi="Calibri" w:eastAsia="微软雅黑"/>
-                <w:b w:val="0"/>
-                <w:color w:val="AAC4B6"/>
-                <w:sz w:val="21"/>
-              </w:rPr>
-              <w:t>和</w:t>
-            </w:r>
-          </w:p>
-        </w:tc>
-        <w:tc>
-          <w:tcPr>
-            <w:tcW w:type="dxa" w:w="2635"/>
-          </w:tcPr>
-          <w:p>
-            <w:pPr>
-              <w:spacing w:after="0"/>
-              <w:jc w:val="center"/>
-            </w:pPr>
-            <w:r>
-              <w:rPr>
-                <w:rFonts w:ascii="Calibri" w:hAnsi="Calibri" w:eastAsia="微软雅黑"/>
-                <w:b w:val="0"/>
-                <w:color w:val="AAC4B6"/>
-                <w:sz w:val="21"/>
-              </w:rPr>
-              <w:t>50名其他男性（的大脑）。</w:t>
+              <w:t>（2000年4月），</w:t>
             </w:r>
           </w:p>
         </w:tc>
       </w:tr>
     </w:tbl>
-    <w:p>
-      <w:pPr>
-        <w:spacing w:after="40"/>
-      </w:pPr>
-    </w:p>
     <w:tbl>
       <w:tblPr>
         <w:tblW w:type="auto" w:w="0"/>
@@ -1988,11 +1672,11 @@
             <w:r>
               <w:rPr>
                 <w:rFonts w:ascii="Calibri" w:hAnsi="Calibri" w:eastAsia="微软雅黑"/>
-                <w:b w:val="0"/>
-                <w:color w:val="F0F7F2"/>
+                <w:b/>
+                <w:color w:val="FB923C"/>
                 <w:sz w:val="26"/>
               </w:rPr>
-              <w:t>The hippocampus</w:t>
+              <w:t>scanned</w:t>
             </w:r>
           </w:p>
         </w:tc>
@@ -2012,7 +1696,7 @@
                 <w:color w:val="F0F7F2"/>
                 <w:sz w:val="26"/>
               </w:rPr>
-              <w:t>is a</w:t>
+              <w:t>16 male cabbies</w:t>
             </w:r>
           </w:p>
         </w:tc>
@@ -2032,7 +1716,7 @@
                 <w:color w:val="F0F7F2"/>
                 <w:sz w:val="26"/>
               </w:rPr>
-              <w:t>seahorse-shaped structure</w:t>
+              <w:t>and 50 other men.</w:t>
             </w:r>
           </w:p>
         </w:tc>
@@ -2050,11 +1734,11 @@
             <w:r>
               <w:rPr>
                 <w:rFonts w:ascii="Calibri" w:hAnsi="Calibri" w:eastAsia="微软雅黑"/>
-                <w:b w:val="0"/>
-                <w:color w:val="AAC4B6"/>
+                <w:b/>
+                <w:color w:val="FB923C"/>
                 <w:sz w:val="21"/>
               </w:rPr>
-              <w:t>海马体</w:t>
+              <w:t>扫描了</w:t>
             </w:r>
           </w:p>
         </w:tc>
@@ -2074,7 +1758,7 @@
                 <w:color w:val="AAC4B6"/>
                 <w:sz w:val="21"/>
               </w:rPr>
-              <w:t>是一个</w:t>
+              <w:t>16名男性出租车司机</w:t>
             </w:r>
           </w:p>
         </w:tc>
@@ -2094,7 +1778,125 @@
                 <w:color w:val="AAC4B6"/>
                 <w:sz w:val="21"/>
               </w:rPr>
-              <w:t>形似海马的结构，</w:t>
+              <w:t>和50名其他男性（的大脑）。</w:t>
+            </w:r>
+          </w:p>
+        </w:tc>
+      </w:tr>
+    </w:tbl>
+    <w:p>
+      <w:pPr>
+        <w:spacing w:after="40"/>
+      </w:pPr>
+    </w:p>
+    <w:tbl>
+      <w:tblPr>
+        <w:tblW w:type="auto" w:w="0"/>
+        <w:jc w:val="center"/>
+        <w:tblLayout w:type="autofit"/>
+        <w:tblLook w:firstColumn="1" w:firstRow="1" w:lastColumn="0" w:lastRow="0" w:noHBand="0" w:noVBand="1" w:val="04A0"/>
+        <w:tblBorders>
+          <w:top w:val="nil"/>
+          <w:left w:val="nil"/>
+          <w:bottom w:val="nil"/>
+          <w:right w:val="nil"/>
+          <w:insideH w:val="nil"/>
+          <w:insideV w:val="nil"/>
+        </w:tblBorders>
+      </w:tblPr>
+      <w:tblGrid>
+        <w:gridCol w:w="5270"/>
+        <w:gridCol w:w="5270"/>
+      </w:tblGrid>
+      <w:tr>
+        <w:tc>
+          <w:tcPr>
+            <w:tcW w:type="dxa" w:w="5270"/>
+          </w:tcPr>
+          <w:p>
+            <w:pPr>
+              <w:spacing w:after="0"/>
+              <w:jc w:val="center"/>
+            </w:pPr>
+            <w:r>
+              <w:rPr>
+                <w:rFonts w:ascii="Calibri" w:hAnsi="Calibri" w:eastAsia="微软雅黑"/>
+                <w:b w:val="0"/>
+                <w:color w:val="F0F7F2"/>
+                <w:sz w:val="26"/>
+              </w:rPr>
+              <w:t xml:space="preserve">The </w:t>
+            </w:r>
+            <w:r>
+              <w:rPr>
+                <w:rFonts w:ascii="Calibri" w:hAnsi="Calibri" w:eastAsia="微软雅黑"/>
+                <w:b/>
+                <w:color w:val="5EEAD4"/>
+                <w:sz w:val="26"/>
+              </w:rPr>
+              <w:t>hippocampus</w:t>
+            </w:r>
+          </w:p>
+        </w:tc>
+        <w:tc>
+          <w:tcPr>
+            <w:tcW w:type="dxa" w:w="5270"/>
+          </w:tcPr>
+          <w:p>
+            <w:pPr>
+              <w:spacing w:after="0"/>
+              <w:jc w:val="center"/>
+            </w:pPr>
+            <w:r>
+              <w:rPr>
+                <w:rFonts w:ascii="Calibri" w:hAnsi="Calibri" w:eastAsia="微软雅黑"/>
+                <w:b w:val="0"/>
+                <w:color w:val="F0F7F2"/>
+                <w:sz w:val="26"/>
+              </w:rPr>
+              <w:t>is a seahorse-shaped structure</w:t>
+            </w:r>
+          </w:p>
+        </w:tc>
+      </w:tr>
+      <w:tr>
+        <w:tc>
+          <w:tcPr>
+            <w:tcW w:type="dxa" w:w="5270"/>
+          </w:tcPr>
+          <w:p>
+            <w:pPr>
+              <w:spacing w:after="0"/>
+              <w:jc w:val="center"/>
+            </w:pPr>
+            <w:r>
+              <w:rPr>
+                <w:rFonts w:ascii="Calibri" w:hAnsi="Calibri" w:eastAsia="微软雅黑"/>
+                <w:b/>
+                <w:color w:val="5EEAD4"/>
+                <w:sz w:val="21"/>
+              </w:rPr>
+              <w:t>海马体</w:t>
+            </w:r>
+          </w:p>
+        </w:tc>
+        <w:tc>
+          <w:tcPr>
+            <w:tcW w:type="dxa" w:w="5270"/>
+          </w:tcPr>
+          <w:p>
+            <w:pPr>
+              <w:spacing w:after="0"/>
+              <w:jc w:val="center"/>
+            </w:pPr>
+            <w:r>
+              <w:rPr>
+                <w:rFonts w:ascii="Calibri" w:hAnsi="Calibri" w:eastAsia="微软雅黑"/>
+                <w:b w:val="0"/>
+                <w:color w:val="AAC4B6"/>
+                <w:sz w:val="21"/>
+              </w:rPr>
+              <w:t>是一个形似海马的结构，</w:t>
             </w:r>
           </w:p>
         </w:tc>
@@ -2146,7 +1948,7 @@
               <w:rPr>
                 <w:rFonts w:ascii="Calibri" w:hAnsi="Calibri" w:eastAsia="微软雅黑"/>
                 <w:b/>
-                <w:color w:val="5EEAD4"/>
+                <w:color w:val="FCA5A5"/>
                 <w:sz w:val="26"/>
               </w:rPr>
               <w:t>vital</w:t>
@@ -2164,7 +1966,7 @@
               <w:rPr>
                 <w:rFonts w:ascii="Calibri" w:hAnsi="Calibri" w:eastAsia="微软雅黑"/>
                 <w:b/>
-                <w:color w:val="FCA5A5"/>
+                <w:color w:val="FBBF24"/>
                 <w:sz w:val="26"/>
               </w:rPr>
               <w:t>navigation</w:t>
@@ -2213,10 +2015,19 @@
               <w:rPr>
                 <w:rFonts w:ascii="Calibri" w:hAnsi="Calibri" w:eastAsia="微软雅黑"/>
                 <w:b/>
-                <w:color w:val="FCA5A5"/>
+                <w:color w:val="FBBF24"/>
                 <w:sz w:val="21"/>
               </w:rPr>
               <w:t>导航</w:t>
+            </w:r>
+            <w:r>
+              <w:rPr>
+                <w:rFonts w:ascii="Calibri" w:hAnsi="Calibri" w:eastAsia="微软雅黑"/>
+                <w:b/>
+                <w:color w:val="FBBF24"/>
+                <w:sz w:val="21"/>
+              </w:rPr>
+              <w:t>（认路）</w:t>
             </w:r>
             <w:r>
               <w:rPr>
@@ -2225,7 +2036,7 @@
                 <w:color w:val="AAC4B6"/>
                 <w:sz w:val="21"/>
               </w:rPr>
-              <w:t xml:space="preserve"> </w:t>
+              <w:t>都是</w:t>
             </w:r>
             <w:r>
               <w:rPr>
@@ -2234,25 +2045,16 @@
                 <w:color w:val="AAC4B6"/>
                 <w:sz w:val="21"/>
               </w:rPr>
-              <w:t>都</w:t>
-            </w:r>
-            <w:r>
-              <w:rPr>
-                <w:rFonts w:ascii="Calibri" w:hAnsi="Calibri" w:eastAsia="微软雅黑"/>
-                <w:b w:val="0"/>
-                <w:color w:val="AAC4B6"/>
+              <w:t xml:space="preserve"> </w:t>
+            </w:r>
+            <w:r>
+              <w:rPr>
+                <w:rFonts w:ascii="Calibri" w:hAnsi="Calibri" w:eastAsia="微软雅黑"/>
+                <w:b/>
+                <w:color w:val="FCA5A5"/>
                 <w:sz w:val="21"/>
               </w:rPr>
-              <w:t xml:space="preserve"> </w:t>
-            </w:r>
-            <w:r>
-              <w:rPr>
-                <w:rFonts w:ascii="Calibri" w:hAnsi="Calibri" w:eastAsia="微软雅黑"/>
-                <w:b/>
-                <w:color w:val="5EEAD4"/>
-                <w:sz w:val="21"/>
-              </w:rPr>
-              <w:t>至关重要</w:t>
+              <w:t>至关重要的</w:t>
             </w:r>
             <w:r>
               <w:rPr>
@@ -2351,15 +2153,12 @@
         </w:tblBorders>
       </w:tblPr>
       <w:tblGrid>
-        <w:gridCol w:w="2635"/>
-        <w:gridCol w:w="2635"/>
-        <w:gridCol w:w="2635"/>
-        <w:gridCol w:w="2635"/>
+        <w:gridCol w:w="10540"/>
       </w:tblGrid>
       <w:tr>
         <w:tc>
           <w:tcPr>
-            <w:tcW w:type="dxa" w:w="2635"/>
+            <w:tcW w:type="dxa" w:w="10540"/>
           </w:tcPr>
           <w:p>
             <w:pPr>
@@ -2373,13 +2172,42 @@
                 <w:color w:val="F0F7F2"/>
                 <w:sz w:val="26"/>
               </w:rPr>
-              <w:t>its</w:t>
+              <w:t xml:space="preserve">its rear, or </w:t>
+            </w:r>
+            <w:r>
+              <w:rPr>
+                <w:rFonts w:ascii="Calibri" w:hAnsi="Calibri" w:eastAsia="微软雅黑"/>
+                <w:b/>
+                <w:color w:val="38BDF8"/>
+                <w:sz w:val="26"/>
+              </w:rPr>
+              <w:t>posterior</w:t>
+            </w:r>
+            <w:r>
+              <w:rPr>
+                <w:rFonts w:ascii="Calibri" w:hAnsi="Calibri" w:eastAsia="微软雅黑"/>
+                <w:b w:val="0"/>
+                <w:color w:val="F0F7F2"/>
+                <w:sz w:val="26"/>
+              </w:rPr>
+              <w:t xml:space="preserve">, </w:t>
+            </w:r>
+            <w:r>
+              <w:rPr>
+                <w:rFonts w:ascii="Calibri" w:hAnsi="Calibri" w:eastAsia="微软雅黑"/>
+                <w:b/>
+                <w:color w:val="F472B6"/>
+                <w:sz w:val="26"/>
+              </w:rPr>
+              <w:t>portion</w:t>
             </w:r>
           </w:p>
         </w:tc>
+      </w:tr>
+      <w:tr>
         <w:tc>
           <w:tcPr>
-            <w:tcW w:type="dxa" w:w="2635"/>
+            <w:tcW w:type="dxa" w:w="10540"/>
           </w:tcPr>
           <w:p>
             <w:pPr>
@@ -2390,82 +2218,11 @@
               <w:rPr>
                 <w:rFonts w:ascii="Calibri" w:hAnsi="Calibri" w:eastAsia="微软雅黑"/>
                 <w:b w:val="0"/>
-                <w:color w:val="F0F7F2"/>
-                <w:sz w:val="26"/>
-              </w:rPr>
-              <w:t>rear,</w:t>
-            </w:r>
-          </w:p>
-        </w:tc>
-        <w:tc>
-          <w:tcPr>
-            <w:tcW w:type="dxa" w:w="2635"/>
-          </w:tcPr>
-          <w:p>
-            <w:pPr>
-              <w:spacing w:after="0"/>
-              <w:jc w:val="center"/>
-            </w:pPr>
-            <w:r>
-              <w:rPr>
-                <w:rFonts w:ascii="Calibri" w:hAnsi="Calibri" w:eastAsia="微软雅黑"/>
-                <w:b w:val="0"/>
-                <w:color w:val="F0F7F2"/>
-                <w:sz w:val="26"/>
-              </w:rPr>
-              <w:t xml:space="preserve">or </w:t>
-            </w:r>
-            <w:r>
-              <w:rPr>
-                <w:rFonts w:ascii="Calibri" w:hAnsi="Calibri" w:eastAsia="微软雅黑"/>
-                <w:b/>
-                <w:color w:val="FBBF24"/>
-                <w:sz w:val="26"/>
-              </w:rPr>
-              <w:t>posterior</w:t>
-            </w:r>
-            <w:r>
-              <w:rPr>
-                <w:rFonts w:ascii="Calibri" w:hAnsi="Calibri" w:eastAsia="微软雅黑"/>
-                <w:b w:val="0"/>
-                <w:color w:val="F0F7F2"/>
-                <w:sz w:val="26"/>
-              </w:rPr>
-              <w:t>,</w:t>
-            </w:r>
-          </w:p>
-        </w:tc>
-        <w:tc>
-          <w:tcPr>
-            <w:tcW w:type="dxa" w:w="2635"/>
-          </w:tcPr>
-          <w:p>
-            <w:pPr>
-              <w:spacing w:after="0"/>
-              <w:jc w:val="center"/>
-            </w:pPr>
-            <w:r>
-              <w:rPr>
-                <w:rFonts w:ascii="Calibri" w:hAnsi="Calibri" w:eastAsia="微软雅黑"/>
-                <w:b/>
-                <w:color w:val="38BDF8"/>
-                <w:sz w:val="26"/>
-              </w:rPr>
-              <w:t>portion</w:t>
-            </w:r>
-          </w:p>
-        </w:tc>
-      </w:tr>
-      <w:tr>
-        <w:tc>
-          <w:tcPr>
-            <w:tcW w:type="dxa" w:w="2635"/>
-          </w:tcPr>
-          <w:p>
-            <w:pPr>
-              <w:spacing w:after="0"/>
-              <w:jc w:val="center"/>
-            </w:pPr>
+                <w:color w:val="AAC4B6"/>
+                <w:sz w:val="21"/>
+              </w:rPr>
+              <w:t>海马体靠后的（也就是</w:t>
+            </w:r>
             <w:r>
               <w:rPr>
                 <w:rFonts w:ascii="Calibri" w:hAnsi="Calibri" w:eastAsia="微软雅黑"/>
@@ -2473,19 +2230,17 @@
                 <w:color w:val="AAC4B6"/>
                 <w:sz w:val="21"/>
               </w:rPr>
-              <w:t>海马体</w:t>
-            </w:r>
-          </w:p>
-        </w:tc>
-        <w:tc>
-          <w:tcPr>
-            <w:tcW w:type="dxa" w:w="2635"/>
-          </w:tcPr>
-          <w:p>
-            <w:pPr>
-              <w:spacing w:after="0"/>
-              <w:jc w:val="center"/>
-            </w:pPr>
+              <w:t xml:space="preserve"> </w:t>
+            </w:r>
+            <w:r>
+              <w:rPr>
+                <w:rFonts w:ascii="Calibri" w:hAnsi="Calibri" w:eastAsia="微软雅黑"/>
+                <w:b/>
+                <w:color w:val="38BDF8"/>
+                <w:sz w:val="21"/>
+              </w:rPr>
+              <w:t>后面的</w:t>
+            </w:r>
             <w:r>
               <w:rPr>
                 <w:rFonts w:ascii="Calibri" w:hAnsi="Calibri" w:eastAsia="微软雅黑"/>
@@ -2493,62 +2248,13 @@
                 <w:color w:val="AAC4B6"/>
                 <w:sz w:val="21"/>
               </w:rPr>
-              <w:t>靠后的，</w:t>
-            </w:r>
-          </w:p>
-        </w:tc>
-        <w:tc>
-          <w:tcPr>
-            <w:tcW w:type="dxa" w:w="2635"/>
-          </w:tcPr>
-          <w:p>
-            <w:pPr>
-              <w:spacing w:after="0"/>
-              <w:jc w:val="center"/>
-            </w:pPr>
-            <w:r>
-              <w:rPr>
-                <w:rFonts w:ascii="Calibri" w:hAnsi="Calibri" w:eastAsia="微软雅黑"/>
-                <w:b w:val="0"/>
-                <w:color w:val="AAC4B6"/>
-                <w:sz w:val="21"/>
-              </w:rPr>
-              <w:t>也就是</w:t>
-            </w:r>
-            <w:r>
-              <w:rPr>
-                <w:rFonts w:ascii="Calibri" w:hAnsi="Calibri" w:eastAsia="微软雅黑"/>
-                <w:b w:val="0"/>
-                <w:color w:val="AAC4B6"/>
-                <w:sz w:val="21"/>
-              </w:rPr>
-              <w:t xml:space="preserve"> </w:t>
+              <w:t>）</w:t>
             </w:r>
             <w:r>
               <w:rPr>
                 <w:rFonts w:ascii="Calibri" w:hAnsi="Calibri" w:eastAsia="微软雅黑"/>
                 <w:b/>
-                <w:color w:val="FBBF24"/>
-                <w:sz w:val="21"/>
-              </w:rPr>
-              <w:t>后部的</w:t>
-            </w:r>
-          </w:p>
-        </w:tc>
-        <w:tc>
-          <w:tcPr>
-            <w:tcW w:type="dxa" w:w="2635"/>
-          </w:tcPr>
-          <w:p>
-            <w:pPr>
-              <w:spacing w:after="0"/>
-              <w:jc w:val="center"/>
-            </w:pPr>
-            <w:r>
-              <w:rPr>
-                <w:rFonts w:ascii="Calibri" w:hAnsi="Calibri" w:eastAsia="微软雅黑"/>
-                <w:b/>
-                <w:color w:val="38BDF8"/>
+                <w:color w:val="F472B6"/>
                 <w:sz w:val="21"/>
               </w:rPr>
               <w:t>部分</w:t>
@@ -2620,288 +2326,6 @@
         </w:tc>
       </w:tr>
     </w:tbl>
-    <w:tbl>
-      <w:tblPr>
-        <w:tblW w:type="auto" w:w="0"/>
-        <w:jc w:val="center"/>
-        <w:tblLayout w:type="autofit"/>
-        <w:tblLook w:firstColumn="1" w:firstRow="1" w:lastColumn="0" w:lastRow="0" w:noHBand="0" w:noVBand="1" w:val="04A0"/>
-        <w:tblBorders>
-          <w:top w:val="nil"/>
-          <w:left w:val="nil"/>
-          <w:bottom w:val="nil"/>
-          <w:right w:val="nil"/>
-          <w:insideH w:val="nil"/>
-          <w:insideV w:val="nil"/>
-        </w:tblBorders>
-      </w:tblPr>
-      <w:tblGrid>
-        <w:gridCol w:w="2108"/>
-        <w:gridCol w:w="2108"/>
-        <w:gridCol w:w="2108"/>
-        <w:gridCol w:w="2108"/>
-        <w:gridCol w:w="2108"/>
-      </w:tblGrid>
-      <w:tr>
-        <w:tc>
-          <w:tcPr>
-            <w:tcW w:type="dxa" w:w="2108"/>
-          </w:tcPr>
-          <w:p>
-            <w:pPr>
-              <w:spacing w:after="0"/>
-              <w:jc w:val="center"/>
-            </w:pPr>
-            <w:r>
-              <w:rPr>
-                <w:rFonts w:ascii="Calibri" w:hAnsi="Calibri" w:eastAsia="微软雅黑"/>
-                <w:b w:val="0"/>
-                <w:color w:val="F0F7F2"/>
-                <w:sz w:val="26"/>
-              </w:rPr>
-              <w:t>and</w:t>
-            </w:r>
-          </w:p>
-        </w:tc>
-        <w:tc>
-          <w:tcPr>
-            <w:tcW w:type="dxa" w:w="2108"/>
-          </w:tcPr>
-          <w:p>
-            <w:pPr>
-              <w:spacing w:after="0"/>
-              <w:jc w:val="center"/>
-            </w:pPr>
-            <w:r>
-              <w:rPr>
-                <w:rFonts w:ascii="Calibri" w:hAnsi="Calibri" w:eastAsia="微软雅黑"/>
-                <w:b w:val="0"/>
-                <w:color w:val="F0F7F2"/>
-                <w:sz w:val="26"/>
-              </w:rPr>
-              <w:t>its front,</w:t>
-            </w:r>
-          </w:p>
-        </w:tc>
-        <w:tc>
-          <w:tcPr>
-            <w:tcW w:type="dxa" w:w="2108"/>
-          </w:tcPr>
-          <w:p>
-            <w:pPr>
-              <w:spacing w:after="0"/>
-              <w:jc w:val="center"/>
-            </w:pPr>
-            <w:r>
-              <w:rPr>
-                <w:rFonts w:ascii="Calibri" w:hAnsi="Calibri" w:eastAsia="微软雅黑"/>
-                <w:b w:val="0"/>
-                <w:color w:val="F0F7F2"/>
-                <w:sz w:val="26"/>
-              </w:rPr>
-              <w:t xml:space="preserve">or </w:t>
-            </w:r>
-            <w:r>
-              <w:rPr>
-                <w:rFonts w:ascii="Calibri" w:hAnsi="Calibri" w:eastAsia="微软雅黑"/>
-                <w:b/>
-                <w:color w:val="F472B6"/>
-                <w:sz w:val="26"/>
-              </w:rPr>
-              <w:t>anterior</w:t>
-            </w:r>
-            <w:r>
-              <w:rPr>
-                <w:rFonts w:ascii="Calibri" w:hAnsi="Calibri" w:eastAsia="微软雅黑"/>
-                <w:b w:val="0"/>
-                <w:color w:val="F0F7F2"/>
-                <w:sz w:val="26"/>
-              </w:rPr>
-              <w:t>,</w:t>
-            </w:r>
-          </w:p>
-        </w:tc>
-        <w:tc>
-          <w:tcPr>
-            <w:tcW w:type="dxa" w:w="2108"/>
-          </w:tcPr>
-          <w:p>
-            <w:pPr>
-              <w:spacing w:after="0"/>
-              <w:jc w:val="center"/>
-            </w:pPr>
-            <w:r>
-              <w:rPr>
-                <w:rFonts w:ascii="Calibri" w:hAnsi="Calibri" w:eastAsia="微软雅黑"/>
-                <w:b w:val="0"/>
-                <w:color w:val="F0F7F2"/>
-                <w:sz w:val="26"/>
-              </w:rPr>
-              <w:t>portion</w:t>
-            </w:r>
-          </w:p>
-        </w:tc>
-        <w:tc>
-          <w:tcPr>
-            <w:tcW w:type="dxa" w:w="2108"/>
-          </w:tcPr>
-          <w:p>
-            <w:pPr>
-              <w:spacing w:after="0"/>
-              <w:jc w:val="center"/>
-            </w:pPr>
-            <w:r>
-              <w:rPr>
-                <w:rFonts w:ascii="Calibri" w:hAnsi="Calibri" w:eastAsia="微软雅黑"/>
-                <w:b w:val="0"/>
-                <w:color w:val="F0F7F2"/>
-                <w:sz w:val="26"/>
-              </w:rPr>
-              <w:t>smaller.</w:t>
-            </w:r>
-          </w:p>
-        </w:tc>
-      </w:tr>
-      <w:tr>
-        <w:tc>
-          <w:tcPr>
-            <w:tcW w:type="dxa" w:w="2108"/>
-          </w:tcPr>
-          <w:p>
-            <w:pPr>
-              <w:spacing w:after="0"/>
-              <w:jc w:val="center"/>
-            </w:pPr>
-            <w:r>
-              <w:rPr>
-                <w:rFonts w:ascii="Calibri" w:hAnsi="Calibri" w:eastAsia="微软雅黑"/>
-                <w:b w:val="0"/>
-                <w:color w:val="AAC4B6"/>
-                <w:sz w:val="21"/>
-              </w:rPr>
-              <w:t>而</w:t>
-            </w:r>
-          </w:p>
-        </w:tc>
-        <w:tc>
-          <w:tcPr>
-            <w:tcW w:type="dxa" w:w="2108"/>
-          </w:tcPr>
-          <w:p>
-            <w:pPr>
-              <w:spacing w:after="0"/>
-              <w:jc w:val="center"/>
-            </w:pPr>
-            <w:r>
-              <w:rPr>
-                <w:rFonts w:ascii="Calibri" w:hAnsi="Calibri" w:eastAsia="微软雅黑"/>
-                <w:b w:val="0"/>
-                <w:color w:val="AAC4B6"/>
-                <w:sz w:val="21"/>
-              </w:rPr>
-              <w:t>靠前的，</w:t>
-            </w:r>
-          </w:p>
-        </w:tc>
-        <w:tc>
-          <w:tcPr>
-            <w:tcW w:type="dxa" w:w="2108"/>
-          </w:tcPr>
-          <w:p>
-            <w:pPr>
-              <w:spacing w:after="0"/>
-              <w:jc w:val="center"/>
-            </w:pPr>
-            <w:r>
-              <w:rPr>
-                <w:rFonts w:ascii="Calibri" w:hAnsi="Calibri" w:eastAsia="微软雅黑"/>
-                <w:b w:val="0"/>
-                <w:color w:val="AAC4B6"/>
-                <w:sz w:val="21"/>
-              </w:rPr>
-              <w:t>也就是</w:t>
-            </w:r>
-            <w:r>
-              <w:rPr>
-                <w:rFonts w:ascii="Calibri" w:hAnsi="Calibri" w:eastAsia="微软雅黑"/>
-                <w:b w:val="0"/>
-                <w:color w:val="AAC4B6"/>
-                <w:sz w:val="21"/>
-              </w:rPr>
-              <w:t xml:space="preserve"> </w:t>
-            </w:r>
-            <w:r>
-              <w:rPr>
-                <w:rFonts w:ascii="Calibri" w:hAnsi="Calibri" w:eastAsia="微软雅黑"/>
-                <w:b/>
-                <w:color w:val="F472B6"/>
-                <w:sz w:val="21"/>
-              </w:rPr>
-              <w:t>前部的</w:t>
-            </w:r>
-          </w:p>
-        </w:tc>
-        <w:tc>
-          <w:tcPr>
-            <w:tcW w:type="dxa" w:w="2108"/>
-          </w:tcPr>
-          <w:p>
-            <w:pPr>
-              <w:spacing w:after="0"/>
-              <w:jc w:val="center"/>
-            </w:pPr>
-            <w:r>
-              <w:rPr>
-                <w:rFonts w:ascii="Calibri" w:hAnsi="Calibri" w:eastAsia="微软雅黑"/>
-                <w:b w:val="0"/>
-                <w:color w:val="AAC4B6"/>
-                <w:sz w:val="21"/>
-              </w:rPr>
-              <w:t>部分</w:t>
-            </w:r>
-          </w:p>
-        </w:tc>
-        <w:tc>
-          <w:tcPr>
-            <w:tcW w:type="dxa" w:w="2108"/>
-          </w:tcPr>
-          <w:p>
-            <w:pPr>
-              <w:spacing w:after="0"/>
-              <w:jc w:val="center"/>
-            </w:pPr>
-            <w:r>
-              <w:rPr>
-                <w:rFonts w:ascii="Calibri" w:hAnsi="Calibri" w:eastAsia="微软雅黑"/>
-                <w:b w:val="0"/>
-                <w:color w:val="AAC4B6"/>
-                <w:sz w:val="21"/>
-              </w:rPr>
-              <w:t>则较小。</w:t>
-            </w:r>
-          </w:p>
-        </w:tc>
-      </w:tr>
-    </w:tbl>
-    <w:p>
-      <w:pPr>
-        <w:jc w:val="center"/>
-      </w:pPr>
-      <w:r>
-        <w:rPr>
-          <w:rFonts w:ascii="Calibri" w:hAnsi="Calibri" w:eastAsia="微软雅黑"/>
-          <w:b w:val="0"/>
-          <w:color w:val="AAC4B6"/>
-          <w:sz w:val="20"/>
-        </w:rPr>
-        <w:t>（portion 后省略了 was；smaller 后省略了 than in the other men）</w:t>
-      </w:r>
-    </w:p>
-    <w:p>
-      <w:pPr>
-        <w:spacing w:after="40"/>
-      </w:pPr>
-    </w:p>
     <w:tbl>
       <w:tblPr>
         <w:tblW w:type="auto" w:w="0"/>
@@ -2938,7 +2362,25 @@
                 <w:color w:val="F0F7F2"/>
                 <w:sz w:val="26"/>
               </w:rPr>
-              <w:t>Longer service</w:t>
+              <w:t xml:space="preserve">and its front, or </w:t>
+            </w:r>
+            <w:r>
+              <w:rPr>
+                <w:rFonts w:ascii="Calibri" w:hAnsi="Calibri" w:eastAsia="微软雅黑"/>
+                <w:b/>
+                <w:color w:val="BEF264"/>
+                <w:sz w:val="26"/>
+              </w:rPr>
+              <w:t>anterior</w:t>
+            </w:r>
+            <w:r>
+              <w:rPr>
+                <w:rFonts w:ascii="Calibri" w:hAnsi="Calibri" w:eastAsia="微软雅黑"/>
+                <w:b w:val="0"/>
+                <w:color w:val="F0F7F2"/>
+                <w:sz w:val="26"/>
+              </w:rPr>
+              <w:t>, portion</w:t>
             </w:r>
           </w:p>
         </w:tc>
@@ -2958,7 +2400,7 @@
                 <w:color w:val="F0F7F2"/>
                 <w:sz w:val="26"/>
               </w:rPr>
-              <w:t>went with a larger rear portion.</w:t>
+              <w:t>smaller.</w:t>
             </w:r>
           </w:p>
         </w:tc>
@@ -2980,7 +2422,34 @@
                 <w:color w:val="AAC4B6"/>
                 <w:sz w:val="21"/>
               </w:rPr>
-              <w:t>从业时间越长，</w:t>
+              <w:t>而靠前的（也就是</w:t>
+            </w:r>
+            <w:r>
+              <w:rPr>
+                <w:rFonts w:ascii="Calibri" w:hAnsi="Calibri" w:eastAsia="微软雅黑"/>
+                <w:b w:val="0"/>
+                <w:color w:val="AAC4B6"/>
+                <w:sz w:val="21"/>
+              </w:rPr>
+              <w:t xml:space="preserve"> </w:t>
+            </w:r>
+            <w:r>
+              <w:rPr>
+                <w:rFonts w:ascii="Calibri" w:hAnsi="Calibri" w:eastAsia="微软雅黑"/>
+                <w:b/>
+                <w:color w:val="BEF264"/>
+                <w:sz w:val="21"/>
+              </w:rPr>
+              <w:t>前面的</w:t>
+            </w:r>
+            <w:r>
+              <w:rPr>
+                <w:rFonts w:ascii="Calibri" w:hAnsi="Calibri" w:eastAsia="微软雅黑"/>
+                <w:b w:val="0"/>
+                <w:color w:val="AAC4B6"/>
+                <w:sz w:val="21"/>
+              </w:rPr>
+              <w:t>）部分</w:t>
             </w:r>
           </w:p>
         </w:tc>
@@ -3000,7 +2469,7 @@
                 <w:color w:val="AAC4B6"/>
                 <w:sz w:val="21"/>
               </w:rPr>
-              <w:t>后部也越大。</w:t>
+              <w:t>则较小。</w:t>
             </w:r>
           </w:p>
         </w:tc>
@@ -3008,582 +2477,9 @@
     </w:tbl>
     <w:p>
       <w:pPr>
-        <w:jc w:val="center"/>
-      </w:pPr>
-      <w:r>
-        <w:rPr>
-          <w:rFonts w:ascii="Calibri" w:hAnsi="Calibri" w:eastAsia="微软雅黑"/>
-          <w:b w:val="0"/>
-          <w:color w:val="AAC4B6"/>
-          <w:sz w:val="20"/>
-        </w:rPr>
-        <w:t>（go with：与……相伴；这里指两者有关联）</w:t>
-      </w:r>
-    </w:p>
-    <w:p>
-      <w:pPr>
         <w:spacing w:after="40"/>
       </w:pPr>
     </w:p>
-    <w:p/>
-    <w:tbl>
-      <w:tblPr>
-        <w:tblW w:type="auto" w:w="0"/>
-        <w:jc w:val="center"/>
-        <w:tblLayout w:type="autofit"/>
-        <w:tblLook w:firstColumn="1" w:firstRow="1" w:lastColumn="0" w:lastRow="0" w:noHBand="0" w:noVBand="1" w:val="04A0"/>
-        <w:tblBorders>
-          <w:top w:val="nil"/>
-          <w:left w:val="nil"/>
-          <w:bottom w:val="nil"/>
-          <w:right w:val="nil"/>
-          <w:insideH w:val="nil"/>
-          <w:insideV w:val="nil"/>
-        </w:tblBorders>
-      </w:tblPr>
-      <w:tblGrid>
-        <w:gridCol w:w="2108"/>
-        <w:gridCol w:w="2108"/>
-        <w:gridCol w:w="2108"/>
-        <w:gridCol w:w="2108"/>
-        <w:gridCol w:w="2108"/>
-      </w:tblGrid>
-      <w:tr>
-        <w:tc>
-          <w:tcPr>
-            <w:tcW w:type="dxa" w:w="2108"/>
-          </w:tcPr>
-          <w:p>
-            <w:pPr>
-              <w:spacing w:after="0"/>
-              <w:jc w:val="center"/>
-            </w:pPr>
-            <w:r>
-              <w:rPr>
-                <w:rFonts w:ascii="Calibri" w:hAnsi="Calibri" w:eastAsia="微软雅黑"/>
-                <w:b w:val="0"/>
-                <w:color w:val="F0F7F2"/>
-                <w:sz w:val="26"/>
-              </w:rPr>
-              <w:t>Yet</w:t>
-            </w:r>
-          </w:p>
-        </w:tc>
-        <w:tc>
-          <w:tcPr>
-            <w:tcW w:type="dxa" w:w="2108"/>
-          </w:tcPr>
-          <w:p>
-            <w:pPr>
-              <w:spacing w:after="0"/>
-              <w:jc w:val="center"/>
-            </w:pPr>
-            <w:r>
-              <w:rPr>
-                <w:rFonts w:ascii="Calibri" w:hAnsi="Calibri" w:eastAsia="微软雅黑"/>
-                <w:b w:val="0"/>
-                <w:color w:val="F0F7F2"/>
-                <w:sz w:val="26"/>
-              </w:rPr>
-              <w:t>the link</w:t>
-            </w:r>
-          </w:p>
-        </w:tc>
-        <w:tc>
-          <w:tcPr>
-            <w:tcW w:type="dxa" w:w="2108"/>
-          </w:tcPr>
-          <w:p>
-            <w:pPr>
-              <w:spacing w:after="0"/>
-              <w:jc w:val="center"/>
-            </w:pPr>
-            <w:r>
-              <w:rPr>
-                <w:rFonts w:ascii="Calibri" w:hAnsi="Calibri" w:eastAsia="微软雅黑"/>
-                <w:b w:val="0"/>
-                <w:color w:val="F0F7F2"/>
-                <w:sz w:val="26"/>
-              </w:rPr>
-              <w:t>left</w:t>
-            </w:r>
-          </w:p>
-        </w:tc>
-        <w:tc>
-          <w:tcPr>
-            <w:tcW w:type="dxa" w:w="2108"/>
-          </w:tcPr>
-          <w:p>
-            <w:pPr>
-              <w:spacing w:after="0"/>
-              <w:jc w:val="center"/>
-            </w:pPr>
-            <w:r>
-              <w:rPr>
-                <w:rFonts w:ascii="Calibri" w:hAnsi="Calibri" w:eastAsia="微软雅黑"/>
-                <w:b w:val="0"/>
-                <w:color w:val="F0F7F2"/>
-                <w:sz w:val="26"/>
-              </w:rPr>
-              <w:t>the cause</w:t>
-            </w:r>
-          </w:p>
-        </w:tc>
-        <w:tc>
-          <w:tcPr>
-            <w:tcW w:type="dxa" w:w="2108"/>
-          </w:tcPr>
-          <w:p>
-            <w:pPr>
-              <w:spacing w:after="0"/>
-              <w:jc w:val="center"/>
-            </w:pPr>
-            <w:r>
-              <w:rPr>
-                <w:rFonts w:ascii="Calibri" w:hAnsi="Calibri" w:eastAsia="微软雅黑"/>
-                <w:b/>
-                <w:color w:val="BEF264"/>
-                <w:sz w:val="26"/>
-              </w:rPr>
-              <w:t>uncertain</w:t>
-            </w:r>
-            <w:r>
-              <w:rPr>
-                <w:rFonts w:ascii="Calibri" w:hAnsi="Calibri" w:eastAsia="微软雅黑"/>
-                <w:b w:val="0"/>
-                <w:color w:val="F0F7F2"/>
-                <w:sz w:val="26"/>
-              </w:rPr>
-              <w:t>.</w:t>
-            </w:r>
-          </w:p>
-        </w:tc>
-      </w:tr>
-      <w:tr>
-        <w:tc>
-          <w:tcPr>
-            <w:tcW w:type="dxa" w:w="2108"/>
-          </w:tcPr>
-          <w:p>
-            <w:pPr>
-              <w:spacing w:after="0"/>
-              <w:jc w:val="center"/>
-            </w:pPr>
-            <w:r>
-              <w:rPr>
-                <w:rFonts w:ascii="Calibri" w:hAnsi="Calibri" w:eastAsia="微软雅黑"/>
-                <w:b w:val="0"/>
-                <w:color w:val="AAC4B6"/>
-                <w:sz w:val="21"/>
-              </w:rPr>
-              <w:t>然而，</w:t>
-            </w:r>
-          </w:p>
-        </w:tc>
-        <w:tc>
-          <w:tcPr>
-            <w:tcW w:type="dxa" w:w="2108"/>
-          </w:tcPr>
-          <w:p>
-            <w:pPr>
-              <w:spacing w:after="0"/>
-              <w:jc w:val="center"/>
-            </w:pPr>
-            <w:r>
-              <w:rPr>
-                <w:rFonts w:ascii="Calibri" w:hAnsi="Calibri" w:eastAsia="微软雅黑"/>
-                <w:b w:val="0"/>
-                <w:color w:val="AAC4B6"/>
-                <w:sz w:val="21"/>
-              </w:rPr>
-              <w:t>这种关联性</w:t>
-            </w:r>
-          </w:p>
-        </w:tc>
-        <w:tc>
-          <w:tcPr>
-            <w:tcW w:type="dxa" w:w="2108"/>
-          </w:tcPr>
-          <w:p>
-            <w:pPr>
-              <w:spacing w:after="0"/>
-              <w:jc w:val="center"/>
-            </w:pPr>
-            <w:r>
-              <w:rPr>
-                <w:rFonts w:ascii="Calibri" w:hAnsi="Calibri" w:eastAsia="微软雅黑"/>
-                <w:b w:val="0"/>
-                <w:color w:val="AAC4B6"/>
-                <w:sz w:val="21"/>
-              </w:rPr>
-              <w:t>让</w:t>
-            </w:r>
-          </w:p>
-        </w:tc>
-        <w:tc>
-          <w:tcPr>
-            <w:tcW w:type="dxa" w:w="2108"/>
-          </w:tcPr>
-          <w:p>
-            <w:pPr>
-              <w:spacing w:after="0"/>
-              <w:jc w:val="center"/>
-            </w:pPr>
-            <w:r>
-              <w:rPr>
-                <w:rFonts w:ascii="Calibri" w:hAnsi="Calibri" w:eastAsia="微软雅黑"/>
-                <w:b w:val="0"/>
-                <w:color w:val="AAC4B6"/>
-                <w:sz w:val="21"/>
-              </w:rPr>
-              <w:t>原因</w:t>
-            </w:r>
-          </w:p>
-        </w:tc>
-        <w:tc>
-          <w:tcPr>
-            <w:tcW w:type="dxa" w:w="2108"/>
-          </w:tcPr>
-          <w:p>
-            <w:pPr>
-              <w:spacing w:after="0"/>
-              <w:jc w:val="center"/>
-            </w:pPr>
-            <w:r>
-              <w:rPr>
-                <w:rFonts w:ascii="Calibri" w:hAnsi="Calibri" w:eastAsia="微软雅黑"/>
-                <w:b w:val="0"/>
-                <w:color w:val="AAC4B6"/>
-                <w:sz w:val="21"/>
-              </w:rPr>
-              <w:t>仍然</w:t>
-            </w:r>
-            <w:r>
-              <w:rPr>
-                <w:rFonts w:ascii="Calibri" w:hAnsi="Calibri" w:eastAsia="微软雅黑"/>
-                <w:b w:val="0"/>
-                <w:color w:val="AAC4B6"/>
-                <w:sz w:val="21"/>
-              </w:rPr>
-              <w:t xml:space="preserve"> </w:t>
-            </w:r>
-            <w:r>
-              <w:rPr>
-                <w:rFonts w:ascii="Calibri" w:hAnsi="Calibri" w:eastAsia="微软雅黑"/>
-                <w:b/>
-                <w:color w:val="BEF264"/>
-                <w:sz w:val="21"/>
-              </w:rPr>
-              <w:t>不确定</w:t>
-            </w:r>
-            <w:r>
-              <w:rPr>
-                <w:rFonts w:ascii="Calibri" w:hAnsi="Calibri" w:eastAsia="微软雅黑"/>
-                <w:b w:val="0"/>
-                <w:color w:val="AAC4B6"/>
-                <w:sz w:val="21"/>
-              </w:rPr>
-              <w:t>。</w:t>
-            </w:r>
-          </w:p>
-        </w:tc>
-      </w:tr>
-    </w:tbl>
-    <w:p>
-      <w:pPr>
-        <w:jc w:val="center"/>
-      </w:pPr>
-      <w:r>
-        <w:rPr>
-          <w:rFonts w:ascii="Calibri" w:hAnsi="Calibri" w:eastAsia="微软雅黑"/>
-          <w:b w:val="0"/>
-          <w:color w:val="AAC4B6"/>
-          <w:sz w:val="20"/>
-        </w:rPr>
-        <w:t>（关联性：【从业时间越长】与【后部越大】之间的关系；leave + 宾语 + 形容词）</w:t>
-      </w:r>
-    </w:p>
-    <w:p>
-      <w:pPr>
-        <w:spacing w:after="40"/>
-      </w:pPr>
-    </w:p>
-    <w:tbl>
-      <w:tblPr>
-        <w:tblW w:type="auto" w:w="0"/>
-        <w:jc w:val="center"/>
-        <w:tblLayout w:type="autofit"/>
-        <w:tblLook w:firstColumn="1" w:firstRow="1" w:lastColumn="0" w:lastRow="0" w:noHBand="0" w:noVBand="1" w:val="04A0"/>
-        <w:tblBorders>
-          <w:top w:val="nil"/>
-          <w:left w:val="nil"/>
-          <w:bottom w:val="nil"/>
-          <w:right w:val="nil"/>
-          <w:insideH w:val="nil"/>
-          <w:insideV w:val="nil"/>
-        </w:tblBorders>
-      </w:tblPr>
-      <w:tblGrid>
-        <w:gridCol w:w="2635"/>
-        <w:gridCol w:w="2635"/>
-        <w:gridCol w:w="2635"/>
-        <w:gridCol w:w="2635"/>
-      </w:tblGrid>
-      <w:tr>
-        <w:tc>
-          <w:tcPr>
-            <w:tcW w:type="dxa" w:w="2635"/>
-          </w:tcPr>
-          <w:p>
-            <w:pPr>
-              <w:spacing w:after="0"/>
-              <w:jc w:val="center"/>
-            </w:pPr>
-            <w:r>
-              <w:rPr>
-                <w:rFonts w:ascii="Calibri" w:hAnsi="Calibri" w:eastAsia="微软雅黑"/>
-                <w:b w:val="0"/>
-                <w:color w:val="F0F7F2"/>
-                <w:sz w:val="26"/>
-              </w:rPr>
-              <w:t>Perhaps</w:t>
-            </w:r>
-          </w:p>
-        </w:tc>
-        <w:tc>
-          <w:tcPr>
-            <w:tcW w:type="dxa" w:w="2635"/>
-          </w:tcPr>
-          <w:p>
-            <w:pPr>
-              <w:spacing w:after="0"/>
-              <w:jc w:val="center"/>
-            </w:pPr>
-            <w:r>
-              <w:rPr>
-                <w:rFonts w:ascii="Calibri" w:hAnsi="Calibri" w:eastAsia="微软雅黑"/>
-                <w:b w:val="0"/>
-                <w:color w:val="F0F7F2"/>
-                <w:sz w:val="26"/>
-              </w:rPr>
-              <w:t>an</w:t>
-            </w:r>
-          </w:p>
-        </w:tc>
-        <w:tc>
-          <w:tcPr>
-            <w:tcW w:type="dxa" w:w="2635"/>
-          </w:tcPr>
-          <w:p>
-            <w:pPr>
-              <w:spacing w:after="0"/>
-              <w:jc w:val="center"/>
-            </w:pPr>
-            <w:r>
-              <w:rPr>
-                <w:rFonts w:ascii="Calibri" w:hAnsi="Calibri" w:eastAsia="微软雅黑"/>
-                <w:b/>
-                <w:color w:val="C4B5FD"/>
-                <w:sz w:val="26"/>
-              </w:rPr>
-              <w:t>innate</w:t>
-            </w:r>
-          </w:p>
-        </w:tc>
-        <w:tc>
-          <w:tcPr>
-            <w:tcW w:type="dxa" w:w="2635"/>
-          </w:tcPr>
-          <w:p>
-            <w:pPr>
-              <w:spacing w:after="0"/>
-              <w:jc w:val="center"/>
-            </w:pPr>
-            <w:r>
-              <w:rPr>
-                <w:rFonts w:ascii="Calibri" w:hAnsi="Calibri" w:eastAsia="微软雅黑"/>
-                <w:b/>
-                <w:color w:val="FB923C"/>
-                <w:sz w:val="26"/>
-              </w:rPr>
-              <w:t>flair</w:t>
-            </w:r>
-            <w:r>
-              <w:rPr>
-                <w:rFonts w:ascii="Calibri" w:hAnsi="Calibri" w:eastAsia="微软雅黑"/>
-                <w:b w:val="0"/>
-                <w:color w:val="F0F7F2"/>
-                <w:sz w:val="26"/>
-              </w:rPr>
-              <w:t xml:space="preserve"> for </w:t>
-            </w:r>
-            <w:r>
-              <w:rPr>
-                <w:rFonts w:ascii="Calibri" w:hAnsi="Calibri" w:eastAsia="微软雅黑"/>
-                <w:b/>
-                <w:color w:val="5EEAD4"/>
-                <w:sz w:val="26"/>
-              </w:rPr>
-              <w:t>spatial</w:t>
-            </w:r>
-            <w:r>
-              <w:rPr>
-                <w:rFonts w:ascii="Calibri" w:hAnsi="Calibri" w:eastAsia="微软雅黑"/>
-                <w:b w:val="0"/>
-                <w:color w:val="F0F7F2"/>
-                <w:sz w:val="26"/>
-              </w:rPr>
-              <w:t xml:space="preserve"> tasks</w:t>
-            </w:r>
-          </w:p>
-        </w:tc>
-      </w:tr>
-      <w:tr>
-        <w:tc>
-          <w:tcPr>
-            <w:tcW w:type="dxa" w:w="2635"/>
-          </w:tcPr>
-          <w:p>
-            <w:pPr>
-              <w:spacing w:after="0"/>
-              <w:jc w:val="center"/>
-            </w:pPr>
-            <w:r>
-              <w:rPr>
-                <w:rFonts w:ascii="Calibri" w:hAnsi="Calibri" w:eastAsia="微软雅黑"/>
-                <w:b w:val="0"/>
-                <w:color w:val="AAC4B6"/>
-                <w:sz w:val="21"/>
-              </w:rPr>
-              <w:t>也许</w:t>
-            </w:r>
-          </w:p>
-        </w:tc>
-        <w:tc>
-          <w:tcPr>
-            <w:tcW w:type="dxa" w:w="2635"/>
-          </w:tcPr>
-          <w:p>
-            <w:pPr>
-              <w:spacing w:after="0"/>
-              <w:jc w:val="center"/>
-            </w:pPr>
-            <w:r>
-              <w:rPr>
-                <w:rFonts w:ascii="Calibri" w:hAnsi="Calibri" w:eastAsia="微软雅黑"/>
-                <w:b w:val="0"/>
-                <w:color w:val="AAC4B6"/>
-                <w:sz w:val="21"/>
-              </w:rPr>
-              <w:t>是一种</w:t>
-            </w:r>
-          </w:p>
-        </w:tc>
-        <w:tc>
-          <w:tcPr>
-            <w:tcW w:type="dxa" w:w="2635"/>
-          </w:tcPr>
-          <w:p>
-            <w:pPr>
-              <w:spacing w:after="0"/>
-              <w:jc w:val="center"/>
-            </w:pPr>
-            <w:r>
-              <w:rPr>
-                <w:rFonts w:ascii="Calibri" w:hAnsi="Calibri" w:eastAsia="微软雅黑"/>
-                <w:b/>
-                <w:color w:val="C4B5FD"/>
-                <w:sz w:val="21"/>
-              </w:rPr>
-              <w:t>天生的</w:t>
-            </w:r>
-            <w:r>
-              <w:rPr>
-                <w:rFonts w:ascii="Calibri" w:hAnsi="Calibri" w:eastAsia="微软雅黑"/>
-                <w:b w:val="0"/>
-                <w:color w:val="AAC4B6"/>
-                <w:sz w:val="21"/>
-              </w:rPr>
-              <w:t>、</w:t>
-            </w:r>
-          </w:p>
-        </w:tc>
-        <w:tc>
-          <w:tcPr>
-            <w:tcW w:type="dxa" w:w="2635"/>
-          </w:tcPr>
-          <w:p>
-            <w:pPr>
-              <w:spacing w:after="0"/>
-              <w:jc w:val="center"/>
-            </w:pPr>
-            <w:r>
-              <w:rPr>
-                <w:rFonts w:ascii="Calibri" w:hAnsi="Calibri" w:eastAsia="微软雅黑"/>
-                <w:b w:val="0"/>
-                <w:color w:val="AAC4B6"/>
-                <w:sz w:val="21"/>
-              </w:rPr>
-              <w:t>擅长</w:t>
-            </w:r>
-            <w:r>
-              <w:rPr>
-                <w:rFonts w:ascii="Calibri" w:hAnsi="Calibri" w:eastAsia="微软雅黑"/>
-                <w:b w:val="0"/>
-                <w:color w:val="AAC4B6"/>
-                <w:sz w:val="21"/>
-              </w:rPr>
-              <w:t xml:space="preserve"> </w:t>
-            </w:r>
-            <w:r>
-              <w:rPr>
-                <w:rFonts w:ascii="Calibri" w:hAnsi="Calibri" w:eastAsia="微软雅黑"/>
-                <w:b/>
-                <w:color w:val="5EEAD4"/>
-                <w:sz w:val="21"/>
-              </w:rPr>
-              <w:t>空间</w:t>
-            </w:r>
-            <w:r>
-              <w:rPr>
-                <w:rFonts w:ascii="Calibri" w:hAnsi="Calibri" w:eastAsia="微软雅黑"/>
-                <w:b w:val="0"/>
-                <w:color w:val="AAC4B6"/>
-                <w:sz w:val="21"/>
-              </w:rPr>
-              <w:t xml:space="preserve"> </w:t>
-            </w:r>
-            <w:r>
-              <w:rPr>
-                <w:rFonts w:ascii="Calibri" w:hAnsi="Calibri" w:eastAsia="微软雅黑"/>
-                <w:b w:val="0"/>
-                <w:color w:val="AAC4B6"/>
-                <w:sz w:val="21"/>
-              </w:rPr>
-              <w:t>任务的</w:t>
-            </w:r>
-            <w:r>
-              <w:rPr>
-                <w:rFonts w:ascii="Calibri" w:hAnsi="Calibri" w:eastAsia="微软雅黑"/>
-                <w:b w:val="0"/>
-                <w:color w:val="AAC4B6"/>
-                <w:sz w:val="21"/>
-              </w:rPr>
-              <w:t xml:space="preserve"> </w:t>
-            </w:r>
-            <w:r>
-              <w:rPr>
-                <w:rFonts w:ascii="Calibri" w:hAnsi="Calibri" w:eastAsia="微软雅黑"/>
-                <w:b/>
-                <w:color w:val="FB923C"/>
-                <w:sz w:val="21"/>
-              </w:rPr>
-              <w:t>天赋</w:t>
-            </w:r>
-          </w:p>
-        </w:tc>
-      </w:tr>
-    </w:tbl>
     <w:tbl>
       <w:tblPr>
         <w:tblW w:type="auto" w:w="0"/>
@@ -3616,20 +2512,11 @@
             <w:r>
               <w:rPr>
                 <w:rFonts w:ascii="Calibri" w:hAnsi="Calibri" w:eastAsia="微软雅黑"/>
-                <w:b/>
-                <w:color w:val="FCA5A5"/>
-                <w:sz w:val="26"/>
-              </w:rPr>
-              <w:t>lured</w:t>
-            </w:r>
-            <w:r>
-              <w:rPr>
-                <w:rFonts w:ascii="Calibri" w:hAnsi="Calibri" w:eastAsia="微软雅黑"/>
                 <w:b w:val="0"/>
                 <w:color w:val="F0F7F2"/>
                 <w:sz w:val="26"/>
               </w:rPr>
-              <w:t xml:space="preserve"> people</w:t>
+              <w:t>Longer service</w:t>
             </w:r>
           </w:p>
         </w:tc>
@@ -3649,25 +2536,7 @@
                 <w:color w:val="F0F7F2"/>
                 <w:sz w:val="26"/>
               </w:rPr>
-              <w:t xml:space="preserve">to the </w:t>
-            </w:r>
-            <w:r>
-              <w:rPr>
-                <w:rFonts w:ascii="Calibri" w:hAnsi="Calibri" w:eastAsia="微软雅黑"/>
-                <w:b/>
-                <w:color w:val="FBBF24"/>
-                <w:sz w:val="26"/>
-              </w:rPr>
-              <w:t>occupation</w:t>
-            </w:r>
-            <w:r>
-              <w:rPr>
-                <w:rFonts w:ascii="Calibri" w:hAnsi="Calibri" w:eastAsia="微软雅黑"/>
-                <w:b w:val="0"/>
-                <w:color w:val="F0F7F2"/>
-                <w:sz w:val="26"/>
-              </w:rPr>
-              <w:t>,</w:t>
+              <w:t>went with a larger rear portion.</w:t>
             </w:r>
           </w:p>
         </w:tc>
@@ -3689,25 +2558,7 @@
                 <w:color w:val="AAC4B6"/>
                 <w:sz w:val="21"/>
               </w:rPr>
-              <w:t>把人们</w:t>
-            </w:r>
-            <w:r>
-              <w:rPr>
-                <w:rFonts w:ascii="Calibri" w:hAnsi="Calibri" w:eastAsia="微软雅黑"/>
-                <w:b w:val="0"/>
-                <w:color w:val="AAC4B6"/>
-                <w:sz w:val="21"/>
-              </w:rPr>
-              <w:t xml:space="preserve"> </w:t>
-            </w:r>
-            <w:r>
-              <w:rPr>
-                <w:rFonts w:ascii="Calibri" w:hAnsi="Calibri" w:eastAsia="微软雅黑"/>
-                <w:b/>
-                <w:color w:val="FCA5A5"/>
-                <w:sz w:val="21"/>
-              </w:rPr>
-              <w:t>吸引</w:t>
+              <w:t>从业时间越长，</w:t>
             </w:r>
           </w:p>
         </w:tc>
@@ -3727,48 +2578,32 @@
                 <w:color w:val="AAC4B6"/>
                 <w:sz w:val="21"/>
               </w:rPr>
-              <w:t>到了这个</w:t>
-            </w:r>
-            <w:r>
-              <w:rPr>
-                <w:rFonts w:ascii="Calibri" w:hAnsi="Calibri" w:eastAsia="微软雅黑"/>
-                <w:b w:val="0"/>
-                <w:color w:val="AAC4B6"/>
-                <w:sz w:val="21"/>
-              </w:rPr>
-              <w:t xml:space="preserve"> </w:t>
-            </w:r>
-            <w:r>
-              <w:rPr>
-                <w:rFonts w:ascii="Calibri" w:hAnsi="Calibri" w:eastAsia="微软雅黑"/>
-                <w:b/>
-                <w:color w:val="FBBF24"/>
-                <w:sz w:val="21"/>
-              </w:rPr>
-              <w:t>职业</w:t>
-            </w:r>
-            <w:r>
-              <w:rPr>
-                <w:rFonts w:ascii="Calibri" w:hAnsi="Calibri" w:eastAsia="微软雅黑"/>
-                <w:b w:val="0"/>
-                <w:color w:val="AAC4B6"/>
-                <w:sz w:val="21"/>
-              </w:rPr>
-              <w:t xml:space="preserve"> </w:t>
-            </w:r>
-            <w:r>
-              <w:rPr>
-                <w:rFonts w:ascii="Calibri" w:hAnsi="Calibri" w:eastAsia="微软雅黑"/>
-                <w:b w:val="0"/>
-                <w:color w:val="AAC4B6"/>
-                <w:sz w:val="21"/>
-              </w:rPr>
-              <w:t>里，</w:t>
+              <w:t>后部也越大。</w:t>
             </w:r>
           </w:p>
         </w:tc>
       </w:tr>
     </w:tbl>
+    <w:p>
+      <w:pPr>
+        <w:jc w:val="center"/>
+      </w:pPr>
+      <w:r>
+        <w:rPr>
+          <w:rFonts w:ascii="Calibri" w:hAnsi="Calibri" w:eastAsia="微软雅黑"/>
+          <w:b w:val="0"/>
+          <w:color w:val="AAC4B6"/>
+          <w:sz w:val="20"/>
+        </w:rPr>
+        <w:t>（go with：与……相伴；此处指两者相关，不是因果）</w:t>
+      </w:r>
+    </w:p>
+    <w:p>
+      <w:pPr>
+        <w:spacing w:after="40"/>
+      </w:pPr>
+    </w:p>
+    <w:p/>
     <w:tbl>
       <w:tblPr>
         <w:tblW w:type="auto" w:w="0"/>
@@ -3806,7 +2641,7 @@
                 <w:color w:val="F0F7F2"/>
                 <w:sz w:val="26"/>
               </w:rPr>
-              <w:t>or perhaps</w:t>
+              <w:t>Yet</w:t>
             </w:r>
           </w:p>
         </w:tc>
@@ -3822,20 +2657,11 @@
             <w:r>
               <w:rPr>
                 <w:rFonts w:ascii="Calibri" w:hAnsi="Calibri" w:eastAsia="微软雅黑"/>
-                <w:b/>
-                <w:color w:val="38BDF8"/>
-                <w:sz w:val="26"/>
-              </w:rPr>
-              <w:t>stressful</w:t>
-            </w:r>
-            <w:r>
-              <w:rPr>
-                <w:rFonts w:ascii="Calibri" w:hAnsi="Calibri" w:eastAsia="微软雅黑"/>
                 <w:b w:val="0"/>
                 <w:color w:val="F0F7F2"/>
                 <w:sz w:val="26"/>
               </w:rPr>
-              <w:t xml:space="preserve"> driving</w:t>
+              <w:t>the link</w:t>
             </w:r>
           </w:p>
         </w:tc>
@@ -3855,16 +2681,16 @@
                 <w:color w:val="F0F7F2"/>
                 <w:sz w:val="26"/>
               </w:rPr>
-              <w:t xml:space="preserve">was the </w:t>
+              <w:t xml:space="preserve">left the cause </w:t>
             </w:r>
             <w:r>
               <w:rPr>
                 <w:rFonts w:ascii="Calibri" w:hAnsi="Calibri" w:eastAsia="微软雅黑"/>
                 <w:b/>
-                <w:color w:val="F472B6"/>
+                <w:color w:val="C4B5FD"/>
                 <w:sz w:val="26"/>
               </w:rPr>
-              <w:t>culprit</w:t>
+              <w:t>uncertain</w:t>
             </w:r>
             <w:r>
               <w:rPr>
@@ -3895,7 +2721,7 @@
                 <w:color w:val="AAC4B6"/>
                 <w:sz w:val="21"/>
               </w:rPr>
-              <w:t>又或许</w:t>
+              <w:t>然而，</w:t>
             </w:r>
           </w:p>
         </w:tc>
@@ -3911,29 +2737,11 @@
             <w:r>
               <w:rPr>
                 <w:rFonts w:ascii="Calibri" w:hAnsi="Calibri" w:eastAsia="微软雅黑"/>
-                <w:b/>
-                <w:color w:val="38BDF8"/>
-                <w:sz w:val="21"/>
-              </w:rPr>
-              <w:t>压力大的</w:t>
-            </w:r>
-            <w:r>
-              <w:rPr>
-                <w:rFonts w:ascii="Calibri" w:hAnsi="Calibri" w:eastAsia="微软雅黑"/>
                 <w:b w:val="0"/>
                 <w:color w:val="AAC4B6"/>
                 <w:sz w:val="21"/>
               </w:rPr>
-              <w:t xml:space="preserve"> </w:t>
-            </w:r>
-            <w:r>
-              <w:rPr>
-                <w:rFonts w:ascii="Calibri" w:hAnsi="Calibri" w:eastAsia="微软雅黑"/>
-                <w:b w:val="0"/>
-                <w:color w:val="AAC4B6"/>
-                <w:sz w:val="21"/>
-              </w:rPr>
-              <w:t>驾驶</w:t>
+              <w:t>这种关联</w:t>
             </w:r>
           </w:p>
         </w:tc>
@@ -3953,7 +2761,7 @@
                 <w:color w:val="AAC4B6"/>
                 <w:sz w:val="21"/>
               </w:rPr>
-              <w:t>才是</w:t>
+              <w:t>让原因仍然是</w:t>
             </w:r>
             <w:r>
               <w:rPr>
@@ -3968,10 +2776,10 @@
               <w:rPr>
                 <w:rFonts w:ascii="Calibri" w:hAnsi="Calibri" w:eastAsia="微软雅黑"/>
                 <w:b/>
-                <w:color w:val="F472B6"/>
+                <w:color w:val="C4B5FD"/>
                 <w:sz w:val="21"/>
               </w:rPr>
-              <w:t>罪魁祸首</w:t>
+              <w:t>不确定的</w:t>
             </w:r>
             <w:r>
               <w:rPr>
@@ -3997,7 +2805,7 @@
           <w:color w:val="AAC4B6"/>
           <w:sz w:val="20"/>
         </w:rPr>
-        <w:t>（culprit 原指罪犯，这里指造成大脑差异的原因）</w:t>
+        <w:t>（leave + 宾语 + 形容词：使……处于某种状态；这里指只看出两者相关，看不出谁导致谁）</w:t>
       </w:r>
     </w:p>
     <w:p>
@@ -4005,6 +2813,430 @@
         <w:spacing w:after="40"/>
       </w:pPr>
     </w:p>
+    <w:tbl>
+      <w:tblPr>
+        <w:tblW w:type="auto" w:w="0"/>
+        <w:jc w:val="center"/>
+        <w:tblLayout w:type="autofit"/>
+        <w:tblLook w:firstColumn="1" w:firstRow="1" w:lastColumn="0" w:lastRow="0" w:noHBand="0" w:noVBand="1" w:val="04A0"/>
+        <w:tblBorders>
+          <w:top w:val="nil"/>
+          <w:left w:val="nil"/>
+          <w:bottom w:val="nil"/>
+          <w:right w:val="nil"/>
+          <w:insideH w:val="nil"/>
+          <w:insideV w:val="nil"/>
+        </w:tblBorders>
+      </w:tblPr>
+      <w:tblGrid>
+        <w:gridCol w:w="5270"/>
+        <w:gridCol w:w="5270"/>
+      </w:tblGrid>
+      <w:tr>
+        <w:tc>
+          <w:tcPr>
+            <w:tcW w:type="dxa" w:w="5270"/>
+          </w:tcPr>
+          <w:p>
+            <w:pPr>
+              <w:spacing w:after="0"/>
+              <w:jc w:val="center"/>
+            </w:pPr>
+            <w:r>
+              <w:rPr>
+                <w:rFonts w:ascii="Calibri" w:hAnsi="Calibri" w:eastAsia="微软雅黑"/>
+                <w:b w:val="0"/>
+                <w:color w:val="F0F7F2"/>
+                <w:sz w:val="26"/>
+              </w:rPr>
+              <w:t>Perhaps</w:t>
+            </w:r>
+          </w:p>
+        </w:tc>
+        <w:tc>
+          <w:tcPr>
+            <w:tcW w:type="dxa" w:w="5270"/>
+          </w:tcPr>
+          <w:p>
+            <w:pPr>
+              <w:spacing w:after="0"/>
+              <w:jc w:val="center"/>
+            </w:pPr>
+            <w:r>
+              <w:rPr>
+                <w:rFonts w:ascii="Calibri" w:hAnsi="Calibri" w:eastAsia="微软雅黑"/>
+                <w:b w:val="0"/>
+                <w:color w:val="F0F7F2"/>
+                <w:sz w:val="26"/>
+              </w:rPr>
+              <w:t xml:space="preserve">an </w:t>
+            </w:r>
+            <w:r>
+              <w:rPr>
+                <w:rFonts w:ascii="Calibri" w:hAnsi="Calibri" w:eastAsia="微软雅黑"/>
+                <w:b/>
+                <w:color w:val="FB923C"/>
+                <w:sz w:val="26"/>
+              </w:rPr>
+              <w:t>innate</w:t>
+            </w:r>
+            <w:r>
+              <w:rPr>
+                <w:rFonts w:ascii="Calibri" w:hAnsi="Calibri" w:eastAsia="微软雅黑"/>
+                <w:b w:val="0"/>
+                <w:color w:val="F0F7F2"/>
+                <w:sz w:val="26"/>
+              </w:rPr>
+              <w:t xml:space="preserve"> </w:t>
+            </w:r>
+            <w:r>
+              <w:rPr>
+                <w:rFonts w:ascii="Calibri" w:hAnsi="Calibri" w:eastAsia="微软雅黑"/>
+                <w:b/>
+                <w:color w:val="5EEAD4"/>
+                <w:sz w:val="26"/>
+              </w:rPr>
+              <w:t>flair</w:t>
+            </w:r>
+            <w:r>
+              <w:rPr>
+                <w:rFonts w:ascii="Calibri" w:hAnsi="Calibri" w:eastAsia="微软雅黑"/>
+                <w:b w:val="0"/>
+                <w:color w:val="F0F7F2"/>
+                <w:sz w:val="26"/>
+              </w:rPr>
+              <w:t xml:space="preserve"> for </w:t>
+            </w:r>
+            <w:r>
+              <w:rPr>
+                <w:rFonts w:ascii="Calibri" w:hAnsi="Calibri" w:eastAsia="微软雅黑"/>
+                <w:b/>
+                <w:color w:val="FCA5A5"/>
+                <w:sz w:val="26"/>
+              </w:rPr>
+              <w:t>spatial</w:t>
+            </w:r>
+            <w:r>
+              <w:rPr>
+                <w:rFonts w:ascii="Calibri" w:hAnsi="Calibri" w:eastAsia="微软雅黑"/>
+                <w:b w:val="0"/>
+                <w:color w:val="F0F7F2"/>
+                <w:sz w:val="26"/>
+              </w:rPr>
+              <w:t xml:space="preserve"> tasks</w:t>
+            </w:r>
+          </w:p>
+        </w:tc>
+      </w:tr>
+      <w:tr>
+        <w:tc>
+          <w:tcPr>
+            <w:tcW w:type="dxa" w:w="5270"/>
+          </w:tcPr>
+          <w:p>
+            <w:pPr>
+              <w:spacing w:after="0"/>
+              <w:jc w:val="center"/>
+            </w:pPr>
+            <w:r>
+              <w:rPr>
+                <w:rFonts w:ascii="Calibri" w:hAnsi="Calibri" w:eastAsia="微软雅黑"/>
+                <w:b w:val="0"/>
+                <w:color w:val="AAC4B6"/>
+                <w:sz w:val="21"/>
+              </w:rPr>
+              <w:t>也许</w:t>
+            </w:r>
+          </w:p>
+        </w:tc>
+        <w:tc>
+          <w:tcPr>
+            <w:tcW w:type="dxa" w:w="5270"/>
+          </w:tcPr>
+          <w:p>
+            <w:pPr>
+              <w:spacing w:after="0"/>
+              <w:jc w:val="center"/>
+            </w:pPr>
+            <w:r>
+              <w:rPr>
+                <w:rFonts w:ascii="Calibri" w:hAnsi="Calibri" w:eastAsia="微软雅黑"/>
+                <w:b w:val="0"/>
+                <w:color w:val="AAC4B6"/>
+                <w:sz w:val="21"/>
+              </w:rPr>
+              <w:t>是一种</w:t>
+            </w:r>
+            <w:r>
+              <w:rPr>
+                <w:rFonts w:ascii="Calibri" w:hAnsi="Calibri" w:eastAsia="微软雅黑"/>
+                <w:b w:val="0"/>
+                <w:color w:val="AAC4B6"/>
+                <w:sz w:val="21"/>
+              </w:rPr>
+              <w:t xml:space="preserve"> </w:t>
+            </w:r>
+            <w:r>
+              <w:rPr>
+                <w:rFonts w:ascii="Calibri" w:hAnsi="Calibri" w:eastAsia="微软雅黑"/>
+                <w:b/>
+                <w:color w:val="FB923C"/>
+                <w:sz w:val="21"/>
+              </w:rPr>
+              <w:t>天生的</w:t>
+            </w:r>
+            <w:r>
+              <w:rPr>
+                <w:rFonts w:ascii="Calibri" w:hAnsi="Calibri" w:eastAsia="微软雅黑"/>
+                <w:b w:val="0"/>
+                <w:color w:val="AAC4B6"/>
+                <w:sz w:val="21"/>
+              </w:rPr>
+              <w:t>、擅长</w:t>
+            </w:r>
+            <w:r>
+              <w:rPr>
+                <w:rFonts w:ascii="Calibri" w:hAnsi="Calibri" w:eastAsia="微软雅黑"/>
+                <w:b w:val="0"/>
+                <w:color w:val="AAC4B6"/>
+                <w:sz w:val="21"/>
+              </w:rPr>
+              <w:t xml:space="preserve"> </w:t>
+            </w:r>
+            <w:r>
+              <w:rPr>
+                <w:rFonts w:ascii="Calibri" w:hAnsi="Calibri" w:eastAsia="微软雅黑"/>
+                <w:b/>
+                <w:color w:val="FCA5A5"/>
+                <w:sz w:val="21"/>
+              </w:rPr>
+              <w:t>空间</w:t>
+            </w:r>
+            <w:r>
+              <w:rPr>
+                <w:rFonts w:ascii="Calibri" w:hAnsi="Calibri" w:eastAsia="微软雅黑"/>
+                <w:b w:val="0"/>
+                <w:color w:val="AAC4B6"/>
+                <w:sz w:val="21"/>
+              </w:rPr>
+              <w:t xml:space="preserve"> </w:t>
+            </w:r>
+            <w:r>
+              <w:rPr>
+                <w:rFonts w:ascii="Calibri" w:hAnsi="Calibri" w:eastAsia="微软雅黑"/>
+                <w:b w:val="0"/>
+                <w:color w:val="AAC4B6"/>
+                <w:sz w:val="21"/>
+              </w:rPr>
+              <w:t>任务的</w:t>
+            </w:r>
+            <w:r>
+              <w:rPr>
+                <w:rFonts w:ascii="Calibri" w:hAnsi="Calibri" w:eastAsia="微软雅黑"/>
+                <w:b w:val="0"/>
+                <w:color w:val="AAC4B6"/>
+                <w:sz w:val="21"/>
+              </w:rPr>
+              <w:t xml:space="preserve"> </w:t>
+            </w:r>
+            <w:r>
+              <w:rPr>
+                <w:rFonts w:ascii="Calibri" w:hAnsi="Calibri" w:eastAsia="微软雅黑"/>
+                <w:b/>
+                <w:color w:val="5EEAD4"/>
+                <w:sz w:val="21"/>
+              </w:rPr>
+              <w:t>天赋</w:t>
+            </w:r>
+          </w:p>
+        </w:tc>
+      </w:tr>
+    </w:tbl>
+    <w:tbl>
+      <w:tblPr>
+        <w:tblW w:type="auto" w:w="0"/>
+        <w:jc w:val="center"/>
+        <w:tblLayout w:type="autofit"/>
+        <w:tblLook w:firstColumn="1" w:firstRow="1" w:lastColumn="0" w:lastRow="0" w:noHBand="0" w:noVBand="1" w:val="04A0"/>
+        <w:tblBorders>
+          <w:top w:val="nil"/>
+          <w:left w:val="nil"/>
+          <w:bottom w:val="nil"/>
+          <w:right w:val="nil"/>
+          <w:insideH w:val="nil"/>
+          <w:insideV w:val="nil"/>
+        </w:tblBorders>
+      </w:tblPr>
+      <w:tblGrid>
+        <w:gridCol w:w="5270"/>
+        <w:gridCol w:w="5270"/>
+      </w:tblGrid>
+      <w:tr>
+        <w:tc>
+          <w:tcPr>
+            <w:tcW w:type="dxa" w:w="5270"/>
+          </w:tcPr>
+          <w:p>
+            <w:pPr>
+              <w:spacing w:after="0"/>
+              <w:jc w:val="center"/>
+            </w:pPr>
+            <w:r>
+              <w:rPr>
+                <w:rFonts w:ascii="Calibri" w:hAnsi="Calibri" w:eastAsia="微软雅黑"/>
+                <w:b/>
+                <w:color w:val="FBBF24"/>
+                <w:sz w:val="26"/>
+              </w:rPr>
+              <w:t>lured</w:t>
+            </w:r>
+            <w:r>
+              <w:rPr>
+                <w:rFonts w:ascii="Calibri" w:hAnsi="Calibri" w:eastAsia="微软雅黑"/>
+                <w:b w:val="0"/>
+                <w:color w:val="F0F7F2"/>
+                <w:sz w:val="26"/>
+              </w:rPr>
+              <w:t xml:space="preserve"> people</w:t>
+            </w:r>
+          </w:p>
+        </w:tc>
+        <w:tc>
+          <w:tcPr>
+            <w:tcW w:type="dxa" w:w="5270"/>
+          </w:tcPr>
+          <w:p>
+            <w:pPr>
+              <w:spacing w:after="0"/>
+              <w:jc w:val="center"/>
+            </w:pPr>
+            <w:r>
+              <w:rPr>
+                <w:rFonts w:ascii="Calibri" w:hAnsi="Calibri" w:eastAsia="微软雅黑"/>
+                <w:b w:val="0"/>
+                <w:color w:val="F0F7F2"/>
+                <w:sz w:val="26"/>
+              </w:rPr>
+              <w:t xml:space="preserve">to the </w:t>
+            </w:r>
+            <w:r>
+              <w:rPr>
+                <w:rFonts w:ascii="Calibri" w:hAnsi="Calibri" w:eastAsia="微软雅黑"/>
+                <w:b/>
+                <w:color w:val="38BDF8"/>
+                <w:sz w:val="26"/>
+              </w:rPr>
+              <w:t>occupation</w:t>
+            </w:r>
+            <w:r>
+              <w:rPr>
+                <w:rFonts w:ascii="Calibri" w:hAnsi="Calibri" w:eastAsia="微软雅黑"/>
+                <w:b w:val="0"/>
+                <w:color w:val="F0F7F2"/>
+                <w:sz w:val="26"/>
+              </w:rPr>
+              <w:t>,</w:t>
+            </w:r>
+          </w:p>
+        </w:tc>
+      </w:tr>
+      <w:tr>
+        <w:tc>
+          <w:tcPr>
+            <w:tcW w:type="dxa" w:w="5270"/>
+          </w:tcPr>
+          <w:p>
+            <w:pPr>
+              <w:spacing w:after="0"/>
+              <w:jc w:val="center"/>
+            </w:pPr>
+            <w:r>
+              <w:rPr>
+                <w:rFonts w:ascii="Calibri" w:hAnsi="Calibri" w:eastAsia="微软雅黑"/>
+                <w:b w:val="0"/>
+                <w:color w:val="AAC4B6"/>
+                <w:sz w:val="21"/>
+              </w:rPr>
+              <w:t>把人们</w:t>
+            </w:r>
+            <w:r>
+              <w:rPr>
+                <w:rFonts w:ascii="Calibri" w:hAnsi="Calibri" w:eastAsia="微软雅黑"/>
+                <w:b w:val="0"/>
+                <w:color w:val="AAC4B6"/>
+                <w:sz w:val="21"/>
+              </w:rPr>
+              <w:t xml:space="preserve"> </w:t>
+            </w:r>
+            <w:r>
+              <w:rPr>
+                <w:rFonts w:ascii="Calibri" w:hAnsi="Calibri" w:eastAsia="微软雅黑"/>
+                <w:b/>
+                <w:color w:val="FBBF24"/>
+                <w:sz w:val="21"/>
+              </w:rPr>
+              <w:t>吸引</w:t>
+            </w:r>
+          </w:p>
+        </w:tc>
+        <w:tc>
+          <w:tcPr>
+            <w:tcW w:type="dxa" w:w="5270"/>
+          </w:tcPr>
+          <w:p>
+            <w:pPr>
+              <w:spacing w:after="0"/>
+              <w:jc w:val="center"/>
+            </w:pPr>
+            <w:r>
+              <w:rPr>
+                <w:rFonts w:ascii="Calibri" w:hAnsi="Calibri" w:eastAsia="微软雅黑"/>
+                <w:b w:val="0"/>
+                <w:color w:val="AAC4B6"/>
+                <w:sz w:val="21"/>
+              </w:rPr>
+              <w:t>到了这个</w:t>
+            </w:r>
+            <w:r>
+              <w:rPr>
+                <w:rFonts w:ascii="Calibri" w:hAnsi="Calibri" w:eastAsia="微软雅黑"/>
+                <w:b w:val="0"/>
+                <w:color w:val="AAC4B6"/>
+                <w:sz w:val="21"/>
+              </w:rPr>
+              <w:t xml:space="preserve"> </w:t>
+            </w:r>
+            <w:r>
+              <w:rPr>
+                <w:rFonts w:ascii="Calibri" w:hAnsi="Calibri" w:eastAsia="微软雅黑"/>
+                <w:b/>
+                <w:color w:val="38BDF8"/>
+                <w:sz w:val="21"/>
+              </w:rPr>
+              <w:t>职业</w:t>
+            </w:r>
+            <w:r>
+              <w:rPr>
+                <w:rFonts w:ascii="Calibri" w:hAnsi="Calibri" w:eastAsia="微软雅黑"/>
+                <w:b w:val="0"/>
+                <w:color w:val="AAC4B6"/>
+                <w:sz w:val="21"/>
+              </w:rPr>
+              <w:t xml:space="preserve"> </w:t>
+            </w:r>
+            <w:r>
+              <w:rPr>
+                <w:rFonts w:ascii="Calibri" w:hAnsi="Calibri" w:eastAsia="微软雅黑"/>
+                <w:b w:val="0"/>
+                <w:color w:val="AAC4B6"/>
+                <w:sz w:val="21"/>
+              </w:rPr>
+              <w:t>里，</w:t>
+            </w:r>
+          </w:p>
+        </w:tc>
+      </w:tr>
+    </w:tbl>
     <w:tbl>
       <w:tblPr>
         <w:tblW w:type="auto" w:w="0"/>
@@ -4042,7 +3274,7 @@
                 <w:color w:val="F0F7F2"/>
                 <w:sz w:val="26"/>
               </w:rPr>
-              <w:t>A December 2006 study</w:t>
+              <w:t>or perhaps</w:t>
             </w:r>
           </w:p>
         </w:tc>
@@ -4059,10 +3291,19 @@
               <w:rPr>
                 <w:rFonts w:ascii="Calibri" w:hAnsi="Calibri" w:eastAsia="微软雅黑"/>
                 <w:b/>
-                <w:color w:val="BEF264"/>
+                <w:color w:val="F472B6"/>
                 <w:sz w:val="26"/>
               </w:rPr>
-              <w:t>dispelled</w:t>
+              <w:t>stressful</w:t>
+            </w:r>
+            <w:r>
+              <w:rPr>
+                <w:rFonts w:ascii="Calibri" w:hAnsi="Calibri" w:eastAsia="微软雅黑"/>
+                <w:b w:val="0"/>
+                <w:color w:val="F0F7F2"/>
+                <w:sz w:val="26"/>
+              </w:rPr>
+              <w:t xml:space="preserve"> driving</w:t>
             </w:r>
           </w:p>
         </w:tc>
@@ -4082,16 +3323,16 @@
                 <w:color w:val="F0F7F2"/>
                 <w:sz w:val="26"/>
               </w:rPr>
-              <w:t xml:space="preserve">the second </w:t>
+              <w:t xml:space="preserve">was the </w:t>
             </w:r>
             <w:r>
               <w:rPr>
                 <w:rFonts w:ascii="Calibri" w:hAnsi="Calibri" w:eastAsia="微软雅黑"/>
                 <w:b/>
-                <w:color w:val="C4B5FD"/>
+                <w:color w:val="BEF264"/>
                 <w:sz w:val="26"/>
               </w:rPr>
-              <w:t>notion</w:t>
+              <w:t>culprit</w:t>
             </w:r>
             <w:r>
               <w:rPr>
@@ -4100,7 +3341,7 @@
                 <w:color w:val="F0F7F2"/>
                 <w:sz w:val="26"/>
               </w:rPr>
-              <w:t>:</w:t>
+              <w:t>.</w:t>
             </w:r>
           </w:p>
         </w:tc>
@@ -4122,7 +3363,7 @@
                 <w:color w:val="AAC4B6"/>
                 <w:sz w:val="21"/>
               </w:rPr>
-              <w:t>2006年12月的一项研究</w:t>
+              <w:t>又或许</w:t>
             </w:r>
           </w:p>
         </w:tc>
@@ -4139,10 +3380,28 @@
               <w:rPr>
                 <w:rFonts w:ascii="Calibri" w:hAnsi="Calibri" w:eastAsia="微软雅黑"/>
                 <w:b/>
-                <w:color w:val="BEF264"/>
+                <w:color w:val="F472B6"/>
                 <w:sz w:val="21"/>
               </w:rPr>
-              <w:t>打消了</w:t>
+              <w:t>紧张的</w:t>
+            </w:r>
+            <w:r>
+              <w:rPr>
+                <w:rFonts w:ascii="Calibri" w:hAnsi="Calibri" w:eastAsia="微软雅黑"/>
+                <w:b w:val="0"/>
+                <w:color w:val="AAC4B6"/>
+                <w:sz w:val="21"/>
+              </w:rPr>
+              <w:t xml:space="preserve"> </w:t>
+            </w:r>
+            <w:r>
+              <w:rPr>
+                <w:rFonts w:ascii="Calibri" w:hAnsi="Calibri" w:eastAsia="微软雅黑"/>
+                <w:b w:val="0"/>
+                <w:color w:val="AAC4B6"/>
+                <w:sz w:val="21"/>
+              </w:rPr>
+              <w:t>驾驶</w:t>
             </w:r>
           </w:p>
         </w:tc>
@@ -4162,7 +3421,7 @@
                 <w:color w:val="AAC4B6"/>
                 <w:sz w:val="21"/>
               </w:rPr>
-              <w:t>第二种</w:t>
+              <w:t>才是</w:t>
             </w:r>
             <w:r>
               <w:rPr>
@@ -4177,7 +3436,202 @@
               <w:rPr>
                 <w:rFonts w:ascii="Calibri" w:hAnsi="Calibri" w:eastAsia="微软雅黑"/>
                 <w:b/>
+                <w:color w:val="BEF264"/>
+                <w:sz w:val="21"/>
+              </w:rPr>
+              <w:t>罪魁祸首</w:t>
+            </w:r>
+            <w:r>
+              <w:rPr>
+                <w:rFonts w:ascii="Calibri" w:hAnsi="Calibri" w:eastAsia="微软雅黑"/>
+                <w:b w:val="0"/>
+                <w:color w:val="AAC4B6"/>
+                <w:sz w:val="21"/>
+              </w:rPr>
+              <w:t>。</w:t>
+            </w:r>
+          </w:p>
+        </w:tc>
+      </w:tr>
+    </w:tbl>
+    <w:p>
+      <w:pPr>
+        <w:jc w:val="center"/>
+      </w:pPr>
+      <w:r>
+        <w:rPr>
+          <w:rFonts w:ascii="Calibri" w:hAnsi="Calibri" w:eastAsia="微软雅黑"/>
+          <w:b w:val="0"/>
+          <w:color w:val="AAC4B6"/>
+          <w:sz w:val="20"/>
+        </w:rPr>
+        <w:t>（culprit：本义“罪犯”，这里指造成大脑差异的原因）</w:t>
+      </w:r>
+    </w:p>
+    <w:p>
+      <w:pPr>
+        <w:spacing w:after="40"/>
+      </w:pPr>
+    </w:p>
+    <w:tbl>
+      <w:tblPr>
+        <w:tblW w:type="auto" w:w="0"/>
+        <w:jc w:val="center"/>
+        <w:tblLayout w:type="autofit"/>
+        <w:tblLook w:firstColumn="1" w:firstRow="1" w:lastColumn="0" w:lastRow="0" w:noHBand="0" w:noVBand="1" w:val="04A0"/>
+        <w:tblBorders>
+          <w:top w:val="nil"/>
+          <w:left w:val="nil"/>
+          <w:bottom w:val="nil"/>
+          <w:right w:val="nil"/>
+          <w:insideH w:val="nil"/>
+          <w:insideV w:val="nil"/>
+        </w:tblBorders>
+      </w:tblPr>
+      <w:tblGrid>
+        <w:gridCol w:w="5270"/>
+        <w:gridCol w:w="5270"/>
+      </w:tblGrid>
+      <w:tr>
+        <w:tc>
+          <w:tcPr>
+            <w:tcW w:type="dxa" w:w="5270"/>
+          </w:tcPr>
+          <w:p>
+            <w:pPr>
+              <w:spacing w:after="0"/>
+              <w:jc w:val="center"/>
+            </w:pPr>
+            <w:r>
+              <w:rPr>
+                <w:rFonts w:ascii="Calibri" w:hAnsi="Calibri" w:eastAsia="微软雅黑"/>
+                <w:b w:val="0"/>
+                <w:color w:val="F0F7F2"/>
+                <w:sz w:val="26"/>
+              </w:rPr>
+              <w:t>A December 2006 study</w:t>
+            </w:r>
+          </w:p>
+        </w:tc>
+        <w:tc>
+          <w:tcPr>
+            <w:tcW w:type="dxa" w:w="5270"/>
+          </w:tcPr>
+          <w:p>
+            <w:pPr>
+              <w:spacing w:after="0"/>
+              <w:jc w:val="center"/>
+            </w:pPr>
+            <w:r>
+              <w:rPr>
+                <w:rFonts w:ascii="Calibri" w:hAnsi="Calibri" w:eastAsia="微软雅黑"/>
+                <w:b/>
                 <w:color w:val="C4B5FD"/>
+                <w:sz w:val="26"/>
+              </w:rPr>
+              <w:t>dispelled</w:t>
+            </w:r>
+            <w:r>
+              <w:rPr>
+                <w:rFonts w:ascii="Calibri" w:hAnsi="Calibri" w:eastAsia="微软雅黑"/>
+                <w:b w:val="0"/>
+                <w:color w:val="F0F7F2"/>
+                <w:sz w:val="26"/>
+              </w:rPr>
+              <w:t xml:space="preserve"> the second </w:t>
+            </w:r>
+            <w:r>
+              <w:rPr>
+                <w:rFonts w:ascii="Calibri" w:hAnsi="Calibri" w:eastAsia="微软雅黑"/>
+                <w:b/>
+                <w:color w:val="FB923C"/>
+                <w:sz w:val="26"/>
+              </w:rPr>
+              <w:t>notion</w:t>
+            </w:r>
+            <w:r>
+              <w:rPr>
+                <w:rFonts w:ascii="Calibri" w:hAnsi="Calibri" w:eastAsia="微软雅黑"/>
+                <w:b w:val="0"/>
+                <w:color w:val="F0F7F2"/>
+                <w:sz w:val="26"/>
+              </w:rPr>
+              <w:t>:</w:t>
+            </w:r>
+          </w:p>
+        </w:tc>
+      </w:tr>
+      <w:tr>
+        <w:tc>
+          <w:tcPr>
+            <w:tcW w:type="dxa" w:w="5270"/>
+          </w:tcPr>
+          <w:p>
+            <w:pPr>
+              <w:spacing w:after="0"/>
+              <w:jc w:val="center"/>
+            </w:pPr>
+            <w:r>
+              <w:rPr>
+                <w:rFonts w:ascii="Calibri" w:hAnsi="Calibri" w:eastAsia="微软雅黑"/>
+                <w:b w:val="0"/>
+                <w:color w:val="AAC4B6"/>
+                <w:sz w:val="21"/>
+              </w:rPr>
+              <w:t>2006年12月的一项研究</w:t>
+            </w:r>
+          </w:p>
+        </w:tc>
+        <w:tc>
+          <w:tcPr>
+            <w:tcW w:type="dxa" w:w="5270"/>
+          </w:tcPr>
+          <w:p>
+            <w:pPr>
+              <w:spacing w:after="0"/>
+              <w:jc w:val="center"/>
+            </w:pPr>
+            <w:r>
+              <w:rPr>
+                <w:rFonts w:ascii="Calibri" w:hAnsi="Calibri" w:eastAsia="微软雅黑"/>
+                <w:b/>
+                <w:color w:val="C4B5FD"/>
+                <w:sz w:val="21"/>
+              </w:rPr>
+              <w:t>打消了</w:t>
+            </w:r>
+            <w:r>
+              <w:rPr>
+                <w:rFonts w:ascii="Calibri" w:hAnsi="Calibri" w:eastAsia="微软雅黑"/>
+                <w:b w:val="0"/>
+                <w:color w:val="AAC4B6"/>
+                <w:sz w:val="21"/>
+              </w:rPr>
+              <w:t xml:space="preserve"> </w:t>
+            </w:r>
+            <w:r>
+              <w:rPr>
+                <w:rFonts w:ascii="Calibri" w:hAnsi="Calibri" w:eastAsia="微软雅黑"/>
+                <w:b w:val="0"/>
+                <w:color w:val="AAC4B6"/>
+                <w:sz w:val="21"/>
+              </w:rPr>
+              <w:t>第二种</w:t>
+            </w:r>
+            <w:r>
+              <w:rPr>
+                <w:rFonts w:ascii="Calibri" w:hAnsi="Calibri" w:eastAsia="微软雅黑"/>
+                <w:b w:val="0"/>
+                <w:color w:val="AAC4B6"/>
+                <w:sz w:val="21"/>
+              </w:rPr>
+              <w:t xml:space="preserve"> </w:t>
+            </w:r>
+            <w:r>
+              <w:rPr>
+                <w:rFonts w:ascii="Calibri" w:hAnsi="Calibri" w:eastAsia="微软雅黑"/>
+                <w:b/>
+                <w:color w:val="FB923C"/>
                 <w:sz w:val="21"/>
               </w:rPr>
               <w:t>想法</w:t>
@@ -4252,7 +3706,7 @@
                 <w:color w:val="AAC4B6"/>
                 <w:sz w:val="21"/>
               </w:rPr>
-              <w:t>出租车司机的后部灰质更多，</w:t>
+              <w:t>出租车司机后部的灰质更多，</w:t>
             </w:r>
           </w:p>
         </w:tc>
@@ -4299,7 +3753,7 @@
               <w:rPr>
                 <w:rFonts w:ascii="Calibri" w:hAnsi="Calibri" w:eastAsia="微软雅黑"/>
                 <w:b/>
-                <w:color w:val="FB923C"/>
+                <w:color w:val="5EEAD4"/>
                 <w:sz w:val="26"/>
               </w:rPr>
               <w:t>dense</w:t>
@@ -4317,7 +3771,7 @@
               <w:rPr>
                 <w:rFonts w:ascii="Calibri" w:hAnsi="Calibri" w:eastAsia="微软雅黑"/>
                 <w:b/>
-                <w:color w:val="5EEAD4"/>
+                <w:color w:val="FCA5A5"/>
                 <w:sz w:val="26"/>
               </w:rPr>
               <w:t>nerve</w:t>
@@ -4351,7 +3805,16 @@
                 <w:color w:val="AAC4B6"/>
                 <w:sz w:val="21"/>
               </w:rPr>
-              <w:t>（也就是）</w:t>
+              <w:t>灰质即</w:t>
+            </w:r>
+            <w:r>
+              <w:rPr>
+                <w:rFonts w:ascii="Calibri" w:hAnsi="Calibri" w:eastAsia="微软雅黑"/>
+                <w:b w:val="0"/>
+                <w:color w:val="AAC4B6"/>
+                <w:sz w:val="21"/>
+              </w:rPr>
+              <w:t xml:space="preserve"> </w:t>
             </w:r>
             <w:r>
               <w:rPr>
@@ -4360,7 +3823,7 @@
                 <w:color w:val="5EEAD4"/>
                 <w:sz w:val="21"/>
               </w:rPr>
-              <w:t>神经</w:t>
+              <w:t>密布</w:t>
             </w:r>
             <w:r>
               <w:rPr>
@@ -4374,11 +3837,20 @@
             <w:r>
               <w:rPr>
                 <w:rFonts w:ascii="Calibri" w:hAnsi="Calibri" w:eastAsia="微软雅黑"/>
+                <w:b/>
+                <w:color w:val="FCA5A5"/>
+                <w:sz w:val="21"/>
+              </w:rPr>
+              <w:t>神经</w:t>
+            </w:r>
+            <w:r>
+              <w:rPr>
+                <w:rFonts w:ascii="Calibri" w:hAnsi="Calibri" w:eastAsia="微软雅黑"/>
                 <w:b w:val="0"/>
                 <w:color w:val="AAC4B6"/>
                 <w:sz w:val="21"/>
               </w:rPr>
-              <w:t>细胞</w:t>
+              <w:t xml:space="preserve"> </w:t>
             </w:r>
             <w:r>
               <w:rPr>
@@ -4387,34 +3859,7 @@
                 <w:color w:val="AAC4B6"/>
                 <w:sz w:val="21"/>
               </w:rPr>
-              <w:t xml:space="preserve"> </w:t>
-            </w:r>
-            <w:r>
-              <w:rPr>
-                <w:rFonts w:ascii="Calibri" w:hAnsi="Calibri" w:eastAsia="微软雅黑"/>
-                <w:b/>
-                <w:color w:val="FB923C"/>
-                <w:sz w:val="21"/>
-              </w:rPr>
-              <w:t>密集的</w:t>
-            </w:r>
-            <w:r>
-              <w:rPr>
-                <w:rFonts w:ascii="Calibri" w:hAnsi="Calibri" w:eastAsia="微软雅黑"/>
-                <w:b w:val="0"/>
-                <w:color w:val="AAC4B6"/>
-                <w:sz w:val="21"/>
-              </w:rPr>
-              <w:t xml:space="preserve"> </w:t>
-            </w:r>
-            <w:r>
-              <w:rPr>
-                <w:rFonts w:ascii="Calibri" w:hAnsi="Calibri" w:eastAsia="微软雅黑"/>
-                <w:b w:val="0"/>
-                <w:color w:val="AAC4B6"/>
-                <w:sz w:val="21"/>
-              </w:rPr>
-              <w:t>组织，</w:t>
+              <w:t>细胞的组织，</w:t>
             </w:r>
           </w:p>
         </w:tc>
@@ -4431,7 +3876,7 @@
           <w:color w:val="AAC4B6"/>
           <w:sz w:val="20"/>
         </w:rPr>
-        <w:t>（dense with：……密集的、布满……的）</w:t>
+        <w:t>（dense with：密布着……）</w:t>
       </w:r>
     </w:p>
     <w:tbl>
@@ -4450,14 +3895,13 @@
         </w:tblBorders>
       </w:tblPr>
       <w:tblGrid>
-        <w:gridCol w:w="3513"/>
-        <w:gridCol w:w="3513"/>
-        <w:gridCol w:w="3513"/>
+        <w:gridCol w:w="5270"/>
+        <w:gridCol w:w="5270"/>
       </w:tblGrid>
       <w:tr>
         <w:tc>
           <w:tcPr>
-            <w:tcW w:type="dxa" w:w="3513"/>
+            <w:tcW w:type="dxa" w:w="5270"/>
           </w:tcPr>
           <w:p>
             <w:pPr>
@@ -4477,7 +3921,7 @@
         </w:tc>
         <w:tc>
           <w:tcPr>
-            <w:tcW w:type="dxa" w:w="3513"/>
+            <w:tcW w:type="dxa" w:w="5270"/>
           </w:tcPr>
           <w:p>
             <w:pPr>
@@ -4488,7 +3932,7 @@
               <w:rPr>
                 <w:rFonts w:ascii="Calibri" w:hAnsi="Calibri" w:eastAsia="微软雅黑"/>
                 <w:b/>
-                <w:color w:val="FCA5A5"/>
+                <w:color w:val="FBBF24"/>
                 <w:sz w:val="26"/>
               </w:rPr>
               <w:t>confined</w:t>
@@ -4500,13 +3944,33 @@
                 <w:color w:val="F0F7F2"/>
                 <w:sz w:val="26"/>
               </w:rPr>
-              <w:t xml:space="preserve"> to</w:t>
+              <w:t xml:space="preserve"> to </w:t>
+            </w:r>
+            <w:r>
+              <w:rPr>
+                <w:rFonts w:ascii="Calibri" w:hAnsi="Calibri" w:eastAsia="微软雅黑"/>
+                <w:b/>
+                <w:color w:val="38BDF8"/>
+                <w:sz w:val="26"/>
+              </w:rPr>
+              <w:t>predetermined</w:t>
+            </w:r>
+            <w:r>
+              <w:rPr>
+                <w:rFonts w:ascii="Calibri" w:hAnsi="Calibri" w:eastAsia="微软雅黑"/>
+                <w:b w:val="0"/>
+                <w:color w:val="F0F7F2"/>
+                <w:sz w:val="26"/>
+              </w:rPr>
+              <w:t xml:space="preserve"> routes,</w:t>
             </w:r>
           </w:p>
         </w:tc>
+      </w:tr>
+      <w:tr>
         <w:tc>
           <w:tcPr>
-            <w:tcW w:type="dxa" w:w="3513"/>
+            <w:tcW w:type="dxa" w:w="5270"/>
           </w:tcPr>
           <w:p>
             <w:pPr>
@@ -4516,28 +3980,17 @@
             <w:r>
               <w:rPr>
                 <w:rFonts w:ascii="Calibri" w:hAnsi="Calibri" w:eastAsia="微软雅黑"/>
-                <w:b/>
-                <w:color w:val="FBBF24"/>
-                <w:sz w:val="26"/>
-              </w:rPr>
-              <w:t>predetermined</w:t>
-            </w:r>
-            <w:r>
-              <w:rPr>
-                <w:rFonts w:ascii="Calibri" w:hAnsi="Calibri" w:eastAsia="微软雅黑"/>
                 <w:b w:val="0"/>
-                <w:color w:val="F0F7F2"/>
-                <w:sz w:val="26"/>
-              </w:rPr>
-              <w:t xml:space="preserve"> routes,</w:t>
+                <w:color w:val="AAC4B6"/>
+                <w:sz w:val="21"/>
+              </w:rPr>
+              <w:t>比公交司机的多；</w:t>
             </w:r>
           </w:p>
         </w:tc>
-      </w:tr>
-      <w:tr>
         <w:tc>
           <w:tcPr>
-            <w:tcW w:type="dxa" w:w="3513"/>
+            <w:tcW w:type="dxa" w:w="5270"/>
           </w:tcPr>
           <w:p>
             <w:pPr>
@@ -4551,19 +4004,8 @@
                 <w:color w:val="AAC4B6"/>
                 <w:sz w:val="21"/>
               </w:rPr>
-              <w:t>比公交司机的多；</w:t>
-            </w:r>
-          </w:p>
-        </w:tc>
-        <w:tc>
-          <w:tcPr>
-            <w:tcW w:type="dxa" w:w="3513"/>
-          </w:tcPr>
-          <w:p>
-            <w:pPr>
-              <w:spacing w:after="0"/>
-              <w:jc w:val="center"/>
-            </w:pPr>
+              <w:t>这些公交司机</w:t>
+            </w:r>
             <w:r>
               <w:rPr>
                 <w:rFonts w:ascii="Calibri" w:hAnsi="Calibri" w:eastAsia="微软雅黑"/>
@@ -4571,7 +4013,16 @@
                 <w:color w:val="AAC4B6"/>
                 <w:sz w:val="21"/>
               </w:rPr>
-              <w:t>这些公交司机</w:t>
+              <w:t xml:space="preserve"> </w:t>
+            </w:r>
+            <w:r>
+              <w:rPr>
+                <w:rFonts w:ascii="Calibri" w:hAnsi="Calibri" w:eastAsia="微软雅黑"/>
+                <w:b/>
+                <w:color w:val="FBBF24"/>
+                <w:sz w:val="21"/>
+              </w:rPr>
+              <w:t>局限于</w:t>
             </w:r>
             <w:r>
               <w:rPr>
@@ -4586,27 +4037,7 @@
               <w:rPr>
                 <w:rFonts w:ascii="Calibri" w:hAnsi="Calibri" w:eastAsia="微软雅黑"/>
                 <w:b/>
-                <w:color w:val="FCA5A5"/>
-                <w:sz w:val="21"/>
-              </w:rPr>
-              <w:t>局限于</w:t>
-            </w:r>
-          </w:p>
-        </w:tc>
-        <w:tc>
-          <w:tcPr>
-            <w:tcW w:type="dxa" w:w="3513"/>
-          </w:tcPr>
-          <w:p>
-            <w:pPr>
-              <w:spacing w:after="0"/>
-              <w:jc w:val="center"/>
-            </w:pPr>
-            <w:r>
-              <w:rPr>
-                <w:rFonts w:ascii="Calibri" w:hAnsi="Calibri" w:eastAsia="微软雅黑"/>
-                <w:b/>
-                <w:color w:val="FBBF24"/>
+                <w:color w:val="38BDF8"/>
                 <w:sz w:val="21"/>
               </w:rPr>
               <w:t>预先确定的</w:t>
@@ -4649,14 +4080,12 @@
         </w:tblBorders>
       </w:tblPr>
       <w:tblGrid>
-        <w:gridCol w:w="3513"/>
-        <w:gridCol w:w="3513"/>
-        <w:gridCol w:w="3513"/>
+        <w:gridCol w:w="10540"/>
       </w:tblGrid>
       <w:tr>
         <w:tc>
           <w:tcPr>
-            <w:tcW w:type="dxa" w:w="3513"/>
+            <w:tcW w:type="dxa" w:w="10540"/>
           </w:tcPr>
           <w:p>
             <w:pPr>
@@ -4670,13 +4099,33 @@
                 <w:color w:val="F0F7F2"/>
                 <w:sz w:val="26"/>
               </w:rPr>
-              <w:t>of</w:t>
+              <w:t xml:space="preserve">of </w:t>
+            </w:r>
+            <w:r>
+              <w:rPr>
+                <w:rFonts w:ascii="Calibri" w:hAnsi="Calibri" w:eastAsia="微软雅黑"/>
+                <w:b/>
+                <w:color w:val="F472B6"/>
+                <w:sz w:val="26"/>
+              </w:rPr>
+              <w:t>equivalent</w:t>
+            </w:r>
+            <w:r>
+              <w:rPr>
+                <w:rFonts w:ascii="Calibri" w:hAnsi="Calibri" w:eastAsia="微软雅黑"/>
+                <w:b w:val="0"/>
+                <w:color w:val="F0F7F2"/>
+                <w:sz w:val="26"/>
+              </w:rPr>
+              <w:t xml:space="preserve"> experience and stress.</w:t>
             </w:r>
           </w:p>
         </w:tc>
+      </w:tr>
+      <w:tr>
         <w:tc>
           <w:tcPr>
-            <w:tcW w:type="dxa" w:w="3513"/>
+            <w:tcW w:type="dxa" w:w="10540"/>
           </w:tcPr>
           <w:p>
             <w:pPr>
@@ -4686,65 +4135,12 @@
             <w:r>
               <w:rPr>
                 <w:rFonts w:ascii="Calibri" w:hAnsi="Calibri" w:eastAsia="微软雅黑"/>
-                <w:b/>
-                <w:color w:val="38BDF8"/>
-                <w:sz w:val="26"/>
-              </w:rPr>
-              <w:t>equivalent</w:t>
-            </w:r>
-          </w:p>
-        </w:tc>
-        <w:tc>
-          <w:tcPr>
-            <w:tcW w:type="dxa" w:w="3513"/>
-          </w:tcPr>
-          <w:p>
-            <w:pPr>
-              <w:spacing w:after="0"/>
-              <w:jc w:val="center"/>
-            </w:pPr>
-            <w:r>
-              <w:rPr>
-                <w:rFonts w:ascii="Calibri" w:hAnsi="Calibri" w:eastAsia="微软雅黑"/>
-                <w:b w:val="0"/>
-                <w:color w:val="F0F7F2"/>
-                <w:sz w:val="26"/>
-              </w:rPr>
-              <w:t>experience and stress.</w:t>
-            </w:r>
-          </w:p>
-        </w:tc>
-      </w:tr>
-      <w:tr>
-        <w:tc>
-          <w:tcPr>
-            <w:tcW w:type="dxa" w:w="3513"/>
-          </w:tcPr>
-          <w:p>
-            <w:pPr>
-              <w:spacing w:after="0"/>
-              <w:jc w:val="center"/>
-            </w:pPr>
-            <w:r>
-              <w:rPr>
-                <w:rFonts w:ascii="Calibri" w:hAnsi="Calibri" w:eastAsia="微软雅黑"/>
                 <w:b w:val="0"/>
                 <w:color w:val="AAC4B6"/>
                 <w:sz w:val="21"/>
               </w:rPr>
-              <w:t>有着</w:t>
-            </w:r>
-          </w:p>
-        </w:tc>
-        <w:tc>
-          <w:tcPr>
-            <w:tcW w:type="dxa" w:w="3513"/>
-          </w:tcPr>
-          <w:p>
-            <w:pPr>
-              <w:spacing w:after="0"/>
-              <w:jc w:val="center"/>
-            </w:pPr>
+              <w:t>经验和压力（与出租车司机）都是</w:t>
+            </w:r>
             <w:r>
               <w:rPr>
                 <w:rFonts w:ascii="Calibri" w:hAnsi="Calibri" w:eastAsia="微软雅黑"/>
@@ -4752,28 +4148,17 @@
                 <w:color w:val="AAC4B6"/>
                 <w:sz w:val="21"/>
               </w:rPr>
-              <w:t>（与出租车司机）</w:t>
+              <w:t xml:space="preserve"> </w:t>
             </w:r>
             <w:r>
               <w:rPr>
                 <w:rFonts w:ascii="Calibri" w:hAnsi="Calibri" w:eastAsia="微软雅黑"/>
                 <w:b/>
-                <w:color w:val="38BDF8"/>
+                <w:color w:val="F472B6"/>
                 <w:sz w:val="21"/>
               </w:rPr>
               <w:t>相当的</w:t>
             </w:r>
-          </w:p>
-        </w:tc>
-        <w:tc>
-          <w:tcPr>
-            <w:tcW w:type="dxa" w:w="3513"/>
-          </w:tcPr>
-          <w:p>
-            <w:pPr>
-              <w:spacing w:after="0"/>
-              <w:jc w:val="center"/>
-            </w:pPr>
             <w:r>
               <w:rPr>
                 <w:rFonts w:ascii="Calibri" w:hAnsi="Calibri" w:eastAsia="微软雅黑"/>
@@ -4781,7 +4166,7 @@
                 <w:color w:val="AAC4B6"/>
                 <w:sz w:val="21"/>
               </w:rPr>
-              <w:t>经验和压力。</w:t>
+              <w:t>。</w:t>
             </w:r>
           </w:p>
         </w:tc>
@@ -4798,7 +4183,7 @@
           <w:color w:val="AAC4B6"/>
           <w:sz w:val="20"/>
         </w:rPr>
-        <w:t>（more … than 被同位语隔开；confined to… 和 of equivalent… 都修饰 bus drivers）</w:t>
+        <w:t>（more … than bus drivers 中间插入了对灰质的解释；confined to… 和 of equivalent… 都修饰 bus drivers）</w:t>
       </w:r>
     </w:p>
     <w:p>
@@ -4823,15 +4208,13 @@
         </w:tblBorders>
       </w:tblPr>
       <w:tblGrid>
-        <w:gridCol w:w="2635"/>
-        <w:gridCol w:w="2635"/>
-        <w:gridCol w:w="2635"/>
-        <w:gridCol w:w="2635"/>
+        <w:gridCol w:w="5270"/>
+        <w:gridCol w:w="5270"/>
       </w:tblGrid>
       <w:tr>
         <w:tc>
           <w:tcPr>
-            <w:tcW w:type="dxa" w:w="2635"/>
+            <w:tcW w:type="dxa" w:w="5270"/>
           </w:tcPr>
           <w:p>
             <w:pPr>
@@ -4845,13 +4228,31 @@
                 <w:color w:val="F0F7F2"/>
                 <w:sz w:val="26"/>
               </w:rPr>
-              <w:t>A December 2011</w:t>
+              <w:t xml:space="preserve">A December 2011 </w:t>
+            </w:r>
+            <w:r>
+              <w:rPr>
+                <w:rFonts w:ascii="Calibri" w:hAnsi="Calibri" w:eastAsia="微软雅黑"/>
+                <w:b/>
+                <w:color w:val="BEF264"/>
+                <w:sz w:val="26"/>
+              </w:rPr>
+              <w:t>longitudinal</w:t>
+            </w:r>
+            <w:r>
+              <w:rPr>
+                <w:rFonts w:ascii="Calibri" w:hAnsi="Calibri" w:eastAsia="微软雅黑"/>
+                <w:b w:val="0"/>
+                <w:color w:val="F0F7F2"/>
+                <w:sz w:val="26"/>
+              </w:rPr>
+              <w:t xml:space="preserve"> study</w:t>
             </w:r>
           </w:p>
         </w:tc>
         <w:tc>
           <w:tcPr>
-            <w:tcW w:type="dxa" w:w="2635"/>
+            <w:tcW w:type="dxa" w:w="5270"/>
           </w:tcPr>
           <w:p>
             <w:pPr>
@@ -4862,10 +4263,10 @@
               <w:rPr>
                 <w:rFonts w:ascii="Calibri" w:hAnsi="Calibri" w:eastAsia="微软雅黑"/>
                 <w:b/>
-                <w:color w:val="F472B6"/>
+                <w:color w:val="C4B5FD"/>
                 <w:sz w:val="26"/>
               </w:rPr>
-              <w:t>longitudinal</w:t>
+              <w:t>tackled</w:t>
             </w:r>
             <w:r>
               <w:rPr>
@@ -4874,13 +4275,15 @@
                 <w:color w:val="F0F7F2"/>
                 <w:sz w:val="26"/>
               </w:rPr>
-              <w:t xml:space="preserve"> study</w:t>
+              <w:t xml:space="preserve"> the first,</w:t>
             </w:r>
           </w:p>
         </w:tc>
+      </w:tr>
+      <w:tr>
         <w:tc>
           <w:tcPr>
-            <w:tcW w:type="dxa" w:w="2635"/>
+            <w:tcW w:type="dxa" w:w="5270"/>
           </w:tcPr>
           <w:p>
             <w:pPr>
@@ -4890,17 +4293,53 @@
             <w:r>
               <w:rPr>
                 <w:rFonts w:ascii="Calibri" w:hAnsi="Calibri" w:eastAsia="微软雅黑"/>
+                <w:b w:val="0"/>
+                <w:color w:val="AAC4B6"/>
+                <w:sz w:val="21"/>
+              </w:rPr>
+              <w:t>2011年12月的一项</w:t>
+            </w:r>
+            <w:r>
+              <w:rPr>
+                <w:rFonts w:ascii="Calibri" w:hAnsi="Calibri" w:eastAsia="微软雅黑"/>
+                <w:b w:val="0"/>
+                <w:color w:val="AAC4B6"/>
+                <w:sz w:val="21"/>
+              </w:rPr>
+              <w:t xml:space="preserve"> </w:t>
+            </w:r>
+            <w:r>
+              <w:rPr>
+                <w:rFonts w:ascii="Calibri" w:hAnsi="Calibri" w:eastAsia="微软雅黑"/>
                 <w:b/>
                 <w:color w:val="BEF264"/>
-                <w:sz w:val="26"/>
-              </w:rPr>
-              <w:t>tackled</w:t>
+                <w:sz w:val="21"/>
+              </w:rPr>
+              <w:t>纵向的</w:t>
+            </w:r>
+            <w:r>
+              <w:rPr>
+                <w:rFonts w:ascii="Calibri" w:hAnsi="Calibri" w:eastAsia="微软雅黑"/>
+                <w:b w:val="0"/>
+                <w:color w:val="AAC4B6"/>
+                <w:sz w:val="21"/>
+              </w:rPr>
+              <w:t xml:space="preserve"> </w:t>
+            </w:r>
+            <w:r>
+              <w:rPr>
+                <w:rFonts w:ascii="Calibri" w:hAnsi="Calibri" w:eastAsia="微软雅黑"/>
+                <w:b w:val="0"/>
+                <w:color w:val="AAC4B6"/>
+                <w:sz w:val="21"/>
+              </w:rPr>
+              <w:t>研究</w:t>
             </w:r>
           </w:p>
         </w:tc>
         <w:tc>
           <w:tcPr>
-            <w:tcW w:type="dxa" w:w="2635"/>
+            <w:tcW w:type="dxa" w:w="5270"/>
           </w:tcPr>
           <w:p>
             <w:pPr>
@@ -4911,24 +4350,20 @@
               <w:rPr>
                 <w:rFonts w:ascii="Calibri" w:hAnsi="Calibri" w:eastAsia="微软雅黑"/>
                 <w:b w:val="0"/>
-                <w:color w:val="F0F7F2"/>
-                <w:sz w:val="26"/>
-              </w:rPr>
-              <w:t>the first,</w:t>
-            </w:r>
-          </w:p>
-        </w:tc>
-      </w:tr>
-      <w:tr>
-        <w:tc>
-          <w:tcPr>
-            <w:tcW w:type="dxa" w:w="2635"/>
-          </w:tcPr>
-          <w:p>
-            <w:pPr>
-              <w:spacing w:after="0"/>
-              <w:jc w:val="center"/>
-            </w:pPr>
+                <w:color w:val="AAC4B6"/>
+                <w:sz w:val="21"/>
+              </w:rPr>
+              <w:t>（着手）</w:t>
+            </w:r>
+            <w:r>
+              <w:rPr>
+                <w:rFonts w:ascii="Calibri" w:hAnsi="Calibri" w:eastAsia="微软雅黑"/>
+                <w:b/>
+                <w:color w:val="C4B5FD"/>
+                <w:sz w:val="21"/>
+              </w:rPr>
+              <w:t>处理</w:t>
+            </w:r>
             <w:r>
               <w:rPr>
                 <w:rFonts w:ascii="Calibri" w:hAnsi="Calibri" w:eastAsia="微软雅黑"/>
@@ -4936,77 +4371,8 @@
                 <w:color w:val="AAC4B6"/>
                 <w:sz w:val="21"/>
               </w:rPr>
-              <w:t>2011年12月的一项</w:t>
-            </w:r>
-          </w:p>
-        </w:tc>
-        <w:tc>
-          <w:tcPr>
-            <w:tcW w:type="dxa" w:w="2635"/>
-          </w:tcPr>
-          <w:p>
-            <w:pPr>
-              <w:spacing w:after="0"/>
-              <w:jc w:val="center"/>
-            </w:pPr>
-            <w:r>
-              <w:rPr>
-                <w:rFonts w:ascii="Calibri" w:hAnsi="Calibri" w:eastAsia="微软雅黑"/>
-                <w:b/>
-                <w:color w:val="F472B6"/>
-                <w:sz w:val="21"/>
-              </w:rPr>
-              <w:t>纵向</w:t>
-            </w:r>
-            <w:r>
-              <w:rPr>
-                <w:rFonts w:ascii="Calibri" w:hAnsi="Calibri" w:eastAsia="微软雅黑"/>
-                <w:b w:val="0"/>
-                <w:color w:val="AAC4B6"/>
-                <w:sz w:val="21"/>
-              </w:rPr>
               <w:t xml:space="preserve"> </w:t>
             </w:r>
-            <w:r>
-              <w:rPr>
-                <w:rFonts w:ascii="Calibri" w:hAnsi="Calibri" w:eastAsia="微软雅黑"/>
-                <w:b w:val="0"/>
-                <w:color w:val="AAC4B6"/>
-                <w:sz w:val="21"/>
-              </w:rPr>
-              <w:t>研究</w:t>
-            </w:r>
-          </w:p>
-        </w:tc>
-        <w:tc>
-          <w:tcPr>
-            <w:tcW w:type="dxa" w:w="2635"/>
-          </w:tcPr>
-          <w:p>
-            <w:pPr>
-              <w:spacing w:after="0"/>
-              <w:jc w:val="center"/>
-            </w:pPr>
-            <w:r>
-              <w:rPr>
-                <w:rFonts w:ascii="Calibri" w:hAnsi="Calibri" w:eastAsia="微软雅黑"/>
-                <w:b/>
-                <w:color w:val="BEF264"/>
-                <w:sz w:val="21"/>
-              </w:rPr>
-              <w:t>着手检验</w:t>
-            </w:r>
-          </w:p>
-        </w:tc>
-        <w:tc>
-          <w:tcPr>
-            <w:tcW w:type="dxa" w:w="2635"/>
-          </w:tcPr>
-          <w:p>
-            <w:pPr>
-              <w:spacing w:after="0"/>
-              <w:jc w:val="center"/>
-            </w:pPr>
             <w:r>
               <w:rPr>
                 <w:rFonts w:ascii="Calibri" w:hAnsi="Calibri" w:eastAsia="微软雅黑"/>
@@ -5050,15 +4416,12 @@
         </w:tblBorders>
       </w:tblPr>
       <w:tblGrid>
-        <w:gridCol w:w="2635"/>
-        <w:gridCol w:w="2635"/>
-        <w:gridCol w:w="2635"/>
-        <w:gridCol w:w="2635"/>
+        <w:gridCol w:w="10540"/>
       </w:tblGrid>
       <w:tr>
         <w:tc>
           <w:tcPr>
-            <w:tcW w:type="dxa" w:w="2635"/>
+            <w:tcW w:type="dxa" w:w="10540"/>
           </w:tcPr>
           <w:p>
             <w:pPr>
@@ -5072,13 +4435,33 @@
                 <w:color w:val="F0F7F2"/>
                 <w:sz w:val="26"/>
               </w:rPr>
-              <w:t>scanning</w:t>
+              <w:t xml:space="preserve">scanning 79 </w:t>
+            </w:r>
+            <w:r>
+              <w:rPr>
+                <w:rFonts w:ascii="Calibri" w:hAnsi="Calibri" w:eastAsia="微软雅黑"/>
+                <w:b/>
+                <w:color w:val="FB923C"/>
+                <w:sz w:val="26"/>
+              </w:rPr>
+              <w:t>trainees</w:t>
+            </w:r>
+            <w:r>
+              <w:rPr>
+                <w:rFonts w:ascii="Calibri" w:hAnsi="Calibri" w:eastAsia="微软雅黑"/>
+                <w:b w:val="0"/>
+                <w:color w:val="F0F7F2"/>
+                <w:sz w:val="26"/>
+              </w:rPr>
+              <w:t xml:space="preserve"> and 31 non-trainees</w:t>
             </w:r>
           </w:p>
         </w:tc>
+      </w:tr>
+      <w:tr>
         <w:tc>
           <w:tcPr>
-            <w:tcW w:type="dxa" w:w="2635"/>
+            <w:tcW w:type="dxa" w:w="10540"/>
           </w:tcPr>
           <w:p>
             <w:pPr>
@@ -5089,73 +4472,11 @@
               <w:rPr>
                 <w:rFonts w:ascii="Calibri" w:hAnsi="Calibri" w:eastAsia="微软雅黑"/>
                 <w:b w:val="0"/>
-                <w:color w:val="F0F7F2"/>
-                <w:sz w:val="26"/>
-              </w:rPr>
-              <w:t xml:space="preserve">79 </w:t>
-            </w:r>
-            <w:r>
-              <w:rPr>
-                <w:rFonts w:ascii="Calibri" w:hAnsi="Calibri" w:eastAsia="微软雅黑"/>
-                <w:b/>
-                <w:color w:val="C4B5FD"/>
-                <w:sz w:val="26"/>
-              </w:rPr>
-              <w:t>trainees</w:t>
-            </w:r>
-          </w:p>
-        </w:tc>
-        <w:tc>
-          <w:tcPr>
-            <w:tcW w:type="dxa" w:w="2635"/>
-          </w:tcPr>
-          <w:p>
-            <w:pPr>
-              <w:spacing w:after="0"/>
-              <w:jc w:val="center"/>
-            </w:pPr>
-            <w:r>
-              <w:rPr>
-                <w:rFonts w:ascii="Calibri" w:hAnsi="Calibri" w:eastAsia="微软雅黑"/>
-                <w:b w:val="0"/>
-                <w:color w:val="F0F7F2"/>
-                <w:sz w:val="26"/>
-              </w:rPr>
-              <w:t>and</w:t>
-            </w:r>
-          </w:p>
-        </w:tc>
-        <w:tc>
-          <w:tcPr>
-            <w:tcW w:type="dxa" w:w="2635"/>
-          </w:tcPr>
-          <w:p>
-            <w:pPr>
-              <w:spacing w:after="0"/>
-              <w:jc w:val="center"/>
-            </w:pPr>
-            <w:r>
-              <w:rPr>
-                <w:rFonts w:ascii="Calibri" w:hAnsi="Calibri" w:eastAsia="微软雅黑"/>
-                <w:b w:val="0"/>
-                <w:color w:val="F0F7F2"/>
-                <w:sz w:val="26"/>
-              </w:rPr>
-              <w:t>31 non-trainees</w:t>
-            </w:r>
-          </w:p>
-        </w:tc>
-      </w:tr>
-      <w:tr>
-        <w:tc>
-          <w:tcPr>
-            <w:tcW w:type="dxa" w:w="2635"/>
-          </w:tcPr>
-          <w:p>
-            <w:pPr>
-              <w:spacing w:after="0"/>
-              <w:jc w:val="center"/>
-            </w:pPr>
+                <w:color w:val="AAC4B6"/>
+                <w:sz w:val="21"/>
+              </w:rPr>
+              <w:t>扫描了79名</w:t>
+            </w:r>
             <w:r>
               <w:rPr>
                 <w:rFonts w:ascii="Calibri" w:hAnsi="Calibri" w:eastAsia="微软雅黑"/>
@@ -5163,19 +4484,17 @@
                 <w:color w:val="AAC4B6"/>
                 <w:sz w:val="21"/>
               </w:rPr>
-              <w:t>扫描了</w:t>
-            </w:r>
-          </w:p>
-        </w:tc>
-        <w:tc>
-          <w:tcPr>
-            <w:tcW w:type="dxa" w:w="2635"/>
-          </w:tcPr>
-          <w:p>
-            <w:pPr>
-              <w:spacing w:after="0"/>
-              <w:jc w:val="center"/>
-            </w:pPr>
+              <w:t xml:space="preserve"> </w:t>
+            </w:r>
+            <w:r>
+              <w:rPr>
+                <w:rFonts w:ascii="Calibri" w:hAnsi="Calibri" w:eastAsia="微软雅黑"/>
+                <w:b/>
+                <w:color w:val="FB923C"/>
+                <w:sz w:val="21"/>
+              </w:rPr>
+              <w:t>学员</w:t>
+            </w:r>
             <w:r>
               <w:rPr>
                 <w:rFonts w:ascii="Calibri" w:hAnsi="Calibri" w:eastAsia="微软雅黑"/>
@@ -5183,7 +4502,7 @@
                 <w:color w:val="AAC4B6"/>
                 <w:sz w:val="21"/>
               </w:rPr>
-              <w:t>79名</w:t>
+              <w:t xml:space="preserve"> </w:t>
             </w:r>
             <w:r>
               <w:rPr>
@@ -5192,56 +4511,7 @@
                 <w:color w:val="AAC4B6"/>
                 <w:sz w:val="21"/>
               </w:rPr>
-              <w:t xml:space="preserve"> </w:t>
-            </w:r>
-            <w:r>
-              <w:rPr>
-                <w:rFonts w:ascii="Calibri" w:hAnsi="Calibri" w:eastAsia="微软雅黑"/>
-                <w:b/>
-                <w:color w:val="C4B5FD"/>
-                <w:sz w:val="21"/>
-              </w:rPr>
-              <w:t>学员</w:t>
-            </w:r>
-          </w:p>
-        </w:tc>
-        <w:tc>
-          <w:tcPr>
-            <w:tcW w:type="dxa" w:w="2635"/>
-          </w:tcPr>
-          <w:p>
-            <w:pPr>
-              <w:spacing w:after="0"/>
-              <w:jc w:val="center"/>
-            </w:pPr>
-            <w:r>
-              <w:rPr>
-                <w:rFonts w:ascii="Calibri" w:hAnsi="Calibri" w:eastAsia="微软雅黑"/>
-                <w:b w:val="0"/>
-                <w:color w:val="AAC4B6"/>
-                <w:sz w:val="21"/>
-              </w:rPr>
-              <w:t>和</w:t>
-            </w:r>
-          </w:p>
-        </w:tc>
-        <w:tc>
-          <w:tcPr>
-            <w:tcW w:type="dxa" w:w="2635"/>
-          </w:tcPr>
-          <w:p>
-            <w:pPr>
-              <w:spacing w:after="0"/>
-              <w:jc w:val="center"/>
-            </w:pPr>
-            <w:r>
-              <w:rPr>
-                <w:rFonts w:ascii="Calibri" w:hAnsi="Calibri" w:eastAsia="微软雅黑"/>
-                <w:b w:val="0"/>
-                <w:color w:val="AAC4B6"/>
-                <w:sz w:val="21"/>
-              </w:rPr>
-              <w:t>31名非学员，</w:t>
+              <w:t>和31名非学员，</w:t>
             </w:r>
           </w:p>
         </w:tc>
@@ -5289,7 +4559,7 @@
               <w:rPr>
                 <w:rFonts w:ascii="Calibri" w:hAnsi="Calibri" w:eastAsia="微软雅黑"/>
                 <w:b/>
-                <w:color w:val="FB923C"/>
+                <w:color w:val="5EEAD4"/>
                 <w:sz w:val="26"/>
               </w:rPr>
               <w:t>enrolment</w:t>
@@ -5334,7 +4604,7 @@
                 <w:color w:val="AAC4B6"/>
                 <w:sz w:val="21"/>
               </w:rPr>
-              <w:t>时间是</w:t>
+              <w:t>分别在</w:t>
             </w:r>
             <w:r>
               <w:rPr>
@@ -5349,7 +4619,7 @@
               <w:rPr>
                 <w:rFonts w:ascii="Calibri" w:hAnsi="Calibri" w:eastAsia="微软雅黑"/>
                 <w:b/>
-                <w:color w:val="FB923C"/>
+                <w:color w:val="5EEAD4"/>
                 <w:sz w:val="21"/>
               </w:rPr>
               <w:t>入学</w:t>
@@ -5390,7 +4660,7 @@
                 <w:color w:val="AAC4B6"/>
                 <w:sz w:val="21"/>
               </w:rPr>
-              <w:t>和三到四年后。</w:t>
+              <w:t>和三到四年后（各扫描一次）。</w:t>
             </w:r>
           </w:p>
         </w:tc>
@@ -5510,237 +4780,6 @@
         <w:spacing w:after="40"/>
       </w:pPr>
     </w:p>
-    <w:tbl>
-      <w:tblPr>
-        <w:tblW w:type="auto" w:w="0"/>
-        <w:jc w:val="center"/>
-        <w:tblLayout w:type="autofit"/>
-        <w:tblLook w:firstColumn="1" w:firstRow="1" w:lastColumn="0" w:lastRow="0" w:noHBand="0" w:noVBand="1" w:val="04A0"/>
-        <w:tblBorders>
-          <w:top w:val="nil"/>
-          <w:left w:val="nil"/>
-          <w:bottom w:val="nil"/>
-          <w:right w:val="nil"/>
-          <w:insideH w:val="nil"/>
-          <w:insideV w:val="nil"/>
-        </w:tblBorders>
-      </w:tblPr>
-      <w:tblGrid>
-        <w:gridCol w:w="2635"/>
-        <w:gridCol w:w="2635"/>
-        <w:gridCol w:w="2635"/>
-        <w:gridCol w:w="2635"/>
-      </w:tblGrid>
-      <w:tr>
-        <w:tc>
-          <w:tcPr>
-            <w:tcW w:type="dxa" w:w="2635"/>
-          </w:tcPr>
-          <w:p>
-            <w:pPr>
-              <w:spacing w:after="0"/>
-              <w:jc w:val="center"/>
-            </w:pPr>
-            <w:r>
-              <w:rPr>
-                <w:rFonts w:ascii="Calibri" w:hAnsi="Calibri" w:eastAsia="微软雅黑"/>
-                <w:b w:val="0"/>
-                <w:color w:val="F0F7F2"/>
-                <w:sz w:val="26"/>
-              </w:rPr>
-              <w:t>Only</w:t>
-            </w:r>
-          </w:p>
-        </w:tc>
-        <w:tc>
-          <w:tcPr>
-            <w:tcW w:type="dxa" w:w="2635"/>
-          </w:tcPr>
-          <w:p>
-            <w:pPr>
-              <w:spacing w:after="0"/>
-              <w:jc w:val="center"/>
-            </w:pPr>
-            <w:r>
-              <w:rPr>
-                <w:rFonts w:ascii="Calibri" w:hAnsi="Calibri" w:eastAsia="微软雅黑"/>
-                <w:b w:val="0"/>
-                <w:color w:val="F0F7F2"/>
-                <w:sz w:val="26"/>
-              </w:rPr>
-              <w:t>the 39 who qualified</w:t>
-            </w:r>
-          </w:p>
-        </w:tc>
-        <w:tc>
-          <w:tcPr>
-            <w:tcW w:type="dxa" w:w="2635"/>
-          </w:tcPr>
-          <w:p>
-            <w:pPr>
-              <w:spacing w:after="0"/>
-              <w:jc w:val="center"/>
-            </w:pPr>
-            <w:r>
-              <w:rPr>
-                <w:rFonts w:ascii="Calibri" w:hAnsi="Calibri" w:eastAsia="微软雅黑"/>
-                <w:b/>
-                <w:color w:val="5EEAD4"/>
-                <w:sz w:val="26"/>
-              </w:rPr>
-              <w:t>exhibited</w:t>
-            </w:r>
-          </w:p>
-        </w:tc>
-        <w:tc>
-          <w:tcPr>
-            <w:tcW w:type="dxa" w:w="2635"/>
-          </w:tcPr>
-          <w:p>
-            <w:pPr>
-              <w:spacing w:after="0"/>
-              <w:jc w:val="center"/>
-            </w:pPr>
-            <w:r>
-              <w:rPr>
-                <w:rFonts w:ascii="Calibri" w:hAnsi="Calibri" w:eastAsia="微软雅黑"/>
-                <w:b w:val="0"/>
-                <w:color w:val="F0F7F2"/>
-                <w:sz w:val="26"/>
-              </w:rPr>
-              <w:t xml:space="preserve">an </w:t>
-            </w:r>
-            <w:r>
-              <w:rPr>
-                <w:rFonts w:ascii="Calibri" w:hAnsi="Calibri" w:eastAsia="微软雅黑"/>
-                <w:b/>
-                <w:color w:val="FCA5A5"/>
-                <w:sz w:val="26"/>
-              </w:rPr>
-              <w:t>expansion</w:t>
-            </w:r>
-            <w:r>
-              <w:rPr>
-                <w:rFonts w:ascii="Calibri" w:hAnsi="Calibri" w:eastAsia="微软雅黑"/>
-                <w:b w:val="0"/>
-                <w:color w:val="F0F7F2"/>
-                <w:sz w:val="26"/>
-              </w:rPr>
-              <w:t xml:space="preserve"> of rear grey matter,</w:t>
-            </w:r>
-          </w:p>
-        </w:tc>
-      </w:tr>
-      <w:tr>
-        <w:tc>
-          <w:tcPr>
-            <w:tcW w:type="dxa" w:w="2635"/>
-          </w:tcPr>
-          <w:p>
-            <w:pPr>
-              <w:spacing w:after="0"/>
-              <w:jc w:val="center"/>
-            </w:pPr>
-            <w:r>
-              <w:rPr>
-                <w:rFonts w:ascii="Calibri" w:hAnsi="Calibri" w:eastAsia="微软雅黑"/>
-                <w:b w:val="0"/>
-                <w:color w:val="AAC4B6"/>
-                <w:sz w:val="21"/>
-              </w:rPr>
-              <w:t>只有</w:t>
-            </w:r>
-          </w:p>
-        </w:tc>
-        <w:tc>
-          <w:tcPr>
-            <w:tcW w:type="dxa" w:w="2635"/>
-          </w:tcPr>
-          <w:p>
-            <w:pPr>
-              <w:spacing w:after="0"/>
-              <w:jc w:val="center"/>
-            </w:pPr>
-            <w:r>
-              <w:rPr>
-                <w:rFonts w:ascii="Calibri" w:hAnsi="Calibri" w:eastAsia="微软雅黑"/>
-                <w:b w:val="0"/>
-                <w:color w:val="AAC4B6"/>
-                <w:sz w:val="21"/>
-              </w:rPr>
-              <w:t>合格的39人</w:t>
-            </w:r>
-          </w:p>
-        </w:tc>
-        <w:tc>
-          <w:tcPr>
-            <w:tcW w:type="dxa" w:w="2635"/>
-          </w:tcPr>
-          <w:p>
-            <w:pPr>
-              <w:spacing w:after="0"/>
-              <w:jc w:val="center"/>
-            </w:pPr>
-            <w:r>
-              <w:rPr>
-                <w:rFonts w:ascii="Calibri" w:hAnsi="Calibri" w:eastAsia="微软雅黑"/>
-                <w:b/>
-                <w:color w:val="5EEAD4"/>
-                <w:sz w:val="21"/>
-              </w:rPr>
-              <w:t>表现出</w:t>
-            </w:r>
-          </w:p>
-        </w:tc>
-        <w:tc>
-          <w:tcPr>
-            <w:tcW w:type="dxa" w:w="2635"/>
-          </w:tcPr>
-          <w:p>
-            <w:pPr>
-              <w:spacing w:after="0"/>
-              <w:jc w:val="center"/>
-            </w:pPr>
-            <w:r>
-              <w:rPr>
-                <w:rFonts w:ascii="Calibri" w:hAnsi="Calibri" w:eastAsia="微软雅黑"/>
-                <w:b w:val="0"/>
-                <w:color w:val="AAC4B6"/>
-                <w:sz w:val="21"/>
-              </w:rPr>
-              <w:t>后部灰质的</w:t>
-            </w:r>
-            <w:r>
-              <w:rPr>
-                <w:rFonts w:ascii="Calibri" w:hAnsi="Calibri" w:eastAsia="微软雅黑"/>
-                <w:b w:val="0"/>
-                <w:color w:val="AAC4B6"/>
-                <w:sz w:val="21"/>
-              </w:rPr>
-              <w:t xml:space="preserve"> </w:t>
-            </w:r>
-            <w:r>
-              <w:rPr>
-                <w:rFonts w:ascii="Calibri" w:hAnsi="Calibri" w:eastAsia="微软雅黑"/>
-                <w:b/>
-                <w:color w:val="FCA5A5"/>
-                <w:sz w:val="21"/>
-              </w:rPr>
-              <w:t>扩大</w:t>
-            </w:r>
-            <w:r>
-              <w:rPr>
-                <w:rFonts w:ascii="Calibri" w:hAnsi="Calibri" w:eastAsia="微软雅黑"/>
-                <w:b w:val="0"/>
-                <w:color w:val="AAC4B6"/>
-                <w:sz w:val="21"/>
-              </w:rPr>
-              <w:t>，</w:t>
-            </w:r>
-          </w:p>
-        </w:tc>
-      </w:tr>
-    </w:tbl>
     <w:tbl>
       <w:tblPr>
         <w:tblW w:type="auto" w:w="0"/>
@@ -5778,7 +4817,7 @@
                 <w:color w:val="F0F7F2"/>
                 <w:sz w:val="26"/>
               </w:rPr>
-              <w:t>so</w:t>
+              <w:t>Only the 39 who qualified</w:t>
             </w:r>
           </w:p>
         </w:tc>
@@ -5794,20 +4833,11 @@
             <w:r>
               <w:rPr>
                 <w:rFonts w:ascii="Calibri" w:hAnsi="Calibri" w:eastAsia="微软雅黑"/>
-                <w:b w:val="0"/>
-                <w:color w:val="F0F7F2"/>
+                <w:b/>
+                <w:color w:val="FCA5A5"/>
                 <w:sz w:val="26"/>
               </w:rPr>
-              <w:t xml:space="preserve">the </w:t>
-            </w:r>
-            <w:r>
-              <w:rPr>
-                <w:rFonts w:ascii="Calibri" w:hAnsi="Calibri" w:eastAsia="微软雅黑"/>
-                <w:b/>
-                <w:color w:val="FBBF24"/>
-                <w:sz w:val="26"/>
-              </w:rPr>
-              <w:t>sequence</w:t>
+              <w:t>exhibited</w:t>
             </w:r>
           </w:p>
         </w:tc>
@@ -5827,7 +4857,25 @@
                 <w:color w:val="F0F7F2"/>
                 <w:sz w:val="26"/>
               </w:rPr>
-              <w:t>suggests</w:t>
+              <w:t xml:space="preserve">an </w:t>
+            </w:r>
+            <w:r>
+              <w:rPr>
+                <w:rFonts w:ascii="Calibri" w:hAnsi="Calibri" w:eastAsia="微软雅黑"/>
+                <w:b/>
+                <w:color w:val="FBBF24"/>
+                <w:sz w:val="26"/>
+              </w:rPr>
+              <w:t>expansion</w:t>
+            </w:r>
+            <w:r>
+              <w:rPr>
+                <w:rFonts w:ascii="Calibri" w:hAnsi="Calibri" w:eastAsia="微软雅黑"/>
+                <w:b w:val="0"/>
+                <w:color w:val="F0F7F2"/>
+                <w:sz w:val="26"/>
+              </w:rPr>
+              <w:t xml:space="preserve"> of rear grey matter,</w:t>
             </w:r>
           </w:p>
         </w:tc>
@@ -5849,7 +4897,7 @@
                 <w:color w:val="AAC4B6"/>
                 <w:sz w:val="21"/>
               </w:rPr>
-              <w:t>因此</w:t>
+              <w:t>只有最终合格的39人</w:t>
             </w:r>
           </w:p>
         </w:tc>
@@ -5865,29 +4913,11 @@
             <w:r>
               <w:rPr>
                 <w:rFonts w:ascii="Calibri" w:hAnsi="Calibri" w:eastAsia="微软雅黑"/>
-                <w:b w:val="0"/>
-                <w:color w:val="AAC4B6"/>
+                <w:b/>
+                <w:color w:val="FCA5A5"/>
                 <w:sz w:val="21"/>
               </w:rPr>
-              <w:t>这个</w:t>
-            </w:r>
-            <w:r>
-              <w:rPr>
-                <w:rFonts w:ascii="Calibri" w:hAnsi="Calibri" w:eastAsia="微软雅黑"/>
-                <w:b w:val="0"/>
-                <w:color w:val="AAC4B6"/>
-                <w:sz w:val="21"/>
-              </w:rPr>
-              <w:t xml:space="preserve"> </w:t>
-            </w:r>
-            <w:r>
-              <w:rPr>
-                <w:rFonts w:ascii="Calibri" w:hAnsi="Calibri" w:eastAsia="微软雅黑"/>
-                <w:b/>
-                <w:color w:val="FBBF24"/>
-                <w:sz w:val="21"/>
-              </w:rPr>
-              <w:t>先后顺序</w:t>
+              <w:t>表现出</w:t>
             </w:r>
           </w:p>
         </w:tc>
@@ -5900,6 +4930,150 @@
               <w:spacing w:after="0"/>
               <w:jc w:val="center"/>
             </w:pPr>
+            <w:r>
+              <w:rPr>
+                <w:rFonts w:ascii="Calibri" w:hAnsi="Calibri" w:eastAsia="微软雅黑"/>
+                <w:b w:val="0"/>
+                <w:color w:val="AAC4B6"/>
+                <w:sz w:val="21"/>
+              </w:rPr>
+              <w:t>后部灰质的</w:t>
+            </w:r>
+            <w:r>
+              <w:rPr>
+                <w:rFonts w:ascii="Calibri" w:hAnsi="Calibri" w:eastAsia="微软雅黑"/>
+                <w:b w:val="0"/>
+                <w:color w:val="AAC4B6"/>
+                <w:sz w:val="21"/>
+              </w:rPr>
+              <w:t xml:space="preserve"> </w:t>
+            </w:r>
+            <w:r>
+              <w:rPr>
+                <w:rFonts w:ascii="Calibri" w:hAnsi="Calibri" w:eastAsia="微软雅黑"/>
+                <w:b/>
+                <w:color w:val="FBBF24"/>
+                <w:sz w:val="21"/>
+              </w:rPr>
+              <w:t>扩大</w:t>
+            </w:r>
+            <w:r>
+              <w:rPr>
+                <w:rFonts w:ascii="Calibri" w:hAnsi="Calibri" w:eastAsia="微软雅黑"/>
+                <w:b w:val="0"/>
+                <w:color w:val="AAC4B6"/>
+                <w:sz w:val="21"/>
+              </w:rPr>
+              <w:t>，</w:t>
+            </w:r>
+          </w:p>
+        </w:tc>
+      </w:tr>
+    </w:tbl>
+    <w:tbl>
+      <w:tblPr>
+        <w:tblW w:type="auto" w:w="0"/>
+        <w:jc w:val="center"/>
+        <w:tblLayout w:type="autofit"/>
+        <w:tblLook w:firstColumn="1" w:firstRow="1" w:lastColumn="0" w:lastRow="0" w:noHBand="0" w:noVBand="1" w:val="04A0"/>
+        <w:tblBorders>
+          <w:top w:val="nil"/>
+          <w:left w:val="nil"/>
+          <w:bottom w:val="nil"/>
+          <w:right w:val="nil"/>
+          <w:insideH w:val="nil"/>
+          <w:insideV w:val="nil"/>
+        </w:tblBorders>
+      </w:tblPr>
+      <w:tblGrid>
+        <w:gridCol w:w="10540"/>
+      </w:tblGrid>
+      <w:tr>
+        <w:tc>
+          <w:tcPr>
+            <w:tcW w:type="dxa" w:w="10540"/>
+          </w:tcPr>
+          <w:p>
+            <w:pPr>
+              <w:spacing w:after="0"/>
+              <w:jc w:val="center"/>
+            </w:pPr>
+            <w:r>
+              <w:rPr>
+                <w:rFonts w:ascii="Calibri" w:hAnsi="Calibri" w:eastAsia="微软雅黑"/>
+                <w:b w:val="0"/>
+                <w:color w:val="F0F7F2"/>
+                <w:sz w:val="26"/>
+              </w:rPr>
+              <w:t xml:space="preserve">so the </w:t>
+            </w:r>
+            <w:r>
+              <w:rPr>
+                <w:rFonts w:ascii="Calibri" w:hAnsi="Calibri" w:eastAsia="微软雅黑"/>
+                <w:b/>
+                <w:color w:val="38BDF8"/>
+                <w:sz w:val="26"/>
+              </w:rPr>
+              <w:t>sequence</w:t>
+            </w:r>
+            <w:r>
+              <w:rPr>
+                <w:rFonts w:ascii="Calibri" w:hAnsi="Calibri" w:eastAsia="微软雅黑"/>
+                <w:b w:val="0"/>
+                <w:color w:val="F0F7F2"/>
+                <w:sz w:val="26"/>
+              </w:rPr>
+              <w:t xml:space="preserve"> suggests</w:t>
+            </w:r>
+          </w:p>
+        </w:tc>
+      </w:tr>
+      <w:tr>
+        <w:tc>
+          <w:tcPr>
+            <w:tcW w:type="dxa" w:w="10540"/>
+          </w:tcPr>
+          <w:p>
+            <w:pPr>
+              <w:spacing w:after="0"/>
+              <w:jc w:val="center"/>
+            </w:pPr>
+            <w:r>
+              <w:rPr>
+                <w:rFonts w:ascii="Calibri" w:hAnsi="Calibri" w:eastAsia="微软雅黑"/>
+                <w:b w:val="0"/>
+                <w:color w:val="AAC4B6"/>
+                <w:sz w:val="21"/>
+              </w:rPr>
+              <w:t>因此这一</w:t>
+            </w:r>
+            <w:r>
+              <w:rPr>
+                <w:rFonts w:ascii="Calibri" w:hAnsi="Calibri" w:eastAsia="微软雅黑"/>
+                <w:b w:val="0"/>
+                <w:color w:val="AAC4B6"/>
+                <w:sz w:val="21"/>
+              </w:rPr>
+              <w:t xml:space="preserve"> </w:t>
+            </w:r>
+            <w:r>
+              <w:rPr>
+                <w:rFonts w:ascii="Calibri" w:hAnsi="Calibri" w:eastAsia="微软雅黑"/>
+                <w:b/>
+                <w:color w:val="38BDF8"/>
+                <w:sz w:val="21"/>
+              </w:rPr>
+              <w:t>先后顺序</w:t>
+            </w:r>
+            <w:r>
+              <w:rPr>
+                <w:rFonts w:ascii="Calibri" w:hAnsi="Calibri" w:eastAsia="微软雅黑"/>
+                <w:b w:val="0"/>
+                <w:color w:val="AAC4B6"/>
+                <w:sz w:val="21"/>
+              </w:rPr>
+              <w:t xml:space="preserve"> </w:t>
+            </w:r>
             <w:r>
               <w:rPr>
                 <w:rFonts w:ascii="Calibri" w:hAnsi="Calibri" w:eastAsia="微软雅黑"/>
@@ -5967,7 +5141,7 @@
               <w:rPr>
                 <w:rFonts w:ascii="Calibri" w:hAnsi="Calibri" w:eastAsia="微软雅黑"/>
                 <w:b/>
-                <w:color w:val="38BDF8"/>
+                <w:color w:val="F472B6"/>
                 <w:sz w:val="26"/>
               </w:rPr>
               <w:t>preceded</w:t>
@@ -5996,7 +5170,7 @@
               <w:rPr>
                 <w:rFonts w:ascii="Calibri" w:hAnsi="Calibri" w:eastAsia="微软雅黑"/>
                 <w:b/>
-                <w:color w:val="F472B6"/>
+                <w:color w:val="BEF264"/>
                 <w:sz w:val="26"/>
               </w:rPr>
               <w:t>enlargement</w:t>
@@ -6047,7 +5221,7 @@
               <w:rPr>
                 <w:rFonts w:ascii="Calibri" w:hAnsi="Calibri" w:eastAsia="微软雅黑"/>
                 <w:b/>
-                <w:color w:val="38BDF8"/>
+                <w:color w:val="F472B6"/>
                 <w:sz w:val="21"/>
               </w:rPr>
               <w:t>先于</w:t>
@@ -6076,7 +5250,7 @@
               <w:rPr>
                 <w:rFonts w:ascii="Calibri" w:hAnsi="Calibri" w:eastAsia="微软雅黑"/>
                 <w:b/>
-                <w:color w:val="F472B6"/>
+                <w:color w:val="BEF264"/>
                 <w:sz w:val="21"/>
               </w:rPr>
               <w:t>增大</w:t>
@@ -6125,15 +5299,14 @@
         </w:tblBorders>
       </w:tblPr>
       <w:tblGrid>
-        <w:gridCol w:w="2635"/>
-        <w:gridCol w:w="2635"/>
-        <w:gridCol w:w="2635"/>
-        <w:gridCol w:w="2635"/>
+        <w:gridCol w:w="3513"/>
+        <w:gridCol w:w="3513"/>
+        <w:gridCol w:w="3513"/>
       </w:tblGrid>
       <w:tr>
         <w:tc>
           <w:tcPr>
-            <w:tcW w:type="dxa" w:w="2635"/>
+            <w:tcW w:type="dxa" w:w="3513"/>
           </w:tcPr>
           <w:p>
             <w:pPr>
@@ -6153,7 +5326,7 @@
         </w:tc>
         <w:tc>
           <w:tcPr>
-            <w:tcW w:type="dxa" w:w="2635"/>
+            <w:tcW w:type="dxa" w:w="3513"/>
           </w:tcPr>
           <w:p>
             <w:pPr>
@@ -6167,13 +5340,22 @@
                 <w:color w:val="F0F7F2"/>
                 <w:sz w:val="26"/>
               </w:rPr>
-              <w:t>appeared to</w:t>
+              <w:t xml:space="preserve">appeared to </w:t>
+            </w:r>
+            <w:r>
+              <w:rPr>
+                <w:rFonts w:ascii="Calibri" w:hAnsi="Calibri" w:eastAsia="微软雅黑"/>
+                <w:b/>
+                <w:color w:val="C4B5FD"/>
+                <w:sz w:val="26"/>
+              </w:rPr>
+              <w:t>entail</w:t>
             </w:r>
           </w:p>
         </w:tc>
         <w:tc>
           <w:tcPr>
-            <w:tcW w:type="dxa" w:w="2635"/>
+            <w:tcW w:type="dxa" w:w="3513"/>
           </w:tcPr>
           <w:p>
             <w:pPr>
@@ -6183,17 +5365,37 @@
             <w:r>
               <w:rPr>
                 <w:rFonts w:ascii="Calibri" w:hAnsi="Calibri" w:eastAsia="微软雅黑"/>
+                <w:b w:val="0"/>
+                <w:color w:val="F0F7F2"/>
+                <w:sz w:val="26"/>
+              </w:rPr>
+              <w:t xml:space="preserve">a </w:t>
+            </w:r>
+            <w:r>
+              <w:rPr>
+                <w:rFonts w:ascii="Calibri" w:hAnsi="Calibri" w:eastAsia="微软雅黑"/>
                 <w:b/>
-                <w:color w:val="BEF264"/>
+                <w:color w:val="FB923C"/>
                 <w:sz w:val="26"/>
               </w:rPr>
-              <w:t>entail</w:t>
+              <w:t>trade-off</w:t>
+            </w:r>
+            <w:r>
+              <w:rPr>
+                <w:rFonts w:ascii="Calibri" w:hAnsi="Calibri" w:eastAsia="微软雅黑"/>
+                <w:b w:val="0"/>
+                <w:color w:val="F0F7F2"/>
+                <w:sz w:val="26"/>
+              </w:rPr>
+              <w:t>:</w:t>
             </w:r>
           </w:p>
         </w:tc>
+      </w:tr>
+      <w:tr>
         <w:tc>
           <w:tcPr>
-            <w:tcW w:type="dxa" w:w="2635"/>
+            <w:tcW w:type="dxa" w:w="3513"/>
           </w:tcPr>
           <w:p>
             <w:pPr>
@@ -6204,36 +5406,16 @@
               <w:rPr>
                 <w:rFonts w:ascii="Calibri" w:hAnsi="Calibri" w:eastAsia="微软雅黑"/>
                 <w:b w:val="0"/>
-                <w:color w:val="F0F7F2"/>
-                <w:sz w:val="26"/>
-              </w:rPr>
-              <w:t xml:space="preserve">a </w:t>
-            </w:r>
-            <w:r>
-              <w:rPr>
-                <w:rFonts w:ascii="Calibri" w:hAnsi="Calibri" w:eastAsia="微软雅黑"/>
-                <w:b/>
-                <w:color w:val="C4B5FD"/>
-                <w:sz w:val="26"/>
-              </w:rPr>
-              <w:t>trade-off</w:t>
-            </w:r>
-            <w:r>
-              <w:rPr>
-                <w:rFonts w:ascii="Calibri" w:hAnsi="Calibri" w:eastAsia="微软雅黑"/>
-                <w:b w:val="0"/>
-                <w:color w:val="F0F7F2"/>
-                <w:sz w:val="26"/>
-              </w:rPr>
-              <w:t>:</w:t>
+                <w:color w:val="AAC4B6"/>
+                <w:sz w:val="21"/>
+              </w:rPr>
+              <w:t>这种收获</w:t>
             </w:r>
           </w:p>
         </w:tc>
-      </w:tr>
-      <w:tr>
         <w:tc>
           <w:tcPr>
-            <w:tcW w:type="dxa" w:w="2635"/>
+            <w:tcW w:type="dxa" w:w="3513"/>
           </w:tcPr>
           <w:p>
             <w:pPr>
@@ -6247,13 +5429,31 @@
                 <w:color w:val="AAC4B6"/>
                 <w:sz w:val="21"/>
               </w:rPr>
-              <w:t>这种收获</w:t>
+              <w:t>似乎</w:t>
+            </w:r>
+            <w:r>
+              <w:rPr>
+                <w:rFonts w:ascii="Calibri" w:hAnsi="Calibri" w:eastAsia="微软雅黑"/>
+                <w:b w:val="0"/>
+                <w:color w:val="AAC4B6"/>
+                <w:sz w:val="21"/>
+              </w:rPr>
+              <w:t xml:space="preserve"> </w:t>
+            </w:r>
+            <w:r>
+              <w:rPr>
+                <w:rFonts w:ascii="Calibri" w:hAnsi="Calibri" w:eastAsia="微软雅黑"/>
+                <w:b/>
+                <w:color w:val="C4B5FD"/>
+                <w:sz w:val="21"/>
+              </w:rPr>
+              <w:t>必然带来</w:t>
             </w:r>
           </w:p>
         </w:tc>
         <w:tc>
           <w:tcPr>
-            <w:tcW w:type="dxa" w:w="2635"/>
+            <w:tcW w:type="dxa" w:w="3513"/>
           </w:tcPr>
           <w:p>
             <w:pPr>
@@ -6267,39 +5467,8 @@
                 <w:color w:val="AAC4B6"/>
                 <w:sz w:val="21"/>
               </w:rPr>
-              <w:t>似乎</w:t>
-            </w:r>
-          </w:p>
-        </w:tc>
-        <w:tc>
-          <w:tcPr>
-            <w:tcW w:type="dxa" w:w="2635"/>
-          </w:tcPr>
-          <w:p>
-            <w:pPr>
-              <w:spacing w:after="0"/>
-              <w:jc w:val="center"/>
-            </w:pPr>
-            <w:r>
-              <w:rPr>
-                <w:rFonts w:ascii="Calibri" w:hAnsi="Calibri" w:eastAsia="微软雅黑"/>
-                <w:b/>
-                <w:color w:val="BEF264"/>
-                <w:sz w:val="21"/>
-              </w:rPr>
-              <w:t>必然带来</w:t>
-            </w:r>
-          </w:p>
-        </w:tc>
-        <w:tc>
-          <w:tcPr>
-            <w:tcW w:type="dxa" w:w="2635"/>
-          </w:tcPr>
-          <w:p>
-            <w:pPr>
-              <w:spacing w:after="0"/>
-              <w:jc w:val="center"/>
-            </w:pPr>
+              <w:t>某种</w:t>
+            </w:r>
             <w:r>
               <w:rPr>
                 <w:rFonts w:ascii="Calibri" w:hAnsi="Calibri" w:eastAsia="微软雅黑"/>
@@ -6307,22 +5476,13 @@
                 <w:color w:val="AAC4B6"/>
                 <w:sz w:val="21"/>
               </w:rPr>
-              <w:t>某种</w:t>
-            </w:r>
-            <w:r>
-              <w:rPr>
-                <w:rFonts w:ascii="Calibri" w:hAnsi="Calibri" w:eastAsia="微软雅黑"/>
-                <w:b w:val="0"/>
-                <w:color w:val="AAC4B6"/>
-                <w:sz w:val="21"/>
-              </w:rPr>
               <w:t xml:space="preserve"> </w:t>
             </w:r>
             <w:r>
               <w:rPr>
                 <w:rFonts w:ascii="Calibri" w:hAnsi="Calibri" w:eastAsia="微软雅黑"/>
                 <w:b/>
-                <w:color w:val="C4B5FD"/>
+                <w:color w:val="FB923C"/>
                 <w:sz w:val="21"/>
               </w:rPr>
               <w:t>代价</w:t>
@@ -6370,14 +5530,13 @@
         </w:tblBorders>
       </w:tblPr>
       <w:tblGrid>
-        <w:gridCol w:w="3513"/>
-        <w:gridCol w:w="3513"/>
-        <w:gridCol w:w="3513"/>
+        <w:gridCol w:w="5270"/>
+        <w:gridCol w:w="5270"/>
       </w:tblGrid>
       <w:tr>
         <w:tc>
           <w:tcPr>
-            <w:tcW w:type="dxa" w:w="3513"/>
+            <w:tcW w:type="dxa" w:w="5270"/>
           </w:tcPr>
           <w:p>
             <w:pPr>
@@ -6397,7 +5556,7 @@
         </w:tc>
         <w:tc>
           <w:tcPr>
-            <w:tcW w:type="dxa" w:w="3513"/>
+            <w:tcW w:type="dxa" w:w="5270"/>
           </w:tcPr>
           <w:p>
             <w:pPr>
@@ -6408,16 +5567,27 @@
               <w:rPr>
                 <w:rFonts w:ascii="Calibri" w:hAnsi="Calibri" w:eastAsia="微软雅黑"/>
                 <w:b/>
-                <w:color w:val="FB923C"/>
+                <w:color w:val="5EEAD4"/>
                 <w:sz w:val="26"/>
               </w:rPr>
               <w:t>trailed</w:t>
+            </w:r>
+            <w:r>
+              <w:rPr>
+                <w:rFonts w:ascii="Calibri" w:hAnsi="Calibri" w:eastAsia="微软雅黑"/>
+                <w:b w:val="0"/>
+                <w:color w:val="F0F7F2"/>
+                <w:sz w:val="26"/>
+              </w:rPr>
+              <w:t xml:space="preserve"> the non-trainees</w:t>
             </w:r>
           </w:p>
         </w:tc>
+      </w:tr>
+      <w:tr>
         <w:tc>
           <w:tcPr>
-            <w:tcW w:type="dxa" w:w="3513"/>
+            <w:tcW w:type="dxa" w:w="5270"/>
           </w:tcPr>
           <w:p>
             <w:pPr>
@@ -6428,18 +5598,16 @@
               <w:rPr>
                 <w:rFonts w:ascii="Calibri" w:hAnsi="Calibri" w:eastAsia="微软雅黑"/>
                 <w:b w:val="0"/>
-                <w:color w:val="F0F7F2"/>
-                <w:sz w:val="26"/>
-              </w:rPr>
-              <w:t>the non-trainees</w:t>
+                <w:color w:val="AAC4B6"/>
+                <w:sz w:val="21"/>
+              </w:rPr>
+              <w:t>合格的司机</w:t>
             </w:r>
           </w:p>
         </w:tc>
-      </w:tr>
-      <w:tr>
         <w:tc>
           <w:tcPr>
-            <w:tcW w:type="dxa" w:w="3513"/>
+            <w:tcW w:type="dxa" w:w="5270"/>
           </w:tcPr>
           <w:p>
             <w:pPr>
@@ -6449,43 +5617,21 @@
             <w:r>
               <w:rPr>
                 <w:rFonts w:ascii="Calibri" w:hAnsi="Calibri" w:eastAsia="微软雅黑"/>
+                <w:b/>
+                <w:color w:val="5EEAD4"/>
+                <w:sz w:val="21"/>
+              </w:rPr>
+              <w:t>落后于</w:t>
+            </w:r>
+            <w:r>
+              <w:rPr>
+                <w:rFonts w:ascii="Calibri" w:hAnsi="Calibri" w:eastAsia="微软雅黑"/>
                 <w:b w:val="0"/>
                 <w:color w:val="AAC4B6"/>
                 <w:sz w:val="21"/>
               </w:rPr>
-              <w:t>合格的司机</w:t>
-            </w:r>
-          </w:p>
-        </w:tc>
-        <w:tc>
-          <w:tcPr>
-            <w:tcW w:type="dxa" w:w="3513"/>
-          </w:tcPr>
-          <w:p>
-            <w:pPr>
-              <w:spacing w:after="0"/>
-              <w:jc w:val="center"/>
-            </w:pPr>
-            <w:r>
-              <w:rPr>
-                <w:rFonts w:ascii="Calibri" w:hAnsi="Calibri" w:eastAsia="微软雅黑"/>
-                <w:b/>
-                <w:color w:val="FB923C"/>
-                <w:sz w:val="21"/>
-              </w:rPr>
-              <w:t>落后于</w:t>
-            </w:r>
-          </w:p>
-        </w:tc>
-        <w:tc>
-          <w:tcPr>
-            <w:tcW w:type="dxa" w:w="3513"/>
-          </w:tcPr>
-          <w:p>
-            <w:pPr>
-              <w:spacing w:after="0"/>
-              <w:jc w:val="center"/>
-            </w:pPr>
+              <w:t xml:space="preserve"> </w:t>
+            </w:r>
             <w:r>
               <w:rPr>
                 <w:rFonts w:ascii="Calibri" w:hAnsi="Calibri" w:eastAsia="微软雅黑"/>
@@ -6540,7 +5686,7 @@
               <w:rPr>
                 <w:rFonts w:ascii="Calibri" w:hAnsi="Calibri" w:eastAsia="微软雅黑"/>
                 <w:b/>
-                <w:color w:val="5EEAD4"/>
+                <w:color w:val="FCA5A5"/>
                 <w:sz w:val="26"/>
               </w:rPr>
               <w:t>intricate</w:t>
@@ -6574,7 +5720,7 @@
                 <w:color w:val="AAC4B6"/>
                 <w:sz w:val="21"/>
               </w:rPr>
-              <w:t>是在一项回忆</w:t>
+              <w:t>是在“回忆一幅</w:t>
             </w:r>
             <w:r>
               <w:rPr>
@@ -6589,10 +5735,10 @@
               <w:rPr>
                 <w:rFonts w:ascii="Calibri" w:hAnsi="Calibri" w:eastAsia="微软雅黑"/>
                 <w:b/>
-                <w:color w:val="5EEAD4"/>
+                <w:color w:val="FCA5A5"/>
                 <w:sz w:val="21"/>
               </w:rPr>
-              <w:t>复杂</w:t>
+              <w:t>复杂的</w:t>
             </w:r>
             <w:r>
               <w:rPr>
@@ -6610,7 +5756,7 @@
                 <w:color w:val="AAC4B6"/>
                 <w:sz w:val="21"/>
               </w:rPr>
-              <w:t>图形的测试上。</w:t>
+              <w:t>图形”这项测试上。</w:t>
             </w:r>
           </w:p>
         </w:tc>
@@ -6664,7 +5810,7 @@
               <w:rPr>
                 <w:rFonts w:ascii="Calibri" w:hAnsi="Calibri" w:eastAsia="微软雅黑"/>
                 <w:b/>
-                <w:color w:val="FCA5A5"/>
+                <w:color w:val="FBBF24"/>
                 <w:sz w:val="26"/>
               </w:rPr>
               <w:t>cohorts</w:t>
@@ -6713,7 +5859,7 @@
               <w:rPr>
                 <w:rFonts w:ascii="Calibri" w:hAnsi="Calibri" w:eastAsia="微软雅黑"/>
                 <w:b/>
-                <w:color w:val="FBBF24"/>
+                <w:color w:val="38BDF8"/>
                 <w:sz w:val="26"/>
               </w:rPr>
               <w:t>exclusively</w:t>
@@ -6747,7 +5893,7 @@
                 <w:color w:val="AAC4B6"/>
                 <w:sz w:val="21"/>
               </w:rPr>
-              <w:t>这些</w:t>
+              <w:t>这些研究的</w:t>
             </w:r>
             <w:r>
               <w:rPr>
@@ -6762,7 +5908,7 @@
               <w:rPr>
                 <w:rFonts w:ascii="Calibri" w:hAnsi="Calibri" w:eastAsia="微软雅黑"/>
                 <w:b/>
-                <w:color w:val="FCA5A5"/>
+                <w:color w:val="FBBF24"/>
                 <w:sz w:val="21"/>
               </w:rPr>
               <w:t>样本群体</w:t>
@@ -6820,10 +5966,10 @@
               <w:rPr>
                 <w:rFonts w:ascii="Calibri" w:hAnsi="Calibri" w:eastAsia="微软雅黑"/>
                 <w:b/>
-                <w:color w:val="FBBF24"/>
+                <w:color w:val="38BDF8"/>
                 <w:sz w:val="21"/>
               </w:rPr>
-              <w:t>全都</w:t>
+              <w:t>专门</w:t>
             </w:r>
             <w:r>
               <w:rPr>
@@ -6841,7 +5987,7 @@
                 <w:color w:val="AAC4B6"/>
                 <w:sz w:val="21"/>
               </w:rPr>
-              <w:t>是男性，</w:t>
+              <w:t>都是男性，</w:t>
             </w:r>
           </w:p>
         </w:tc>
@@ -6858,7 +6004,7 @@
           <w:color w:val="AAC4B6"/>
           <w:sz w:val="20"/>
         </w:rPr>
-        <w:t>（cohort：研究中的一组受试者）</w:t>
+        <w:t>（cohort：被一起追踪研究的一组人）</w:t>
       </w:r>
     </w:p>
     <w:tbl>
@@ -6877,14 +6023,12 @@
         </w:tblBorders>
       </w:tblPr>
       <w:tblGrid>
-        <w:gridCol w:w="3513"/>
-        <w:gridCol w:w="3513"/>
-        <w:gridCol w:w="3513"/>
+        <w:gridCol w:w="10540"/>
       </w:tblGrid>
       <w:tr>
         <w:tc>
           <w:tcPr>
-            <w:tcW w:type="dxa" w:w="3513"/>
+            <w:tcW w:type="dxa" w:w="10540"/>
           </w:tcPr>
           <w:p>
             <w:pPr>
@@ -6898,13 +6042,24 @@
                 <w:color w:val="F0F7F2"/>
                 <w:sz w:val="26"/>
               </w:rPr>
-              <w:t>yet</w:t>
+              <w:t xml:space="preserve">yet the studies </w:t>
+            </w:r>
+            <w:r>
+              <w:rPr>
+                <w:rFonts w:ascii="Calibri" w:hAnsi="Calibri" w:eastAsia="微软雅黑"/>
+                <w:b/>
+                <w:color w:val="F472B6"/>
+                <w:sz w:val="26"/>
+              </w:rPr>
+              <w:t>imply</w:t>
             </w:r>
           </w:p>
         </w:tc>
+      </w:tr>
+      <w:tr>
         <w:tc>
           <w:tcPr>
-            <w:tcW w:type="dxa" w:w="3513"/>
+            <w:tcW w:type="dxa" w:w="10540"/>
           </w:tcPr>
           <w:p>
             <w:pPr>
@@ -6915,44 +6070,11 @@
               <w:rPr>
                 <w:rFonts w:ascii="Calibri" w:hAnsi="Calibri" w:eastAsia="微软雅黑"/>
                 <w:b w:val="0"/>
-                <w:color w:val="F0F7F2"/>
-                <w:sz w:val="26"/>
-              </w:rPr>
-              <w:t>the studies</w:t>
-            </w:r>
-          </w:p>
-        </w:tc>
-        <w:tc>
-          <w:tcPr>
-            <w:tcW w:type="dxa" w:w="3513"/>
-          </w:tcPr>
-          <w:p>
-            <w:pPr>
-              <w:spacing w:after="0"/>
-              <w:jc w:val="center"/>
-            </w:pPr>
-            <w:r>
-              <w:rPr>
-                <w:rFonts w:ascii="Calibri" w:hAnsi="Calibri" w:eastAsia="微软雅黑"/>
-                <w:b/>
-                <w:color w:val="38BDF8"/>
-                <w:sz w:val="26"/>
-              </w:rPr>
-              <w:t>imply</w:t>
-            </w:r>
-          </w:p>
-        </w:tc>
-      </w:tr>
-      <w:tr>
-        <w:tc>
-          <w:tcPr>
-            <w:tcW w:type="dxa" w:w="3513"/>
-          </w:tcPr>
-          <w:p>
-            <w:pPr>
-              <w:spacing w:after="0"/>
-              <w:jc w:val="center"/>
-            </w:pPr>
+                <w:color w:val="AAC4B6"/>
+                <w:sz w:val="21"/>
+              </w:rPr>
+              <w:t>但这些研究</w:t>
+            </w:r>
             <w:r>
               <w:rPr>
                 <w:rFonts w:ascii="Calibri" w:hAnsi="Calibri" w:eastAsia="微软雅黑"/>
@@ -6960,47 +6082,16 @@
                 <w:color w:val="AAC4B6"/>
                 <w:sz w:val="21"/>
               </w:rPr>
-              <w:t>但</w:t>
-            </w:r>
-          </w:p>
-        </w:tc>
-        <w:tc>
-          <w:tcPr>
-            <w:tcW w:type="dxa" w:w="3513"/>
-          </w:tcPr>
-          <w:p>
-            <w:pPr>
-              <w:spacing w:after="0"/>
-              <w:jc w:val="center"/>
-            </w:pPr>
-            <w:r>
-              <w:rPr>
-                <w:rFonts w:ascii="Calibri" w:hAnsi="Calibri" w:eastAsia="微软雅黑"/>
-                <w:b w:val="0"/>
-                <w:color w:val="AAC4B6"/>
+              <w:t xml:space="preserve"> </w:t>
+            </w:r>
+            <w:r>
+              <w:rPr>
+                <w:rFonts w:ascii="Calibri" w:hAnsi="Calibri" w:eastAsia="微软雅黑"/>
+                <w:b/>
+                <w:color w:val="F472B6"/>
                 <w:sz w:val="21"/>
               </w:rPr>
-              <w:t>这些研究</w:t>
-            </w:r>
-          </w:p>
-        </w:tc>
-        <w:tc>
-          <w:tcPr>
-            <w:tcW w:type="dxa" w:w="3513"/>
-          </w:tcPr>
-          <w:p>
-            <w:pPr>
-              <w:spacing w:after="0"/>
-              <w:jc w:val="center"/>
-            </w:pPr>
-            <w:r>
-              <w:rPr>
-                <w:rFonts w:ascii="Calibri" w:hAnsi="Calibri" w:eastAsia="微软雅黑"/>
-                <w:b/>
-                <w:color w:val="38BDF8"/>
-                <w:sz w:val="21"/>
-              </w:rPr>
-              <w:t>暗示</w:t>
+              <w:t>暗示/意味着</w:t>
             </w:r>
             <w:r>
               <w:rPr>
@@ -7031,15 +6122,13 @@
         </w:tblBorders>
       </w:tblPr>
       <w:tblGrid>
-        <w:gridCol w:w="2635"/>
-        <w:gridCol w:w="2635"/>
-        <w:gridCol w:w="2635"/>
-        <w:gridCol w:w="2635"/>
+        <w:gridCol w:w="5270"/>
+        <w:gridCol w:w="5270"/>
       </w:tblGrid>
       <w:tr>
         <w:tc>
           <w:tcPr>
-            <w:tcW w:type="dxa" w:w="2635"/>
+            <w:tcW w:type="dxa" w:w="5270"/>
           </w:tcPr>
           <w:p>
             <w:pPr>
@@ -7059,7 +6148,7 @@
         </w:tc>
         <w:tc>
           <w:tcPr>
-            <w:tcW w:type="dxa" w:w="2635"/>
+            <w:tcW w:type="dxa" w:w="5270"/>
           </w:tcPr>
           <w:p>
             <w:pPr>
@@ -7073,13 +6162,33 @@
                 <w:color w:val="F0F7F2"/>
                 <w:sz w:val="26"/>
               </w:rPr>
-              <w:t>can</w:t>
+              <w:t xml:space="preserve">can </w:t>
+            </w:r>
+            <w:r>
+              <w:rPr>
+                <w:rFonts w:ascii="Calibri" w:hAnsi="Calibri" w:eastAsia="微软雅黑"/>
+                <w:b/>
+                <w:color w:val="BEF264"/>
+                <w:sz w:val="26"/>
+              </w:rPr>
+              <w:t>remodel</w:t>
+            </w:r>
+            <w:r>
+              <w:rPr>
+                <w:rFonts w:ascii="Calibri" w:hAnsi="Calibri" w:eastAsia="微软雅黑"/>
+                <w:b w:val="0"/>
+                <w:color w:val="F0F7F2"/>
+                <w:sz w:val="26"/>
+              </w:rPr>
+              <w:t xml:space="preserve"> itself</w:t>
             </w:r>
           </w:p>
         </w:tc>
+      </w:tr>
+      <w:tr>
         <w:tc>
           <w:tcPr>
-            <w:tcW w:type="dxa" w:w="2635"/>
+            <w:tcW w:type="dxa" w:w="5270"/>
           </w:tcPr>
           <w:p>
             <w:pPr>
@@ -7089,17 +6198,17 @@
             <w:r>
               <w:rPr>
                 <w:rFonts w:ascii="Calibri" w:hAnsi="Calibri" w:eastAsia="微软雅黑"/>
-                <w:b/>
-                <w:color w:val="F472B6"/>
-                <w:sz w:val="26"/>
-              </w:rPr>
-              <w:t>remodel</w:t>
+                <w:b w:val="0"/>
+                <w:color w:val="AAC4B6"/>
+                <w:sz w:val="21"/>
+              </w:rPr>
+              <w:t>健康的成人大脑</w:t>
             </w:r>
           </w:p>
         </w:tc>
         <w:tc>
           <w:tcPr>
-            <w:tcW w:type="dxa" w:w="2635"/>
+            <w:tcW w:type="dxa" w:w="5270"/>
           </w:tcPr>
           <w:p>
             <w:pPr>
@@ -7110,24 +6219,11 @@
               <w:rPr>
                 <w:rFonts w:ascii="Calibri" w:hAnsi="Calibri" w:eastAsia="微软雅黑"/>
                 <w:b w:val="0"/>
-                <w:color w:val="F0F7F2"/>
-                <w:sz w:val="26"/>
-              </w:rPr>
-              <w:t>itself</w:t>
-            </w:r>
-          </w:p>
-        </w:tc>
-      </w:tr>
-      <w:tr>
-        <w:tc>
-          <w:tcPr>
-            <w:tcW w:type="dxa" w:w="2635"/>
-          </w:tcPr>
-          <w:p>
-            <w:pPr>
-              <w:spacing w:after="0"/>
-              <w:jc w:val="center"/>
-            </w:pPr>
+                <w:color w:val="AAC4B6"/>
+                <w:sz w:val="21"/>
+              </w:rPr>
+              <w:t>可以</w:t>
+            </w:r>
             <w:r>
               <w:rPr>
                 <w:rFonts w:ascii="Calibri" w:hAnsi="Calibri" w:eastAsia="微软雅黑"/>
@@ -7135,19 +6231,17 @@
                 <w:color w:val="AAC4B6"/>
                 <w:sz w:val="21"/>
               </w:rPr>
-              <w:t>健康的成人大脑</w:t>
-            </w:r>
-          </w:p>
-        </w:tc>
-        <w:tc>
-          <w:tcPr>
-            <w:tcW w:type="dxa" w:w="2635"/>
-          </w:tcPr>
-          <w:p>
-            <w:pPr>
-              <w:spacing w:after="0"/>
-              <w:jc w:val="center"/>
-            </w:pPr>
+              <w:t xml:space="preserve"> </w:t>
+            </w:r>
+            <w:r>
+              <w:rPr>
+                <w:rFonts w:ascii="Calibri" w:hAnsi="Calibri" w:eastAsia="微软雅黑"/>
+                <w:b/>
+                <w:color w:val="BEF264"/>
+                <w:sz w:val="21"/>
+              </w:rPr>
+              <w:t>重塑</w:t>
+            </w:r>
             <w:r>
               <w:rPr>
                 <w:rFonts w:ascii="Calibri" w:hAnsi="Calibri" w:eastAsia="微软雅黑"/>
@@ -7155,39 +6249,8 @@
                 <w:color w:val="AAC4B6"/>
                 <w:sz w:val="21"/>
               </w:rPr>
-              <w:t>可以</w:t>
-            </w:r>
-          </w:p>
-        </w:tc>
-        <w:tc>
-          <w:tcPr>
-            <w:tcW w:type="dxa" w:w="2635"/>
-          </w:tcPr>
-          <w:p>
-            <w:pPr>
-              <w:spacing w:after="0"/>
-              <w:jc w:val="center"/>
-            </w:pPr>
-            <w:r>
-              <w:rPr>
-                <w:rFonts w:ascii="Calibri" w:hAnsi="Calibri" w:eastAsia="微软雅黑"/>
-                <w:b/>
-                <w:color w:val="F472B6"/>
-                <w:sz w:val="21"/>
-              </w:rPr>
-              <w:t>重塑</w:t>
-            </w:r>
-          </w:p>
-        </w:tc>
-        <w:tc>
-          <w:tcPr>
-            <w:tcW w:type="dxa" w:w="2635"/>
-          </w:tcPr>
-          <w:p>
-            <w:pPr>
-              <w:spacing w:after="0"/>
-              <w:jc w:val="center"/>
-            </w:pPr>
+              <w:t xml:space="preserve"> </w:t>
+            </w:r>
             <w:r>
               <w:rPr>
                 <w:rFonts w:ascii="Calibri" w:hAnsi="Calibri" w:eastAsia="微软雅黑"/>
@@ -7195,7 +6258,7 @@
                 <w:color w:val="AAC4B6"/>
                 <w:sz w:val="21"/>
               </w:rPr>
-              <w:t>它自己，</w:t>
+              <w:t>自身，</w:t>
             </w:r>
           </w:p>
         </w:tc>
@@ -7217,14 +6280,12 @@
         </w:tblBorders>
       </w:tblPr>
       <w:tblGrid>
-        <w:gridCol w:w="3513"/>
-        <w:gridCol w:w="3513"/>
-        <w:gridCol w:w="3513"/>
+        <w:gridCol w:w="10540"/>
       </w:tblGrid>
       <w:tr>
         <w:tc>
           <w:tcPr>
-            <w:tcW w:type="dxa" w:w="3513"/>
+            <w:tcW w:type="dxa" w:w="10540"/>
           </w:tcPr>
           <w:p>
             <w:pPr>
@@ -7238,13 +6299,33 @@
                 <w:color w:val="F0F7F2"/>
                 <w:sz w:val="26"/>
               </w:rPr>
-              <w:t>through</w:t>
+              <w:t xml:space="preserve">through </w:t>
+            </w:r>
+            <w:r>
+              <w:rPr>
+                <w:rFonts w:ascii="Calibri" w:hAnsi="Calibri" w:eastAsia="微软雅黑"/>
+                <w:b/>
+                <w:color w:val="C4B5FD"/>
+                <w:sz w:val="26"/>
+              </w:rPr>
+              <w:t>intensive</w:t>
+            </w:r>
+            <w:r>
+              <w:rPr>
+                <w:rFonts w:ascii="Calibri" w:hAnsi="Calibri" w:eastAsia="微软雅黑"/>
+                <w:b w:val="0"/>
+                <w:color w:val="F0F7F2"/>
+                <w:sz w:val="26"/>
+              </w:rPr>
+              <w:t xml:space="preserve"> learning.</w:t>
             </w:r>
           </w:p>
         </w:tc>
+      </w:tr>
+      <w:tr>
         <w:tc>
           <w:tcPr>
-            <w:tcW w:type="dxa" w:w="3513"/>
+            <w:tcW w:type="dxa" w:w="10540"/>
           </w:tcPr>
           <w:p>
             <w:pPr>
@@ -7254,85 +6335,39 @@
             <w:r>
               <w:rPr>
                 <w:rFonts w:ascii="Calibri" w:hAnsi="Calibri" w:eastAsia="微软雅黑"/>
-                <w:b/>
-                <w:color w:val="BEF264"/>
-                <w:sz w:val="26"/>
-              </w:rPr>
-              <w:t>intensive</w:t>
-            </w:r>
-          </w:p>
-        </w:tc>
-        <w:tc>
-          <w:tcPr>
-            <w:tcW w:type="dxa" w:w="3513"/>
-          </w:tcPr>
-          <w:p>
-            <w:pPr>
-              <w:spacing w:after="0"/>
-              <w:jc w:val="center"/>
-            </w:pPr>
-            <w:r>
-              <w:rPr>
-                <w:rFonts w:ascii="Calibri" w:hAnsi="Calibri" w:eastAsia="微软雅黑"/>
-                <w:b w:val="0"/>
-                <w:color w:val="F0F7F2"/>
-                <w:sz w:val="26"/>
-              </w:rPr>
-              <w:t>learning.</w:t>
-            </w:r>
-          </w:p>
-        </w:tc>
-      </w:tr>
-      <w:tr>
-        <w:tc>
-          <w:tcPr>
-            <w:tcW w:type="dxa" w:w="3513"/>
-          </w:tcPr>
-          <w:p>
-            <w:pPr>
-              <w:spacing w:after="0"/>
-              <w:jc w:val="center"/>
-            </w:pPr>
-            <w:r>
-              <w:rPr>
-                <w:rFonts w:ascii="Calibri" w:hAnsi="Calibri" w:eastAsia="微软雅黑"/>
                 <w:b w:val="0"/>
                 <w:color w:val="AAC4B6"/>
                 <w:sz w:val="21"/>
               </w:rPr>
               <w:t>靠的是</w:t>
             </w:r>
-          </w:p>
-        </w:tc>
-        <w:tc>
-          <w:tcPr>
-            <w:tcW w:type="dxa" w:w="3513"/>
-          </w:tcPr>
-          <w:p>
-            <w:pPr>
-              <w:spacing w:after="0"/>
-              <w:jc w:val="center"/>
-            </w:pPr>
+            <w:r>
+              <w:rPr>
+                <w:rFonts w:ascii="Calibri" w:hAnsi="Calibri" w:eastAsia="微软雅黑"/>
+                <w:b w:val="0"/>
+                <w:color w:val="AAC4B6"/>
+                <w:sz w:val="21"/>
+              </w:rPr>
+              <w:t xml:space="preserve"> </w:t>
+            </w:r>
             <w:r>
               <w:rPr>
                 <w:rFonts w:ascii="Calibri" w:hAnsi="Calibri" w:eastAsia="微软雅黑"/>
                 <w:b/>
-                <w:color w:val="BEF264"/>
+                <w:color w:val="C4B5FD"/>
                 <w:sz w:val="21"/>
               </w:rPr>
               <w:t>高强度的</w:t>
             </w:r>
-          </w:p>
-        </w:tc>
-        <w:tc>
-          <w:tcPr>
-            <w:tcW w:type="dxa" w:w="3513"/>
-          </w:tcPr>
-          <w:p>
-            <w:pPr>
-              <w:spacing w:after="0"/>
-              <w:jc w:val="center"/>
-            </w:pPr>
+            <w:r>
+              <w:rPr>
+                <w:rFonts w:ascii="Calibri" w:hAnsi="Calibri" w:eastAsia="微软雅黑"/>
+                <w:b w:val="0"/>
+                <w:color w:val="AAC4B6"/>
+                <w:sz w:val="21"/>
+              </w:rPr>
+              <w:t xml:space="preserve"> </w:t>
+            </w:r>
             <w:r>
               <w:rPr>
                 <w:rFonts w:ascii="Calibri" w:hAnsi="Calibri" w:eastAsia="微软雅黑"/>
@@ -7367,13 +6402,12 @@
         </w:tblBorders>
       </w:tblPr>
       <w:tblGrid>
-        <w:gridCol w:w="5270"/>
-        <w:gridCol w:w="5270"/>
+        <w:gridCol w:w="10540"/>
       </w:tblGrid>
       <w:tr>
         <w:tc>
           <w:tcPr>
-            <w:tcW w:type="dxa" w:w="5270"/>
+            <w:tcW w:type="dxa" w:w="10540"/>
           </w:tcPr>
           <w:p>
             <w:pPr>
@@ -7387,13 +6421,15 @@
                 <w:color w:val="F0F7F2"/>
                 <w:sz w:val="26"/>
               </w:rPr>
-              <w:t>Every street learned,</w:t>
+              <w:t>Every street learned, it seems,</w:t>
             </w:r>
           </w:p>
         </w:tc>
+      </w:tr>
+      <w:tr>
         <w:tc>
           <w:tcPr>
-            <w:tcW w:type="dxa" w:w="5270"/>
+            <w:tcW w:type="dxa" w:w="10540"/>
           </w:tcPr>
           <w:p>
             <w:pPr>
@@ -7404,188 +6440,10 @@
               <w:rPr>
                 <w:rFonts w:ascii="Calibri" w:hAnsi="Calibri" w:eastAsia="微软雅黑"/>
                 <w:b w:val="0"/>
-                <w:color w:val="F0F7F2"/>
-                <w:sz w:val="26"/>
-              </w:rPr>
-              <w:t>it seems,</w:t>
-            </w:r>
-          </w:p>
-        </w:tc>
-      </w:tr>
-      <w:tr>
-        <w:tc>
-          <w:tcPr>
-            <w:tcW w:type="dxa" w:w="5270"/>
-          </w:tcPr>
-          <w:p>
-            <w:pPr>
-              <w:spacing w:after="0"/>
-              <w:jc w:val="center"/>
-            </w:pPr>
-            <w:r>
-              <w:rPr>
-                <w:rFonts w:ascii="Calibri" w:hAnsi="Calibri" w:eastAsia="微软雅黑"/>
-                <w:b w:val="0"/>
                 <w:color w:val="AAC4B6"/>
                 <w:sz w:val="21"/>
               </w:rPr>
-              <w:t>每记住一条街道，</w:t>
-            </w:r>
-          </w:p>
-        </w:tc>
-        <w:tc>
-          <w:tcPr>
-            <w:tcW w:type="dxa" w:w="5270"/>
-          </w:tcPr>
-          <w:p>
-            <w:pPr>
-              <w:spacing w:after="0"/>
-              <w:jc w:val="center"/>
-            </w:pPr>
-            <w:r>
-              <w:rPr>
-                <w:rFonts w:ascii="Calibri" w:hAnsi="Calibri" w:eastAsia="微软雅黑"/>
-                <w:b w:val="0"/>
-                <w:color w:val="AAC4B6"/>
-                <w:sz w:val="21"/>
-              </w:rPr>
-              <w:t>似乎</w:t>
-            </w:r>
-          </w:p>
-        </w:tc>
-      </w:tr>
-    </w:tbl>
-    <w:p>
-      <w:pPr>
-        <w:jc w:val="center"/>
-      </w:pPr>
-      <w:r>
-        <w:rPr>
-          <w:rFonts w:ascii="Calibri" w:hAnsi="Calibri" w:eastAsia="微软雅黑"/>
-          <w:b w:val="0"/>
-          <w:color w:val="AAC4B6"/>
-          <w:sz w:val="20"/>
-        </w:rPr>
-        <w:t>（learned 作后置定语，修饰 street；it seems 是插入语）</w:t>
-      </w:r>
-    </w:p>
-    <w:tbl>
-      <w:tblPr>
-        <w:tblW w:type="auto" w:w="0"/>
-        <w:jc w:val="center"/>
-        <w:tblLayout w:type="autofit"/>
-        <w:tblLook w:firstColumn="1" w:firstRow="1" w:lastColumn="0" w:lastRow="0" w:noHBand="0" w:noVBand="1" w:val="04A0"/>
-        <w:tblBorders>
-          <w:top w:val="nil"/>
-          <w:left w:val="nil"/>
-          <w:bottom w:val="nil"/>
-          <w:right w:val="nil"/>
-          <w:insideH w:val="nil"/>
-          <w:insideV w:val="nil"/>
-        </w:tblBorders>
-      </w:tblPr>
-      <w:tblGrid>
-        <w:gridCol w:w="5270"/>
-        <w:gridCol w:w="5270"/>
-      </w:tblGrid>
-      <w:tr>
-        <w:tc>
-          <w:tcPr>
-            <w:tcW w:type="dxa" w:w="5270"/>
-          </w:tcPr>
-          <w:p>
-            <w:pPr>
-              <w:spacing w:after="0"/>
-              <w:jc w:val="center"/>
-            </w:pPr>
-            <w:r>
-              <w:rPr>
-                <w:rFonts w:ascii="Calibri" w:hAnsi="Calibri" w:eastAsia="微软雅黑"/>
-                <w:b/>
-                <w:color w:val="C4B5FD"/>
-                <w:sz w:val="26"/>
-              </w:rPr>
-              <w:t>occupied</w:t>
-            </w:r>
-          </w:p>
-        </w:tc>
-        <w:tc>
-          <w:tcPr>
-            <w:tcW w:type="dxa" w:w="5270"/>
-          </w:tcPr>
-          <w:p>
-            <w:pPr>
-              <w:spacing w:after="0"/>
-              <w:jc w:val="center"/>
-            </w:pPr>
-            <w:r>
-              <w:rPr>
-                <w:rFonts w:ascii="Calibri" w:hAnsi="Calibri" w:eastAsia="微软雅黑"/>
-                <w:b w:val="0"/>
-                <w:color w:val="F0F7F2"/>
-                <w:sz w:val="26"/>
-              </w:rPr>
-              <w:t>room</w:t>
-            </w:r>
-          </w:p>
-        </w:tc>
-      </w:tr>
-      <w:tr>
-        <w:tc>
-          <w:tcPr>
-            <w:tcW w:type="dxa" w:w="5270"/>
-          </w:tcPr>
-          <w:p>
-            <w:pPr>
-              <w:spacing w:after="0"/>
-              <w:jc w:val="center"/>
-            </w:pPr>
-            <w:r>
-              <w:rPr>
-                <w:rFonts w:ascii="Calibri" w:hAnsi="Calibri" w:eastAsia="微软雅黑"/>
-                <w:b w:val="0"/>
-                <w:color w:val="AAC4B6"/>
-                <w:sz w:val="21"/>
-              </w:rPr>
-              <w:t>都</w:t>
-            </w:r>
-            <w:r>
-              <w:rPr>
-                <w:rFonts w:ascii="Calibri" w:hAnsi="Calibri" w:eastAsia="微软雅黑"/>
-                <w:b w:val="0"/>
-                <w:color w:val="AAC4B6"/>
-                <w:sz w:val="21"/>
-              </w:rPr>
-              <w:t xml:space="preserve"> </w:t>
-            </w:r>
-            <w:r>
-              <w:rPr>
-                <w:rFonts w:ascii="Calibri" w:hAnsi="Calibri" w:eastAsia="微软雅黑"/>
-                <w:b/>
-                <w:color w:val="C4B5FD"/>
-                <w:sz w:val="21"/>
-              </w:rPr>
-              <w:t>占据了</w:t>
-            </w:r>
-          </w:p>
-        </w:tc>
-        <w:tc>
-          <w:tcPr>
-            <w:tcW w:type="dxa" w:w="5270"/>
-          </w:tcPr>
-          <w:p>
-            <w:pPr>
-              <w:spacing w:after="0"/>
-              <w:jc w:val="center"/>
-            </w:pPr>
-            <w:r>
-              <w:rPr>
-                <w:rFonts w:ascii="Calibri" w:hAnsi="Calibri" w:eastAsia="微软雅黑"/>
-                <w:b w:val="0"/>
-                <w:color w:val="AAC4B6"/>
-                <w:sz w:val="21"/>
-              </w:rPr>
-              <w:t>一块空间，</w:t>
+              <w:t>看来，每记住一条街道，</w:t>
             </w:r>
           </w:p>
         </w:tc>
@@ -7622,29 +6480,20 @@
             <w:r>
               <w:rPr>
                 <w:rFonts w:ascii="Calibri" w:hAnsi="Calibri" w:eastAsia="微软雅黑"/>
+                <w:b/>
+                <w:color w:val="FB923C"/>
+                <w:sz w:val="26"/>
+              </w:rPr>
+              <w:t>occupied</w:t>
+            </w:r>
+            <w:r>
+              <w:rPr>
+                <w:rFonts w:ascii="Calibri" w:hAnsi="Calibri" w:eastAsia="微软雅黑"/>
                 <w:b w:val="0"/>
                 <w:color w:val="F0F7F2"/>
                 <w:sz w:val="26"/>
               </w:rPr>
-              <w:t xml:space="preserve">once </w:t>
-            </w:r>
-            <w:r>
-              <w:rPr>
-                <w:rFonts w:ascii="Calibri" w:hAnsi="Calibri" w:eastAsia="微软雅黑"/>
-                <w:b/>
-                <w:color w:val="FB923C"/>
-                <w:sz w:val="26"/>
-              </w:rPr>
-              <w:t>claimed</w:t>
-            </w:r>
-            <w:r>
-              <w:rPr>
-                <w:rFonts w:ascii="Calibri" w:hAnsi="Calibri" w:eastAsia="微软雅黑"/>
-                <w:b w:val="0"/>
-                <w:color w:val="F0F7F2"/>
-                <w:sz w:val="26"/>
-              </w:rPr>
-              <w:t xml:space="preserve"> by something else.</w:t>
+              <w:t xml:space="preserve"> room</w:t>
             </w:r>
           </w:p>
         </w:tc>
@@ -7666,7 +6515,7 @@
                 <w:color w:val="AAC4B6"/>
                 <w:sz w:val="21"/>
               </w:rPr>
-              <w:t>这块空间原本被别的东西</w:t>
+              <w:t>都</w:t>
             </w:r>
             <w:r>
               <w:rPr>
@@ -7682,6 +6531,123 @@
                 <w:rFonts w:ascii="Calibri" w:hAnsi="Calibri" w:eastAsia="微软雅黑"/>
                 <w:b/>
                 <w:color w:val="FB923C"/>
+                <w:sz w:val="21"/>
+              </w:rPr>
+              <w:t>占据了</w:t>
+            </w:r>
+            <w:r>
+              <w:rPr>
+                <w:rFonts w:ascii="Calibri" w:hAnsi="Calibri" w:eastAsia="微软雅黑"/>
+                <w:b w:val="0"/>
+                <w:color w:val="AAC4B6"/>
+                <w:sz w:val="21"/>
+              </w:rPr>
+              <w:t xml:space="preserve"> </w:t>
+            </w:r>
+            <w:r>
+              <w:rPr>
+                <w:rFonts w:ascii="Calibri" w:hAnsi="Calibri" w:eastAsia="微软雅黑"/>
+                <w:b w:val="0"/>
+                <w:color w:val="AAC4B6"/>
+                <w:sz w:val="21"/>
+              </w:rPr>
+              <w:t>一块空间，</w:t>
+            </w:r>
+          </w:p>
+        </w:tc>
+      </w:tr>
+    </w:tbl>
+    <w:tbl>
+      <w:tblPr>
+        <w:tblW w:type="auto" w:w="0"/>
+        <w:jc w:val="center"/>
+        <w:tblLayout w:type="autofit"/>
+        <w:tblLook w:firstColumn="1" w:firstRow="1" w:lastColumn="0" w:lastRow="0" w:noHBand="0" w:noVBand="1" w:val="04A0"/>
+        <w:tblBorders>
+          <w:top w:val="nil"/>
+          <w:left w:val="nil"/>
+          <w:bottom w:val="nil"/>
+          <w:right w:val="nil"/>
+          <w:insideH w:val="nil"/>
+          <w:insideV w:val="nil"/>
+        </w:tblBorders>
+      </w:tblPr>
+      <w:tblGrid>
+        <w:gridCol w:w="10540"/>
+      </w:tblGrid>
+      <w:tr>
+        <w:tc>
+          <w:tcPr>
+            <w:tcW w:type="dxa" w:w="10540"/>
+          </w:tcPr>
+          <w:p>
+            <w:pPr>
+              <w:spacing w:after="0"/>
+              <w:jc w:val="center"/>
+            </w:pPr>
+            <w:r>
+              <w:rPr>
+                <w:rFonts w:ascii="Calibri" w:hAnsi="Calibri" w:eastAsia="微软雅黑"/>
+                <w:b w:val="0"/>
+                <w:color w:val="F0F7F2"/>
+                <w:sz w:val="26"/>
+              </w:rPr>
+              <w:t xml:space="preserve">once </w:t>
+            </w:r>
+            <w:r>
+              <w:rPr>
+                <w:rFonts w:ascii="Calibri" w:hAnsi="Calibri" w:eastAsia="微软雅黑"/>
+                <w:b/>
+                <w:color w:val="5EEAD4"/>
+                <w:sz w:val="26"/>
+              </w:rPr>
+              <w:t>claimed</w:t>
+            </w:r>
+            <w:r>
+              <w:rPr>
+                <w:rFonts w:ascii="Calibri" w:hAnsi="Calibri" w:eastAsia="微软雅黑"/>
+                <w:b w:val="0"/>
+                <w:color w:val="F0F7F2"/>
+                <w:sz w:val="26"/>
+              </w:rPr>
+              <w:t xml:space="preserve"> by something else.</w:t>
+            </w:r>
+          </w:p>
+        </w:tc>
+      </w:tr>
+      <w:tr>
+        <w:tc>
+          <w:tcPr>
+            <w:tcW w:type="dxa" w:w="10540"/>
+          </w:tcPr>
+          <w:p>
+            <w:pPr>
+              <w:spacing w:after="0"/>
+              <w:jc w:val="center"/>
+            </w:pPr>
+            <w:r>
+              <w:rPr>
+                <w:rFonts w:ascii="Calibri" w:hAnsi="Calibri" w:eastAsia="微软雅黑"/>
+                <w:b w:val="0"/>
+                <w:color w:val="AAC4B6"/>
+                <w:sz w:val="21"/>
+              </w:rPr>
+              <w:t>这块空间原本被别的东西</w:t>
+            </w:r>
+            <w:r>
+              <w:rPr>
+                <w:rFonts w:ascii="Calibri" w:hAnsi="Calibri" w:eastAsia="微软雅黑"/>
+                <w:b w:val="0"/>
+                <w:color w:val="AAC4B6"/>
+                <w:sz w:val="21"/>
+              </w:rPr>
+              <w:t xml:space="preserve"> </w:t>
+            </w:r>
+            <w:r>
+              <w:rPr>
+                <w:rFonts w:ascii="Calibri" w:hAnsi="Calibri" w:eastAsia="微软雅黑"/>
+                <w:b/>
+                <w:color w:val="5EEAD4"/>
                 <w:sz w:val="21"/>
               </w:rPr>
               <w:t>占用</w:t>
